--- a/downloads/teacher/ai-1-week-31.docx
+++ b/downloads/teacher/ai-1-week-31.docx
@@ -2968,6 +2968,396 @@
         <w:t>Draw the sorter’s decision branches, loop-back arrows, final outputs and invalid-input path so every valid case can terminate.</w:t>
       </w:r>
     </w:p>
+    <w:p>
+      <w:pPr>
+        <w:pStyle w:val="Heading1"/>
+      </w:pPr>
+      <w:r>
+        <w:t>07. Prepare, teach and assess</w:t>
+      </w:r>
+    </w:p>
+    <w:p>
+      <w:r>
+        <w:t>Teaching target: Design a decision process that covers valid, invalid and no-match requests</w:t>
+      </w:r>
+    </w:p>
+    <w:p>
+      <w:r>
+        <w:t>Prepare the labelled worked-case picture, the matching workbook, fictional input cards and a place for individual responses. No paid AI account is required for the paper reasoning activities.</w:t>
+      </w:r>
+    </w:p>
+    <w:tbl>
+      <w:tblPr>
+        <w:tblStyle w:val="LightShading-Accent1"/>
+        <w:tblW w:type="auto" w:w="0"/>
+        <w:tblLook w:firstColumn="1" w:firstRow="1" w:lastColumn="0" w:lastRow="0" w:noHBand="0" w:noVBand="1" w:val="04A0"/>
+      </w:tblPr>
+      <w:tblGrid>
+        <w:gridCol w:w="3408"/>
+        <w:gridCol w:w="3408"/>
+        <w:gridCol w:w="3408"/>
+      </w:tblGrid>
+      <w:tr>
+        <w:trPr>
+          <w:tblHeader/>
+        </w:trPr>
+        <w:tc>
+          <w:tcPr>
+            <w:tcW w:type="dxa" w:w="3408"/>
+          </w:tcPr>
+          <w:p>
+            <w:r>
+              <w:t>Session</w:t>
+            </w:r>
+          </w:p>
+        </w:tc>
+        <w:tc>
+          <w:tcPr>
+            <w:tcW w:type="dxa" w:w="3408"/>
+          </w:tcPr>
+          <w:p>
+            <w:r>
+              <w:t>Plan</w:t>
+            </w:r>
+          </w:p>
+        </w:tc>
+        <w:tc>
+          <w:tcPr>
+            <w:tcW w:type="dxa" w:w="3408"/>
+          </w:tcPr>
+          <w:p>
+            <w:r>
+              <w:t>Resources</w:t>
+            </w:r>
+          </w:p>
+        </w:tc>
+      </w:tr>
+      <w:tr>
+        <w:tc>
+          <w:tcPr>
+            <w:tcW w:type="dxa" w:w="3408"/>
+          </w:tcPr>
+          <w:p>
+            <w:r>
+              <w:t>Session 1 · Understand · 45 min</w:t>
+            </w:r>
+          </w:p>
+        </w:tc>
+        <w:tc>
+          <w:tcPr>
+            <w:tcW w:type="dxa" w:w="3408"/>
+          </w:tcPr>
+          <w:p>
+            <w:r>
+              <w:t>0–7: recall and prerequisite; 7–15: inspect the concrete case and predict; 15–30: teacher models the worked trace; 30–40: learners explain a step using the text and visual; 40–45: check the core idea.</w:t>
+            </w:r>
+          </w:p>
+        </w:tc>
+        <w:tc>
+          <w:tcPr>
+            <w:tcW w:type="dxa" w:w="3408"/>
+          </w:tcPr>
+          <w:p>
+            <w:r>
+              <w:t>Sections 1–6; record the brief recall in the workbook.</w:t>
+            </w:r>
+          </w:p>
+        </w:tc>
+      </w:tr>
+      <w:tr>
+        <w:tc>
+          <w:tcPr>
+            <w:tcW w:type="dxa" w:w="3408"/>
+          </w:tcPr>
+          <w:p>
+            <w:r>
+              <w:t>Session 2 · Practise · 45 min</w:t>
+            </w:r>
+          </w:p>
+        </w:tc>
+        <w:tc>
+          <w:tcPr>
+            <w:tcW w:type="dxa" w:w="3408"/>
+          </w:tcPr>
+          <w:p>
+            <w:r>
+              <w:t>0–5: retrieve the procedure; 5–15: W2 completion practice; 15–23: explain and check with a partner; 23–30: each learner answers the misconception check; 30–40: targeted reteaching or a harder variation; 40–45: prepare the investigation.</w:t>
+            </w:r>
+          </w:p>
+        </w:tc>
+        <w:tc>
+          <w:tcPr>
+            <w:tcW w:type="dxa" w:w="3408"/>
+          </w:tcPr>
+          <w:p>
+            <w:r>
+              <w:t>Sections 7–10; use the matching workbook W2 and misconception check.</w:t>
+            </w:r>
+          </w:p>
+        </w:tc>
+      </w:tr>
+      <w:tr>
+        <w:tc>
+          <w:tcPr>
+            <w:tcW w:type="dxa" w:w="3408"/>
+          </w:tcPr>
+          <w:p>
+            <w:r>
+              <w:t>Session 3 · Investigate and transfer · 45 min</w:t>
+            </w:r>
+          </w:p>
+        </w:tc>
+        <w:tc>
+          <w:tcPr>
+            <w:tcW w:type="dxa" w:w="3408"/>
+          </w:tcPr>
+          <w:p>
+            <w:r>
+              <w:t>0–5: retrieve the decision rule; 5–20: investigate or trace; 20–30: start the independent case; 30–38: connect the project; 38–43: act on feedback; 43–45: plan the return check.</w:t>
+            </w:r>
+          </w:p>
+        </w:tc>
+        <w:tc>
+          <w:tcPr>
+            <w:tcW w:type="dxa" w:w="3408"/>
+          </w:tcPr>
+          <w:p>
+            <w:r>
+              <w:t>Sections 9 and 11–14. Give extra time to finish the full task set; use Section 15 when the week includes a coding lab.</w:t>
+            </w:r>
+          </w:p>
+        </w:tc>
+      </w:tr>
+    </w:tbl>
+    <w:p>
+      <w:r>
+        <w:t>Before class, solve the supported practice: Trace 9 minutes with Quiet required No. Record the current candidate, time result, quiet condition and next step until the process stops. Explain why the request values should not change as the candidate advances.</w:t>
+      </w:r>
+    </w:p>
+    <w:p>
+      <w:r>
+        <w:t>Reasoned practice answer: B1 fails time because 10 is greater than 9; quiet is unrestricted. Advance to B2. B2 passes time because 8 is no more than 9 and quiet is not required, so suggest B2 and stop. Candidate state changes to search the catalogue; changing the request values would solve a different task.</w:t>
+      </w:r>
+    </w:p>
+    <w:p>
+      <w:r>
+        <w:t>Check every learner before discussion: Use the worked case for Designing a complete decision process. Proposed explanation: “One failed row proves no match”. Decide whether this explanation is supported. Point to the step or supplied fact that decides; explain your repair if needed.</w:t>
+      </w:r>
+    </w:p>
+    <w:p>
+      <w:r>
+        <w:t>Misconception repair: Later rows may fit; continue until a fit or catalogue exhaustion.</w:t>
+      </w:r>
+    </w:p>
+    <w:p>
+      <w:r>
+        <w:t>Support: read the exact case aloud, enlarge the labelled picture, supply input cards and model only the first deciding step. Accept a spoken explanation or drawing; retain the reasoning goal.</w:t>
+      </w:r>
+    </w:p>
+    <w:p>
+      <w:r>
+        <w:t>Extension: Increase scissors needed to 3. Require a prediction and a reason before comparing. Expected result: K3 is selected. Reason: K1 lacks glue; K2 has only 2 scissors; K3 has glue and 4.</w:t>
+      </w:r>
+    </w:p>
+    <w:p>
+      <w:r>
+        <w:t>Independent assessment: withhold the reserved answer until the learner has attempted the new case. Record support separately from correctness.</w:t>
+      </w:r>
+    </w:p>
+    <w:tbl>
+      <w:tblPr>
+        <w:tblStyle w:val="LightShading-Accent1"/>
+        <w:tblW w:type="auto" w:w="0"/>
+        <w:tblLook w:firstColumn="1" w:firstRow="1" w:lastColumn="0" w:lastRow="0" w:noHBand="0" w:noVBand="1" w:val="04A0"/>
+      </w:tblPr>
+      <w:tblGrid>
+        <w:gridCol w:w="2556"/>
+        <w:gridCol w:w="2556"/>
+        <w:gridCol w:w="2556"/>
+        <w:gridCol w:w="2556"/>
+      </w:tblGrid>
+      <w:tr>
+        <w:trPr>
+          <w:tblHeader/>
+        </w:trPr>
+        <w:tc>
+          <w:tcPr>
+            <w:tcW w:type="dxa" w:w="2556"/>
+          </w:tcPr>
+          <w:p>
+            <w:r>
+              <w:t>Criterion</w:t>
+            </w:r>
+          </w:p>
+        </w:tc>
+        <w:tc>
+          <w:tcPr>
+            <w:tcW w:type="dxa" w:w="2556"/>
+          </w:tcPr>
+          <w:p>
+            <w:r>
+              <w:t>Not yet</w:t>
+            </w:r>
+          </w:p>
+        </w:tc>
+        <w:tc>
+          <w:tcPr>
+            <w:tcW w:type="dxa" w:w="2556"/>
+          </w:tcPr>
+          <w:p>
+            <w:r>
+              <w:t>With support</w:t>
+            </w:r>
+          </w:p>
+        </w:tc>
+        <w:tc>
+          <w:tcPr>
+            <w:tcW w:type="dxa" w:w="2556"/>
+          </w:tcPr>
+          <w:p>
+            <w:r>
+              <w:t>Independent</w:t>
+            </w:r>
+          </w:p>
+        </w:tc>
+      </w:tr>
+      <w:tr>
+        <w:tc>
+          <w:tcPr>
+            <w:tcW w:type="dxa" w:w="2556"/>
+          </w:tcPr>
+          <w:p>
+            <w:r>
+              <w:t>Explanation</w:t>
+            </w:r>
+          </w:p>
+        </w:tc>
+        <w:tc>
+          <w:tcPr>
+            <w:tcW w:type="dxa" w:w="2556"/>
+          </w:tcPr>
+          <w:p>
+            <w:r>
+              <w:t>Names an answer without a deciding fact</w:t>
+            </w:r>
+          </w:p>
+        </w:tc>
+        <w:tc>
+          <w:tcPr>
+            <w:tcW w:type="dxa" w:w="2556"/>
+          </w:tcPr>
+          <w:p>
+            <w:r>
+              <w:t>Uses a hint to link fact and decision</w:t>
+            </w:r>
+          </w:p>
+        </w:tc>
+        <w:tc>
+          <w:tcPr>
+            <w:tcW w:type="dxa" w:w="2556"/>
+          </w:tcPr>
+          <w:p>
+            <w:r>
+              <w:t>Explains the deciding fact in own words</w:t>
+            </w:r>
+          </w:p>
+        </w:tc>
+      </w:tr>
+      <w:tr>
+        <w:tc>
+          <w:tcPr>
+            <w:tcW w:type="dxa" w:w="2556"/>
+          </w:tcPr>
+          <w:p>
+            <w:r>
+              <w:t>Trace or test</w:t>
+            </w:r>
+          </w:p>
+        </w:tc>
+        <w:tc>
+          <w:tcPr>
+            <w:tcW w:type="dxa" w:w="2556"/>
+          </w:tcPr>
+          <w:p>
+            <w:r>
+              <w:t>Cannot connect input and result</w:t>
+            </w:r>
+          </w:p>
+        </w:tc>
+        <w:tc>
+          <w:tcPr>
+            <w:tcW w:type="dxa" w:w="2556"/>
+          </w:tcPr>
+          <w:p>
+            <w:r>
+              <w:t>Completes steps with prompts</w:t>
+            </w:r>
+          </w:p>
+        </w:tc>
+        <w:tc>
+          <w:tcPr>
+            <w:tcW w:type="dxa" w:w="2556"/>
+          </w:tcPr>
+          <w:p>
+            <w:r>
+              <w:t>Traces or tests a changed case accurately</w:t>
+            </w:r>
+          </w:p>
+        </w:tc>
+      </w:tr>
+      <w:tr>
+        <w:tc>
+          <w:tcPr>
+            <w:tcW w:type="dxa" w:w="2556"/>
+          </w:tcPr>
+          <w:p>
+            <w:r>
+              <w:t>Limits and revision</w:t>
+            </w:r>
+          </w:p>
+        </w:tc>
+        <w:tc>
+          <w:tcPr>
+            <w:tcW w:type="dxa" w:w="2556"/>
+          </w:tcPr>
+          <w:p>
+            <w:r>
+              <w:t>Claims more than evidence supports</w:t>
+            </w:r>
+          </w:p>
+        </w:tc>
+        <w:tc>
+          <w:tcPr>
+            <w:tcW w:type="dxa" w:w="2556"/>
+          </w:tcPr>
+          <w:p>
+            <w:r>
+              <w:t>Names a limit after a prompt</w:t>
+            </w:r>
+          </w:p>
+        </w:tc>
+        <w:tc>
+          <w:tcPr>
+            <w:tcW w:type="dxa" w:w="2556"/>
+          </w:tcPr>
+          <w:p>
+            <w:r>
+              <w:t>States a defensible limit and useful next test</w:t>
+            </w:r>
+          </w:p>
+        </w:tc>
+      </w:tr>
+    </w:tbl>
+    <w:p>
+      <w:r>
+        <w:t>Project checkpoint: Present and defend. Demonstrate the system, explain one failure and justify the next improvement with evidence.</w:t>
+      </w:r>
+    </w:p>
+    <w:p>
+      <w:r>
+        <w:t>Use the weekly teacher answer for topic-specific reasoning. A saved progress tick is an activity record; judge mastery from the learner’s explanation and evidence.</w:t>
+      </w:r>
+    </w:p>
     <w:sectPr>
       <w:pgSz w:w="12240" w:h="15840"/>
       <w:pgMar w:top="936" w:right="1008" w:bottom="936" w:left="1008" w:header="720" w:footer="720" w:gutter="0"/>

--- a/downloads/teacher/ai-1-week-31.docx
+++ b/downloads/teacher/ai-1-week-31.docx
@@ -3358,6 +3358,39 @@
         <w:t>Use the weekly teacher answer for topic-specific reasoning. A saved progress tick is an activity record; judge mastery from the learner’s explanation and evidence.</w:t>
       </w:r>
     </w:p>
+    <w:p>
+      <w:pPr>
+        <w:pStyle w:val="Heading1"/>
+      </w:pPr>
+      <w:r>
+        <w:t>08. Use feedback, labs and repair paths</w:t>
+      </w:r>
+    </w:p>
+    <w:p>
+      <w:r>
+        <w:t>Use the two formative questions as supported practice, not as independent mastery scores. Discuss the deciding evidence rather than accepting a guessed selection.</w:t>
+      </w:r>
+    </w:p>
+    <w:p>
+      <w:r>
+        <w:t>The feedback comes from the reviewed public worked case. Do not reveal the separately reserved independent teacher answer until the learner has attempted that case.</w:t>
+      </w:r>
+    </w:p>
+    <w:p>
+      <w:r>
+        <w:t>Ask students to predict before running code. Preserve errors and actual outputs; collect a changed test and an explanation. The branch-boundary and indexing lessons deliberately include failure cases.</w:t>
+      </w:r>
+    </w:p>
+    <w:p>
+      <w:r>
+        <w:t>Use the earlier worked-explanation links to address a specific missing building block, then return to the current question. Adapt this suggestion after observing the learner; it is not an automatic diagnosis.</w:t>
+      </w:r>
+    </w:p>
+    <w:p>
+      <w:r>
+        <w:t>Collect the completed-work portfolio as evidence. Record support separately from correctness, and assess explanation, trace/test and limitations. Progress ticks and quiz selections alone do not establish mastery.</w:t>
+      </w:r>
+    </w:p>
     <w:sectPr>
       <w:pgSz w:w="12240" w:h="15840"/>
       <w:pgMar w:top="936" w:right="1008" w:bottom="936" w:left="1008" w:header="720" w:footer="720" w:gutter="0"/>

--- a/downloads/teacher/ai-1-week-31.docx
+++ b/downloads/teacher/ai-1-week-31.docx
@@ -29,6 +29,11 @@
       </w:r>
     </w:p>
     <w:p>
+      <w:r>
+        <w:t>Prepare Design the Decision Process: check the target, prerequisites, resources and adaptable teaching schedule.</w:t>
+      </w:r>
+    </w:p>
+    <w:p>
       <w:pPr>
         <w:pStyle w:val="Heading3"/>
       </w:pPr>
@@ -37,8 +42,26 @@
       </w:r>
     </w:p>
     <w:p>
-      <w:r>
-        <w:t>Primary target: Design a decision process that covers valid, invalid and no-match requests</w:t>
+      <w:pPr>
+        <w:spacing w:line="336" w:lineRule="auto" w:after="180"/>
+      </w:pPr>
+      <w:r>
+        <w:rPr>
+          <w:b w:val="0"/>
+        </w:rPr>
+        <w:t xml:space="preserve">Primary target: Design a decision </w:t>
+      </w:r>
+      <w:r>
+        <w:rPr>
+          <w:b/>
+        </w:rPr>
+        <w:t>process</w:t>
+      </w:r>
+      <w:r>
+        <w:rPr>
+          <w:b w:val="0"/>
+        </w:rPr>
+        <w:t xml:space="preserve"> that covers valid, invalid and no-match requests</w:t>
       </w:r>
     </w:p>
     <w:tbl>
@@ -185,8 +208,37 @@
       </w:tr>
     </w:tbl>
     <w:p>
-      <w:r>
-        <w:t>This is a starting allocation of 135 minutes, not a validated duration. Preserve all named topics. Schedule extra time for connected examples, the full investigation, independent cases and project building. Repeated copies of a case share one recorded attempt; they are not new evidence.</w:t>
+      <w:pPr>
+        <w:spacing w:line="336" w:lineRule="auto" w:after="180"/>
+      </w:pPr>
+      <w:r>
+        <w:rPr>
+          <w:b w:val="0"/>
+        </w:rPr>
+        <w:t>This is a starting allocation of 135 minutes, not a validated duration. Preserve all named topics. Schedule extra time for connected examples, the full investigation, independent cases and project building.</w:t>
+      </w:r>
+    </w:p>
+    <w:p>
+      <w:pPr>
+        <w:spacing w:line="336" w:lineRule="auto" w:after="180"/>
+      </w:pPr>
+      <w:r>
+        <w:rPr>
+          <w:b w:val="0"/>
+        </w:rPr>
+        <w:t xml:space="preserve">Repeated copies of a case share one recorded attempt; they are not new </w:t>
+      </w:r>
+      <w:r>
+        <w:rPr>
+          <w:b/>
+        </w:rPr>
+        <w:t>evidence</w:t>
+      </w:r>
+      <w:r>
+        <w:rPr>
+          <w:b w:val="0"/>
+        </w:rPr>
+        <w:t>.</w:t>
       </w:r>
     </w:p>
     <w:p>
@@ -206,18 +258,95 @@
       </w:r>
     </w:p>
     <w:p>
-      <w:r>
-        <w:t>Without opening the old lesson, explain one key idea from Choose Inputs and Outputs. Give an example and a mistake that the idea helps you avoid.</w:t>
-      </w:r>
-    </w:p>
-    <w:p>
-      <w:r>
-        <w:t>Look for: Turn the project outcome into precise input and output requirements</w:t>
-      </w:r>
-    </w:p>
-    <w:p>
-      <w:r>
-        <w:t>Reference example, not the only acceptable wording: Time required must be no more than available time; when quiet is required the activity must be quiet. Choose the first compatible activity in B1 to B4 order. No means quiet is not required, not forbidden, so quiet B1 is permitted if 10 minutes fits.</w:t>
+      <w:pPr>
+        <w:spacing w:line="336" w:lineRule="auto" w:after="180"/>
+      </w:pPr>
+      <w:r>
+        <w:rPr>
+          <w:b w:val="0"/>
+        </w:rPr>
+        <w:t xml:space="preserve">Without opening the old lesson, explain one key idea from Choose </w:t>
+      </w:r>
+      <w:r>
+        <w:rPr>
+          <w:b/>
+        </w:rPr>
+        <w:t>Input</w:t>
+      </w:r>
+      <w:r>
+        <w:rPr>
+          <w:b w:val="0"/>
+        </w:rPr>
+        <w:t xml:space="preserve">s and </w:t>
+      </w:r>
+      <w:r>
+        <w:rPr>
+          <w:b/>
+        </w:rPr>
+        <w:t>Output</w:t>
+      </w:r>
+      <w:r>
+        <w:rPr>
+          <w:b w:val="0"/>
+        </w:rPr>
+        <w:t>s. Give an example and a mistake that the idea helps you avoid.</w:t>
+      </w:r>
+    </w:p>
+    <w:p>
+      <w:pPr>
+        <w:spacing w:line="336" w:lineRule="auto" w:after="180"/>
+      </w:pPr>
+      <w:r>
+        <w:rPr>
+          <w:b w:val="0"/>
+        </w:rPr>
+        <w:t xml:space="preserve">Look for: Turn the project outcome into precise </w:t>
+      </w:r>
+      <w:r>
+        <w:rPr>
+          <w:b/>
+        </w:rPr>
+        <w:t>input</w:t>
+      </w:r>
+      <w:r>
+        <w:rPr>
+          <w:b w:val="0"/>
+        </w:rPr>
+        <w:t xml:space="preserve"> and </w:t>
+      </w:r>
+      <w:r>
+        <w:rPr>
+          <w:b/>
+        </w:rPr>
+        <w:t>output</w:t>
+      </w:r>
+      <w:r>
+        <w:rPr>
+          <w:b w:val="0"/>
+        </w:rPr>
+        <w:t xml:space="preserve"> requirements</w:t>
+      </w:r>
+    </w:p>
+    <w:p>
+      <w:pPr>
+        <w:spacing w:line="336" w:lineRule="auto" w:after="180"/>
+      </w:pPr>
+      <w:r>
+        <w:rPr>
+          <w:b w:val="0"/>
+        </w:rPr>
+        <w:t>Reference example, not the only acceptable wording: Time required must be no more than available time; when quiet is required the activity must be quiet. Choose the first compatible activity in B1 to B4 order.</w:t>
+      </w:r>
+    </w:p>
+    <w:p>
+      <w:pPr>
+        <w:spacing w:line="336" w:lineRule="auto" w:after="180"/>
+      </w:pPr>
+      <w:r>
+        <w:rPr>
+          <w:b w:val="0"/>
+        </w:rPr>
+        <w:t>No means quiet is not required, not forbidden, so quiet B1 is permitted if 10 minutes fits.</w:t>
       </w:r>
     </w:p>
     <w:p>
@@ -229,18 +358,59 @@
       </w:r>
     </w:p>
     <w:p>
-      <w:r>
+      <w:pPr>
+        <w:spacing w:line="336" w:lineRule="auto" w:after="180"/>
+      </w:pPr>
+      <w:r>
+        <w:rPr>
+          <w:b w:val="0"/>
+        </w:rPr>
         <w:t>Without opening the old lesson, explain one key idea from Humans Set Boundaries. Give an example and a mistake that the idea helps you avoid.</w:t>
       </w:r>
     </w:p>
     <w:p>
-      <w:r>
-        <w:t>Look for: Distinguish a system’s capability, the correctness of its output and permission to take an action</w:t>
-      </w:r>
-    </w:p>
-    <w:p>
-      <w:r>
-        <w:t>Reference example, not the only acceptable wording: The button establishes a capability. The fact check establishes factual support for A at that time. The approval permits the specified classroom-board action within its limits. Public posting is outside that permission even though the button exists and A is factually checked.</w:t>
+      <w:pPr>
+        <w:spacing w:line="336" w:lineRule="auto" w:after="180"/>
+      </w:pPr>
+      <w:r>
+        <w:rPr>
+          <w:b w:val="0"/>
+        </w:rPr>
+        <w:t xml:space="preserve">Look for: Distinguish a system’s capability, the correctness of its </w:t>
+      </w:r>
+      <w:r>
+        <w:rPr>
+          <w:b/>
+        </w:rPr>
+        <w:t>output</w:t>
+      </w:r>
+      <w:r>
+        <w:rPr>
+          <w:b w:val="0"/>
+        </w:rPr>
+        <w:t xml:space="preserve"> and permission to take an action</w:t>
+      </w:r>
+    </w:p>
+    <w:p>
+      <w:pPr>
+        <w:spacing w:line="336" w:lineRule="auto" w:after="180"/>
+      </w:pPr>
+      <w:r>
+        <w:rPr>
+          <w:b w:val="0"/>
+        </w:rPr>
+        <w:t>Reference example, not the only acceptable wording: The button establishes a capability. The fact check establishes factual support for A at that time.</w:t>
+      </w:r>
+    </w:p>
+    <w:p>
+      <w:pPr>
+        <w:spacing w:line="336" w:lineRule="auto" w:after="180"/>
+      </w:pPr>
+      <w:r>
+        <w:rPr>
+          <w:b w:val="0"/>
+        </w:rPr>
+        <w:t>The approval permits the specified classroom-board action within its limits. Public posting is outside that permission even though the button exists and A is factually checked.</w:t>
       </w:r>
     </w:p>
     <w:p>
@@ -252,22 +422,81 @@
       </w:r>
     </w:p>
     <w:p>
-      <w:r>
+      <w:pPr>
+        <w:spacing w:line="336" w:lineRule="auto" w:after="180"/>
+      </w:pPr>
+      <w:r>
+        <w:rPr>
+          <w:b w:val="0"/>
+        </w:rPr>
         <w:t>Without opening the old lesson, explain one key idea from Generate, Retrieve, or Calculate?. Give an example and a mistake that the idea helps you avoid.</w:t>
       </w:r>
     </w:p>
     <w:p>
-      <w:r>
-        <w:t>Look for: Distinguish retrieving a record, calculating from inputs and generating wording</w:t>
-      </w:r>
-    </w:p>
-    <w:p>
-      <w:r>
-        <w:t>Reference example, not the only acceptable wording: Room: retrieval, checked against the right source N2 and event. Remaining places: calculation, checked as 6 × 4 − 3 = 21 with correct inputs. Title: generation, checked for the requested style and unsupported factual details. An application can combine them; the labels describe operations rather than exclusive types of application.</w:t>
-      </w:r>
-    </w:p>
-    <w:p>
-      <w:r>
+      <w:pPr>
+        <w:spacing w:line="336" w:lineRule="auto" w:after="180"/>
+      </w:pPr>
+      <w:r>
+        <w:rPr>
+          <w:b w:val="0"/>
+        </w:rPr>
+        <w:t xml:space="preserve">Look for: Distinguish retrieving a record, calculating from </w:t>
+      </w:r>
+      <w:r>
+        <w:rPr>
+          <w:b/>
+        </w:rPr>
+        <w:t>input</w:t>
+      </w:r>
+      <w:r>
+        <w:rPr>
+          <w:b w:val="0"/>
+        </w:rPr>
+        <w:t>s and generating wording</w:t>
+      </w:r>
+    </w:p>
+    <w:p>
+      <w:pPr>
+        <w:spacing w:line="336" w:lineRule="auto" w:after="180"/>
+      </w:pPr>
+      <w:r>
+        <w:rPr>
+          <w:b w:val="0"/>
+        </w:rPr>
+        <w:t xml:space="preserve">Reference example, not the only acceptable wording: Room: retrieval, checked against the right source N2 and event. Remaining places: calculation, checked as 6 × 4 − 3 = 21 with correct </w:t>
+      </w:r>
+      <w:r>
+        <w:rPr>
+          <w:b/>
+        </w:rPr>
+        <w:t>input</w:t>
+      </w:r>
+      <w:r>
+        <w:rPr>
+          <w:b w:val="0"/>
+        </w:rPr>
+        <w:t>s.</w:t>
+      </w:r>
+    </w:p>
+    <w:p>
+      <w:pPr>
+        <w:spacing w:line="336" w:lineRule="auto" w:after="180"/>
+      </w:pPr>
+      <w:r>
+        <w:rPr>
+          <w:b w:val="0"/>
+        </w:rPr>
+        <w:t>Title: generation, checked for the requested style and unsupported factual details. An application can combine them; the labels describe operations rather than exclusive types of application.</w:t>
+      </w:r>
+    </w:p>
+    <w:p>
+      <w:pPr>
+        <w:spacing w:line="336" w:lineRule="auto" w:after="180"/>
+      </w:pPr>
+      <w:r>
+        <w:rPr>
+          <w:b w:val="0"/>
+        </w:rPr>
         <w:t>Use the student module and workbook section with this exact week title. The worked case, independent question and answers below form one aligned lesson sequence.</w:t>
       </w:r>
     </w:p>
@@ -280,8 +509,38 @@
       </w:r>
     </w:p>
     <w:p>
-      <w:r>
-        <w:t>Rule: if paper then P, otherwise M. Inputs are paper, metal, glass and unknown. Repair the rule for paper and metal trays without inventing a glass tray. Trace all four inputs.</w:t>
+      <w:pPr>
+        <w:spacing w:line="336" w:lineRule="auto" w:after="180"/>
+      </w:pPr>
+      <w:r>
+        <w:rPr>
+          <w:b w:val="0"/>
+        </w:rPr>
+        <w:t xml:space="preserve">Rule: if paper then P, otherwise M. </w:t>
+      </w:r>
+      <w:r>
+        <w:rPr>
+          <w:b/>
+        </w:rPr>
+        <w:t>Input</w:t>
+      </w:r>
+      <w:r>
+        <w:rPr>
+          <w:b w:val="0"/>
+        </w:rPr>
+        <w:t xml:space="preserve">s are paper, metal, glass and unknown. Repair the rule for paper and metal trays without inventing a glass tray. Trace all four </w:t>
+      </w:r>
+      <w:r>
+        <w:rPr>
+          <w:b/>
+        </w:rPr>
+        <w:t>input</w:t>
+      </w:r>
+      <w:r>
+        <w:rPr>
+          <w:b w:val="0"/>
+        </w:rPr>
+        <w:t>s.</w:t>
       </w:r>
     </w:p>
     <w:p>
@@ -293,8 +552,38 @@
       </w:r>
     </w:p>
     <w:p>
-      <w:r>
-        <w:t>Rules or learned patterns must connect inputs to outputs transparently.</w:t>
+      <w:pPr>
+        <w:spacing w:line="336" w:lineRule="auto" w:after="180"/>
+      </w:pPr>
+      <w:r>
+        <w:rPr>
+          <w:b w:val="0"/>
+        </w:rPr>
+        <w:t xml:space="preserve">Rules or learned patterns must connect </w:t>
+      </w:r>
+      <w:r>
+        <w:rPr>
+          <w:b/>
+        </w:rPr>
+        <w:t>input</w:t>
+      </w:r>
+      <w:r>
+        <w:rPr>
+          <w:b w:val="0"/>
+        </w:rPr>
+        <w:t xml:space="preserve">s to </w:t>
+      </w:r>
+      <w:r>
+        <w:rPr>
+          <w:b/>
+        </w:rPr>
+        <w:t>output</w:t>
+      </w:r>
+      <w:r>
+        <w:rPr>
+          <w:b w:val="0"/>
+        </w:rPr>
+        <w:t>s transparently.</w:t>
       </w:r>
     </w:p>
     <w:tbl>
@@ -430,26 +719,117 @@
       </w:r>
     </w:p>
     <w:p>
-      <w:r>
+      <w:pPr>
+        <w:spacing w:line="336" w:lineRule="auto" w:after="180"/>
+      </w:pPr>
+      <w:r>
+        <w:rPr>
+          <w:b w:val="0"/>
+        </w:rPr>
         <w:t>Use the supplied scenario, student illustrations and blank paper. For numeric work, offer counters or a calculator after learners show the setup. Fictional records are supplied; personal data and paid accounts are unnecessary.</w:t>
       </w:r>
     </w:p>
     <w:p>
-      <w:r>
-        <w:t>Allow 80 minutes: recall 8; explanation 12; worked demonstration 15; guided practice 20; independent assessment 15; project and reflection 10. Extend the lab into a second session when needed.</w:t>
-      </w:r>
-    </w:p>
-    <w:p>
       <w:pPr>
         <w:pStyle w:val="Heading3"/>
       </w:pPr>
       <w:r>
+        <w:t>Alternative compact allocation</w:t>
+      </w:r>
+    </w:p>
+    <w:p>
+      <w:r>
+        <w:t>This compact option is not the full-week schedule. Use the main teaching cycle and allow extra sessions for the investigation, independent work and project.</w:t>
+      </w:r>
+    </w:p>
+    <w:p>
+      <w:pPr>
+        <w:spacing w:line="336" w:lineRule="auto" w:after="180"/>
+        <w:shd w:fill="F1F6F8"/>
+      </w:pPr>
+      <w:r>
+        <w:rPr>
+          <w:b w:val="0"/>
+        </w:rPr>
+        <w:t xml:space="preserve">Allow 80 minutes: recall 8; </w:t>
+      </w:r>
+      <w:r>
+        <w:rPr>
+          <w:b/>
+        </w:rPr>
+        <w:t>explanation</w:t>
+      </w:r>
+      <w:r>
+        <w:rPr>
+          <w:b w:val="0"/>
+        </w:rPr>
+        <w:t xml:space="preserve"> 12; worked demonstration 15; guided practice 20; independent assessment 15; project and reflection 10. Extend the lab into a second session when needed.</w:t>
+      </w:r>
+    </w:p>
+    <w:p>
+      <w:pPr>
+        <w:pStyle w:val="Heading3"/>
+      </w:pPr>
+      <w:r>
         <w:t>Preparation for the connected explanation</w:t>
       </w:r>
     </w:p>
     <w:p>
-      <w:r>
-        <w:t>Keep Week 30’s requirements separate from the algorithm that implements them. The manual baseline marked all rows; this design may stop at the first fit while preserving the required output. Check more than final labels: pupils must explain both conditions, validation and progress through the finite catalogue. This is an explicit-rule recommender, not a model fitted from examples.</w:t>
+      <w:pPr>
+        <w:spacing w:line="336" w:lineRule="auto" w:after="180"/>
+      </w:pPr>
+      <w:r>
+        <w:rPr>
+          <w:b w:val="0"/>
+        </w:rPr>
+        <w:t xml:space="preserve">Keep Week 30’s requirements separate from the algorithm that implements them. The manual </w:t>
+      </w:r>
+      <w:r>
+        <w:rPr>
+          <w:b/>
+        </w:rPr>
+        <w:t>baseline</w:t>
+      </w:r>
+      <w:r>
+        <w:rPr>
+          <w:b w:val="0"/>
+        </w:rPr>
+        <w:t xml:space="preserve"> marked all rows; this design may stop at the first fit while preserving the required </w:t>
+      </w:r>
+      <w:r>
+        <w:rPr>
+          <w:b/>
+        </w:rPr>
+        <w:t>output</w:t>
+      </w:r>
+      <w:r>
+        <w:rPr>
+          <w:b w:val="0"/>
+        </w:rPr>
+        <w:t>.</w:t>
+      </w:r>
+    </w:p>
+    <w:p>
+      <w:pPr>
+        <w:spacing w:line="336" w:lineRule="auto" w:after="180"/>
+      </w:pPr>
+      <w:r>
+        <w:rPr>
+          <w:b w:val="0"/>
+        </w:rPr>
+        <w:t xml:space="preserve">Check more than final labels: pupils must explain both conditions, </w:t>
+      </w:r>
+      <w:r>
+        <w:rPr>
+          <w:b/>
+        </w:rPr>
+        <w:t>validation</w:t>
+      </w:r>
+      <w:r>
+        <w:rPr>
+          <w:b w:val="0"/>
+        </w:rPr>
+        <w:t xml:space="preserve"> and progress through the finite catalogue. This is an explicit-rule recommender, not a model fitted from examples.</w:t>
       </w:r>
     </w:p>
     <w:p>
@@ -461,23 +841,95 @@
       </w:r>
     </w:p>
     <w:p>
-      <w:r>
-        <w:t>Blank time requires clarification because an input is missing. Zero is valid within 0 to 30, but no activity in the catalogue fits it, so the correct result is no match.</w:t>
-      </w:r>
-    </w:p>
-    <w:p>
-      <w:r>
+      <w:pPr>
+        <w:spacing w:line="336" w:lineRule="auto" w:after="180"/>
+      </w:pPr>
+      <w:r>
+        <w:rPr>
+          <w:b w:val="0"/>
+        </w:rPr>
+        <w:t xml:space="preserve">Blank time requires clarification because an </w:t>
+      </w:r>
+      <w:r>
+        <w:rPr>
+          <w:b/>
+        </w:rPr>
+        <w:t>input</w:t>
+      </w:r>
+      <w:r>
+        <w:rPr>
+          <w:b w:val="0"/>
+        </w:rPr>
+        <w:t xml:space="preserve"> is missing. Zero is valid within 0 to 30, but no activity in the catalogue fits it, so the correct result is no match.</w:t>
+      </w:r>
+    </w:p>
+    <w:p>
+      <w:pPr>
+        <w:spacing w:line="336" w:lineRule="auto" w:after="180"/>
+      </w:pPr>
+      <w:r>
+        <w:rPr>
+          <w:b w:val="0"/>
+        </w:rPr>
         <w:t>The unchanged B1 to B4 catalogue and Week 30 requirements</w:t>
       </w:r>
     </w:p>
     <w:p>
-      <w:r>
-        <w:t>Four candidate cards and a marker for the current row</w:t>
-      </w:r>
-    </w:p>
-    <w:p>
-      <w:r>
-        <w:t>Paper for a process drawing and a trace with candidate, checks and next step</w:t>
+      <w:pPr>
+        <w:spacing w:line="336" w:lineRule="auto" w:after="180"/>
+      </w:pPr>
+      <w:r>
+        <w:rPr>
+          <w:b w:val="0"/>
+        </w:rPr>
+        <w:t xml:space="preserve">Four </w:t>
+      </w:r>
+      <w:r>
+        <w:rPr>
+          <w:b/>
+        </w:rPr>
+        <w:t>candidate</w:t>
+      </w:r>
+      <w:r>
+        <w:rPr>
+          <w:b w:val="0"/>
+        </w:rPr>
+        <w:t xml:space="preserve"> cards and a marker for the current row</w:t>
+      </w:r>
+    </w:p>
+    <w:p>
+      <w:pPr>
+        <w:spacing w:line="336" w:lineRule="auto" w:after="180"/>
+      </w:pPr>
+      <w:r>
+        <w:rPr>
+          <w:b w:val="0"/>
+        </w:rPr>
+        <w:t xml:space="preserve">Paper for a </w:t>
+      </w:r>
+      <w:r>
+        <w:rPr>
+          <w:b/>
+        </w:rPr>
+        <w:t>process</w:t>
+      </w:r>
+      <w:r>
+        <w:rPr>
+          <w:b w:val="0"/>
+        </w:rPr>
+        <w:t xml:space="preserve"> drawing and a trace with </w:t>
+      </w:r>
+      <w:r>
+        <w:rPr>
+          <w:b/>
+        </w:rPr>
+        <w:t>candidate</w:t>
+      </w:r>
+      <w:r>
+        <w:rPr>
+          <w:b w:val="0"/>
+        </w:rPr>
+        <w:t>, checks and next step</w:t>
       </w:r>
     </w:p>
     <w:p>
@@ -489,12 +941,48 @@
       </w:r>
     </w:p>
     <w:p>
-      <w:r>
-        <w:t>By the end, I can design a complete decision flow with validation, search and stopping.</w:t>
-      </w:r>
-    </w:p>
-    <w:p>
-      <w:r>
+      <w:pPr>
+        <w:spacing w:line="336" w:lineRule="auto" w:after="180"/>
+      </w:pPr>
+      <w:r>
+        <w:rPr>
+          <w:b w:val="0"/>
+        </w:rPr>
+        <w:t xml:space="preserve">By the end, I can design a complete </w:t>
+      </w:r>
+      <w:r>
+        <w:rPr>
+          <w:b/>
+        </w:rPr>
+        <w:t>decision flow</w:t>
+      </w:r>
+      <w:r>
+        <w:rPr>
+          <w:b w:val="0"/>
+        </w:rPr>
+        <w:t xml:space="preserve"> with </w:t>
+      </w:r>
+      <w:r>
+        <w:rPr>
+          <w:b/>
+        </w:rPr>
+        <w:t>validation</w:t>
+      </w:r>
+      <w:r>
+        <w:rPr>
+          <w:b w:val="0"/>
+        </w:rPr>
+        <w:t>, search and stopping.</w:t>
+      </w:r>
+    </w:p>
+    <w:p>
+      <w:pPr>
+        <w:spacing w:line="336" w:lineRule="auto" w:after="180"/>
+      </w:pPr>
+      <w:r>
+        <w:rPr>
+          <w:b w:val="0"/>
+        </w:rPr>
         <w:t>This added worked case illustrates the week’s main idea. Retain all original and connected topics; schedule its practice within the teaching cycle.</w:t>
       </w:r>
     </w:p>
@@ -507,86 +995,483 @@
       </w:r>
     </w:p>
     <w:p>
+      <w:r>
+        <w:t>Model Design the Decision Process using the supplied case, labelled mechanism and reasoning. Make the scope of each conclusion explicit.</w:t>
+      </w:r>
+    </w:p>
+    <w:p>
+      <w:pPr>
+        <w:spacing w:line="336" w:lineRule="auto" w:after="180"/>
+      </w:pPr>
+      <w:r>
+        <w:rPr>
+          <w:b w:val="0"/>
+        </w:rPr>
+        <w:t>Follow the information instead of imagining magic inside the machine.</w:t>
+      </w:r>
+    </w:p>
+    <w:p>
       <w:pPr>
         <w:pStyle w:val="Heading3"/>
       </w:pPr>
       <w:r>
-        <w:t>Explain the mechanism</w:t>
-      </w:r>
-    </w:p>
-    <w:p>
-      <w:r>
-        <w:t>Follow the information instead of imagining magic inside the machine.</w:t>
-      </w:r>
-    </w:p>
-    <w:p>
-      <w:r>
-        <w:t>INPUT approved input fields</w:t>
-      </w:r>
-    </w:p>
-    <w:p>
-      <w:r>
-        <w:t>PROCESS smallest rule or learned decision flow with visible branches</w:t>
-      </w:r>
-    </w:p>
-    <w:p>
-      <w:r>
-        <w:t>OUTPUT suggested bin, not sure, and reason</w:t>
-      </w:r>
-    </w:p>
-    <w:p>
-      <w:r>
-        <w:t>CORE IDEA Rules or learned patterns must connect inputs to outputs transparently.</w:t>
-      </w:r>
-    </w:p>
-    <w:p>
-      <w:r>
-        <w:t>UNDER THE HOOD A decision process operationalizes the interface contract. Simplicity improves testability and explanation, but oversimplification can erase relevant distinctions. Learned components need explicit data, threshold, and fallback documentation.</w:t>
-      </w:r>
-    </w:p>
-    <w:p>
-      <w:r>
+        <w:t>1. Input — information entering</w:t>
+      </w:r>
+    </w:p>
+    <w:p>
+      <w:pPr>
+        <w:spacing w:line="336" w:lineRule="auto" w:after="180"/>
+        <w:shd w:fill="F4F9FC"/>
+      </w:pPr>
+      <w:r>
+        <w:rPr>
+          <w:b/>
+        </w:rPr>
+        <w:t>INPUT</w:t>
+      </w:r>
+      <w:r>
+        <w:rPr>
+          <w:b w:val="0"/>
+        </w:rPr>
+        <w:t xml:space="preserve"> approved </w:t>
+      </w:r>
+      <w:r>
+        <w:rPr>
+          <w:b/>
+        </w:rPr>
+        <w:t>input</w:t>
+      </w:r>
+      <w:r>
+        <w:rPr>
+          <w:b w:val="0"/>
+        </w:rPr>
+        <w:t xml:space="preserve"> fields</w:t>
+      </w:r>
+    </w:p>
+    <w:p>
+      <w:pPr>
+        <w:pStyle w:val="Heading3"/>
+      </w:pPr>
+      <w:r>
+        <w:t>2. Process — the deciding step</w:t>
+      </w:r>
+    </w:p>
+    <w:p>
+      <w:pPr>
+        <w:spacing w:line="336" w:lineRule="auto" w:after="180"/>
+        <w:shd w:fill="F4F9FC"/>
+      </w:pPr>
+      <w:r>
+        <w:rPr>
+          <w:b/>
+        </w:rPr>
+        <w:t>PROCESS</w:t>
+      </w:r>
+      <w:r>
+        <w:rPr>
+          <w:b w:val="0"/>
+        </w:rPr>
+        <w:t xml:space="preserve"> smallest rule or learned </w:t>
+      </w:r>
+      <w:r>
+        <w:rPr>
+          <w:b/>
+        </w:rPr>
+        <w:t>decision flow</w:t>
+      </w:r>
+      <w:r>
+        <w:rPr>
+          <w:b w:val="0"/>
+        </w:rPr>
+        <w:t xml:space="preserve"> with visible </w:t>
+      </w:r>
+      <w:r>
+        <w:rPr>
+          <w:b/>
+        </w:rPr>
+        <w:t>branch</w:t>
+      </w:r>
+      <w:r>
+        <w:rPr>
+          <w:b w:val="0"/>
+        </w:rPr>
+        <w:t>es</w:t>
+      </w:r>
+    </w:p>
+    <w:p>
+      <w:pPr>
+        <w:pStyle w:val="Heading3"/>
+      </w:pPr>
+      <w:r>
+        <w:t>3. Output — the result</w:t>
+      </w:r>
+    </w:p>
+    <w:p>
+      <w:pPr>
+        <w:spacing w:line="336" w:lineRule="auto" w:after="180"/>
+        <w:shd w:fill="F4F9FC"/>
+      </w:pPr>
+      <w:r>
+        <w:rPr>
+          <w:b/>
+        </w:rPr>
+        <w:t>OUTPUT</w:t>
+      </w:r>
+      <w:r>
+        <w:rPr>
+          <w:b w:val="0"/>
+        </w:rPr>
+        <w:t xml:space="preserve"> suggested bin, not sure, and reason</w:t>
+      </w:r>
+    </w:p>
+    <w:p>
+      <w:pPr>
+        <w:pStyle w:val="Heading3"/>
+      </w:pPr>
+      <w:r>
+        <w:t>Key idea</w:t>
+      </w:r>
+    </w:p>
+    <w:p>
+      <w:pPr>
+        <w:spacing w:line="336" w:lineRule="auto" w:after="180"/>
+        <w:shd w:fill="EDF7F3"/>
+      </w:pPr>
+      <w:r>
+        <w:rPr>
+          <w:b w:val="0"/>
+        </w:rPr>
+        <w:t xml:space="preserve">CORE IDEA Rules or learned patterns must connect </w:t>
+      </w:r>
+      <w:r>
+        <w:rPr>
+          <w:b/>
+        </w:rPr>
+        <w:t>input</w:t>
+      </w:r>
+      <w:r>
+        <w:rPr>
+          <w:b w:val="0"/>
+        </w:rPr>
+        <w:t xml:space="preserve">s to </w:t>
+      </w:r>
+      <w:r>
+        <w:rPr>
+          <w:b/>
+        </w:rPr>
+        <w:t>output</w:t>
+      </w:r>
+      <w:r>
+        <w:rPr>
+          <w:b w:val="0"/>
+        </w:rPr>
+        <w:t>s transparently.</w:t>
+      </w:r>
+    </w:p>
+    <w:p>
+      <w:pPr>
+        <w:pStyle w:val="Heading3"/>
+      </w:pPr>
+      <w:r>
+        <w:t>How the mechanism works</w:t>
+      </w:r>
+    </w:p>
+    <w:p>
+      <w:pPr>
+        <w:spacing w:line="336" w:lineRule="auto" w:after="180"/>
+        <w:shd w:fill="F1F6F8"/>
+      </w:pPr>
+      <w:r>
+        <w:rPr>
+          <w:b w:val="0"/>
+        </w:rPr>
+        <w:t xml:space="preserve">UNDER THE HOOD A decision </w:t>
+      </w:r>
+      <w:r>
+        <w:rPr>
+          <w:b/>
+        </w:rPr>
+        <w:t>process</w:t>
+      </w:r>
+      <w:r>
+        <w:rPr>
+          <w:b w:val="0"/>
+        </w:rPr>
+        <w:t xml:space="preserve"> operationalizes the interface contract. Simplicity improves testability and </w:t>
+      </w:r>
+      <w:r>
+        <w:rPr>
+          <w:b/>
+        </w:rPr>
+        <w:t>explanation</w:t>
+      </w:r>
+      <w:r>
+        <w:rPr>
+          <w:b w:val="0"/>
+        </w:rPr>
+        <w:t>, but oversimplification can erase relevant distinctions.</w:t>
+      </w:r>
+    </w:p>
+    <w:p>
+      <w:pPr>
+        <w:spacing w:line="336" w:lineRule="auto" w:after="180"/>
+        <w:shd w:fill="F1F6F8"/>
+      </w:pPr>
+      <w:r>
+        <w:rPr>
+          <w:b w:val="0"/>
+        </w:rPr>
+        <w:t>Learned components need explicit data, threshold, and fallback documentation.</w:t>
+      </w:r>
+    </w:p>
+    <w:p>
+      <w:pPr>
+        <w:spacing w:line="336" w:lineRule="auto" w:after="180"/>
+      </w:pPr>
+      <w:r>
+        <w:rPr>
+          <w:b w:val="0"/>
+        </w:rPr>
         <w:t>Draw a fresh example with all three stages:</w:t>
       </w:r>
     </w:p>
     <w:p>
-      <w:r>
-        <w:t>Every step connects a claim to observable evidence.</w:t>
-      </w:r>
-    </w:p>
-    <w:p>
-      <w:r>
+      <w:pPr>
+        <w:spacing w:line="336" w:lineRule="auto" w:after="180"/>
+      </w:pPr>
+      <w:r>
+        <w:rPr>
+          <w:b w:val="0"/>
+        </w:rPr>
+        <w:t xml:space="preserve">Every step connects a claim to observable </w:t>
+      </w:r>
+      <w:r>
+        <w:rPr>
+          <w:b/>
+        </w:rPr>
+        <w:t>evidence</w:t>
+      </w:r>
+      <w:r>
+        <w:rPr>
+          <w:b w:val="0"/>
+        </w:rPr>
+        <w:t>.</w:t>
+      </w:r>
+    </w:p>
+    <w:p>
+      <w:pPr>
+        <w:pStyle w:val="Heading3"/>
+      </w:pPr>
+      <w:r>
+        <w:t>The case to investigate</w:t>
+      </w:r>
+    </w:p>
+    <w:p>
+      <w:pPr>
+        <w:spacing w:line="336" w:lineRule="auto" w:after="180"/>
+        <w:shd w:fill="F1F6FC"/>
+      </w:pPr>
+      <w:r>
+        <w:rPr>
+          <w:b w:val="0"/>
+        </w:rPr>
         <w:t>CASE A transparent sorter first checks item type, then one disambiguating feature, then sends unclear items to review.</w:t>
       </w:r>
     </w:p>
     <w:p>
-      <w:r>
-        <w:t>STEP 1 — OBSERVE approved input fields</w:t>
-      </w:r>
-    </w:p>
-    <w:p>
-      <w:r>
-        <w:t>STEP 2 — TRACE smallest rule or learned decision flow with visible branches</w:t>
-      </w:r>
-    </w:p>
-    <w:p>
-      <w:r>
+      <w:pPr>
+        <w:pStyle w:val="Heading3"/>
+      </w:pPr>
+      <w:r>
+        <w:t>Step 1</w:t>
+      </w:r>
+    </w:p>
+    <w:p>
+      <w:pPr>
+        <w:spacing w:line="336" w:lineRule="auto" w:after="180"/>
+        <w:shd w:fill="F4F9FC"/>
+      </w:pPr>
+      <w:r>
+        <w:rPr>
+          <w:b w:val="0"/>
+        </w:rPr>
+        <w:t xml:space="preserve">STEP 1 — OBSERVE approved </w:t>
+      </w:r>
+      <w:r>
+        <w:rPr>
+          <w:b/>
+        </w:rPr>
+        <w:t>input</w:t>
+      </w:r>
+      <w:r>
+        <w:rPr>
+          <w:b w:val="0"/>
+        </w:rPr>
+        <w:t xml:space="preserve"> fields</w:t>
+      </w:r>
+    </w:p>
+    <w:p>
+      <w:pPr>
+        <w:pStyle w:val="Heading3"/>
+      </w:pPr>
+      <w:r>
+        <w:t>Step 2</w:t>
+      </w:r>
+    </w:p>
+    <w:p>
+      <w:pPr>
+        <w:spacing w:line="336" w:lineRule="auto" w:after="180"/>
+        <w:shd w:fill="F4F9FC"/>
+      </w:pPr>
+      <w:r>
+        <w:rPr>
+          <w:b w:val="0"/>
+        </w:rPr>
+        <w:t xml:space="preserve">STEP 2 — TRACE smallest rule or learned </w:t>
+      </w:r>
+      <w:r>
+        <w:rPr>
+          <w:b/>
+        </w:rPr>
+        <w:t>decision flow</w:t>
+      </w:r>
+      <w:r>
+        <w:rPr>
+          <w:b w:val="0"/>
+        </w:rPr>
+        <w:t xml:space="preserve"> with visible </w:t>
+      </w:r>
+      <w:r>
+        <w:rPr>
+          <w:b/>
+        </w:rPr>
+        <w:t>branch</w:t>
+      </w:r>
+      <w:r>
+        <w:rPr>
+          <w:b w:val="0"/>
+        </w:rPr>
+        <w:t>es</w:t>
+      </w:r>
+    </w:p>
+    <w:p>
+      <w:pPr>
+        <w:pStyle w:val="Heading3"/>
+      </w:pPr>
+      <w:r>
+        <w:t>Step 3</w:t>
+      </w:r>
+    </w:p>
+    <w:p>
+      <w:pPr>
+        <w:spacing w:line="336" w:lineRule="auto" w:after="180"/>
+        <w:shd w:fill="F4F9FC"/>
+      </w:pPr>
+      <w:r>
+        <w:rPr>
+          <w:b w:val="0"/>
+        </w:rPr>
         <w:t>STEP 3 — CONCLUDE suggested bin, not sure, and reason</w:t>
       </w:r>
     </w:p>
     <w:p>
-      <w:r>
-        <w:t>MODEL REASONING Start with a baseline whose branches can be read aloud. Each input must affect a decision or be removed. Add not-sure and review paths, then explain when a learned component would earn its added complexity.</w:t>
-      </w:r>
-    </w:p>
-    <w:p>
-      <w:r>
+      <w:pPr>
+        <w:pStyle w:val="Heading3"/>
+      </w:pPr>
+      <w:r>
+        <w:t>Model answer</w:t>
+      </w:r>
+    </w:p>
+    <w:p>
+      <w:pPr>
+        <w:spacing w:line="336" w:lineRule="auto" w:after="180"/>
+        <w:shd w:fill="F1F6FC"/>
+      </w:pPr>
+      <w:r>
+        <w:rPr>
+          <w:b w:val="0"/>
+        </w:rPr>
+        <w:t xml:space="preserve">MODEL REASONING Start with a </w:t>
+      </w:r>
+      <w:r>
+        <w:rPr>
+          <w:b/>
+        </w:rPr>
+        <w:t>baseline</w:t>
+      </w:r>
+      <w:r>
+        <w:rPr>
+          <w:b w:val="0"/>
+        </w:rPr>
+        <w:t xml:space="preserve"> whose </w:t>
+      </w:r>
+      <w:r>
+        <w:rPr>
+          <w:b/>
+        </w:rPr>
+        <w:t>branch</w:t>
+      </w:r>
+      <w:r>
+        <w:rPr>
+          <w:b w:val="0"/>
+        </w:rPr>
+        <w:t xml:space="preserve">es can be read aloud. Each </w:t>
+      </w:r>
+      <w:r>
+        <w:rPr>
+          <w:b/>
+        </w:rPr>
+        <w:t>input</w:t>
+      </w:r>
+      <w:r>
+        <w:rPr>
+          <w:b w:val="0"/>
+        </w:rPr>
+        <w:t xml:space="preserve"> must affect a decision or be removed. Add not-sure and review paths, then explain when a learned component would earn its added complexity.</w:t>
+      </w:r>
+    </w:p>
+    <w:p>
+      <w:pPr>
+        <w:pStyle w:val="Heading3"/>
+      </w:pPr>
+      <w:r>
+        <w:t>A claim to avoid</w:t>
+      </w:r>
+    </w:p>
+    <w:p>
+      <w:pPr>
+        <w:spacing w:line="336" w:lineRule="auto" w:after="180"/>
+        <w:shd w:fill="FFF5E6"/>
+      </w:pPr>
+      <w:r>
+        <w:rPr>
+          <w:b w:val="0"/>
+        </w:rPr>
         <w:t>DO NOT OVERCLAIM Transparent does not mean correct; the flow still needs testing.</w:t>
       </w:r>
     </w:p>
     <w:p>
-      <w:r>
-        <w:t>What new evidence could change this answer?</w:t>
+      <w:pPr>
+        <w:spacing w:line="336" w:lineRule="auto" w:after="180"/>
+        <w:shd w:fill="F5F1FB"/>
+      </w:pPr>
+      <w:r>
+        <w:rPr>
+          <w:b w:val="0"/>
+        </w:rPr>
+        <w:t xml:space="preserve">What new </w:t>
+      </w:r>
+      <w:r>
+        <w:rPr>
+          <w:b/>
+        </w:rPr>
+        <w:t>evidence</w:t>
+      </w:r>
+      <w:r>
+        <w:rPr>
+          <w:b w:val="0"/>
+        </w:rPr>
+        <w:t xml:space="preserve"> could change this answer?</w:t>
       </w:r>
     </w:p>
     <w:p>
@@ -598,12 +1483,54 @@
       </w:r>
     </w:p>
     <w:p>
-      <w:r>
-        <w:t>A rule sends paper to P and everything else to M. Inputs include paper, metal and glass.</w:t>
-      </w:r>
-    </w:p>
-    <w:p>
-      <w:r>
+      <w:pPr>
+        <w:pStyle w:val="Heading3"/>
+      </w:pPr>
+      <w:r>
+        <w:t>The teaching case</w:t>
+      </w:r>
+    </w:p>
+    <w:p>
+      <w:pPr>
+        <w:spacing w:line="336" w:lineRule="auto" w:after="180"/>
+        <w:shd w:fill="F1F6FC"/>
+      </w:pPr>
+      <w:r>
+        <w:rPr>
+          <w:b w:val="0"/>
+        </w:rPr>
+        <w:t xml:space="preserve">A rule sends paper to P and everything else to M. </w:t>
+      </w:r>
+      <w:r>
+        <w:rPr>
+          <w:b/>
+        </w:rPr>
+        <w:t>Input</w:t>
+      </w:r>
+      <w:r>
+        <w:rPr>
+          <w:b w:val="0"/>
+        </w:rPr>
+        <w:t>s include paper, metal and glass.</w:t>
+      </w:r>
+    </w:p>
+    <w:p>
+      <w:pPr>
+        <w:pStyle w:val="Heading3"/>
+      </w:pPr>
+      <w:r>
+        <w:t>The teaching case</w:t>
+      </w:r>
+    </w:p>
+    <w:p>
+      <w:pPr>
+        <w:spacing w:line="336" w:lineRule="auto" w:after="180"/>
+        <w:shd w:fill="F1F6FC"/>
+      </w:pPr>
+      <w:r>
+        <w:rPr>
+          <w:b w:val="0"/>
+        </w:rPr>
         <w:t>Trace glass and repair the rule.</w:t>
       </w:r>
     </w:p>
@@ -616,41 +1543,403 @@
       </w:r>
     </w:p>
     <w:p>
-      <w:r>
-        <w:t>Glass incorrectly goes to M. Add an explicit metal check and a glass or review branch. Otherwise includes all remaining cases.</w:t>
-      </w:r>
-    </w:p>
-    <w:p>
       <w:pPr>
         <w:pStyle w:val="Heading3"/>
       </w:pPr>
       <w:r>
+        <w:t>Why the result follows</w:t>
+      </w:r>
+    </w:p>
+    <w:p>
+      <w:pPr>
+        <w:spacing w:line="336" w:lineRule="auto" w:after="180"/>
+        <w:shd w:fill="F1F6FC"/>
+      </w:pPr>
+      <w:r>
+        <w:rPr>
+          <w:b w:val="0"/>
+        </w:rPr>
+        <w:t xml:space="preserve">Glass incorrectly goes to M. Add an explicit metal check and a glass or review </w:t>
+      </w:r>
+      <w:r>
+        <w:rPr>
+          <w:b/>
+        </w:rPr>
+        <w:t>branch</w:t>
+      </w:r>
+      <w:r>
+        <w:rPr>
+          <w:b w:val="0"/>
+        </w:rPr>
+        <w:t>. Otherwise includes all remaining cases.</w:t>
+      </w:r>
+    </w:p>
+    <w:p>
+      <w:pPr>
+        <w:pStyle w:val="Heading3"/>
+      </w:pPr>
+      <w:r>
         <w:t>Explain the added worked example</w:t>
       </w:r>
     </w:p>
     <w:p>
-      <w:r>
-        <w:t>A complete process says what happens for every kind of request in the task. It must handle a fitting activity, no fitting activity and unusable input. We will design a paper algorithm before building the prototype. Its decisions use the requirements from Week 30, so a different drawing should not silently change what counts as correct.</w:t>
-      </w:r>
-    </w:p>
-    <w:p>
-      <w:r>
-        <w:t>Keep the same catalogue order: B1 Bookmark drawing, 10 minutes, quiet Yes; B2 Story circle, 8 minutes, quiet No; B3 Pattern puzzle, 12 minutes, quiet Yes; B4 Tower challenge, 15 minutes, quiet No. These are fixed paper-model values with materials assumed available. Valid input is a whole number of minutes from 0 to 30 and Quiet required Yes or No.</w:t>
-      </w:r>
-    </w:p>
-    <w:p>
-      <w:r>
-        <w:t>A candidate fits when its required minutes are no more than the available minutes and either quiet is not required or the activity is quiet. Both parts must hold. The output is the first fitting activity in catalogue order, with a reason, or a clear no-match result. Invalid or missing input produces a clarification request. None of these outputs books materials or publishes a message.</w:t>
-      </w:r>
-    </w:p>
-    <w:p>
-      <w:r>
-        <w:t>Begin by checking the request. If minutes are missing, outside 0 to 30 or not a whole number, ask for a whole number in that range. If the quiet field is not Yes or No, ask for one of those values. State the fields needing correction and stop this run. When a corrected request arrives, validate it as a new run rather than continuing with old candidate state.</w:t>
-      </w:r>
-    </w:p>
-    <w:p>
-      <w:r>
-        <w:t>For a valid request, start at B1. Check time and the quiet condition for the current candidate. If both pass, output that candidate and stop. If either fails, move forward exactly one row. After B4 fails, there is no next row, so output no match and stop. Never jump back to B1 within the same search.</w:t>
+      <w:pPr>
+        <w:pStyle w:val="Heading3"/>
+      </w:pPr>
+      <w:r>
+        <w:t>Explain the added worked example · 1</w:t>
+      </w:r>
+    </w:p>
+    <w:p>
+      <w:pPr>
+        <w:spacing w:line="336" w:lineRule="auto" w:after="180"/>
+      </w:pPr>
+      <w:r>
+        <w:rPr>
+          <w:b w:val="0"/>
+        </w:rPr>
+        <w:t xml:space="preserve">A complete </w:t>
+      </w:r>
+      <w:r>
+        <w:rPr>
+          <w:b/>
+        </w:rPr>
+        <w:t>process</w:t>
+      </w:r>
+      <w:r>
+        <w:rPr>
+          <w:b w:val="0"/>
+        </w:rPr>
+        <w:t xml:space="preserve"> says what happens for every kind of request in the task. It must handle a </w:t>
+      </w:r>
+      <w:r>
+        <w:rPr>
+          <w:b/>
+        </w:rPr>
+        <w:t>fitting</w:t>
+      </w:r>
+      <w:r>
+        <w:rPr>
+          <w:b w:val="0"/>
+        </w:rPr>
+        <w:t xml:space="preserve"> activity, no </w:t>
+      </w:r>
+      <w:r>
+        <w:rPr>
+          <w:b/>
+        </w:rPr>
+        <w:t>fitting</w:t>
+      </w:r>
+      <w:r>
+        <w:rPr>
+          <w:b w:val="0"/>
+        </w:rPr>
+        <w:t xml:space="preserve"> activity and unusable </w:t>
+      </w:r>
+      <w:r>
+        <w:rPr>
+          <w:b/>
+        </w:rPr>
+        <w:t>input</w:t>
+      </w:r>
+      <w:r>
+        <w:rPr>
+          <w:b w:val="0"/>
+        </w:rPr>
+        <w:t>. We will design a paper algorithm before building the prototype.</w:t>
+      </w:r>
+    </w:p>
+    <w:p>
+      <w:pPr>
+        <w:spacing w:line="336" w:lineRule="auto" w:after="180"/>
+      </w:pPr>
+      <w:r>
+        <w:rPr>
+          <w:b w:val="0"/>
+        </w:rPr>
+        <w:t>Its decisions use the requirements from Week 30, so a different drawing should not silently change what counts as correct.</w:t>
+      </w:r>
+    </w:p>
+    <w:p>
+      <w:pPr>
+        <w:pStyle w:val="Heading3"/>
+      </w:pPr>
+      <w:r>
+        <w:t>Explain the added worked example · 2</w:t>
+      </w:r>
+    </w:p>
+    <w:p>
+      <w:pPr>
+        <w:spacing w:line="336" w:lineRule="auto" w:after="180"/>
+      </w:pPr>
+      <w:r>
+        <w:rPr>
+          <w:b w:val="0"/>
+        </w:rPr>
+        <w:t xml:space="preserve">Keep the same catalogue order: B1 Bookmark drawing, 10 minutes, quiet Yes; B2 Story circle, 8 minutes, quiet No; B3 Pattern puzzle, </w:t>
+      </w:r>
+      <w:r>
+        <w:rPr>
+          <w:b/>
+        </w:rPr>
+        <w:t>12 minutes</w:t>
+      </w:r>
+      <w:r>
+        <w:rPr>
+          <w:b w:val="0"/>
+        </w:rPr>
+        <w:t>, quiet Yes; B4 Tower challenge, 15 minutes, quiet No.</w:t>
+      </w:r>
+    </w:p>
+    <w:p>
+      <w:pPr>
+        <w:spacing w:line="336" w:lineRule="auto" w:after="180"/>
+      </w:pPr>
+      <w:r>
+        <w:rPr>
+          <w:b w:val="0"/>
+        </w:rPr>
+        <w:t xml:space="preserve">These are fixed paper-model values with materials assumed available. Valid </w:t>
+      </w:r>
+      <w:r>
+        <w:rPr>
+          <w:b/>
+        </w:rPr>
+        <w:t>input</w:t>
+      </w:r>
+      <w:r>
+        <w:rPr>
+          <w:b w:val="0"/>
+        </w:rPr>
+        <w:t xml:space="preserve"> is a whole number of minutes from 0 to 30 and Quiet required Yes or No.</w:t>
+      </w:r>
+    </w:p>
+    <w:p>
+      <w:pPr>
+        <w:pStyle w:val="Heading3"/>
+      </w:pPr>
+      <w:r>
+        <w:t>Explain the added worked example · 3</w:t>
+      </w:r>
+    </w:p>
+    <w:p>
+      <w:pPr>
+        <w:spacing w:line="336" w:lineRule="auto" w:after="180"/>
+      </w:pPr>
+      <w:r>
+        <w:rPr>
+          <w:b w:val="0"/>
+        </w:rPr>
+        <w:t xml:space="preserve">A </w:t>
+      </w:r>
+      <w:r>
+        <w:rPr>
+          <w:b/>
+        </w:rPr>
+        <w:t>candidate</w:t>
+      </w:r>
+      <w:r>
+        <w:rPr>
+          <w:b w:val="0"/>
+        </w:rPr>
+        <w:t xml:space="preserve"> fits when its required minutes are no more than the available minutes and either quiet is not required or the activity is quiet. Both parts must hold.</w:t>
+      </w:r>
+    </w:p>
+    <w:p>
+      <w:pPr>
+        <w:spacing w:line="336" w:lineRule="auto" w:after="180"/>
+      </w:pPr>
+      <w:r>
+        <w:rPr>
+          <w:b w:val="0"/>
+        </w:rPr>
+        <w:t xml:space="preserve">The </w:t>
+      </w:r>
+      <w:r>
+        <w:rPr>
+          <w:b/>
+        </w:rPr>
+        <w:t>output</w:t>
+      </w:r>
+      <w:r>
+        <w:rPr>
+          <w:b w:val="0"/>
+        </w:rPr>
+        <w:t xml:space="preserve"> is the first </w:t>
+      </w:r>
+      <w:r>
+        <w:rPr>
+          <w:b/>
+        </w:rPr>
+        <w:t>fitting</w:t>
+      </w:r>
+      <w:r>
+        <w:rPr>
+          <w:b w:val="0"/>
+        </w:rPr>
+        <w:t xml:space="preserve"> activity in catalogue order, with a reason, or a clear no-match result. Invalid or missing </w:t>
+      </w:r>
+      <w:r>
+        <w:rPr>
+          <w:b/>
+        </w:rPr>
+        <w:t>input</w:t>
+      </w:r>
+      <w:r>
+        <w:rPr>
+          <w:b w:val="0"/>
+        </w:rPr>
+        <w:t xml:space="preserve"> produces a clarification request. None of these </w:t>
+      </w:r>
+      <w:r>
+        <w:rPr>
+          <w:b/>
+        </w:rPr>
+        <w:t>output</w:t>
+      </w:r>
+      <w:r>
+        <w:rPr>
+          <w:b w:val="0"/>
+        </w:rPr>
+        <w:t>s books materials or publishes a message.</w:t>
+      </w:r>
+    </w:p>
+    <w:p>
+      <w:pPr>
+        <w:pStyle w:val="Heading3"/>
+      </w:pPr>
+      <w:r>
+        <w:t>Explain the added worked example · 4</w:t>
+      </w:r>
+    </w:p>
+    <w:p>
+      <w:pPr>
+        <w:spacing w:line="336" w:lineRule="auto" w:after="180"/>
+      </w:pPr>
+      <w:r>
+        <w:rPr>
+          <w:b w:val="0"/>
+        </w:rPr>
+        <w:t>Begin by checking the request. If minutes are missing, outside 0 to 30 or not a whole number, ask for a whole number in that range. If the quiet field is not Yes or No, ask for one of those values.</w:t>
+      </w:r>
+    </w:p>
+    <w:p>
+      <w:pPr>
+        <w:spacing w:line="336" w:lineRule="auto" w:after="180"/>
+      </w:pPr>
+      <w:r>
+        <w:rPr>
+          <w:b/>
+        </w:rPr>
+        <w:t>State</w:t>
+      </w:r>
+      <w:r>
+        <w:rPr>
+          <w:b w:val="0"/>
+        </w:rPr>
+        <w:t xml:space="preserve"> the fields needing correction and stop this run. When a corrected request arrives, validate it as a new run rather than continuing with old </w:t>
+      </w:r>
+      <w:r>
+        <w:rPr>
+          <w:b/>
+        </w:rPr>
+        <w:t>candidate</w:t>
+      </w:r>
+      <w:r>
+        <w:rPr>
+          <w:b w:val="0"/>
+        </w:rPr>
+        <w:t xml:space="preserve"> </w:t>
+      </w:r>
+      <w:r>
+        <w:rPr>
+          <w:b/>
+        </w:rPr>
+        <w:t>state</w:t>
+      </w:r>
+      <w:r>
+        <w:rPr>
+          <w:b w:val="0"/>
+        </w:rPr>
+        <w:t>.</w:t>
+      </w:r>
+    </w:p>
+    <w:p>
+      <w:pPr>
+        <w:pStyle w:val="Heading3"/>
+      </w:pPr>
+      <w:r>
+        <w:t>Explain the added worked example · 5</w:t>
+      </w:r>
+    </w:p>
+    <w:p>
+      <w:pPr>
+        <w:spacing w:line="336" w:lineRule="auto" w:after="180"/>
+      </w:pPr>
+      <w:r>
+        <w:rPr>
+          <w:b w:val="0"/>
+        </w:rPr>
+        <w:t xml:space="preserve">For a valid request, start at B1. Check time and the quiet condition for the current </w:t>
+      </w:r>
+      <w:r>
+        <w:rPr>
+          <w:b/>
+        </w:rPr>
+        <w:t>candidate</w:t>
+      </w:r>
+      <w:r>
+        <w:rPr>
+          <w:b w:val="0"/>
+        </w:rPr>
+        <w:t xml:space="preserve">. If both pass, </w:t>
+      </w:r>
+      <w:r>
+        <w:rPr>
+          <w:b/>
+        </w:rPr>
+        <w:t>output</w:t>
+      </w:r>
+      <w:r>
+        <w:rPr>
+          <w:b w:val="0"/>
+        </w:rPr>
+        <w:t xml:space="preserve"> that </w:t>
+      </w:r>
+      <w:r>
+        <w:rPr>
+          <w:b/>
+        </w:rPr>
+        <w:t>candidate</w:t>
+      </w:r>
+      <w:r>
+        <w:rPr>
+          <w:b w:val="0"/>
+        </w:rPr>
+        <w:t xml:space="preserve"> and stop. If either fails, move forward exactly one row.</w:t>
+      </w:r>
+    </w:p>
+    <w:p>
+      <w:pPr>
+        <w:spacing w:line="336" w:lineRule="auto" w:after="180"/>
+      </w:pPr>
+      <w:r>
+        <w:rPr>
+          <w:b w:val="0"/>
+        </w:rPr>
+        <w:t xml:space="preserve">After B4 fails, there is no next row, so </w:t>
+      </w:r>
+      <w:r>
+        <w:rPr>
+          <w:b/>
+        </w:rPr>
+        <w:t>output</w:t>
+      </w:r>
+      <w:r>
+        <w:rPr>
+          <w:b w:val="0"/>
+        </w:rPr>
+        <w:t xml:space="preserve"> no match and stop. Never jump back to B1 within the same search.</w:t>
       </w:r>
     </w:p>
     <w:p>
@@ -816,8 +2105,37 @@
       </w:r>
     </w:p>
     <w:p>
-      <w:r>
-        <w:t>Use the complete worked example below before asking learners to complete W2. Reveal a small part, invite a prediction, then explain the deciding step. These teacher notes contain solutions; do not reveal the independent case answer during modelling.</w:t>
+      <w:pPr>
+        <w:spacing w:line="336" w:lineRule="auto" w:after="180"/>
+      </w:pPr>
+      <w:r>
+        <w:rPr>
+          <w:b w:val="0"/>
+        </w:rPr>
+        <w:t xml:space="preserve">Use the complete worked example below before asking learners to complete W2. Reveal a small part, invite a </w:t>
+      </w:r>
+      <w:r>
+        <w:rPr>
+          <w:b/>
+        </w:rPr>
+        <w:t>prediction</w:t>
+      </w:r>
+      <w:r>
+        <w:rPr>
+          <w:b w:val="0"/>
+        </w:rPr>
+        <w:t>, then explain the deciding step.</w:t>
+      </w:r>
+    </w:p>
+    <w:p>
+      <w:pPr>
+        <w:spacing w:line="336" w:lineRule="auto" w:after="180"/>
+      </w:pPr>
+      <w:r>
+        <w:rPr>
+          <w:b w:val="0"/>
+        </w:rPr>
+        <w:t>These teacher notes contain solutions; do not reveal the independent case answer during modelling.</w:t>
       </w:r>
     </w:p>
     <w:tbl>
@@ -835,6 +2153,38 @@
         <w:trPr>
           <w:tblHeader/>
         </w:trPr>
+        <w:tc>
+          <w:tcPr>
+            <w:tcW w:type="dxa" w:w="3408"/>
+          </w:tcPr>
+          <w:p>
+            <w:r>
+              <w:t>Stage for 9 minutes and Quiet required No</w:t>
+            </w:r>
+          </w:p>
+        </w:tc>
+        <w:tc>
+          <w:tcPr>
+            <w:tcW w:type="dxa" w:w="3408"/>
+          </w:tcPr>
+          <w:p>
+            <w:r>
+              <w:t>Evidence</w:t>
+            </w:r>
+          </w:p>
+        </w:tc>
+        <w:tc>
+          <w:tcPr>
+            <w:tcW w:type="dxa" w:w="3408"/>
+          </w:tcPr>
+          <w:p>
+            <w:r>
+              <w:t>Next state or output</w:t>
+            </w:r>
+          </w:p>
+        </w:tc>
+      </w:tr>
+      <w:tr>
         <w:tc>
           <w:tcPr>
             <w:tcW w:type="dxa" w:w="3408"/>
@@ -932,13 +2282,153 @@
       </w:tr>
     </w:tbl>
     <w:p>
-      <w:r>
-        <w:t>The current candidate changes from B1 to B2. The request values stay the same. After B2 passes, the process stops: it does not replace B2 with a later fitting row. This early stop preserves the first-match rule and gives the same required suggestion as the manual baseline, which marked every row before selecting the first fit.</w:t>
-      </w:r>
-    </w:p>
-    <w:p>
-      <w:r>
-        <w:t>Termination needs a reason. There are only four rows, each failed check moves to the next row, and no row is revisited. A valid request therefore examines at most four candidates. A success can stop sooner. Invalid input stops before the search. Merely drawing an arrow around a loop is not enough; the state must make progress toward an end.</w:t>
+      <w:pPr>
+        <w:pStyle w:val="Heading3"/>
+      </w:pPr>
+      <w:r>
+        <w:t>Model the reasoning aloud · 6</w:t>
+      </w:r>
+    </w:p>
+    <w:p>
+      <w:pPr>
+        <w:spacing w:line="336" w:lineRule="auto" w:after="180"/>
+      </w:pPr>
+      <w:r>
+        <w:rPr>
+          <w:b w:val="0"/>
+        </w:rPr>
+        <w:t xml:space="preserve">The current </w:t>
+      </w:r>
+      <w:r>
+        <w:rPr>
+          <w:b/>
+        </w:rPr>
+        <w:t>candidate</w:t>
+      </w:r>
+      <w:r>
+        <w:rPr>
+          <w:b w:val="0"/>
+        </w:rPr>
+        <w:t xml:space="preserve"> changes from B1 to B2. The request values stay the same. After B2 passes, the </w:t>
+      </w:r>
+      <w:r>
+        <w:rPr>
+          <w:b/>
+        </w:rPr>
+        <w:t>process</w:t>
+      </w:r>
+      <w:r>
+        <w:rPr>
+          <w:b w:val="0"/>
+        </w:rPr>
+        <w:t xml:space="preserve"> stops: it does not replace B2 with a later </w:t>
+      </w:r>
+      <w:r>
+        <w:rPr>
+          <w:b/>
+        </w:rPr>
+        <w:t>fitting</w:t>
+      </w:r>
+      <w:r>
+        <w:rPr>
+          <w:b w:val="0"/>
+        </w:rPr>
+        <w:t xml:space="preserve"> row.</w:t>
+      </w:r>
+    </w:p>
+    <w:p>
+      <w:pPr>
+        <w:spacing w:line="336" w:lineRule="auto" w:after="180"/>
+      </w:pPr>
+      <w:r>
+        <w:rPr>
+          <w:b w:val="0"/>
+        </w:rPr>
+        <w:t xml:space="preserve">This early stop preserves the first-match rule and gives the same required suggestion as the manual </w:t>
+      </w:r>
+      <w:r>
+        <w:rPr>
+          <w:b/>
+        </w:rPr>
+        <w:t>baseline</w:t>
+      </w:r>
+      <w:r>
+        <w:rPr>
+          <w:b w:val="0"/>
+        </w:rPr>
+        <w:t>, which marked every row before selecting the first fit.</w:t>
+      </w:r>
+    </w:p>
+    <w:p>
+      <w:pPr>
+        <w:pStyle w:val="Heading3"/>
+      </w:pPr>
+      <w:r>
+        <w:t>Model the reasoning aloud · 7</w:t>
+      </w:r>
+    </w:p>
+    <w:p>
+      <w:pPr>
+        <w:spacing w:line="336" w:lineRule="auto" w:after="180"/>
+      </w:pPr>
+      <w:r>
+        <w:rPr>
+          <w:b/>
+        </w:rPr>
+        <w:t>Termination</w:t>
+      </w:r>
+      <w:r>
+        <w:rPr>
+          <w:b w:val="0"/>
+        </w:rPr>
+        <w:t xml:space="preserve"> needs a reason. There are only four rows, each failed check moves to the next row, and no row is revisited. A valid request therefore examines at most four </w:t>
+      </w:r>
+      <w:r>
+        <w:rPr>
+          <w:b/>
+        </w:rPr>
+        <w:t>candidate</w:t>
+      </w:r>
+      <w:r>
+        <w:rPr>
+          <w:b w:val="0"/>
+        </w:rPr>
+        <w:t>s. A success can stop sooner.</w:t>
+      </w:r>
+    </w:p>
+    <w:p>
+      <w:pPr>
+        <w:spacing w:line="336" w:lineRule="auto" w:after="180"/>
+      </w:pPr>
+      <w:r>
+        <w:rPr>
+          <w:b w:val="0"/>
+        </w:rPr>
+        <w:t xml:space="preserve">Invalid </w:t>
+      </w:r>
+      <w:r>
+        <w:rPr>
+          <w:b/>
+        </w:rPr>
+        <w:t>input</w:t>
+      </w:r>
+      <w:r>
+        <w:rPr>
+          <w:b w:val="0"/>
+        </w:rPr>
+        <w:t xml:space="preserve"> stops before the search. Merely drawing an arrow around a loop is not enough; the </w:t>
+      </w:r>
+      <w:r>
+        <w:rPr>
+          <w:b/>
+        </w:rPr>
+        <w:t>state</w:t>
+      </w:r>
+      <w:r>
+        <w:rPr>
+          <w:b w:val="0"/>
+        </w:rPr>
+        <w:t xml:space="preserve"> must make progress toward an end.</w:t>
       </w:r>
     </w:p>
     <w:tbl>
@@ -1044,8 +2534,26 @@
       </w:tr>
     </w:tbl>
     <w:p>
-      <w:r>
-        <w:t>Use the diagram and verbal explanation together. Ask learners to match a sentence to a specific visual step; do not assign learners fixed visual or auditory learning styles.</w:t>
+      <w:pPr>
+        <w:spacing w:line="336" w:lineRule="auto" w:after="180"/>
+      </w:pPr>
+      <w:r>
+        <w:rPr>
+          <w:b w:val="0"/>
+        </w:rPr>
+        <w:t xml:space="preserve">Use the diagram and verbal </w:t>
+      </w:r>
+      <w:r>
+        <w:rPr>
+          <w:b/>
+        </w:rPr>
+        <w:t>explanation</w:t>
+      </w:r>
+      <w:r>
+        <w:rPr>
+          <w:b w:val="0"/>
+        </w:rPr>
+        <w:t xml:space="preserve"> together. Ask learners to match a sentence to a specific visual step; do not assign learners fixed visual or auditory learning styles.</w:t>
       </w:r>
     </w:p>
     <w:p>
@@ -1057,7 +2565,13 @@
       </w:r>
     </w:p>
     <w:p>
-      <w:r>
+      <w:pPr>
+        <w:spacing w:line="336" w:lineRule="auto" w:after="180"/>
+      </w:pPr>
+      <w:r>
+        <w:rPr>
+          <w:b w:val="0"/>
+        </w:rPr>
         <w:t>A fictional worksheet routes craft kits by required glue and number of scissors.</w:t>
       </w:r>
     </w:p>
@@ -1070,12 +2584,42 @@
       </w:r>
     </w:p>
     <w:p>
-      <w:r>
+      <w:pPr>
+        <w:pStyle w:val="Heading3"/>
+      </w:pPr>
+      <w:r>
+        <w:t>Supplied facts</w:t>
+      </w:r>
+    </w:p>
+    <w:p>
+      <w:pPr>
+        <w:spacing w:line="336" w:lineRule="auto" w:after="180"/>
+        <w:shd w:fill="F1F6FC"/>
+      </w:pPr>
+      <w:r>
+        <w:rPr>
+          <w:b w:val="0"/>
+        </w:rPr>
         <w:t>K1: glue No, scissors 2. K2: glue Yes, scissors 2. K3: glue Yes, scissors 4.</w:t>
       </w:r>
     </w:p>
     <w:p>
-      <w:r>
+      <w:pPr>
+        <w:pStyle w:val="Heading3"/>
+      </w:pPr>
+      <w:r>
+        <w:t>Supplied facts</w:t>
+      </w:r>
+    </w:p>
+    <w:p>
+      <w:pPr>
+        <w:spacing w:line="336" w:lineRule="auto" w:after="180"/>
+        <w:shd w:fill="F1F6FC"/>
+      </w:pPr>
+      <w:r>
+        <w:rPr>
+          <w:b w:val="0"/>
+        </w:rPr>
         <w:t>Request: glue required Yes, scissors needed 2. Return first kit meeting both requirements.</w:t>
       </w:r>
     </w:p>
@@ -1261,20 +2805,74 @@
       </w:r>
     </w:p>
     <w:p>
-      <w:r>
-        <w:t>A complete decision process specifies what to do after each result. One passing requirement is insufficient. After a kit passes both, stopping preserves the first-match contract; automatically choosing the largest later kit would implement a different rule. A full scan with no accepted kit returns no match.</w:t>
-      </w:r>
-    </w:p>
-    <w:p>
       <w:pPr>
         <w:pStyle w:val="Heading3"/>
       </w:pPr>
       <w:r>
+        <w:t>Why the result follows</w:t>
+      </w:r>
+    </w:p>
+    <w:p>
+      <w:pPr>
+        <w:spacing w:line="336" w:lineRule="auto" w:after="180"/>
+        <w:shd w:fill="F1F6FC"/>
+      </w:pPr>
+      <w:r>
+        <w:rPr>
+          <w:b w:val="0"/>
+        </w:rPr>
+        <w:t xml:space="preserve">A complete decision </w:t>
+      </w:r>
+      <w:r>
+        <w:rPr>
+          <w:b/>
+        </w:rPr>
+        <w:t>process</w:t>
+      </w:r>
+      <w:r>
+        <w:rPr>
+          <w:b w:val="0"/>
+        </w:rPr>
+        <w:t xml:space="preserve"> specifies what to do after each result. One passing requirement is insufficient.</w:t>
+      </w:r>
+    </w:p>
+    <w:p>
+      <w:pPr>
+        <w:spacing w:line="336" w:lineRule="auto" w:after="180"/>
+        <w:shd w:fill="F1F6FC"/>
+      </w:pPr>
+      <w:r>
+        <w:rPr>
+          <w:b w:val="0"/>
+        </w:rPr>
+        <w:t>After a kit passes both, stopping preserves the first-match contract; automatically choosing the largest later kit would implement a different rule. A full scan with no accepted kit returns no match.</w:t>
+      </w:r>
+    </w:p>
+    <w:p>
+      <w:pPr>
+        <w:pStyle w:val="Heading3"/>
+      </w:pPr>
+      <w:r>
         <w:t>What this example does not establish</w:t>
       </w:r>
     </w:p>
     <w:p>
-      <w:r>
+      <w:pPr>
+        <w:pStyle w:val="Heading3"/>
+      </w:pPr>
+      <w:r>
+        <w:t>Keep the stated limit</w:t>
+      </w:r>
+    </w:p>
+    <w:p>
+      <w:pPr>
+        <w:spacing w:line="336" w:lineRule="auto" w:after="180"/>
+        <w:shd w:fill="FFF5E6"/>
+      </w:pPr>
+      <w:r>
+        <w:rPr>
+          <w:b w:val="0"/>
+        </w:rPr>
         <w:t>A correct flow depends on accurate catalogue entries and the declared requirements; the picture does not verify inventory.</w:t>
       </w:r>
     </w:p>
@@ -1287,17 +2885,68 @@
       </w:r>
     </w:p>
     <w:p>
-      <w:r>
+      <w:pPr>
+        <w:pStyle w:val="Heading3"/>
+      </w:pPr>
+      <w:r>
+        <w:t>Change one thing</w:t>
+      </w:r>
+    </w:p>
+    <w:p>
+      <w:pPr>
+        <w:spacing w:line="336" w:lineRule="auto" w:after="180"/>
+        <w:shd w:fill="F5F1FB"/>
+      </w:pPr>
+      <w:r>
+        <w:rPr>
+          <w:b w:val="0"/>
+        </w:rPr>
         <w:t>Change: Increase scissors needed to 3.</w:t>
       </w:r>
     </w:p>
     <w:p>
-      <w:r>
-        <w:t>Prediction: K3 is selected.</w:t>
-      </w:r>
-    </w:p>
-    <w:p>
-      <w:r>
+      <w:pPr>
+        <w:pStyle w:val="Heading3"/>
+      </w:pPr>
+      <w:r>
+        <w:t>Predicted result</w:t>
+      </w:r>
+    </w:p>
+    <w:p>
+      <w:pPr>
+        <w:spacing w:line="336" w:lineRule="auto" w:after="180"/>
+        <w:shd w:fill="F1F6FC"/>
+      </w:pPr>
+      <w:r>
+        <w:rPr>
+          <w:b/>
+        </w:rPr>
+        <w:t>Prediction</w:t>
+      </w:r>
+      <w:r>
+        <w:rPr>
+          <w:b w:val="0"/>
+        </w:rPr>
+        <w:t>: K3 is selected.</w:t>
+      </w:r>
+    </w:p>
+    <w:p>
+      <w:pPr>
+        <w:pStyle w:val="Heading3"/>
+      </w:pPr>
+      <w:r>
+        <w:t>Why the result follows</w:t>
+      </w:r>
+    </w:p>
+    <w:p>
+      <w:pPr>
+        <w:spacing w:line="336" w:lineRule="auto" w:after="180"/>
+        <w:shd w:fill="F1F6FC"/>
+      </w:pPr>
+      <w:r>
+        <w:rPr>
+          <w:b w:val="0"/>
+        </w:rPr>
         <w:t>Reason: K1 lacks glue; K2 has only 2 scissors; K3 has glue and 4.</w:t>
       </w:r>
     </w:p>
@@ -1310,8 +2959,57 @@
       </w:r>
     </w:p>
     <w:p>
-      <w:r>
-        <w:t>Cover the result. Ask learners to name the inputs and predict the next step. Uncover one step, connect the icon to the actual procedure, and explain its evidence. Then change the supplied condition and compare. The picture is a representation; it does not document execution of a real AI model.</w:t>
+      <w:pPr>
+        <w:pStyle w:val="Heading3"/>
+      </w:pPr>
+      <w:r>
+        <w:t>Ask while showing the picture · 8</w:t>
+      </w:r>
+    </w:p>
+    <w:p>
+      <w:pPr>
+        <w:spacing w:line="336" w:lineRule="auto" w:after="180"/>
+      </w:pPr>
+      <w:r>
+        <w:rPr>
+          <w:b w:val="0"/>
+        </w:rPr>
+        <w:t xml:space="preserve">Cover the result. Ask learners to name the </w:t>
+      </w:r>
+      <w:r>
+        <w:rPr>
+          <w:b/>
+        </w:rPr>
+        <w:t>input</w:t>
+      </w:r>
+      <w:r>
+        <w:rPr>
+          <w:b w:val="0"/>
+        </w:rPr>
+        <w:t xml:space="preserve">s and predict the next step. Uncover one step, connect the icon to the actual procedure, and explain its </w:t>
+      </w:r>
+      <w:r>
+        <w:rPr>
+          <w:b/>
+        </w:rPr>
+        <w:t>evidence</w:t>
+      </w:r>
+      <w:r>
+        <w:rPr>
+          <w:b w:val="0"/>
+        </w:rPr>
+        <w:t>. Then change the supplied condition and compare.</w:t>
+      </w:r>
+    </w:p>
+    <w:p>
+      <w:pPr>
+        <w:spacing w:line="336" w:lineRule="auto" w:after="180"/>
+      </w:pPr>
+      <w:r>
+        <w:rPr>
+          <w:b w:val="0"/>
+        </w:rPr>
+        <w:t>The picture is a representation; it does not document execution of a real AI model.</w:t>
       </w:r>
     </w:p>
     <w:p>
@@ -1323,11 +3021,16 @@
       </w:r>
     </w:p>
     <w:p>
+      <w:r>
+        <w:t>Demonstrate Design the Decision Process, reduce support deliberately and check individual reasoning before discussing answers.</w:t>
+      </w:r>
+    </w:p>
+    <w:p>
       <w:pPr>
         <w:pStyle w:val="Heading3"/>
       </w:pPr>
       <w:r>
-        <w:t>Demonstrate and guide practice</w:t>
+        <w:t>Board sequence</w:t>
       </w:r>
     </w:p>
     <w:p>
@@ -1335,55 +3038,221 @@
         <w:pStyle w:val="Heading3"/>
       </w:pPr>
       <w:r>
-        <w:t>Board sequence</w:t>
-      </w:r>
-    </w:p>
-    <w:p>
-      <w:r>
-        <w:t>Write the given facts: A rule sends paper to P and everything else to M. Inputs include paper, metal and glass.</w:t>
-      </w:r>
-    </w:p>
-    <w:p>
-      <w:r>
+        <w:t>1. Put the facts on the board</w:t>
+      </w:r>
+    </w:p>
+    <w:p>
+      <w:pPr>
+        <w:spacing w:line="336" w:lineRule="auto" w:after="180"/>
+        <w:shd w:fill="F4F9FC"/>
+      </w:pPr>
+      <w:r>
+        <w:rPr>
+          <w:b w:val="0"/>
+        </w:rPr>
+        <w:t xml:space="preserve">Write the given facts: A rule sends paper to P and everything else to M. </w:t>
+      </w:r>
+      <w:r>
+        <w:rPr>
+          <w:b/>
+        </w:rPr>
+        <w:t>Input</w:t>
+      </w:r>
+      <w:r>
+        <w:rPr>
+          <w:b w:val="0"/>
+        </w:rPr>
+        <w:t>s include paper, metal and glass.</w:t>
+      </w:r>
+    </w:p>
+    <w:p>
+      <w:pPr>
+        <w:pStyle w:val="Heading3"/>
+      </w:pPr>
+      <w:r>
+        <w:t>2. State the decision to explain</w:t>
+      </w:r>
+    </w:p>
+    <w:p>
+      <w:pPr>
+        <w:spacing w:line="336" w:lineRule="auto" w:after="180"/>
+        <w:shd w:fill="F4F9FC"/>
+      </w:pPr>
+      <w:r>
+        <w:rPr>
+          <w:b w:val="0"/>
+        </w:rPr>
         <w:t>Write the question to explain: Trace glass and repair the rule.</w:t>
       </w:r>
     </w:p>
     <w:p>
-      <w:r>
-        <w:t>Reveal after predictions: Glass incorrectly goes to M. Add an explicit metal check and a glass or review branch. Otherwise includes all remaining cases.</w:t>
-      </w:r>
-    </w:p>
-    <w:p>
-      <w:r>
-        <w:t>Keep for an independent attempt: Write a decision process: a clear pencil goes to the pencil tray, a clear book to the shelf, and an unknown object to review. Trace a lunch box.</w:t>
-      </w:r>
-    </w:p>
-    <w:p>
       <w:pPr>
         <w:pStyle w:val="Heading3"/>
       </w:pPr>
       <w:r>
+        <w:t>3. Reveal the worked reasoning</w:t>
+      </w:r>
+    </w:p>
+    <w:p>
+      <w:pPr>
+        <w:spacing w:line="336" w:lineRule="auto" w:after="180"/>
+        <w:shd w:fill="F1F6FC"/>
+      </w:pPr>
+      <w:r>
+        <w:rPr>
+          <w:b w:val="0"/>
+        </w:rPr>
+        <w:t xml:space="preserve">Reveal after </w:t>
+      </w:r>
+      <w:r>
+        <w:rPr>
+          <w:b/>
+        </w:rPr>
+        <w:t>prediction</w:t>
+      </w:r>
+      <w:r>
+        <w:rPr>
+          <w:b w:val="0"/>
+        </w:rPr>
+        <w:t xml:space="preserve">s: Glass incorrectly goes to M. Add an explicit metal check and a glass or review </w:t>
+      </w:r>
+      <w:r>
+        <w:rPr>
+          <w:b/>
+        </w:rPr>
+        <w:t>branch</w:t>
+      </w:r>
+      <w:r>
+        <w:rPr>
+          <w:b w:val="0"/>
+        </w:rPr>
+        <w:t>. Otherwise includes all remaining cases.</w:t>
+      </w:r>
+    </w:p>
+    <w:p>
+      <w:pPr>
+        <w:pStyle w:val="Heading3"/>
+      </w:pPr>
+      <w:r>
+        <w:t>Hold back the independent task</w:t>
+      </w:r>
+    </w:p>
+    <w:p>
+      <w:pPr>
+        <w:spacing w:line="336" w:lineRule="auto" w:after="180"/>
+        <w:shd w:fill="FFF5E6"/>
+      </w:pPr>
+      <w:r>
+        <w:rPr>
+          <w:b w:val="0"/>
+        </w:rPr>
+        <w:t xml:space="preserve">Keep for an independent attempt: Write a decision </w:t>
+      </w:r>
+      <w:r>
+        <w:rPr>
+          <w:b/>
+        </w:rPr>
+        <w:t>process</w:t>
+      </w:r>
+      <w:r>
+        <w:rPr>
+          <w:b w:val="0"/>
+        </w:rPr>
+        <w:t>: a clear pencil goes to the pencil tray, a clear book to the shelf, and an unknown object to review. Trace a lunch box.</w:t>
+      </w:r>
+    </w:p>
+    <w:p>
+      <w:pPr>
+        <w:pStyle w:val="Heading3"/>
+      </w:pPr>
+      <w:r>
         <w:t>Classroom dialogue</w:t>
       </w:r>
     </w:p>
     <w:p>
-      <w:r>
+      <w:pPr>
+        <w:pStyle w:val="Heading3"/>
+      </w:pPr>
+      <w:r>
+        <w:t>Ask the class</w:t>
+      </w:r>
+    </w:p>
+    <w:p>
+      <w:pPr>
+        <w:spacing w:line="336" w:lineRule="auto" w:after="180"/>
+        <w:shd w:fill="F5F1FB"/>
+      </w:pPr>
+      <w:r>
+        <w:rPr>
+          <w:b w:val="0"/>
+        </w:rPr>
         <w:t>Ask: Which facts are given, and which would we have to assume? Learners mark relevant details before discussing answers.</w:t>
       </w:r>
     </w:p>
     <w:p>
-      <w:r>
-        <w:t>Say: Predict first. Show the rule, information path or calculation that would produce the result. A correct guess is not yet an explanation.</w:t>
-      </w:r>
-    </w:p>
-    <w:p>
-      <w:r>
+      <w:pPr>
+        <w:pStyle w:val="Heading3"/>
+      </w:pPr>
+      <w:r>
+        <w:t>Language to model</w:t>
+      </w:r>
+    </w:p>
+    <w:p>
+      <w:pPr>
+        <w:spacing w:line="336" w:lineRule="auto" w:after="180"/>
+        <w:shd w:fill="F1F6F8"/>
+      </w:pPr>
+      <w:r>
+        <w:rPr>
+          <w:b w:val="0"/>
+        </w:rPr>
+        <w:t xml:space="preserve">Say: Predict first. Show the rule, information path or calculation that would produce the result. A correct guess is not yet an </w:t>
+      </w:r>
+      <w:r>
+        <w:rPr>
+          <w:b/>
+        </w:rPr>
+        <w:t>explanation</w:t>
+      </w:r>
+      <w:r>
+        <w:rPr>
+          <w:b w:val="0"/>
+        </w:rPr>
+        <w:t>.</w:t>
+      </w:r>
+    </w:p>
+    <w:p>
+      <w:pPr>
+        <w:spacing w:line="336" w:lineRule="auto" w:after="180"/>
+      </w:pPr>
+      <w:r>
+        <w:rPr>
+          <w:b w:val="0"/>
+        </w:rPr>
         <w:t>Reveal reasoning one step at a time. Explain why a tempting alternative fails. Write units and denominators for arithmetic, trace conditions for decisions, and identify supporting sources for claims.</w:t>
       </w:r>
     </w:p>
     <w:p>
-      <w:r>
-        <w:t>In pairs, one learner solves while the other checks evidence; exchange roles. Remove the worked answer before independent assessment.</w:t>
+      <w:pPr>
+        <w:spacing w:line="336" w:lineRule="auto" w:after="180"/>
+      </w:pPr>
+      <w:r>
+        <w:rPr>
+          <w:b w:val="0"/>
+        </w:rPr>
+        <w:t xml:space="preserve">In pairs, one learner solves while the other checks </w:t>
+      </w:r>
+      <w:r>
+        <w:rPr>
+          <w:b/>
+        </w:rPr>
+        <w:t>evidence</w:t>
+      </w:r>
+      <w:r>
+        <w:rPr>
+          <w:b w:val="0"/>
+        </w:rPr>
+        <w:t>; exchange roles. Remove the worked answer before independent assessment.</w:t>
       </w:r>
     </w:p>
     <w:p>
@@ -1395,8 +3264,72 @@
       </w:r>
     </w:p>
     <w:p>
-      <w:r>
-        <w:t>9 Yes: B1 takes 10, too long; B2 takes 8 but is not quiet; B3 takes 12, too long; B4 takes 15 and is not quiet. After all four fail, output no match. Rechecking a failed row without advancing could repeat forever with unchanged state. 31 No is outside the accepted time range, so request a whole time from 0 to 30 and stop before searching. Exit: B4 is compatible for 15 No, but violates the first-match rule; the required output is B1.</w:t>
+      <w:pPr>
+        <w:spacing w:line="336" w:lineRule="auto" w:after="180"/>
+      </w:pPr>
+      <w:r>
+        <w:rPr>
+          <w:b w:val="0"/>
+        </w:rPr>
+        <w:t xml:space="preserve">9 Yes: B1 takes 10, too long; B2 takes 8 but is not quiet; B3 takes 12, too long; B4 takes 15 and is not quiet. After all four fail, </w:t>
+      </w:r>
+      <w:r>
+        <w:rPr>
+          <w:b/>
+        </w:rPr>
+        <w:t>output</w:t>
+      </w:r>
+      <w:r>
+        <w:rPr>
+          <w:b w:val="0"/>
+        </w:rPr>
+        <w:t xml:space="preserve"> no match.</w:t>
+      </w:r>
+    </w:p>
+    <w:p>
+      <w:pPr>
+        <w:spacing w:line="336" w:lineRule="auto" w:after="180"/>
+      </w:pPr>
+      <w:r>
+        <w:rPr>
+          <w:b w:val="0"/>
+        </w:rPr>
+        <w:t xml:space="preserve">Rechecking a failed row without advancing could repeat forever with unchanged </w:t>
+      </w:r>
+      <w:r>
+        <w:rPr>
+          <w:b/>
+        </w:rPr>
+        <w:t>state</w:t>
+      </w:r>
+      <w:r>
+        <w:rPr>
+          <w:b w:val="0"/>
+        </w:rPr>
+        <w:t>. 31 No is outside the accepted time range, so request a whole time from 0 to 30 and stop before searching.</w:t>
+      </w:r>
+    </w:p>
+    <w:p>
+      <w:pPr>
+        <w:spacing w:line="336" w:lineRule="auto" w:after="180"/>
+      </w:pPr>
+      <w:r>
+        <w:rPr>
+          <w:b w:val="0"/>
+        </w:rPr>
+        <w:t xml:space="preserve">Exit: B4 is compatible for 15 No, but violates the first-match rule; the required </w:t>
+      </w:r>
+      <w:r>
+        <w:rPr>
+          <w:b/>
+        </w:rPr>
+        <w:t>output</w:t>
+      </w:r>
+      <w:r>
+        <w:rPr>
+          <w:b w:val="0"/>
+        </w:rPr>
+        <w:t xml:space="preserve"> is B1.</w:t>
       </w:r>
     </w:p>
     <w:p>
@@ -1628,41 +3561,287 @@
       </w:r>
     </w:p>
     <w:p>
-      <w:r>
-        <w:t>Completion task: Trace 9 minutes with Quiet required No. Record the current candidate, time result, quiet condition and next step until the process stops. Explain why the request values should not change as the candidate advances.</w:t>
-      </w:r>
-    </w:p>
-    <w:p>
-      <w:r>
-        <w:t>Teacher check: B1 fails time because 10 is greater than 9; quiet is unrestricted. Advance to B2. B2 passes time because 8 is no more than 9 and quiet is not required, so suggest B2 and stop. Candidate state changes to search the catalogue; changing the request values would solve a different task.</w:t>
-      </w:r>
-    </w:p>
-    <w:p>
-      <w:r>
-        <w:t>Start by identifying the given inputs together. Leave the intermediate steps blank. If needed, model one step, then withdraw that help on the next step. Move to a full trace only when the partial trace is understood. For partners, alternate explainer and checker; collect a response from every learner before discussion.</w:t>
-      </w:r>
-    </w:p>
-    <w:p>
       <w:pPr>
         <w:pStyle w:val="Heading3"/>
       </w:pPr>
       <w:r>
+        <w:t>Completion practice</w:t>
+      </w:r>
+    </w:p>
+    <w:p>
+      <w:pPr>
+        <w:spacing w:line="336" w:lineRule="auto" w:after="180"/>
+        <w:shd w:fill="F5F1FB"/>
+      </w:pPr>
+      <w:r>
+        <w:rPr>
+          <w:b w:val="0"/>
+        </w:rPr>
+        <w:t xml:space="preserve">Completion task: Trace 9 minutes with Quiet required No. Record the current </w:t>
+      </w:r>
+      <w:r>
+        <w:rPr>
+          <w:b/>
+        </w:rPr>
+        <w:t>candidate</w:t>
+      </w:r>
+      <w:r>
+        <w:rPr>
+          <w:b w:val="0"/>
+        </w:rPr>
+        <w:t xml:space="preserve">, time result, quiet condition and next step until the </w:t>
+      </w:r>
+      <w:r>
+        <w:rPr>
+          <w:b/>
+        </w:rPr>
+        <w:t>process</w:t>
+      </w:r>
+      <w:r>
+        <w:rPr>
+          <w:b w:val="0"/>
+        </w:rPr>
+        <w:t xml:space="preserve"> stops.</w:t>
+      </w:r>
+    </w:p>
+    <w:p>
+      <w:pPr>
+        <w:spacing w:line="336" w:lineRule="auto" w:after="180"/>
+        <w:shd w:fill="F5F1FB"/>
+      </w:pPr>
+      <w:r>
+        <w:rPr>
+          <w:b w:val="0"/>
+        </w:rPr>
+        <w:t xml:space="preserve">Explain why the request values should not change as the </w:t>
+      </w:r>
+      <w:r>
+        <w:rPr>
+          <w:b/>
+        </w:rPr>
+        <w:t>candidate</w:t>
+      </w:r>
+      <w:r>
+        <w:rPr>
+          <w:b w:val="0"/>
+        </w:rPr>
+        <w:t xml:space="preserve"> advances.</w:t>
+      </w:r>
+    </w:p>
+    <w:p>
+      <w:pPr>
+        <w:pStyle w:val="Heading3"/>
+      </w:pPr>
+      <w:r>
+        <w:t>Reasoning to listen for</w:t>
+      </w:r>
+    </w:p>
+    <w:p>
+      <w:pPr>
+        <w:spacing w:line="336" w:lineRule="auto" w:after="180"/>
+        <w:shd w:fill="F1F6FC"/>
+      </w:pPr>
+      <w:r>
+        <w:rPr>
+          <w:b w:val="0"/>
+        </w:rPr>
+        <w:t>Teacher check: B1 fails time because 10 is greater than 9; quiet is unrestricted. Advance to B2. B2 passes time because 8 is no more than 9 and quiet is not required, so suggest B2 and stop.</w:t>
+      </w:r>
+    </w:p>
+    <w:p>
+      <w:pPr>
+        <w:spacing w:line="336" w:lineRule="auto" w:after="180"/>
+        <w:shd w:fill="F1F6FC"/>
+      </w:pPr>
+      <w:r>
+        <w:rPr>
+          <w:b/>
+        </w:rPr>
+        <w:t>Candidate</w:t>
+      </w:r>
+      <w:r>
+        <w:rPr>
+          <w:b w:val="0"/>
+        </w:rPr>
+        <w:t xml:space="preserve"> </w:t>
+      </w:r>
+      <w:r>
+        <w:rPr>
+          <w:b/>
+        </w:rPr>
+        <w:t>state</w:t>
+      </w:r>
+      <w:r>
+        <w:rPr>
+          <w:b w:val="0"/>
+        </w:rPr>
+        <w:t xml:space="preserve"> changes to search the catalogue; changing the request values would solve a different task.</w:t>
+      </w:r>
+    </w:p>
+    <w:p>
+      <w:pPr>
+        <w:spacing w:line="336" w:lineRule="auto" w:after="180"/>
+      </w:pPr>
+      <w:r>
+        <w:rPr>
+          <w:b w:val="0"/>
+        </w:rPr>
+        <w:t xml:space="preserve">Start by identifying the given </w:t>
+      </w:r>
+      <w:r>
+        <w:rPr>
+          <w:b/>
+        </w:rPr>
+        <w:t>input</w:t>
+      </w:r>
+      <w:r>
+        <w:rPr>
+          <w:b w:val="0"/>
+        </w:rPr>
+        <w:t>s together. Leave the intermediate steps blank. If needed, model one step, then withdraw that help on the next step. Move to a full trace only when the partial trace is understood.</w:t>
+      </w:r>
+    </w:p>
+    <w:p>
+      <w:pPr>
+        <w:spacing w:line="336" w:lineRule="auto" w:after="180"/>
+      </w:pPr>
+      <w:r>
+        <w:rPr>
+          <w:b w:val="0"/>
+        </w:rPr>
+        <w:t>For partners, alternate explainer and checker; collect a response from every learner before discussion.</w:t>
+      </w:r>
+    </w:p>
+    <w:p>
+      <w:pPr>
+        <w:pStyle w:val="Heading3"/>
+      </w:pPr>
+      <w:r>
         <w:t>Individual reasoning check</w:t>
       </w:r>
     </w:p>
     <w:p>
-      <w:r>
-        <w:t>Use the worked case for Designing a complete decision process. Proposed explanation: “One failed row proves no match”. Decide whether this explanation is supported. Point to the step or supplied fact that decides; explain your repair if needed.</w:t>
-      </w:r>
-    </w:p>
-    <w:p>
-      <w:r>
+      <w:pPr>
+        <w:spacing w:line="336" w:lineRule="auto" w:after="180"/>
+      </w:pPr>
+      <w:r>
+        <w:rPr>
+          <w:b w:val="0"/>
+        </w:rPr>
+        <w:t xml:space="preserve">Use the worked case for Designing a complete decision </w:t>
+      </w:r>
+      <w:r>
+        <w:rPr>
+          <w:b/>
+        </w:rPr>
+        <w:t>process</w:t>
+      </w:r>
+      <w:r>
+        <w:rPr>
+          <w:b w:val="0"/>
+        </w:rPr>
+        <w:t xml:space="preserve">. Proposed </w:t>
+      </w:r>
+      <w:r>
+        <w:rPr>
+          <w:b/>
+        </w:rPr>
+        <w:t>explanation</w:t>
+      </w:r>
+      <w:r>
+        <w:rPr>
+          <w:b w:val="0"/>
+        </w:rPr>
+        <w:t xml:space="preserve">: “One failed row proves no match”. Decide whether this </w:t>
+      </w:r>
+      <w:r>
+        <w:rPr>
+          <w:b/>
+        </w:rPr>
+        <w:t>explanation</w:t>
+      </w:r>
+      <w:r>
+        <w:rPr>
+          <w:b w:val="0"/>
+        </w:rPr>
+        <w:t xml:space="preserve"> is supported.</w:t>
+      </w:r>
+    </w:p>
+    <w:p>
+      <w:pPr>
+        <w:spacing w:line="336" w:lineRule="auto" w:after="180"/>
+      </w:pPr>
+      <w:r>
+        <w:rPr>
+          <w:b w:val="0"/>
+        </w:rPr>
+        <w:t>Point to the step or supplied fact that decides; explain your repair if needed.</w:t>
+      </w:r>
+    </w:p>
+    <w:p>
+      <w:pPr>
+        <w:pStyle w:val="Heading3"/>
+      </w:pPr>
+      <w:r>
+        <w:t>Expected repair</w:t>
+      </w:r>
+    </w:p>
+    <w:p>
+      <w:pPr>
+        <w:spacing w:line="336" w:lineRule="auto" w:after="180"/>
+        <w:shd w:fill="F1F6FC"/>
+      </w:pPr>
+      <w:r>
+        <w:rPr>
+          <w:b w:val="0"/>
+        </w:rPr>
         <w:t>Expected correction: Later rows may fit; continue until a fit or catalogue exhaustion.</w:t>
       </w:r>
     </w:p>
     <w:p>
-      <w:r>
-        <w:t>Collect explanations, not only yes/no votes. If a misunderstanding is common, re-model the relevant step for the class. If it affects a few learners, give a short targeted group explanation while others solve a more demanding variation.</w:t>
+      <w:pPr>
+        <w:spacing w:line="336" w:lineRule="auto" w:after="180"/>
+      </w:pPr>
+      <w:r>
+        <w:rPr>
+          <w:b w:val="0"/>
+        </w:rPr>
+        <w:t xml:space="preserve">Collect </w:t>
+      </w:r>
+      <w:r>
+        <w:rPr>
+          <w:b/>
+        </w:rPr>
+        <w:t>explanation</w:t>
+      </w:r>
+      <w:r>
+        <w:rPr>
+          <w:b w:val="0"/>
+        </w:rPr>
+        <w:t>s, not only yes/no votes. If a misunderstanding is common, re-model the relevant step for the class.</w:t>
+      </w:r>
+    </w:p>
+    <w:p>
+      <w:pPr>
+        <w:spacing w:line="336" w:lineRule="auto" w:after="180"/>
+      </w:pPr>
+      <w:r>
+        <w:rPr>
+          <w:b w:val="0"/>
+        </w:rPr>
+        <w:t xml:space="preserve">If it affects a few learners, give a short targeted group </w:t>
+      </w:r>
+      <w:r>
+        <w:rPr>
+          <w:b/>
+        </w:rPr>
+        <w:t>explanation</w:t>
+      </w:r>
+      <w:r>
+        <w:rPr>
+          <w:b w:val="0"/>
+        </w:rPr>
+        <w:t xml:space="preserve"> while others solve a more demanding variation.</w:t>
       </w:r>
     </w:p>
     <w:p>
@@ -1674,7 +3853,14 @@
       </w:r>
     </w:p>
     <w:p>
-      <w:r>
+      <w:pPr>
+        <w:spacing w:line="336" w:lineRule="auto" w:after="180"/>
+        <w:shd w:fill="F5F1FB"/>
+      </w:pPr>
+      <w:r>
+        <w:rPr>
+          <w:b w:val="0"/>
+        </w:rPr>
         <w:t>Where does the first original rejection occur, and why is K3 not originally selected?</w:t>
       </w:r>
     </w:p>
@@ -1687,18 +3873,72 @@
       </w:r>
     </w:p>
     <w:p>
-      <w:r>
+      <w:pPr>
+        <w:spacing w:line="336" w:lineRule="auto" w:after="180"/>
+      </w:pPr>
+      <w:r>
+        <w:rPr>
+          <w:b w:val="0"/>
+        </w:rPr>
         <w:t>K1 fails glue. K2 meets both conditions, so the first-match flow stops before considering K3.</w:t>
       </w:r>
     </w:p>
     <w:p>
-      <w:r>
+      <w:pPr>
+        <w:spacing w:line="336" w:lineRule="auto" w:after="180"/>
+      </w:pPr>
+      <w:r>
+        <w:rPr>
+          <w:b w:val="0"/>
+        </w:rPr>
         <w:t>Changed-case reasoning: K3 is selected. K1 lacks glue; K2 has only 2 scissors; K3 has glue and 4.</w:t>
       </w:r>
     </w:p>
     <w:p>
-      <w:r>
-        <w:t>Collect each learner’s explanation before discussion. Use the first missing connection between input, deciding step and result to choose support. This question is worked-case practice, not fresh mastery evidence.</w:t>
+      <w:pPr>
+        <w:spacing w:line="336" w:lineRule="auto" w:after="180"/>
+      </w:pPr>
+      <w:r>
+        <w:rPr>
+          <w:b w:val="0"/>
+        </w:rPr>
+        <w:t xml:space="preserve">Collect each learner’s </w:t>
+      </w:r>
+      <w:r>
+        <w:rPr>
+          <w:b/>
+        </w:rPr>
+        <w:t>explanation</w:t>
+      </w:r>
+      <w:r>
+        <w:rPr>
+          <w:b w:val="0"/>
+        </w:rPr>
+        <w:t xml:space="preserve"> before discussion. Use the first missing connection between </w:t>
+      </w:r>
+      <w:r>
+        <w:rPr>
+          <w:b/>
+        </w:rPr>
+        <w:t>input</w:t>
+      </w:r>
+      <w:r>
+        <w:rPr>
+          <w:b w:val="0"/>
+        </w:rPr>
+        <w:t xml:space="preserve">, deciding step and result to choose support. This question is worked-case practice, not fresh mastery </w:t>
+      </w:r>
+      <w:r>
+        <w:rPr>
+          <w:b/>
+        </w:rPr>
+        <w:t>evidence</w:t>
+      </w:r>
+      <w:r>
+        <w:rPr>
+          <w:b w:val="0"/>
+        </w:rPr>
+        <w:t>.</w:t>
       </w:r>
     </w:p>
     <w:p>
@@ -1710,45 +3950,192 @@
       </w:r>
     </w:p>
     <w:p>
+      <w:r>
+        <w:t>Run the Design the Decision Process investigation and use the first unsupported step to choose a teaching response.</w:t>
+      </w:r>
+    </w:p>
+    <w:p>
+      <w:pPr>
+        <w:spacing w:line="336" w:lineRule="auto" w:after="180"/>
+      </w:pPr>
+      <w:r>
+        <w:rPr>
+          <w:b w:val="0"/>
+        </w:rPr>
+        <w:t xml:space="preserve">Predict first, test honestly, and explain what the </w:t>
+      </w:r>
+      <w:r>
+        <w:rPr>
+          <w:b/>
+        </w:rPr>
+        <w:t>evidence</w:t>
+      </w:r>
+      <w:r>
+        <w:rPr>
+          <w:b w:val="0"/>
+        </w:rPr>
+        <w:t xml:space="preserve"> means.</w:t>
+      </w:r>
+    </w:p>
+    <w:p>
       <w:pPr>
         <w:pStyle w:val="Heading3"/>
       </w:pPr>
       <w:r>
-        <w:t>Run the weekly evidence lab</w:t>
-      </w:r>
-    </w:p>
-    <w:p>
-      <w:r>
-        <w:t>Predict first, test honestly, and explain what the evidence means.</w:t>
-      </w:r>
-    </w:p>
-    <w:p>
-      <w:r>
-        <w:t>State your prediction before the result is known.</w:t>
-      </w:r>
-    </w:p>
-    <w:p>
-      <w:r>
-        <w:t>Complete the task: Create and trace the smallest useful decision flow.</w:t>
-      </w:r>
-    </w:p>
-    <w:p>
-      <w:r>
+        <w:t>1. Predict</w:t>
+      </w:r>
+    </w:p>
+    <w:p>
+      <w:pPr>
+        <w:spacing w:line="336" w:lineRule="auto" w:after="180"/>
+        <w:shd w:fill="F4F9FC"/>
+      </w:pPr>
+      <w:r>
+        <w:rPr>
+          <w:b/>
+        </w:rPr>
+        <w:t>State</w:t>
+      </w:r>
+      <w:r>
+        <w:rPr>
+          <w:b w:val="0"/>
+        </w:rPr>
+        <w:t xml:space="preserve"> your </w:t>
+      </w:r>
+      <w:r>
+        <w:rPr>
+          <w:b/>
+        </w:rPr>
+        <w:t>prediction</w:t>
+      </w:r>
+      <w:r>
+        <w:rPr>
+          <w:b w:val="0"/>
+        </w:rPr>
+        <w:t xml:space="preserve"> before the result is known.</w:t>
+      </w:r>
+    </w:p>
+    <w:p>
+      <w:pPr>
+        <w:pStyle w:val="Heading3"/>
+      </w:pPr>
+      <w:r>
+        <w:t>2. Investigate</w:t>
+      </w:r>
+    </w:p>
+    <w:p>
+      <w:pPr>
+        <w:spacing w:line="336" w:lineRule="auto" w:after="180"/>
+        <w:shd w:fill="F4F9FC"/>
+      </w:pPr>
+      <w:r>
+        <w:rPr>
+          <w:b w:val="0"/>
+        </w:rPr>
+        <w:t xml:space="preserve">Complete the task: Create and trace the smallest useful </w:t>
+      </w:r>
+      <w:r>
+        <w:rPr>
+          <w:b/>
+        </w:rPr>
+        <w:t>decision flow</w:t>
+      </w:r>
+      <w:r>
+        <w:rPr>
+          <w:b w:val="0"/>
+        </w:rPr>
+        <w:t>.</w:t>
+      </w:r>
+    </w:p>
+    <w:p>
+      <w:pPr>
+        <w:pStyle w:val="Heading3"/>
+      </w:pPr>
+      <w:r>
+        <w:t>3. Compare cases</w:t>
+      </w:r>
+    </w:p>
+    <w:p>
+      <w:pPr>
+        <w:spacing w:line="336" w:lineRule="auto" w:after="180"/>
+        <w:shd w:fill="F4F9FC"/>
+      </w:pPr>
+      <w:r>
+        <w:rPr>
+          <w:b w:val="0"/>
+        </w:rPr>
         <w:t>Keep a normal case and an edge case clearly separated.</w:t>
       </w:r>
     </w:p>
     <w:p>
-      <w:r>
-        <w:t>Record what happened—even when it does not match your prediction.</w:t>
-      </w:r>
-    </w:p>
-    <w:p>
-      <w:r>
+      <w:pPr>
+        <w:pStyle w:val="Heading3"/>
+      </w:pPr>
+      <w:r>
+        <w:t>4. Record honestly</w:t>
+      </w:r>
+    </w:p>
+    <w:p>
+      <w:pPr>
+        <w:spacing w:line="336" w:lineRule="auto" w:after="180"/>
+        <w:shd w:fill="F4F9FC"/>
+      </w:pPr>
+      <w:r>
+        <w:rPr>
+          <w:b w:val="0"/>
+        </w:rPr>
+        <w:t xml:space="preserve">Record what happened—even when it does not match your </w:t>
+      </w:r>
+      <w:r>
+        <w:rPr>
+          <w:b/>
+        </w:rPr>
+        <w:t>prediction</w:t>
+      </w:r>
+      <w:r>
+        <w:rPr>
+          <w:b w:val="0"/>
+        </w:rPr>
+        <w:t>.</w:t>
+      </w:r>
+    </w:p>
+    <w:p>
+      <w:pPr>
+        <w:pStyle w:val="Heading3"/>
+      </w:pPr>
+      <w:r>
+        <w:t>5. Explain and plan the next test</w:t>
+      </w:r>
+    </w:p>
+    <w:p>
+      <w:pPr>
+        <w:spacing w:line="336" w:lineRule="auto" w:after="180"/>
+        <w:shd w:fill="F4F9FC"/>
+      </w:pPr>
+      <w:r>
+        <w:rPr>
+          <w:b w:val="0"/>
+        </w:rPr>
         <w:t>Explain the result, one limitation, and the next useful test.</w:t>
       </w:r>
     </w:p>
     <w:p>
-      <w:r>
+      <w:pPr>
+        <w:pStyle w:val="Heading3"/>
+      </w:pPr>
+      <w:r>
+        <w:t>Use a fresh case after support</w:t>
+      </w:r>
+    </w:p>
+    <w:p>
+      <w:pPr>
+        <w:spacing w:line="336" w:lineRule="auto" w:after="180"/>
+        <w:shd w:fill="FFF5E6"/>
+      </w:pPr>
+      <w:r>
+        <w:rPr>
+          <w:b w:val="0"/>
+        </w:rPr>
         <w:t>INDEPENDENCE After support is removed, repeat the proof with a fresh case.</w:t>
       </w:r>
     </w:p>
@@ -1761,8 +4148,25 @@
       </w:r>
     </w:p>
     <w:p>
-      <w:r>
-        <w:t>Use the concrete case as the shared normal case and the independent question as a second case. Each pair creates a boundary or missing-information case and predicts its result before testing. Keep the expected result separate from an observed mistake.</w:t>
+      <w:pPr>
+        <w:spacing w:line="336" w:lineRule="auto" w:after="180"/>
+      </w:pPr>
+      <w:r>
+        <w:rPr>
+          <w:b w:val="0"/>
+        </w:rPr>
+        <w:t>Use the concrete case as the shared normal case and the independent question as a second case. Each pair creates a boundary or missing-information case and predicts its result before testing.</w:t>
+      </w:r>
+    </w:p>
+    <w:p>
+      <w:pPr>
+        <w:spacing w:line="336" w:lineRule="auto" w:after="180"/>
+      </w:pPr>
+      <w:r>
+        <w:rPr>
+          <w:b w:val="0"/>
+        </w:rPr>
+        <w:t>Keep the expected result separate from an observed mistake.</w:t>
       </w:r>
     </w:p>
     <w:tbl>
@@ -1920,41 +4324,121 @@
       </w:r>
     </w:p>
     <w:p>
-      <w:r>
-        <w:t>CLAIM TO REPAIR Only successful labels need a branch.</w:t>
-      </w:r>
-    </w:p>
-    <w:p>
-      <w:r>
-        <w:t>For guessing, return to given facts and request a trace. For vocabulary without application, use one example and one non-example. For arithmetic errors, check the setup before the calculation. Finish with a different uncoached case before recording mastery.</w:t>
-      </w:r>
-    </w:p>
-    <w:p>
       <w:pPr>
         <w:pStyle w:val="Heading3"/>
       </w:pPr>
       <w:r>
+        <w:t>Find the unsupported claim</w:t>
+      </w:r>
+    </w:p>
+    <w:p>
+      <w:pPr>
+        <w:spacing w:line="336" w:lineRule="auto" w:after="180"/>
+        <w:shd w:fill="F5F1FB"/>
+      </w:pPr>
+      <w:r>
+        <w:rPr>
+          <w:b w:val="0"/>
+        </w:rPr>
+        <w:t xml:space="preserve">CLAIM TO REPAIR Only successful labels need a </w:t>
+      </w:r>
+      <w:r>
+        <w:rPr>
+          <w:b/>
+        </w:rPr>
+        <w:t>branch</w:t>
+      </w:r>
+      <w:r>
+        <w:rPr>
+          <w:b w:val="0"/>
+        </w:rPr>
+        <w:t>.</w:t>
+      </w:r>
+    </w:p>
+    <w:p>
+      <w:pPr>
+        <w:spacing w:line="336" w:lineRule="auto" w:after="180"/>
+      </w:pPr>
+      <w:r>
+        <w:rPr>
+          <w:b w:val="0"/>
+        </w:rPr>
+        <w:t>For guessing, return to given facts and request a trace. For vocabulary without application, use one example and one non-example. For arithmetic errors, check the setup before the calculation.</w:t>
+      </w:r>
+    </w:p>
+    <w:p>
+      <w:pPr>
+        <w:spacing w:line="336" w:lineRule="auto" w:after="180"/>
+      </w:pPr>
+      <w:r>
+        <w:rPr>
+          <w:b w:val="0"/>
+        </w:rPr>
+        <w:t>Finish with a different uncoached case before recording mastery.</w:t>
+      </w:r>
+    </w:p>
+    <w:p>
+      <w:pPr>
+        <w:pStyle w:val="Heading3"/>
+      </w:pPr>
+      <w:r>
         <w:t>Address these additional misconceptions</w:t>
       </w:r>
     </w:p>
     <w:p>
-      <w:r>
+      <w:pPr>
+        <w:spacing w:line="336" w:lineRule="auto" w:after="180"/>
+      </w:pPr>
+      <w:r>
+        <w:rPr>
+          <w:b w:val="0"/>
+        </w:rPr>
         <w:t>One failed row proves no match: Later rows may fit; continue until a fit or catalogue exhaustion.</w:t>
       </w:r>
     </w:p>
     <w:p>
-      <w:r>
+      <w:pPr>
+        <w:spacing w:line="336" w:lineRule="auto" w:after="180"/>
+      </w:pPr>
+      <w:r>
+        <w:rPr>
+          <w:b w:val="0"/>
+        </w:rPr>
         <w:t>Passing either condition is sufficient: The time and quiet conditions must both hold.</w:t>
       </w:r>
     </w:p>
     <w:p>
-      <w:r>
+      <w:pPr>
+        <w:spacing w:line="336" w:lineRule="auto" w:after="180"/>
+      </w:pPr>
+      <w:r>
+        <w:rPr>
+          <w:b w:val="0"/>
+        </w:rPr>
         <w:t>Any compatible answer satisfies the task: The first-in-catalogue tie rule is also a requirement.</w:t>
       </w:r>
     </w:p>
     <w:p>
-      <w:r>
-        <w:t>A loop stops because it should: Show a state change that advances toward a finite end.</w:t>
+      <w:pPr>
+        <w:spacing w:line="336" w:lineRule="auto" w:after="180"/>
+      </w:pPr>
+      <w:r>
+        <w:rPr>
+          <w:b w:val="0"/>
+        </w:rPr>
+        <w:t xml:space="preserve">A loop stops because it should: Show a </w:t>
+      </w:r>
+      <w:r>
+        <w:rPr>
+          <w:b/>
+        </w:rPr>
+        <w:t>state</w:t>
+      </w:r>
+      <w:r>
+        <w:rPr>
+          <w:b w:val="0"/>
+        </w:rPr>
+        <w:t xml:space="preserve"> change that advances toward a finite end.</w:t>
       </w:r>
     </w:p>
     <w:p>
@@ -2112,8 +4596,37 @@
       </w:tr>
     </w:tbl>
     <w:p>
-      <w:r>
-        <w:t>Offer an oral explanation, drawing, enlarged visual or fewer examples when that removes a reading/writing barrier. Keep the same reasoning goal. Stretch secure learners by changing a boundary or assumption and asking them to defend the effect, not simply by assigning more of the same questions.</w:t>
+      <w:pPr>
+        <w:spacing w:line="336" w:lineRule="auto" w:after="180"/>
+      </w:pPr>
+      <w:r>
+        <w:rPr>
+          <w:b w:val="0"/>
+        </w:rPr>
+        <w:t xml:space="preserve">Offer an oral </w:t>
+      </w:r>
+      <w:r>
+        <w:rPr>
+          <w:b/>
+        </w:rPr>
+        <w:t>explanation</w:t>
+      </w:r>
+      <w:r>
+        <w:rPr>
+          <w:b w:val="0"/>
+        </w:rPr>
+        <w:t>, drawing, enlarged visual or fewer examples when that removes a reading/writing barrier. Keep the same reasoning goal.</w:t>
+      </w:r>
+    </w:p>
+    <w:p>
+      <w:pPr>
+        <w:spacing w:line="336" w:lineRule="auto" w:after="180"/>
+      </w:pPr>
+      <w:r>
+        <w:rPr>
+          <w:b w:val="0"/>
+        </w:rPr>
+        <w:t>Stretch secure learners by changing a boundary or assumption and asking them to defend the effect, not simply by assigning more of the same questions.</w:t>
       </w:r>
     </w:p>
     <w:p>
@@ -2125,11 +4638,16 @@
       </w:r>
     </w:p>
     <w:p>
+      <w:r>
+        <w:t>Use the Design the Decision Process questions, teacher keys and criteria after the relevant attempts. Previously discussed cases are practice; protect the separately selected independent task.</w:t>
+      </w:r>
+    </w:p>
+    <w:p>
       <w:pPr>
         <w:pStyle w:val="Heading3"/>
       </w:pPr>
       <w:r>
-        <w:t>Assess and explain the answers</w:t>
+        <w:t>Worked case answer</w:t>
       </w:r>
     </w:p>
     <w:p>
@@ -2137,12 +4655,31 @@
         <w:pStyle w:val="Heading3"/>
       </w:pPr>
       <w:r>
-        <w:t>Worked case answer</w:t>
-      </w:r>
-    </w:p>
-    <w:p>
-      <w:r>
-        <w:t>Glass incorrectly goes to M. Add an explicit metal check and a glass or review branch. Otherwise includes all remaining cases.</w:t>
+        <w:t>Teacher key · Worked case answer</w:t>
+      </w:r>
+    </w:p>
+    <w:p>
+      <w:pPr>
+        <w:spacing w:line="336" w:lineRule="auto" w:after="180"/>
+        <w:shd w:fill="F1F6FC"/>
+      </w:pPr>
+      <w:r>
+        <w:rPr>
+          <w:b w:val="0"/>
+        </w:rPr>
+        <w:t xml:space="preserve">Glass incorrectly goes to M. Add an explicit metal check and a glass or review </w:t>
+      </w:r>
+      <w:r>
+        <w:rPr>
+          <w:b/>
+        </w:rPr>
+        <w:t>branch</w:t>
+      </w:r>
+      <w:r>
+        <w:rPr>
+          <w:b w:val="0"/>
+        </w:rPr>
+        <w:t>. Otherwise includes all remaining cases.</w:t>
       </w:r>
     </w:p>
     <w:p>
@@ -2154,21 +4691,87 @@
       </w:r>
     </w:p>
     <w:p>
-      <w:r>
-        <w:t>Write a decision process: a clear pencil goes to the pencil tray, a clear book to the shelf, and an unknown object to review. Trace a lunch box.</w:t>
-      </w:r>
-    </w:p>
-    <w:p>
       <w:pPr>
         <w:pStyle w:val="Heading3"/>
       </w:pPr>
       <w:r>
+        <w:t>Independent question · withhold the key</w:t>
+      </w:r>
+    </w:p>
+    <w:p>
+      <w:pPr>
+        <w:spacing w:line="336" w:lineRule="auto" w:after="180"/>
+        <w:shd w:fill="F5F1FB"/>
+      </w:pPr>
+      <w:r>
+        <w:rPr>
+          <w:b w:val="0"/>
+        </w:rPr>
+        <w:t xml:space="preserve">Write a decision </w:t>
+      </w:r>
+      <w:r>
+        <w:rPr>
+          <w:b/>
+        </w:rPr>
+        <w:t>process</w:t>
+      </w:r>
+      <w:r>
+        <w:rPr>
+          <w:b w:val="0"/>
+        </w:rPr>
+        <w:t>: a clear pencil goes to the pencil tray, a clear book to the shelf, and an unknown object to review. Trace a lunch box.</w:t>
+      </w:r>
+    </w:p>
+    <w:p>
+      <w:pPr>
+        <w:pStyle w:val="Heading3"/>
+      </w:pPr>
+      <w:r>
         <w:t>Expected independent answer</w:t>
       </w:r>
     </w:p>
     <w:p>
-      <w:r>
-        <w:t>Check for a pencil, then a book; if neither is supported, request review. A lunch box follows the review branch. The fallback is part of the process.</w:t>
+      <w:pPr>
+        <w:pStyle w:val="Heading3"/>
+      </w:pPr>
+      <w:r>
+        <w:t>Teacher key · Expected independent answer</w:t>
+      </w:r>
+    </w:p>
+    <w:p>
+      <w:pPr>
+        <w:spacing w:line="336" w:lineRule="auto" w:after="180"/>
+        <w:shd w:fill="F1F6FC"/>
+      </w:pPr>
+      <w:r>
+        <w:rPr>
+          <w:b w:val="0"/>
+        </w:rPr>
+        <w:t xml:space="preserve">Check for a pencil, then a book; if neither is supported, request review. A lunch box follows the review </w:t>
+      </w:r>
+      <w:r>
+        <w:rPr>
+          <w:b/>
+        </w:rPr>
+        <w:t>branch</w:t>
+      </w:r>
+      <w:r>
+        <w:rPr>
+          <w:b w:val="0"/>
+        </w:rPr>
+        <w:t xml:space="preserve">. The fallback is part of the </w:t>
+      </w:r>
+      <w:r>
+        <w:rPr>
+          <w:b/>
+        </w:rPr>
+        <w:t>process</w:t>
+      </w:r>
+      <w:r>
+        <w:rPr>
+          <w:b w:val="0"/>
+        </w:rPr>
+        <w:t>.</w:t>
       </w:r>
     </w:p>
     <w:p>
@@ -2406,8 +5009,25 @@
       </w:tr>
     </w:tbl>
     <w:p>
-      <w:r>
-        <w:t>Use 6/8 as a classroom checkpoint, with 2 required for both Result and Reasoning. This is a proposed teaching rule, not a validated certification threshold. Do not count a coached answer as independent mastery; correct unsafe or unsupported claims regardless of total.</w:t>
+      <w:pPr>
+        <w:spacing w:line="336" w:lineRule="auto" w:after="180"/>
+      </w:pPr>
+      <w:r>
+        <w:rPr>
+          <w:b w:val="0"/>
+        </w:rPr>
+        <w:t>Use 6/8 as a classroom checkpoint, with 2 required for both Result and Reasoning. This is a proposed teaching rule, not a validated certification threshold.</w:t>
+      </w:r>
+    </w:p>
+    <w:p>
+      <w:pPr>
+        <w:spacing w:line="336" w:lineRule="auto" w:after="180"/>
+      </w:pPr>
+      <w:r>
+        <w:rPr>
+          <w:b w:val="0"/>
+        </w:rPr>
+        <w:t>Do not count a coached answer as independent mastery; correct unsafe or unsupported claims regardless of total.</w:t>
       </w:r>
     </w:p>
     <w:p>
@@ -2419,8 +5039,38 @@
       </w:r>
     </w:p>
     <w:p>
-      <w:r>
-        <w:t>Ask the learner to find the evidence that challenges this claim: “Only successful labels need a branch.” Keep the first attempt and an uncoached retry separate.</w:t>
+      <w:pPr>
+        <w:spacing w:line="336" w:lineRule="auto" w:after="180"/>
+      </w:pPr>
+      <w:r>
+        <w:rPr>
+          <w:b w:val="0"/>
+        </w:rPr>
+        <w:t xml:space="preserve">Ask the learner to find the </w:t>
+      </w:r>
+      <w:r>
+        <w:rPr>
+          <w:b/>
+        </w:rPr>
+        <w:t>evidence</w:t>
+      </w:r>
+      <w:r>
+        <w:rPr>
+          <w:b w:val="0"/>
+        </w:rPr>
+        <w:t xml:space="preserve"> that challenges this claim: “Only successful labels need a </w:t>
+      </w:r>
+      <w:r>
+        <w:rPr>
+          <w:b/>
+        </w:rPr>
+        <w:t>branch</w:t>
+      </w:r>
+      <w:r>
+        <w:rPr>
+          <w:b w:val="0"/>
+        </w:rPr>
+        <w:t>.” Keep the first attempt and an uncoached retry separate.</w:t>
       </w:r>
     </w:p>
     <w:p>
@@ -2432,7 +5082,22 @@
       </w:r>
     </w:p>
     <w:p>
-      <w:r>
+      <w:pPr>
+        <w:pStyle w:val="Heading3"/>
+      </w:pPr>
+      <w:r>
+        <w:t>Teacher key · Original transfer answer</w:t>
+      </w:r>
+    </w:p>
+    <w:p>
+      <w:pPr>
+        <w:spacing w:line="336" w:lineRule="auto" w:after="180"/>
+        <w:shd w:fill="F1F6FC"/>
+      </w:pPr>
+      <w:r>
+        <w:rPr>
+          <w:b w:val="0"/>
+        </w:rPr>
         <w:t>Use if paper then P; else if metal then M; else review. Results are P, M, review, review. The catch-all must match the available actions. Never label all non-paper objects as metal merely because there are two trays.</w:t>
       </w:r>
     </w:p>
@@ -2453,111 +5118,729 @@
       </w:r>
     </w:p>
     <w:p>
-      <w:r>
-        <w:t>Name the three kinds of final output in the activity process and the condition that leads to each. Explain why a candidate failing its time check is not automatically a final no-match result.</w:t>
-      </w:r>
-    </w:p>
-    <w:p>
-      <w:r>
-        <w:t>Clarification follows invalid or missing input. A suggestion follows the first candidate passing both compatibility conditions. No match follows a valid request after all candidates fail. A single failed candidate does not settle whether later candidates fit, so the process must advance.</w:t>
-      </w:r>
-    </w:p>
-    <w:p>
       <w:pPr>
         <w:pStyle w:val="Heading3"/>
       </w:pPr>
       <w:r>
+        <w:t>Workbook question · W1</w:t>
+      </w:r>
+    </w:p>
+    <w:p>
+      <w:pPr>
+        <w:spacing w:line="336" w:lineRule="auto" w:after="180"/>
+        <w:shd w:fill="F5F1FB"/>
+      </w:pPr>
+      <w:r>
+        <w:rPr>
+          <w:b w:val="0"/>
+        </w:rPr>
+        <w:t xml:space="preserve">Name the three kinds of final </w:t>
+      </w:r>
+      <w:r>
+        <w:rPr>
+          <w:b/>
+        </w:rPr>
+        <w:t>output</w:t>
+      </w:r>
+      <w:r>
+        <w:rPr>
+          <w:b w:val="0"/>
+        </w:rPr>
+        <w:t xml:space="preserve"> in the activity </w:t>
+      </w:r>
+      <w:r>
+        <w:rPr>
+          <w:b/>
+        </w:rPr>
+        <w:t>process</w:t>
+      </w:r>
+      <w:r>
+        <w:rPr>
+          <w:b w:val="0"/>
+        </w:rPr>
+        <w:t xml:space="preserve"> and the condition that leads to each. Explain why a </w:t>
+      </w:r>
+      <w:r>
+        <w:rPr>
+          <w:b/>
+        </w:rPr>
+        <w:t>candidate</w:t>
+      </w:r>
+      <w:r>
+        <w:rPr>
+          <w:b w:val="0"/>
+        </w:rPr>
+        <w:t xml:space="preserve"> failing its time check is not automatically a final no-match result.</w:t>
+      </w:r>
+    </w:p>
+    <w:p>
+      <w:pPr>
+        <w:pStyle w:val="Heading3"/>
+      </w:pPr>
+      <w:r>
+        <w:t>Teacher reasoning · W1</w:t>
+      </w:r>
+    </w:p>
+    <w:p>
+      <w:pPr>
+        <w:spacing w:line="336" w:lineRule="auto" w:after="180"/>
+        <w:shd w:fill="F1F6FC"/>
+      </w:pPr>
+      <w:r>
+        <w:rPr>
+          <w:b w:val="0"/>
+        </w:rPr>
+        <w:t xml:space="preserve">Clarification follows invalid or missing </w:t>
+      </w:r>
+      <w:r>
+        <w:rPr>
+          <w:b/>
+        </w:rPr>
+        <w:t>input</w:t>
+      </w:r>
+      <w:r>
+        <w:rPr>
+          <w:b w:val="0"/>
+        </w:rPr>
+        <w:t xml:space="preserve">. A suggestion follows the first </w:t>
+      </w:r>
+      <w:r>
+        <w:rPr>
+          <w:b/>
+        </w:rPr>
+        <w:t>candidate</w:t>
+      </w:r>
+      <w:r>
+        <w:rPr>
+          <w:b w:val="0"/>
+        </w:rPr>
+        <w:t xml:space="preserve"> passing both compatibility conditions. No match follows a valid request after all </w:t>
+      </w:r>
+      <w:r>
+        <w:rPr>
+          <w:b/>
+        </w:rPr>
+        <w:t>candidate</w:t>
+      </w:r>
+      <w:r>
+        <w:rPr>
+          <w:b w:val="0"/>
+        </w:rPr>
+        <w:t>s fail.</w:t>
+      </w:r>
+    </w:p>
+    <w:p>
+      <w:pPr>
+        <w:spacing w:line="336" w:lineRule="auto" w:after="180"/>
+        <w:shd w:fill="F1F6FC"/>
+      </w:pPr>
+      <w:r>
+        <w:rPr>
+          <w:b w:val="0"/>
+        </w:rPr>
+        <w:t xml:space="preserve">A single failed </w:t>
+      </w:r>
+      <w:r>
+        <w:rPr>
+          <w:b/>
+        </w:rPr>
+        <w:t>candidate</w:t>
+      </w:r>
+      <w:r>
+        <w:rPr>
+          <w:b w:val="0"/>
+        </w:rPr>
+        <w:t xml:space="preserve"> does not settle whether later </w:t>
+      </w:r>
+      <w:r>
+        <w:rPr>
+          <w:b/>
+        </w:rPr>
+        <w:t>candidate</w:t>
+      </w:r>
+      <w:r>
+        <w:rPr>
+          <w:b w:val="0"/>
+        </w:rPr>
+        <w:t xml:space="preserve">s fit, so the </w:t>
+      </w:r>
+      <w:r>
+        <w:rPr>
+          <w:b/>
+        </w:rPr>
+        <w:t>process</w:t>
+      </w:r>
+      <w:r>
+        <w:rPr>
+          <w:b w:val="0"/>
+        </w:rPr>
+        <w:t xml:space="preserve"> must advance.</w:t>
+      </w:r>
+    </w:p>
+    <w:p>
+      <w:pPr>
+        <w:pStyle w:val="Heading3"/>
+      </w:pPr>
+      <w:r>
         <w:t>W2 Track the current candidate</w:t>
       </w:r>
     </w:p>
     <w:p>
-      <w:r>
-        <w:t>Trace 9 minutes with Quiet required No. Record the current candidate, time result, quiet condition and next step until the process stops. Explain why the request values should not change as the candidate advances.</w:t>
-      </w:r>
-    </w:p>
-    <w:p>
-      <w:r>
-        <w:t>B1 fails time because 10 is greater than 9; quiet is unrestricted. Advance to B2. B2 passes time because 8 is no more than 9 and quiet is not required, so suggest B2 and stop. Candidate state changes to search the catalogue; changing the request values would solve a different task.</w:t>
-      </w:r>
-    </w:p>
-    <w:p>
       <w:pPr>
         <w:pStyle w:val="Heading3"/>
       </w:pPr>
       <w:r>
+        <w:t>Workbook question · W2</w:t>
+      </w:r>
+    </w:p>
+    <w:p>
+      <w:pPr>
+        <w:spacing w:line="336" w:lineRule="auto" w:after="180"/>
+        <w:shd w:fill="F5F1FB"/>
+      </w:pPr>
+      <w:r>
+        <w:rPr>
+          <w:b w:val="0"/>
+        </w:rPr>
+        <w:t xml:space="preserve">Trace 9 minutes with Quiet required No. Record the current </w:t>
+      </w:r>
+      <w:r>
+        <w:rPr>
+          <w:b/>
+        </w:rPr>
+        <w:t>candidate</w:t>
+      </w:r>
+      <w:r>
+        <w:rPr>
+          <w:b w:val="0"/>
+        </w:rPr>
+        <w:t xml:space="preserve">, time result, quiet condition and next step until the </w:t>
+      </w:r>
+      <w:r>
+        <w:rPr>
+          <w:b/>
+        </w:rPr>
+        <w:t>process</w:t>
+      </w:r>
+      <w:r>
+        <w:rPr>
+          <w:b w:val="0"/>
+        </w:rPr>
+        <w:t xml:space="preserve"> stops. Explain why the request values should not change as the </w:t>
+      </w:r>
+      <w:r>
+        <w:rPr>
+          <w:b/>
+        </w:rPr>
+        <w:t>candidate</w:t>
+      </w:r>
+      <w:r>
+        <w:rPr>
+          <w:b w:val="0"/>
+        </w:rPr>
+        <w:t xml:space="preserve"> advances.</w:t>
+      </w:r>
+    </w:p>
+    <w:p>
+      <w:pPr>
+        <w:pStyle w:val="Heading3"/>
+      </w:pPr>
+      <w:r>
+        <w:t>Teacher reasoning · W2</w:t>
+      </w:r>
+    </w:p>
+    <w:p>
+      <w:pPr>
+        <w:spacing w:line="336" w:lineRule="auto" w:after="180"/>
+        <w:shd w:fill="F1F6FC"/>
+      </w:pPr>
+      <w:r>
+        <w:rPr>
+          <w:b w:val="0"/>
+        </w:rPr>
+        <w:t>B1 fails time because 10 is greater than 9; quiet is unrestricted. Advance to B2. B2 passes time because 8 is no more than 9 and quiet is not required, so suggest B2 and stop.</w:t>
+      </w:r>
+    </w:p>
+    <w:p>
+      <w:pPr>
+        <w:spacing w:line="336" w:lineRule="auto" w:after="180"/>
+        <w:shd w:fill="F1F6FC"/>
+      </w:pPr>
+      <w:r>
+        <w:rPr>
+          <w:b/>
+        </w:rPr>
+        <w:t>Candidate</w:t>
+      </w:r>
+      <w:r>
+        <w:rPr>
+          <w:b w:val="0"/>
+        </w:rPr>
+        <w:t xml:space="preserve"> </w:t>
+      </w:r>
+      <w:r>
+        <w:rPr>
+          <w:b/>
+        </w:rPr>
+        <w:t>state</w:t>
+      </w:r>
+      <w:r>
+        <w:rPr>
+          <w:b w:val="0"/>
+        </w:rPr>
+        <w:t xml:space="preserve"> changes to search the catalogue; changing the request values would solve a different task.</w:t>
+      </w:r>
+    </w:p>
+    <w:p>
+      <w:pPr>
+        <w:pStyle w:val="Heading3"/>
+      </w:pPr>
+      <w:r>
         <w:t>W3 Repair an incorrect branch</w:t>
       </w:r>
     </w:p>
     <w:p>
-      <w:r>
-        <w:t>A design says “If the activity is quiet OR its time fits, suggest it.” For 5 minutes with Quiet required Yes it selects B1. Identify the failed requirement and replace the condition with a correct one. Give the correct result for this request.</w:t>
-      </w:r>
-    </w:p>
-    <w:p>
-      <w:r>
-        <w:t>B1 is quiet but requires 10 minutes, exceeding 5. Require time to fit AND the quiet condition to hold. The quiet condition is either quiet not required or a quiet activity. No catalogue activity fits 5 minutes, so the correct output is no match after checking all candidates.</w:t>
-      </w:r>
-    </w:p>
-    <w:p>
       <w:pPr>
         <w:pStyle w:val="Heading3"/>
       </w:pPr>
       <w:r>
+        <w:t>Workbook question · W3</w:t>
+      </w:r>
+    </w:p>
+    <w:p>
+      <w:pPr>
+        <w:spacing w:line="336" w:lineRule="auto" w:after="180"/>
+        <w:shd w:fill="F5F1FB"/>
+      </w:pPr>
+      <w:r>
+        <w:rPr>
+          <w:b w:val="0"/>
+        </w:rPr>
+        <w:t>A design says “If the activity is quiet OR its time fits, suggest it.” For 5 minutes with Quiet required Yes it selects B1. Identify the failed requirement and replace the condition with a correct one.</w:t>
+      </w:r>
+    </w:p>
+    <w:p>
+      <w:pPr>
+        <w:spacing w:line="336" w:lineRule="auto" w:after="180"/>
+        <w:shd w:fill="F5F1FB"/>
+      </w:pPr>
+      <w:r>
+        <w:rPr>
+          <w:b w:val="0"/>
+        </w:rPr>
+        <w:t>Give the correct result for this request.</w:t>
+      </w:r>
+    </w:p>
+    <w:p>
+      <w:pPr>
+        <w:pStyle w:val="Heading3"/>
+      </w:pPr>
+      <w:r>
+        <w:t>Teacher reasoning · W3</w:t>
+      </w:r>
+    </w:p>
+    <w:p>
+      <w:pPr>
+        <w:spacing w:line="336" w:lineRule="auto" w:after="180"/>
+        <w:shd w:fill="F1F6FC"/>
+      </w:pPr>
+      <w:r>
+        <w:rPr>
+          <w:b w:val="0"/>
+        </w:rPr>
+        <w:t>B1 is quiet but requires 10 minutes, exceeding 5. Require time to fit AND the quiet condition to hold. The quiet condition is either quiet not required or a quiet activity.</w:t>
+      </w:r>
+    </w:p>
+    <w:p>
+      <w:pPr>
+        <w:spacing w:line="336" w:lineRule="auto" w:after="180"/>
+        <w:shd w:fill="F1F6FC"/>
+      </w:pPr>
+      <w:r>
+        <w:rPr>
+          <w:b w:val="0"/>
+        </w:rPr>
+        <w:t xml:space="preserve">No catalogue activity fits 5 minutes, so the correct </w:t>
+      </w:r>
+      <w:r>
+        <w:rPr>
+          <w:b/>
+        </w:rPr>
+        <w:t>output</w:t>
+      </w:r>
+      <w:r>
+        <w:rPr>
+          <w:b w:val="0"/>
+        </w:rPr>
+        <w:t xml:space="preserve"> is no match after checking all </w:t>
+      </w:r>
+      <w:r>
+        <w:rPr>
+          <w:b/>
+        </w:rPr>
+        <w:t>candidate</w:t>
+      </w:r>
+      <w:r>
+        <w:rPr>
+          <w:b w:val="0"/>
+        </w:rPr>
+        <w:t>s.</w:t>
+      </w:r>
+    </w:p>
+    <w:p>
+      <w:pPr>
+        <w:pStyle w:val="Heading3"/>
+      </w:pPr>
+      <w:r>
         <w:t>W4 Design a complete room decision process</w:t>
       </w:r>
     </w:p>
     <w:p>
-      <w:r>
-        <w:t>A new paper catalogue lists C1 first, capacity 4, quiet Yes; C2 second, capacity 8, quiet No. Valid requests give a whole group size from 1 to 10 and Quiet required Yes or No. A room fits if capacity is at least group size and the quiet condition is met; choose the first fit. Write a complete process with validation, search, state change and stopping rules. Trace 6 people No and explain the outcome for a blank quiet field. No booking takes place.</w:t>
-      </w:r>
-    </w:p>
-    <w:p>
-      <w:r>
-        <w:t>Validate group size and Yes or No; request clarification and stop if invalid. Start C1; check capacity and quiet. If both pass, suggest and stop; otherwise advance to C2. If C2 also fails, report no match and stop. For 6 No, C1 fails capacity, C2 passes capacity with quiet unrestricted, so suggest C2. Blank quiet requires clarification before searching. Each failed row advances, so at most two candidates are checked.</w:t>
-      </w:r>
-    </w:p>
-    <w:p>
       <w:pPr>
         <w:pStyle w:val="Heading3"/>
       </w:pPr>
       <w:r>
+        <w:t>Workbook question · W4</w:t>
+      </w:r>
+    </w:p>
+    <w:p>
+      <w:pPr>
+        <w:spacing w:line="336" w:lineRule="auto" w:after="180"/>
+        <w:shd w:fill="F5F1FB"/>
+      </w:pPr>
+      <w:r>
+        <w:rPr>
+          <w:b w:val="0"/>
+        </w:rPr>
+        <w:t>A new paper catalogue lists C1 first, capacity 4, quiet Yes; C2 second, capacity 8, quiet No. Valid requests give a whole group size from 1 to 10 and Quiet required Yes or No.</w:t>
+      </w:r>
+    </w:p>
+    <w:p>
+      <w:pPr>
+        <w:spacing w:line="336" w:lineRule="auto" w:after="180"/>
+        <w:shd w:fill="F5F1FB"/>
+      </w:pPr>
+      <w:r>
+        <w:rPr>
+          <w:b w:val="0"/>
+        </w:rPr>
+        <w:t xml:space="preserve">A room fits if capacity is at least group size and the quiet condition is met; choose the first fit. Write a complete </w:t>
+      </w:r>
+      <w:r>
+        <w:rPr>
+          <w:b/>
+        </w:rPr>
+        <w:t>process</w:t>
+      </w:r>
+      <w:r>
+        <w:rPr>
+          <w:b w:val="0"/>
+        </w:rPr>
+        <w:t xml:space="preserve"> with </w:t>
+      </w:r>
+      <w:r>
+        <w:rPr>
+          <w:b/>
+        </w:rPr>
+        <w:t>validation</w:t>
+      </w:r>
+      <w:r>
+        <w:rPr>
+          <w:b w:val="0"/>
+        </w:rPr>
+        <w:t xml:space="preserve">, search, </w:t>
+      </w:r>
+      <w:r>
+        <w:rPr>
+          <w:b/>
+        </w:rPr>
+        <w:t>state</w:t>
+      </w:r>
+      <w:r>
+        <w:rPr>
+          <w:b w:val="0"/>
+        </w:rPr>
+        <w:t xml:space="preserve"> change and stopping rules.</w:t>
+      </w:r>
+    </w:p>
+    <w:p>
+      <w:pPr>
+        <w:spacing w:line="336" w:lineRule="auto" w:after="180"/>
+        <w:shd w:fill="F5F1FB"/>
+      </w:pPr>
+      <w:r>
+        <w:rPr>
+          <w:b w:val="0"/>
+        </w:rPr>
+        <w:t>Trace 6 people No and explain the outcome for a blank quiet field. No booking takes place.</w:t>
+      </w:r>
+    </w:p>
+    <w:p>
+      <w:pPr>
+        <w:pStyle w:val="Heading3"/>
+      </w:pPr>
+      <w:r>
+        <w:t>Teacher reasoning · W4</w:t>
+      </w:r>
+    </w:p>
+    <w:p>
+      <w:pPr>
+        <w:spacing w:line="336" w:lineRule="auto" w:after="180"/>
+        <w:shd w:fill="F1F6FC"/>
+      </w:pPr>
+      <w:r>
+        <w:rPr>
+          <w:b w:val="0"/>
+        </w:rPr>
+        <w:t>Validate group size and Yes or No; request clarification and stop if invalid. Start C1; check capacity and quiet. If both pass, suggest and stop; otherwise advance to C2. If C2 also fails, report no match and stop.</w:t>
+      </w:r>
+    </w:p>
+    <w:p>
+      <w:pPr>
+        <w:spacing w:line="336" w:lineRule="auto" w:after="180"/>
+        <w:shd w:fill="F1F6FC"/>
+      </w:pPr>
+      <w:r>
+        <w:rPr>
+          <w:b w:val="0"/>
+        </w:rPr>
+        <w:t xml:space="preserve">For 6 No, C1 fails capacity, C2 passes capacity with quiet unrestricted, so suggest C2. Blank quiet requires clarification before searching. Each failed row advances, so at most two </w:t>
+      </w:r>
+      <w:r>
+        <w:rPr>
+          <w:b/>
+        </w:rPr>
+        <w:t>candidate</w:t>
+      </w:r>
+      <w:r>
+        <w:rPr>
+          <w:b w:val="0"/>
+        </w:rPr>
+        <w:t>s are checked.</w:t>
+      </w:r>
+    </w:p>
+    <w:p>
+      <w:pPr>
+        <w:pStyle w:val="Heading3"/>
+      </w:pPr>
+      <w:r>
         <w:t>W5 Preserve the first compatible option</w:t>
       </w:r>
     </w:p>
     <w:p>
-      <w:r>
-        <w:t>For the activity catalogue, 15 minutes with Quiet required No allows several activities. Explain why returning the last compatible row breaks the agreed rule even though it fits. Describe a stopping rule that preserves the first match, and one way to check that a loop cannot repeat forever.</w:t>
-      </w:r>
-    </w:p>
-    <w:p>
-      <w:r>
-        <w:t>All four activities fit, but the tie rule requires B1 first. Returning B4 meets compatibility but not the full specification. Stop immediately after the first passing candidate. Check that every failure advances exactly one row, no row is revisited and exhaustion of B4 ends with no match.</w:t>
-      </w:r>
-    </w:p>
-    <w:p>
       <w:pPr>
         <w:pStyle w:val="Heading3"/>
       </w:pPr>
       <w:r>
+        <w:t>Workbook question · W5</w:t>
+      </w:r>
+    </w:p>
+    <w:p>
+      <w:pPr>
+        <w:spacing w:line="336" w:lineRule="auto" w:after="180"/>
+        <w:shd w:fill="F5F1FB"/>
+      </w:pPr>
+      <w:r>
+        <w:rPr>
+          <w:b w:val="0"/>
+        </w:rPr>
+        <w:t>For the activity catalogue, 15 minutes with Quiet required No allows several activities. Explain why returning the last compatible row breaks the agreed rule even though it fits.</w:t>
+      </w:r>
+    </w:p>
+    <w:p>
+      <w:pPr>
+        <w:spacing w:line="336" w:lineRule="auto" w:after="180"/>
+        <w:shd w:fill="F5F1FB"/>
+      </w:pPr>
+      <w:r>
+        <w:rPr>
+          <w:b w:val="0"/>
+        </w:rPr>
+        <w:t>Describe a stopping rule that preserves the first match, and one way to check that a loop cannot repeat forever.</w:t>
+      </w:r>
+    </w:p>
+    <w:p>
+      <w:pPr>
+        <w:pStyle w:val="Heading3"/>
+      </w:pPr>
+      <w:r>
+        <w:t>Teacher reasoning · W5</w:t>
+      </w:r>
+    </w:p>
+    <w:p>
+      <w:pPr>
+        <w:spacing w:line="336" w:lineRule="auto" w:after="180"/>
+        <w:shd w:fill="F1F6FC"/>
+      </w:pPr>
+      <w:r>
+        <w:rPr>
+          <w:b w:val="0"/>
+        </w:rPr>
+        <w:t xml:space="preserve">All four activities fit, but the tie rule requires B1 first. Returning B4 meets compatibility but not the full specification. Stop immediately after the first passing </w:t>
+      </w:r>
+      <w:r>
+        <w:rPr>
+          <w:b/>
+        </w:rPr>
+        <w:t>candidate</w:t>
+      </w:r>
+      <w:r>
+        <w:rPr>
+          <w:b w:val="0"/>
+        </w:rPr>
+        <w:t>.</w:t>
+      </w:r>
+    </w:p>
+    <w:p>
+      <w:pPr>
+        <w:spacing w:line="336" w:lineRule="auto" w:after="180"/>
+        <w:shd w:fill="F1F6FC"/>
+      </w:pPr>
+      <w:r>
+        <w:rPr>
+          <w:b w:val="0"/>
+        </w:rPr>
+        <w:t>Check that every failure advances exactly one row, no row is revisited and exhaustion of B4 ends with no match.</w:t>
+      </w:r>
+    </w:p>
+    <w:p>
+      <w:pPr>
+        <w:pStyle w:val="Heading3"/>
+      </w:pPr>
+      <w:r>
         <w:t>Assess independent transfer</w:t>
       </w:r>
     </w:p>
     <w:p>
-      <w:r>
-        <w:t>Selected case: A new paper catalogue lists C1 first, capacity 4, quiet Yes; C2 second, capacity 8, quiet No. Valid requests give a whole group size from 1 to 10 and Quiet required Yes or No. A room fits if capacity is at least group size and the quiet condition is met; choose the first fit. Write a complete process with validation, search, state change and stopping rules. Trace 6 people No and explain the outcome for a blank quiet field. No booking takes place.</w:t>
-      </w:r>
-    </w:p>
-    <w:p>
       <w:pPr>
         <w:pStyle w:val="Heading3"/>
       </w:pPr>
       <w:r>
+        <w:t>Independent question · withhold the key</w:t>
+      </w:r>
+    </w:p>
+    <w:p>
+      <w:pPr>
+        <w:spacing w:line="336" w:lineRule="auto" w:after="180"/>
+        <w:shd w:fill="F5F1FB"/>
+      </w:pPr>
+      <w:r>
+        <w:rPr>
+          <w:b w:val="0"/>
+        </w:rPr>
+        <w:t>Selected case: A new paper catalogue lists C1 first, capacity 4, quiet Yes; C2 second, capacity 8, quiet No. Valid requests give a whole group size from 1 to 10 and Quiet required Yes or No.</w:t>
+      </w:r>
+    </w:p>
+    <w:p>
+      <w:pPr>
+        <w:spacing w:line="336" w:lineRule="auto" w:after="180"/>
+        <w:shd w:fill="F5F1FB"/>
+      </w:pPr>
+      <w:r>
+        <w:rPr>
+          <w:b w:val="0"/>
+        </w:rPr>
+        <w:t xml:space="preserve">A room fits if capacity is at least group size and the quiet condition is met; choose the first fit. Write a complete </w:t>
+      </w:r>
+      <w:r>
+        <w:rPr>
+          <w:b/>
+        </w:rPr>
+        <w:t>process</w:t>
+      </w:r>
+      <w:r>
+        <w:rPr>
+          <w:b w:val="0"/>
+        </w:rPr>
+        <w:t xml:space="preserve"> with </w:t>
+      </w:r>
+      <w:r>
+        <w:rPr>
+          <w:b/>
+        </w:rPr>
+        <w:t>validation</w:t>
+      </w:r>
+      <w:r>
+        <w:rPr>
+          <w:b w:val="0"/>
+        </w:rPr>
+        <w:t xml:space="preserve">, search, </w:t>
+      </w:r>
+      <w:r>
+        <w:rPr>
+          <w:b/>
+        </w:rPr>
+        <w:t>state</w:t>
+      </w:r>
+      <w:r>
+        <w:rPr>
+          <w:b w:val="0"/>
+        </w:rPr>
+        <w:t xml:space="preserve"> change and stopping rules.</w:t>
+      </w:r>
+    </w:p>
+    <w:p>
+      <w:pPr>
+        <w:spacing w:line="336" w:lineRule="auto" w:after="180"/>
+        <w:shd w:fill="F5F1FB"/>
+      </w:pPr>
+      <w:r>
+        <w:rPr>
+          <w:b w:val="0"/>
+        </w:rPr>
+        <w:t>Trace 6 people No and explain the outcome for a blank quiet field. No booking takes place.</w:t>
+      </w:r>
+    </w:p>
+    <w:p>
+      <w:pPr>
+        <w:pStyle w:val="Heading3"/>
+      </w:pPr>
+      <w:r>
         <w:t>Selected case answer</w:t>
       </w:r>
     </w:p>
     <w:p>
-      <w:r>
-        <w:t>Validate group size and Yes or No; request clarification and stop if invalid. Start C1; check capacity and quiet. If both pass, suggest and stop; otherwise advance to C2. If C2 also fails, report no match and stop. For 6 No, C1 fails capacity, C2 passes capacity with quiet unrestricted, so suggest C2. Blank quiet requires clarification before searching. Each failed row advances, so at most two candidates are checked.</w:t>
+      <w:pPr>
+        <w:pStyle w:val="Heading3"/>
+      </w:pPr>
+      <w:r>
+        <w:t>Teacher key · Selected case answer</w:t>
+      </w:r>
+    </w:p>
+    <w:p>
+      <w:pPr>
+        <w:spacing w:line="336" w:lineRule="auto" w:after="180"/>
+        <w:shd w:fill="F1F6FC"/>
+      </w:pPr>
+      <w:r>
+        <w:rPr>
+          <w:b w:val="0"/>
+        </w:rPr>
+        <w:t>Validate group size and Yes or No; request clarification and stop if invalid. Start C1; check capacity and quiet. If both pass, suggest and stop; otherwise advance to C2. If C2 also fails, report no match and stop.</w:t>
+      </w:r>
+    </w:p>
+    <w:p>
+      <w:pPr>
+        <w:spacing w:line="336" w:lineRule="auto" w:after="180"/>
+        <w:shd w:fill="F1F6FC"/>
+      </w:pPr>
+      <w:r>
+        <w:rPr>
+          <w:b w:val="0"/>
+        </w:rPr>
+        <w:t xml:space="preserve">For 6 No, C1 fails capacity, C2 passes capacity with quiet unrestricted, so suggest C2. Blank quiet requires clarification before searching. Each failed row advances, so at most two </w:t>
+      </w:r>
+      <w:r>
+        <w:rPr>
+          <w:b/>
+        </w:rPr>
+        <w:t>candidate</w:t>
+      </w:r>
+      <w:r>
+        <w:rPr>
+          <w:b w:val="0"/>
+        </w:rPr>
+        <w:t>s are checked.</w:t>
       </w:r>
     </w:p>
     <w:tbl>
@@ -2663,21 +5946,77 @@
       </w:tr>
     </w:tbl>
     <w:p>
-      <w:r>
-        <w:t>Record each dimension as not yet, with support, or independent. Accept a valid alternative procedure with a defensible trace. Do not penalise an honestly recorded model failure if the learner correctly explains its evidence and limits.</w:t>
-      </w:r>
-    </w:p>
-    <w:p>
       <w:pPr>
         <w:pStyle w:val="Heading3"/>
       </w:pPr>
       <w:r>
+        <w:t>Teacher key · Selected case answer</w:t>
+      </w:r>
+    </w:p>
+    <w:p>
+      <w:pPr>
+        <w:spacing w:line="336" w:lineRule="auto" w:after="180"/>
+        <w:shd w:fill="F1F6FC"/>
+      </w:pPr>
+      <w:r>
+        <w:rPr>
+          <w:b w:val="0"/>
+        </w:rPr>
+        <w:t>Record each dimension as not yet, with support, or independent. Accept a valid alternative procedure with a defensible trace.</w:t>
+      </w:r>
+    </w:p>
+    <w:p>
+      <w:pPr>
+        <w:spacing w:line="336" w:lineRule="auto" w:after="180"/>
+        <w:shd w:fill="F1F6FC"/>
+      </w:pPr>
+      <w:r>
+        <w:rPr>
+          <w:b w:val="0"/>
+        </w:rPr>
+        <w:t xml:space="preserve">Do not penalise an honestly recorded model failure if the learner correctly explains its </w:t>
+      </w:r>
+      <w:r>
+        <w:rPr>
+          <w:b/>
+        </w:rPr>
+        <w:t>evidence</w:t>
+      </w:r>
+      <w:r>
+        <w:rPr>
+          <w:b w:val="0"/>
+        </w:rPr>
+        <w:t xml:space="preserve"> and limits.</w:t>
+      </w:r>
+    </w:p>
+    <w:p>
+      <w:pPr>
+        <w:pStyle w:val="Heading3"/>
+      </w:pPr>
+      <w:r>
         <w:t>Feedback that the learner uses</w:t>
       </w:r>
     </w:p>
     <w:p>
-      <w:r>
-        <w:t>Name the earliest unsupported step and give one action to repair it. Have the learner make that repair now and explain why. Then assess the relevant skill on a fresh, fully specified case. Confirm it was not previously practised with feedback; solve and check the new case before assigning it. A follow-up design prompt is a starting brief, not automatically an equivalent test.</w:t>
+      <w:pPr>
+        <w:spacing w:line="336" w:lineRule="auto" w:after="180"/>
+      </w:pPr>
+      <w:r>
+        <w:rPr>
+          <w:b w:val="0"/>
+        </w:rPr>
+        <w:t>Name the earliest unsupported step and give one action to repair it. Have the learner make that repair now and explain why. Then assess the relevant skill on a fresh, fully specified case.</w:t>
+      </w:r>
+    </w:p>
+    <w:p>
+      <w:pPr>
+        <w:spacing w:line="336" w:lineRule="auto" w:after="180"/>
+      </w:pPr>
+      <w:r>
+        <w:rPr>
+          <w:b w:val="0"/>
+        </w:rPr>
+        <w:t>Confirm it was not previously practised with feedback; solve and check the new case before assigning it. A follow-up design prompt is a starting brief, not automatically an equivalent test.</w:t>
       </w:r>
     </w:p>
     <w:p>
@@ -2689,11 +6028,110 @@
       </w:r>
     </w:p>
     <w:p>
+      <w:r>
+        <w:t>Connect Design the Decision Process to Helpful Classroom Sorter, adapt support and plan a later changed-case check.</w:t>
+      </w:r>
+    </w:p>
+    <w:p>
       <w:pPr>
         <w:pStyle w:val="Heading3"/>
       </w:pPr>
       <w:r>
-        <w:t>Connect and extend learning</w:t>
+        <w:t>Helpful Classroom Sorter</w:t>
+      </w:r>
+    </w:p>
+    <w:p>
+      <w:pPr>
+        <w:spacing w:line="336" w:lineRule="auto" w:after="180"/>
+      </w:pPr>
+      <w:r>
+        <w:rPr>
+          <w:b w:val="0"/>
+        </w:rPr>
+        <w:t xml:space="preserve">Complete the sorter v1 </w:t>
+      </w:r>
+      <w:r>
+        <w:rPr>
+          <w:b/>
+        </w:rPr>
+        <w:t>decision flow</w:t>
+      </w:r>
+      <w:r>
+        <w:rPr>
+          <w:b w:val="0"/>
+        </w:rPr>
+        <w:t xml:space="preserve"> and annotate every </w:t>
+      </w:r>
+      <w:r>
+        <w:rPr>
+          <w:b/>
+        </w:rPr>
+        <w:t>branch</w:t>
+      </w:r>
+      <w:r>
+        <w:rPr>
+          <w:b w:val="0"/>
+        </w:rPr>
+        <w:t xml:space="preserve"> with the </w:t>
+      </w:r>
+      <w:r>
+        <w:rPr>
+          <w:b/>
+        </w:rPr>
+        <w:t>evidence</w:t>
+      </w:r>
+      <w:r>
+        <w:rPr>
+          <w:b w:val="0"/>
+        </w:rPr>
+        <w:t xml:space="preserve"> it uses.</w:t>
+      </w:r>
+    </w:p>
+    <w:p>
+      <w:pPr>
+        <w:spacing w:line="336" w:lineRule="auto" w:after="180"/>
+      </w:pPr>
+      <w:r>
+        <w:rPr>
+          <w:b w:val="0"/>
+        </w:rPr>
+        <w:t xml:space="preserve">Keep the decision, </w:t>
+      </w:r>
+      <w:r>
+        <w:rPr>
+          <w:b/>
+        </w:rPr>
+        <w:t>input</w:t>
+      </w:r>
+      <w:r>
+        <w:rPr>
+          <w:b w:val="0"/>
+        </w:rPr>
+        <w:t xml:space="preserve">, result, </w:t>
+      </w:r>
+      <w:r>
+        <w:rPr>
+          <w:b/>
+        </w:rPr>
+        <w:t>explanation</w:t>
+      </w:r>
+      <w:r>
+        <w:rPr>
+          <w:b w:val="0"/>
+        </w:rPr>
+        <w:t xml:space="preserve"> and remaining limitation in the project </w:t>
+      </w:r>
+      <w:r>
+        <w:rPr>
+          <w:b/>
+        </w:rPr>
+        <w:t>evidence</w:t>
+      </w:r>
+      <w:r>
+        <w:rPr>
+          <w:b w:val="0"/>
+        </w:rPr>
+        <w:t xml:space="preserve"> record. Retrieve this record next week rather than restarting the project.</w:t>
       </w:r>
     </w:p>
     <w:p>
@@ -2701,17 +6139,66 @@
         <w:pStyle w:val="Heading3"/>
       </w:pPr>
       <w:r>
-        <w:t>Helpful Classroom Sorter</w:t>
-      </w:r>
-    </w:p>
-    <w:p>
-      <w:r>
-        <w:t>Complete the sorter v1 decision flow and annotate every branch with the evidence it uses.</w:t>
-      </w:r>
-    </w:p>
-    <w:p>
-      <w:r>
-        <w:t>Keep the decision, input, result, explanation and remaining limitation in the project evidence record. Retrieve this record next week rather than restarting the project.</w:t>
+        <w:t>Support and stretch</w:t>
+      </w:r>
+    </w:p>
+    <w:p>
+      <w:pPr>
+        <w:spacing w:line="336" w:lineRule="auto" w:after="180"/>
+      </w:pPr>
+      <w:r>
+        <w:rPr>
+          <w:b w:val="0"/>
+        </w:rPr>
+        <w:t xml:space="preserve">Use physical cards, spoken </w:t>
+      </w:r>
+      <w:r>
+        <w:rPr>
+          <w:b/>
+        </w:rPr>
+        <w:t>explanation</w:t>
+      </w:r>
+      <w:r>
+        <w:rPr>
+          <w:b w:val="0"/>
+        </w:rPr>
+        <w:t xml:space="preserve">s and a three-stage drawing. Read aloud without giving the answer. Stretch: compare two </w:t>
+      </w:r>
+      <w:r>
+        <w:rPr>
+          <w:b/>
+        </w:rPr>
+        <w:t>mechanism</w:t>
+      </w:r>
+      <w:r>
+        <w:rPr>
+          <w:b w:val="0"/>
+        </w:rPr>
+        <w:t xml:space="preserve">s with the same visible </w:t>
+      </w:r>
+      <w:r>
+        <w:rPr>
+          <w:b/>
+        </w:rPr>
+        <w:t>output</w:t>
+      </w:r>
+      <w:r>
+        <w:rPr>
+          <w:b w:val="0"/>
+        </w:rPr>
+        <w:t xml:space="preserve"> and explain what </w:t>
+      </w:r>
+      <w:r>
+        <w:rPr>
+          <w:b/>
+        </w:rPr>
+        <w:t>evidence</w:t>
+      </w:r>
+      <w:r>
+        <w:rPr>
+          <w:b w:val="0"/>
+        </w:rPr>
+        <w:t xml:space="preserve"> distinguishes them.</w:t>
       </w:r>
     </w:p>
     <w:p>
@@ -2719,12 +6206,30 @@
         <w:pStyle w:val="Heading3"/>
       </w:pPr>
       <w:r>
-        <w:t>Support and stretch</w:t>
-      </w:r>
-    </w:p>
-    <w:p>
-      <w:r>
-        <w:t>Use physical cards, spoken explanations and a three-stage drawing. Read aloud without giving the answer. Stretch: compare two mechanisms with the same visible output and explain what evidence distinguishes them.</w:t>
+        <w:t>Exit reflection</w:t>
+      </w:r>
+    </w:p>
+    <w:p>
+      <w:pPr>
+        <w:spacing w:line="336" w:lineRule="auto" w:after="180"/>
+      </w:pPr>
+      <w:r>
+        <w:rPr>
+          <w:b w:val="0"/>
+        </w:rPr>
+        <w:t xml:space="preserve">Ask for one decision the learner can now justify and one situation requiring more </w:t>
+      </w:r>
+      <w:r>
+        <w:rPr>
+          <w:b/>
+        </w:rPr>
+        <w:t>evidence</w:t>
+      </w:r>
+      <w:r>
+        <w:rPr>
+          <w:b w:val="0"/>
+        </w:rPr>
+        <w:t xml:space="preserve"> or human review. Confidence ratings are separate from correct independent performance.</w:t>
       </w:r>
     </w:p>
     <w:p>
@@ -2732,12 +6237,30 @@
         <w:pStyle w:val="Heading3"/>
       </w:pPr>
       <w:r>
-        <w:t>Exit reflection</w:t>
-      </w:r>
-    </w:p>
-    <w:p>
-      <w:r>
-        <w:t>Ask for one decision the learner can now justify and one situation requiring more evidence or human review. Confidence ratings are separate from correct independent performance.</w:t>
+        <w:t>Bridge to the next week</w:t>
+      </w:r>
+    </w:p>
+    <w:p>
+      <w:pPr>
+        <w:spacing w:line="336" w:lineRule="auto" w:after="180"/>
+      </w:pPr>
+      <w:r>
+        <w:rPr>
+          <w:b w:val="0"/>
+        </w:rPr>
+        <w:t xml:space="preserve">Next: Week 32: Build a Paper Prototype. Retrieve today’s </w:t>
+      </w:r>
+      <w:r>
+        <w:rPr>
+          <w:b/>
+        </w:rPr>
+        <w:t>evidence</w:t>
+      </w:r>
+      <w:r>
+        <w:rPr>
+          <w:b w:val="0"/>
+        </w:rPr>
+        <w:t xml:space="preserve"> and identify what carries forward and what is new.</w:t>
       </w:r>
     </w:p>
     <w:p>
@@ -2745,12 +6268,158 @@
         <w:pStyle w:val="Heading3"/>
       </w:pPr>
       <w:r>
-        <w:t>Bridge to the next week</w:t>
-      </w:r>
-    </w:p>
-    <w:p>
-      <w:r>
-        <w:t>Next: Week 32: Build a Paper Prototype. Retrieve today’s evidence and identify what carries forward and what is new.</w:t>
+        <w:t>Support and fresh reassessment</w:t>
+      </w:r>
+    </w:p>
+    <w:p>
+      <w:pPr>
+        <w:spacing w:line="336" w:lineRule="auto" w:after="180"/>
+      </w:pPr>
+      <w:r>
+        <w:rPr>
+          <w:b w:val="0"/>
+        </w:rPr>
+        <w:t xml:space="preserve">Move a marker down the </w:t>
+      </w:r>
+      <w:r>
+        <w:rPr>
+          <w:b/>
+        </w:rPr>
+        <w:t>candidate</w:t>
+      </w:r>
+      <w:r>
+        <w:rPr>
+          <w:b w:val="0"/>
+        </w:rPr>
+        <w:t xml:space="preserve"> cards while leaving the request card fixed. Use separate time and quiet ticks before combining them.</w:t>
+      </w:r>
+    </w:p>
+    <w:p>
+      <w:pPr>
+        <w:spacing w:line="336" w:lineRule="auto" w:after="180"/>
+      </w:pPr>
+      <w:r>
+        <w:rPr>
+          <w:b w:val="0"/>
+        </w:rPr>
+        <w:t xml:space="preserve">Extension: compare the number of </w:t>
+      </w:r>
+      <w:r>
+        <w:rPr>
+          <w:b/>
+        </w:rPr>
+        <w:t>candidate</w:t>
+      </w:r>
+      <w:r>
+        <w:rPr>
+          <w:b w:val="0"/>
+        </w:rPr>
+        <w:t xml:space="preserve">s examined by the early-stop </w:t>
+      </w:r>
+      <w:r>
+        <w:rPr>
+          <w:b/>
+        </w:rPr>
+        <w:t>process</w:t>
+      </w:r>
+      <w:r>
+        <w:rPr>
+          <w:b w:val="0"/>
+        </w:rPr>
+        <w:t xml:space="preserve"> and the full manual checklist without claiming a measured time saving.</w:t>
+      </w:r>
+    </w:p>
+    <w:p>
+      <w:pPr>
+        <w:spacing w:line="336" w:lineRule="auto" w:after="180"/>
+      </w:pPr>
+      <w:r>
+        <w:rPr>
+          <w:b w:val="0"/>
+        </w:rPr>
+        <w:t xml:space="preserve">W4 must contain </w:t>
+      </w:r>
+      <w:r>
+        <w:rPr>
+          <w:b/>
+        </w:rPr>
+        <w:t>input</w:t>
+      </w:r>
+      <w:r>
+        <w:rPr>
+          <w:b w:val="0"/>
+        </w:rPr>
+        <w:t xml:space="preserve"> </w:t>
+      </w:r>
+      <w:r>
+        <w:rPr>
+          <w:b/>
+        </w:rPr>
+        <w:t>validation</w:t>
+      </w:r>
+      <w:r>
+        <w:rPr>
+          <w:b w:val="0"/>
+        </w:rPr>
+        <w:t>, both room checks, first-match stopping, advancement, exhaustion and the C2 trace for 6 No. Blank quiet must produce clarification.</w:t>
+      </w:r>
+    </w:p>
+    <w:p>
+      <w:pPr>
+        <w:spacing w:line="336" w:lineRule="auto" w:after="180"/>
+      </w:pPr>
+      <w:r>
+        <w:rPr>
+          <w:b w:val="0"/>
+        </w:rPr>
+        <w:t xml:space="preserve">After support change the request to 6 Yes: both rooms fail different conditions, so no match after two checks. Require an </w:t>
+      </w:r>
+      <w:r>
+        <w:rPr>
+          <w:b/>
+        </w:rPr>
+        <w:t>explanation</w:t>
+      </w:r>
+      <w:r>
+        <w:rPr>
+          <w:b w:val="0"/>
+        </w:rPr>
+        <w:t xml:space="preserve"> that this is different from invalid </w:t>
+      </w:r>
+      <w:r>
+        <w:rPr>
+          <w:b/>
+        </w:rPr>
+        <w:t>input</w:t>
+      </w:r>
+      <w:r>
+        <w:rPr>
+          <w:b w:val="0"/>
+        </w:rPr>
+        <w:t>.</w:t>
+      </w:r>
+    </w:p>
+    <w:p>
+      <w:pPr>
+        <w:spacing w:line="336" w:lineRule="auto" w:after="180"/>
+      </w:pPr>
+      <w:r>
+        <w:rPr>
+          <w:b w:val="0"/>
+        </w:rPr>
+        <w:t xml:space="preserve">Week 32 builds a paper prototype from the decision </w:t>
+      </w:r>
+      <w:r>
+        <w:rPr>
+          <w:b/>
+        </w:rPr>
+        <w:t>process</w:t>
+      </w:r>
+      <w:r>
+        <w:rPr>
+          <w:b w:val="0"/>
+        </w:rPr>
+        <w:t xml:space="preserve"> and records each step as a trace.</w:t>
       </w:r>
     </w:p>
     <w:p>
@@ -2758,40 +6427,40 @@
         <w:pStyle w:val="Heading3"/>
       </w:pPr>
       <w:r>
-        <w:t>Support and fresh reassessment</w:t>
-      </w:r>
-    </w:p>
-    <w:p>
-      <w:r>
-        <w:t>Move a marker down the candidate cards while leaving the request card fixed. Use separate time and quiet ticks before combining them. Extension: compare the number of candidates examined by the early-stop process and the full manual checklist without claiming a measured time saving.</w:t>
-      </w:r>
-    </w:p>
-    <w:p>
-      <w:r>
-        <w:t>W4 must contain input validation, both room checks, first-match stopping, advancement, exhaustion and the C2 trace for 6 No. Blank quiet must produce clarification. After support change the request to 6 Yes: both rooms fail different conditions, so no match after two checks. Require an explanation that this is different from invalid input.</w:t>
-      </w:r>
-    </w:p>
-    <w:p>
-      <w:r>
-        <w:t>Week 32 builds a paper prototype from the decision process and records each step as a trace.</w:t>
-      </w:r>
-    </w:p>
-    <w:p>
-      <w:pPr>
-        <w:pStyle w:val="Heading3"/>
-      </w:pPr>
-      <w:r>
         <w:t>Plan the delayed return</w:t>
       </w:r>
     </w:p>
     <w:p>
-      <w:r>
+      <w:pPr>
+        <w:spacing w:line="336" w:lineRule="auto" w:after="180"/>
+      </w:pPr>
+      <w:r>
+        <w:rPr>
+          <w:b w:val="0"/>
+        </w:rPr>
         <w:t>Suggested return points in this level: ai-1/32, ai-1/34. Use actual classroom dates, adjusting for holidays and gaps. One, three and six teaching weeks are scheduling choices, not a claimed optimal spacing.</w:t>
       </w:r>
     </w:p>
     <w:p>
-      <w:r>
-        <w:t>At a delayed check, ask for the idea from memory and a changed application. Compare with the earlier independent response and record support used. For a new level, revisit the previous capstone before checking the new prerequisites.</w:t>
+      <w:pPr>
+        <w:spacing w:line="336" w:lineRule="auto" w:after="180"/>
+      </w:pPr>
+      <w:r>
+        <w:rPr>
+          <w:b w:val="0"/>
+        </w:rPr>
+        <w:t>At a delayed check, ask for the idea from memory and a changed application. Compare with the earlier independent response and record support used.</w:t>
+      </w:r>
+    </w:p>
+    <w:p>
+      <w:pPr>
+        <w:spacing w:line="336" w:lineRule="auto" w:after="180"/>
+      </w:pPr>
+      <w:r>
+        <w:rPr>
+          <w:b w:val="0"/>
+        </w:rPr>
+        <w:t>For a new level, revisit the previous capstone before checking the new prerequisites.</w:t>
       </w:r>
     </w:p>
     <w:tbl>
@@ -2951,8 +6620,26 @@
       </w:tr>
     </w:tbl>
     <w:p>
-      <w:r>
-        <w:t>Use the evidence to choose reteaching or the next step. A completed page, confidence rating or attractive project does not by itself demonstrate understanding.</w:t>
+      <w:pPr>
+        <w:spacing w:line="336" w:lineRule="auto" w:after="180"/>
+      </w:pPr>
+      <w:r>
+        <w:rPr>
+          <w:b w:val="0"/>
+        </w:rPr>
+        <w:t xml:space="preserve">Use the </w:t>
+      </w:r>
+      <w:r>
+        <w:rPr>
+          <w:b/>
+        </w:rPr>
+        <w:t>evidence</w:t>
+      </w:r>
+      <w:r>
+        <w:rPr>
+          <w:b w:val="0"/>
+        </w:rPr>
+        <w:t xml:space="preserve"> to choose reteaching or the next step. A completed page, confidence rating or attractive project does not by itself demonstrate understanding.</w:t>
       </w:r>
     </w:p>
     <w:p>
@@ -2964,8 +6651,50 @@
       </w:r>
     </w:p>
     <w:p>
-      <w:r>
-        <w:t>Draw the sorter’s decision branches, loop-back arrows, final outputs and invalid-input path so every valid case can terminate.</w:t>
+      <w:pPr>
+        <w:spacing w:line="336" w:lineRule="auto" w:after="180"/>
+      </w:pPr>
+      <w:r>
+        <w:rPr>
+          <w:b w:val="0"/>
+        </w:rPr>
+        <w:t xml:space="preserve">Draw the sorter’s decision </w:t>
+      </w:r>
+      <w:r>
+        <w:rPr>
+          <w:b/>
+        </w:rPr>
+        <w:t>branch</w:t>
+      </w:r>
+      <w:r>
+        <w:rPr>
+          <w:b w:val="0"/>
+        </w:rPr>
+        <w:t xml:space="preserve">es, loop-back arrows, final </w:t>
+      </w:r>
+      <w:r>
+        <w:rPr>
+          <w:b/>
+        </w:rPr>
+        <w:t>output</w:t>
+      </w:r>
+      <w:r>
+        <w:rPr>
+          <w:b w:val="0"/>
+        </w:rPr>
+        <w:t>s and invalid-</w:t>
+      </w:r>
+      <w:r>
+        <w:rPr>
+          <w:b/>
+        </w:rPr>
+        <w:t>input</w:t>
+      </w:r>
+      <w:r>
+        <w:rPr>
+          <w:b w:val="0"/>
+        </w:rPr>
+        <w:t xml:space="preserve"> path so every valid case can terminate.</w:t>
       </w:r>
     </w:p>
     <w:p>
@@ -2978,12 +6707,62 @@
     </w:p>
     <w:p>
       <w:r>
-        <w:t>Teaching target: Design a decision process that covers valid, invalid and no-match requests</w:t>
-      </w:r>
-    </w:p>
-    <w:p>
-      <w:r>
-        <w:t>Prepare the labelled worked-case picture, the matching workbook, fictional input cards and a place for individual responses. No paid AI account is required for the paper reasoning activities.</w:t>
+        <w:t>Use this preparation summary alongside the detailed Design the Decision Process lesson; it is a checklist rather than a replacement for the full sequence.</w:t>
+      </w:r>
+    </w:p>
+    <w:p>
+      <w:pPr>
+        <w:pStyle w:val="Heading3"/>
+      </w:pPr>
+      <w:r>
+        <w:t>Teaching target</w:t>
+      </w:r>
+    </w:p>
+    <w:p>
+      <w:pPr>
+        <w:spacing w:line="336" w:lineRule="auto" w:after="180"/>
+        <w:shd w:fill="EDF7F3"/>
+      </w:pPr>
+      <w:r>
+        <w:rPr>
+          <w:b w:val="0"/>
+        </w:rPr>
+        <w:t xml:space="preserve">Teaching target: Design a decision </w:t>
+      </w:r>
+      <w:r>
+        <w:rPr>
+          <w:b/>
+        </w:rPr>
+        <w:t>process</w:t>
+      </w:r>
+      <w:r>
+        <w:rPr>
+          <w:b w:val="0"/>
+        </w:rPr>
+        <w:t xml:space="preserve"> that covers valid, invalid and no-match requests</w:t>
+      </w:r>
+    </w:p>
+    <w:p>
+      <w:pPr>
+        <w:spacing w:line="336" w:lineRule="auto" w:after="180"/>
+      </w:pPr>
+      <w:r>
+        <w:rPr>
+          <w:b w:val="0"/>
+        </w:rPr>
+        <w:t xml:space="preserve">Prepare the labelled worked-case picture, the matching workbook, fictional </w:t>
+      </w:r>
+      <w:r>
+        <w:rPr>
+          <w:b/>
+        </w:rPr>
+        <w:t>input</w:t>
+      </w:r>
+      <w:r>
+        <w:rPr>
+          <w:b w:val="0"/>
+        </w:rPr>
+        <w:t xml:space="preserve"> cards and a place for individual responses. No paid AI account is required for the paper reasoning activities.</w:t>
       </w:r>
     </w:p>
     <w:tbl>
@@ -3130,37 +6909,284 @@
       </w:tr>
     </w:tbl>
     <w:p>
-      <w:r>
-        <w:t>Before class, solve the supported practice: Trace 9 minutes with Quiet required No. Record the current candidate, time result, quiet condition and next step until the process stops. Explain why the request values should not change as the candidate advances.</w:t>
-      </w:r>
-    </w:p>
-    <w:p>
-      <w:r>
-        <w:t>Reasoned practice answer: B1 fails time because 10 is greater than 9; quiet is unrestricted. Advance to B2. B2 passes time because 8 is no more than 9 and quiet is not required, so suggest B2 and stop. Candidate state changes to search the catalogue; changing the request values would solve a different task.</w:t>
-      </w:r>
-    </w:p>
-    <w:p>
-      <w:r>
-        <w:t>Check every learner before discussion: Use the worked case for Designing a complete decision process. Proposed explanation: “One failed row proves no match”. Decide whether this explanation is supported. Point to the step or supplied fact that decides; explain your repair if needed.</w:t>
-      </w:r>
-    </w:p>
-    <w:p>
-      <w:r>
+      <w:pPr>
+        <w:spacing w:line="336" w:lineRule="auto" w:after="180"/>
+      </w:pPr>
+      <w:r>
+        <w:rPr>
+          <w:b w:val="0"/>
+        </w:rPr>
+        <w:t xml:space="preserve">Before class, solve the supported practice: Trace 9 minutes with Quiet required No. Record the current </w:t>
+      </w:r>
+      <w:r>
+        <w:rPr>
+          <w:b/>
+        </w:rPr>
+        <w:t>candidate</w:t>
+      </w:r>
+      <w:r>
+        <w:rPr>
+          <w:b w:val="0"/>
+        </w:rPr>
+        <w:t xml:space="preserve">, time result, quiet condition and next step until the </w:t>
+      </w:r>
+      <w:r>
+        <w:rPr>
+          <w:b/>
+        </w:rPr>
+        <w:t>process</w:t>
+      </w:r>
+      <w:r>
+        <w:rPr>
+          <w:b w:val="0"/>
+        </w:rPr>
+        <w:t xml:space="preserve"> stops.</w:t>
+      </w:r>
+    </w:p>
+    <w:p>
+      <w:pPr>
+        <w:spacing w:line="336" w:lineRule="auto" w:after="180"/>
+      </w:pPr>
+      <w:r>
+        <w:rPr>
+          <w:b w:val="0"/>
+        </w:rPr>
+        <w:t xml:space="preserve">Explain why the request values should not change as the </w:t>
+      </w:r>
+      <w:r>
+        <w:rPr>
+          <w:b/>
+        </w:rPr>
+        <w:t>candidate</w:t>
+      </w:r>
+      <w:r>
+        <w:rPr>
+          <w:b w:val="0"/>
+        </w:rPr>
+        <w:t xml:space="preserve"> advances.</w:t>
+      </w:r>
+    </w:p>
+    <w:p>
+      <w:pPr>
+        <w:pStyle w:val="Heading3"/>
+      </w:pPr>
+      <w:r>
+        <w:t>Supported practice answer</w:t>
+      </w:r>
+    </w:p>
+    <w:p>
+      <w:pPr>
+        <w:spacing w:line="336" w:lineRule="auto" w:after="180"/>
+        <w:shd w:fill="F1F6FC"/>
+      </w:pPr>
+      <w:r>
+        <w:rPr>
+          <w:b w:val="0"/>
+        </w:rPr>
+        <w:t>Reasoned practice answer: B1 fails time because 10 is greater than 9; quiet is unrestricted. Advance to B2. B2 passes time because 8 is no more than 9 and quiet is not required, so suggest B2 and stop.</w:t>
+      </w:r>
+    </w:p>
+    <w:p>
+      <w:pPr>
+        <w:spacing w:line="336" w:lineRule="auto" w:after="180"/>
+        <w:shd w:fill="F1F6FC"/>
+      </w:pPr>
+      <w:r>
+        <w:rPr>
+          <w:b/>
+        </w:rPr>
+        <w:t>Candidate</w:t>
+      </w:r>
+      <w:r>
+        <w:rPr>
+          <w:b w:val="0"/>
+        </w:rPr>
+        <w:t xml:space="preserve"> </w:t>
+      </w:r>
+      <w:r>
+        <w:rPr>
+          <w:b/>
+        </w:rPr>
+        <w:t>state</w:t>
+      </w:r>
+      <w:r>
+        <w:rPr>
+          <w:b w:val="0"/>
+        </w:rPr>
+        <w:t xml:space="preserve"> changes to search the catalogue; changing the request values would solve a different task.</w:t>
+      </w:r>
+    </w:p>
+    <w:p>
+      <w:pPr>
+        <w:spacing w:line="336" w:lineRule="auto" w:after="180"/>
+      </w:pPr>
+      <w:r>
+        <w:rPr>
+          <w:b w:val="0"/>
+        </w:rPr>
+        <w:t xml:space="preserve">Check every learner before discussion: Use the worked case for Designing a complete decision </w:t>
+      </w:r>
+      <w:r>
+        <w:rPr>
+          <w:b/>
+        </w:rPr>
+        <w:t>process</w:t>
+      </w:r>
+      <w:r>
+        <w:rPr>
+          <w:b w:val="0"/>
+        </w:rPr>
+        <w:t xml:space="preserve">. Proposed </w:t>
+      </w:r>
+      <w:r>
+        <w:rPr>
+          <w:b/>
+        </w:rPr>
+        <w:t>explanation</w:t>
+      </w:r>
+      <w:r>
+        <w:rPr>
+          <w:b w:val="0"/>
+        </w:rPr>
+        <w:t xml:space="preserve">: “One failed row proves no match”. Decide whether this </w:t>
+      </w:r>
+      <w:r>
+        <w:rPr>
+          <w:b/>
+        </w:rPr>
+        <w:t>explanation</w:t>
+      </w:r>
+      <w:r>
+        <w:rPr>
+          <w:b w:val="0"/>
+        </w:rPr>
+        <w:t xml:space="preserve"> is supported.</w:t>
+      </w:r>
+    </w:p>
+    <w:p>
+      <w:pPr>
+        <w:spacing w:line="336" w:lineRule="auto" w:after="180"/>
+      </w:pPr>
+      <w:r>
+        <w:rPr>
+          <w:b w:val="0"/>
+        </w:rPr>
+        <w:t>Point to the step or supplied fact that decides; explain your repair if needed.</w:t>
+      </w:r>
+    </w:p>
+    <w:p>
+      <w:pPr>
+        <w:pStyle w:val="Heading3"/>
+      </w:pPr>
+      <w:r>
+        <w:t>Repair the misconception</w:t>
+      </w:r>
+    </w:p>
+    <w:p>
+      <w:pPr>
+        <w:spacing w:line="336" w:lineRule="auto" w:after="180"/>
+        <w:shd w:fill="FFF5E6"/>
+      </w:pPr>
+      <w:r>
+        <w:rPr>
+          <w:b w:val="0"/>
+        </w:rPr>
         <w:t>Misconception repair: Later rows may fit; continue until a fit or catalogue exhaustion.</w:t>
       </w:r>
     </w:p>
     <w:p>
-      <w:r>
-        <w:t>Support: read the exact case aloud, enlarge the labelled picture, supply input cards and model only the first deciding step. Accept a spoken explanation or drawing; retain the reasoning goal.</w:t>
-      </w:r>
-    </w:p>
-    <w:p>
-      <w:r>
-        <w:t>Extension: Increase scissors needed to 3. Require a prediction and a reason before comparing. Expected result: K3 is selected. Reason: K1 lacks glue; K2 has only 2 scissors; K3 has glue and 4.</w:t>
-      </w:r>
-    </w:p>
-    <w:p>
-      <w:r>
+      <w:pPr>
+        <w:pStyle w:val="Heading3"/>
+      </w:pPr>
+      <w:r>
+        <w:t>Support without giving away the answer</w:t>
+      </w:r>
+    </w:p>
+    <w:p>
+      <w:pPr>
+        <w:spacing w:line="336" w:lineRule="auto" w:after="180"/>
+        <w:shd w:fill="F1F6F8"/>
+      </w:pPr>
+      <w:r>
+        <w:rPr>
+          <w:b w:val="0"/>
+        </w:rPr>
+        <w:t xml:space="preserve">Support: read the exact case aloud, enlarge the labelled picture, supply </w:t>
+      </w:r>
+      <w:r>
+        <w:rPr>
+          <w:b/>
+        </w:rPr>
+        <w:t>input</w:t>
+      </w:r>
+      <w:r>
+        <w:rPr>
+          <w:b w:val="0"/>
+        </w:rPr>
+        <w:t xml:space="preserve"> cards and model only the first deciding step. Accept a spoken </w:t>
+      </w:r>
+      <w:r>
+        <w:rPr>
+          <w:b/>
+        </w:rPr>
+        <w:t>explanation</w:t>
+      </w:r>
+      <w:r>
+        <w:rPr>
+          <w:b w:val="0"/>
+        </w:rPr>
+        <w:t xml:space="preserve"> or drawing; retain the reasoning goal.</w:t>
+      </w:r>
+    </w:p>
+    <w:p>
+      <w:pPr>
+        <w:pStyle w:val="Heading3"/>
+      </w:pPr>
+      <w:r>
+        <w:t>Extend the reasoning</w:t>
+      </w:r>
+    </w:p>
+    <w:p>
+      <w:pPr>
+        <w:spacing w:line="336" w:lineRule="auto" w:after="180"/>
+        <w:shd w:fill="F5F1FB"/>
+      </w:pPr>
+      <w:r>
+        <w:rPr>
+          <w:b w:val="0"/>
+        </w:rPr>
+        <w:t xml:space="preserve">Extension: Increase scissors needed to 3. Require a </w:t>
+      </w:r>
+      <w:r>
+        <w:rPr>
+          <w:b/>
+        </w:rPr>
+        <w:t>prediction</w:t>
+      </w:r>
+      <w:r>
+        <w:rPr>
+          <w:b w:val="0"/>
+        </w:rPr>
+        <w:t xml:space="preserve"> and a reason before comparing. Expected result: K3 is selected. Reason: K1 lacks glue; K2 has only 2 scissors; K3 has glue and 4.</w:t>
+      </w:r>
+    </w:p>
+    <w:p>
+      <w:pPr>
+        <w:pStyle w:val="Heading3"/>
+      </w:pPr>
+      <w:r>
+        <w:t>Protect the independent attempt</w:t>
+      </w:r>
+    </w:p>
+    <w:p>
+      <w:pPr>
+        <w:spacing w:line="336" w:lineRule="auto" w:after="180"/>
+        <w:shd w:fill="FFF5E6"/>
+      </w:pPr>
+      <w:r>
+        <w:rPr>
+          <w:b w:val="0"/>
+        </w:rPr>
         <w:t>Independent assessment: withhold the reserved answer until the learner has attempted the new case. Record support separately from correctness.</w:t>
       </w:r>
     </w:p>
@@ -3349,13 +7375,70 @@
       </w:tr>
     </w:tbl>
     <w:p>
-      <w:r>
-        <w:t>Project checkpoint: Present and defend. Demonstrate the system, explain one failure and justify the next improvement with evidence.</w:t>
-      </w:r>
-    </w:p>
-    <w:p>
-      <w:r>
-        <w:t>Use the weekly teacher answer for topic-specific reasoning. A saved progress tick is an activity record; judge mastery from the learner’s explanation and evidence.</w:t>
+      <w:pPr>
+        <w:pStyle w:val="Heading3"/>
+      </w:pPr>
+      <w:r>
+        <w:t>Project checkpoint</w:t>
+      </w:r>
+    </w:p>
+    <w:p>
+      <w:pPr>
+        <w:spacing w:line="336" w:lineRule="auto" w:after="180"/>
+        <w:shd w:fill="EDF7F3"/>
+      </w:pPr>
+      <w:r>
+        <w:rPr>
+          <w:b w:val="0"/>
+        </w:rPr>
+        <w:t xml:space="preserve">Project checkpoint: Present and defend. Demonstrate the system, explain one failure and justify the next improvement with </w:t>
+      </w:r>
+      <w:r>
+        <w:rPr>
+          <w:b/>
+        </w:rPr>
+        <w:t>evidence</w:t>
+      </w:r>
+      <w:r>
+        <w:rPr>
+          <w:b w:val="0"/>
+        </w:rPr>
+        <w:t>.</w:t>
+      </w:r>
+    </w:p>
+    <w:p>
+      <w:pPr>
+        <w:spacing w:line="336" w:lineRule="auto" w:after="180"/>
+      </w:pPr>
+      <w:r>
+        <w:rPr>
+          <w:b w:val="0"/>
+        </w:rPr>
+        <w:t xml:space="preserve">Use the weekly teacher answer for topic-specific reasoning. A saved progress tick is an activity record; judge mastery from the learner’s </w:t>
+      </w:r>
+      <w:r>
+        <w:rPr>
+          <w:b/>
+        </w:rPr>
+        <w:t>explanation</w:t>
+      </w:r>
+      <w:r>
+        <w:rPr>
+          <w:b w:val="0"/>
+        </w:rPr>
+        <w:t xml:space="preserve"> and </w:t>
+      </w:r>
+      <w:r>
+        <w:rPr>
+          <w:b/>
+        </w:rPr>
+        <w:t>evidence</w:t>
+      </w:r>
+      <w:r>
+        <w:rPr>
+          <w:b w:val="0"/>
+        </w:rPr>
+        <w:t>.</w:t>
       </w:r>
     </w:p>
     <w:p>
@@ -3368,27 +7451,983 @@
     </w:p>
     <w:p>
       <w:r>
-        <w:t>Use the two formative questions as supported practice, not as independent mastery scores. Discuss the deciding evidence rather than accepting a guessed selection.</w:t>
-      </w:r>
-    </w:p>
-    <w:p>
-      <w:r>
+        <w:t>Use feedback, earlier review and portfolios purposefully. Apply the coding routine only when this lesson has an executable lab.</w:t>
+      </w:r>
+    </w:p>
+    <w:p>
+      <w:pPr>
+        <w:spacing w:line="336" w:lineRule="auto" w:after="180"/>
+      </w:pPr>
+      <w:r>
+        <w:rPr>
+          <w:b w:val="0"/>
+        </w:rPr>
+        <w:t xml:space="preserve">Use the two formative questions as supported practice, not as independent mastery scores. Discuss the deciding </w:t>
+      </w:r>
+      <w:r>
+        <w:rPr>
+          <w:b/>
+        </w:rPr>
+        <w:t>evidence</w:t>
+      </w:r>
+      <w:r>
+        <w:rPr>
+          <w:b w:val="0"/>
+        </w:rPr>
+        <w:t xml:space="preserve"> rather than accepting a guessed selection.</w:t>
+      </w:r>
+    </w:p>
+    <w:p>
+      <w:pPr>
+        <w:spacing w:line="336" w:lineRule="auto" w:after="180"/>
+      </w:pPr>
+      <w:r>
+        <w:rPr>
+          <w:b w:val="0"/>
+        </w:rPr>
         <w:t>The feedback comes from the reviewed public worked case. Do not reveal the separately reserved independent teacher answer until the learner has attempted that case.</w:t>
       </w:r>
     </w:p>
     <w:p>
-      <w:r>
-        <w:t>Ask students to predict before running code. Preserve errors and actual outputs; collect a changed test and an explanation. The branch-boundary and indexing lessons deliberately include failure cases.</w:t>
-      </w:r>
-    </w:p>
-    <w:p>
-      <w:r>
-        <w:t>Use the earlier worked-explanation links to address a specific missing building block, then return to the current question. Adapt this suggestion after observing the learner; it is not an automatic diagnosis.</w:t>
-      </w:r>
-    </w:p>
-    <w:p>
-      <w:r>
-        <w:t>Collect the completed-work portfolio as evidence. Record support separately from correctness, and assess explanation, trace/test and limitations. Progress ticks and quiz selections alone do not establish mastery.</w:t>
+      <w:pPr>
+        <w:pStyle w:val="Heading3"/>
+      </w:pPr>
+      <w:r>
+        <w:t>For later coding lessons</w:t>
+      </w:r>
+    </w:p>
+    <w:p>
+      <w:r>
+        <w:t>This week has no code block. Use this routine when a later lesson includes an executable lab.</w:t>
+      </w:r>
+    </w:p>
+    <w:p>
+      <w:pPr>
+        <w:spacing w:line="336" w:lineRule="auto" w:after="180"/>
+        <w:shd w:fill="F1F6F8"/>
+      </w:pPr>
+      <w:r>
+        <w:rPr>
+          <w:b w:val="0"/>
+        </w:rPr>
+        <w:t xml:space="preserve">Ask students to predict before running code. Preserve errors and actual </w:t>
+      </w:r>
+      <w:r>
+        <w:rPr>
+          <w:b/>
+        </w:rPr>
+        <w:t>output</w:t>
+      </w:r>
+      <w:r>
+        <w:rPr>
+          <w:b w:val="0"/>
+        </w:rPr>
+        <w:t xml:space="preserve">s; collect a changed test and an </w:t>
+      </w:r>
+      <w:r>
+        <w:rPr>
+          <w:b/>
+        </w:rPr>
+        <w:t>explanation</w:t>
+      </w:r>
+      <w:r>
+        <w:rPr>
+          <w:b w:val="0"/>
+        </w:rPr>
+        <w:t xml:space="preserve">. The </w:t>
+      </w:r>
+      <w:r>
+        <w:rPr>
+          <w:b/>
+        </w:rPr>
+        <w:t>branch</w:t>
+      </w:r>
+      <w:r>
+        <w:rPr>
+          <w:b w:val="0"/>
+        </w:rPr>
+        <w:t>-boundary and indexing lessons deliberately include failure cases.</w:t>
+      </w:r>
+    </w:p>
+    <w:p>
+      <w:pPr>
+        <w:spacing w:line="336" w:lineRule="auto" w:after="180"/>
+      </w:pPr>
+      <w:r>
+        <w:rPr>
+          <w:b w:val="0"/>
+        </w:rPr>
+        <w:t>Use the earlier worked-</w:t>
+      </w:r>
+      <w:r>
+        <w:rPr>
+          <w:b/>
+        </w:rPr>
+        <w:t>explanation</w:t>
+      </w:r>
+      <w:r>
+        <w:rPr>
+          <w:b w:val="0"/>
+        </w:rPr>
+        <w:t xml:space="preserve"> links to address a specific missing building block, then return to the current question. Adapt this suggestion after observing the learner; it is not an automatic diagnosis.</w:t>
+      </w:r>
+    </w:p>
+    <w:p>
+      <w:pPr>
+        <w:spacing w:line="336" w:lineRule="auto" w:after="180"/>
+      </w:pPr>
+      <w:r>
+        <w:rPr>
+          <w:b w:val="0"/>
+        </w:rPr>
+        <w:t xml:space="preserve">Collect the completed-work portfolio as </w:t>
+      </w:r>
+      <w:r>
+        <w:rPr>
+          <w:b/>
+        </w:rPr>
+        <w:t>evidence</w:t>
+      </w:r>
+      <w:r>
+        <w:rPr>
+          <w:b w:val="0"/>
+        </w:rPr>
+        <w:t xml:space="preserve">. Record support separately from correctness, and assess </w:t>
+      </w:r>
+      <w:r>
+        <w:rPr>
+          <w:b/>
+        </w:rPr>
+        <w:t>explanation</w:t>
+      </w:r>
+      <w:r>
+        <w:rPr>
+          <w:b w:val="0"/>
+        </w:rPr>
+        <w:t>, trace/test and limitations. Progress ticks and quiz selections alone do not establish mastery.</w:t>
+      </w:r>
+    </w:p>
+    <w:p>
+      <w:pPr>
+        <w:pStyle w:val="Heading1"/>
+      </w:pPr>
+      <w:r>
+        <w:t>09. Visual concept journey</w:t>
+      </w:r>
+    </w:p>
+    <w:p>
+      <w:r>
+        <w:t>Show one Design the Decision Process graphic at a time, request a prediction and discuss its trace before the independent assessment.</w:t>
+      </w:r>
+    </w:p>
+    <w:p>
+      <w:pPr>
+        <w:spacing w:line="336" w:lineRule="auto" w:after="180"/>
+      </w:pPr>
+      <w:r>
+        <w:rPr>
+          <w:b w:val="0"/>
+        </w:rPr>
+        <w:t xml:space="preserve">Use one picture at a time. Hide a worked result before asking for a </w:t>
+      </w:r>
+      <w:r>
+        <w:rPr>
+          <w:b/>
+        </w:rPr>
+        <w:t>prediction</w:t>
+      </w:r>
+      <w:r>
+        <w:rPr>
+          <w:b w:val="0"/>
+        </w:rPr>
+        <w:t>, then reveal it for feedback. These are supported teaching cases; retain the separate independent assessment for a fresh first attempt.</w:t>
+      </w:r>
+    </w:p>
+    <w:p>
+      <w:pPr>
+        <w:pStyle w:val="Heading3"/>
+      </w:pPr>
+      <w:r>
+        <w:t>01. Design the Decision Process: the case</w:t>
+      </w:r>
+    </w:p>
+    <w:p>
+      <w:r>
+        <w:drawing>
+          <wp:inline xmlns:a="http://schemas.openxmlformats.org/drawingml/2006/main" xmlns:pic="http://schemas.openxmlformats.org/drawingml/2006/picture">
+            <wp:extent cx="5486400" cy="2840736"/>
+            <wp:docPr id="2" name="Picture 2" descr="A fictional worksheet routes craft kits by required glue and number of scissors. Supplied facts: K1: glue No, scissors 2. K2: glue Yes, scissors 2. K3: glue Yes, scissors 4. Request: glue required Yes, scissors needed 2. Return first kit meeting both requirements."/>
+            <wp:cNvGraphicFramePr>
+              <a:graphicFrameLocks noChangeAspect="1"/>
+            </wp:cNvGraphicFramePr>
+            <a:graphic>
+              <a:graphicData uri="http://schemas.openxmlformats.org/drawingml/2006/picture">
+                <pic:pic>
+                  <pic:nvPicPr>
+                    <pic:cNvPr id="0" name="academy-story-ai-1-31-01.png"/>
+                    <pic:cNvPicPr/>
+                  </pic:nvPicPr>
+                  <pic:blipFill>
+                    <a:blip r:embed="rId10"/>
+                    <a:stretch>
+                      <a:fillRect/>
+                    </a:stretch>
+                  </pic:blipFill>
+                  <pic:spPr>
+                    <a:xfrm>
+                      <a:off x="0" y="0"/>
+                      <a:ext cx="5486400" cy="2840736"/>
+                    </a:xfrm>
+                    <a:prstGeom prst="rect"/>
+                  </pic:spPr>
+                </pic:pic>
+              </a:graphicData>
+            </a:graphic>
+          </wp:inline>
+        </w:drawing>
+      </w:r>
+    </w:p>
+    <w:p>
+      <w:pPr>
+        <w:spacing w:line="336" w:lineRule="auto" w:after="180"/>
+      </w:pPr>
+      <w:r>
+        <w:rPr>
+          <w:b w:val="0"/>
+        </w:rPr>
+        <w:t>A fictional worksheet routes craft kits by required glue and number of scissors. Supplied facts: K1: glue No, scissors 2. K2: glue Yes, scissors 2. K3: glue Yes, scissors 4. Request: glue required Yes, scissors needed 2.</w:t>
+      </w:r>
+    </w:p>
+    <w:p>
+      <w:pPr>
+        <w:spacing w:line="336" w:lineRule="auto" w:after="180"/>
+      </w:pPr>
+      <w:r>
+        <w:rPr>
+          <w:b w:val="0"/>
+        </w:rPr>
+        <w:t>Return first kit meeting both requirements.</w:t>
+      </w:r>
+    </w:p>
+    <w:p>
+      <w:pPr>
+        <w:spacing w:line="336" w:lineRule="auto" w:after="180"/>
+        <w:shd w:fill="F5F1FB"/>
+      </w:pPr>
+      <w:r>
+        <w:rPr>
+          <w:b w:val="0"/>
+        </w:rPr>
+        <w:t>Point to the given fact that matters most. Explain why it matters.</w:t>
+      </w:r>
+    </w:p>
+    <w:p>
+      <w:pPr>
+        <w:pStyle w:val="Heading3"/>
+      </w:pPr>
+      <w:r>
+        <w:t>Discuss while showing the picture</w:t>
+      </w:r>
+    </w:p>
+    <w:p>
+      <w:pPr>
+        <w:spacing w:line="336" w:lineRule="auto" w:after="180"/>
+        <w:shd w:fill="F1F6F8"/>
+      </w:pPr>
+      <w:r>
+        <w:rPr>
+          <w:b w:val="0"/>
+        </w:rPr>
+        <w:t>Teacher prompt: Point to the given fact that matters most. Explain why it matters. Ask learners to describe one label or arrow in ordinary words. Use the adjacent transcript if the image is difficult to see.</w:t>
+      </w:r>
+    </w:p>
+    <w:p>
+      <w:pPr>
+        <w:pStyle w:val="Heading3"/>
+      </w:pPr>
+      <w:r>
+        <w:t>02. Follow the deciding steps</w:t>
+      </w:r>
+    </w:p>
+    <w:p>
+      <w:r>
+        <w:drawing>
+          <wp:inline xmlns:a="http://schemas.openxmlformats.org/drawingml/2006/main" xmlns:pic="http://schemas.openxmlformats.org/drawingml/2006/picture">
+            <wp:extent cx="5486400" cy="4005072"/>
+            <wp:docPr id="3" name="Picture 3" descr="Validate fields: Require Yes/No glue input and whole scissors count 0–4. → Evaluate K1: Scissors fit, but required glue is absent: continue. → Evaluate K2: Glue is present and 2 scissors meet the request: accept. → Stop: Return K2 without replacing it with later K3."/>
+            <wp:cNvGraphicFramePr>
+              <a:graphicFrameLocks noChangeAspect="1"/>
+            </wp:cNvGraphicFramePr>
+            <a:graphic>
+              <a:graphicData uri="http://schemas.openxmlformats.org/drawingml/2006/picture">
+                <pic:pic>
+                  <pic:nvPicPr>
+                    <pic:cNvPr id="0" name="academy-story-ai-1-31-02.png"/>
+                    <pic:cNvPicPr/>
+                  </pic:nvPicPr>
+                  <pic:blipFill>
+                    <a:blip r:embed="rId11"/>
+                    <a:stretch>
+                      <a:fillRect/>
+                    </a:stretch>
+                  </pic:blipFill>
+                  <pic:spPr>
+                    <a:xfrm>
+                      <a:off x="0" y="0"/>
+                      <a:ext cx="5486400" cy="4005072"/>
+                    </a:xfrm>
+                    <a:prstGeom prst="rect"/>
+                  </pic:spPr>
+                </pic:pic>
+              </a:graphicData>
+            </a:graphic>
+          </wp:inline>
+        </w:drawing>
+      </w:r>
+    </w:p>
+    <w:p>
+      <w:pPr>
+        <w:spacing w:line="336" w:lineRule="auto" w:after="180"/>
+      </w:pPr>
+      <w:r>
+        <w:rPr>
+          <w:b w:val="0"/>
+        </w:rPr>
+        <w:t xml:space="preserve">Validate fields: Require Yes/No glue </w:t>
+      </w:r>
+      <w:r>
+        <w:rPr>
+          <w:b/>
+        </w:rPr>
+        <w:t>input</w:t>
+      </w:r>
+      <w:r>
+        <w:rPr>
+          <w:b w:val="0"/>
+        </w:rPr>
+        <w:t xml:space="preserve"> and whole scissors count 0–4. → Evaluate K1: Scissors fit, but required glue is absent: continue. → Evaluate K2: Glue is present and 2 scissors meet the request: accept. → Stop: Return K2 without replacing it with later K3.</w:t>
+      </w:r>
+    </w:p>
+    <w:p>
+      <w:pPr>
+        <w:spacing w:line="336" w:lineRule="auto" w:after="180"/>
+        <w:shd w:fill="F5F1FB"/>
+      </w:pPr>
+      <w:r>
+        <w:rPr>
+          <w:b w:val="0"/>
+        </w:rPr>
+        <w:t xml:space="preserve">Point to each numbered stage and explain which recorded </w:t>
+      </w:r>
+      <w:r>
+        <w:rPr>
+          <w:b/>
+        </w:rPr>
+        <w:t>input</w:t>
+      </w:r>
+      <w:r>
+        <w:rPr>
+          <w:b w:val="0"/>
+        </w:rPr>
+        <w:t xml:space="preserve"> it uses.</w:t>
+      </w:r>
+    </w:p>
+    <w:p>
+      <w:pPr>
+        <w:pStyle w:val="Heading3"/>
+      </w:pPr>
+      <w:r>
+        <w:t>Discuss while showing the picture</w:t>
+      </w:r>
+    </w:p>
+    <w:p>
+      <w:pPr>
+        <w:spacing w:line="336" w:lineRule="auto" w:after="180"/>
+        <w:shd w:fill="F1F6F8"/>
+      </w:pPr>
+      <w:r>
+        <w:rPr>
+          <w:b w:val="0"/>
+        </w:rPr>
+        <w:t xml:space="preserve">Teacher prompt: Point to each numbered stage and explain which recorded </w:t>
+      </w:r>
+      <w:r>
+        <w:rPr>
+          <w:b/>
+        </w:rPr>
+        <w:t>input</w:t>
+      </w:r>
+      <w:r>
+        <w:rPr>
+          <w:b w:val="0"/>
+        </w:rPr>
+        <w:t xml:space="preserve"> it uses. Ask learners to describe one label or arrow in ordinary words. Use the adjacent transcript if the image is difficult to see.</w:t>
+      </w:r>
+    </w:p>
+    <w:p>
+      <w:pPr>
+        <w:pStyle w:val="Heading3"/>
+      </w:pPr>
+      <w:r>
+        <w:t>03. Four paths through the recommender</w:t>
+      </w:r>
+    </w:p>
+    <w:p>
+      <w:r>
+        <w:drawing>
+          <wp:inline xmlns:a="http://schemas.openxmlformats.org/drawingml/2006/main" xmlns:pic="http://schemas.openxmlformats.org/drawingml/2006/picture">
+            <wp:extent cx="5486400" cy="2923032"/>
+            <wp:docPr id="4" name="Picture 4" descr="Four paths through the recommender. Input missing or invalid | Ask for corrected input | Stop this run. Candidate fails a check | Move to the next row | Continue search. Candidate passes both | Suggest it with a reason | Stop this run. All rows checked and failed | Report no match | Stop this run"/>
+            <wp:cNvGraphicFramePr>
+              <a:graphicFrameLocks noChangeAspect="1"/>
+            </wp:cNvGraphicFramePr>
+            <a:graphic>
+              <a:graphicData uri="http://schemas.openxmlformats.org/drawingml/2006/picture">
+                <pic:pic>
+                  <pic:nvPicPr>
+                    <pic:cNvPr id="0" name="academy-story-ai-1-31-03.png"/>
+                    <pic:cNvPicPr/>
+                  </pic:nvPicPr>
+                  <pic:blipFill>
+                    <a:blip r:embed="rId12"/>
+                    <a:stretch>
+                      <a:fillRect/>
+                    </a:stretch>
+                  </pic:blipFill>
+                  <pic:spPr>
+                    <a:xfrm>
+                      <a:off x="0" y="0"/>
+                      <a:ext cx="5486400" cy="2923032"/>
+                    </a:xfrm>
+                    <a:prstGeom prst="rect"/>
+                  </pic:spPr>
+                </pic:pic>
+              </a:graphicData>
+            </a:graphic>
+          </wp:inline>
+        </w:drawing>
+      </w:r>
+    </w:p>
+    <w:p>
+      <w:pPr>
+        <w:spacing w:line="336" w:lineRule="auto" w:after="180"/>
+      </w:pPr>
+      <w:r>
+        <w:rPr>
+          <w:b w:val="0"/>
+        </w:rPr>
+        <w:t xml:space="preserve">Four paths through the recommender. </w:t>
+      </w:r>
+      <w:r>
+        <w:rPr>
+          <w:b/>
+        </w:rPr>
+        <w:t>Input</w:t>
+      </w:r>
+      <w:r>
+        <w:rPr>
+          <w:b w:val="0"/>
+        </w:rPr>
+        <w:t xml:space="preserve"> missing or invalid | Ask for corrected </w:t>
+      </w:r>
+      <w:r>
+        <w:rPr>
+          <w:b/>
+        </w:rPr>
+        <w:t>input</w:t>
+      </w:r>
+      <w:r>
+        <w:rPr>
+          <w:b w:val="0"/>
+        </w:rPr>
+        <w:t xml:space="preserve"> | Stop this run. </w:t>
+      </w:r>
+      <w:r>
+        <w:rPr>
+          <w:b/>
+        </w:rPr>
+        <w:t>Candidate</w:t>
+      </w:r>
+      <w:r>
+        <w:rPr>
+          <w:b w:val="0"/>
+        </w:rPr>
+        <w:t xml:space="preserve"> fails a check | Move to the next row | Continue search.</w:t>
+      </w:r>
+    </w:p>
+    <w:p>
+      <w:pPr>
+        <w:spacing w:line="336" w:lineRule="auto" w:after="180"/>
+      </w:pPr>
+      <w:r>
+        <w:rPr>
+          <w:b/>
+        </w:rPr>
+        <w:t>Candidate</w:t>
+      </w:r>
+      <w:r>
+        <w:rPr>
+          <w:b w:val="0"/>
+        </w:rPr>
+        <w:t xml:space="preserve"> passes both | Suggest it with a reason | Stop this run. All rows checked and failed | Report no match | Stop this run</w:t>
+      </w:r>
+    </w:p>
+    <w:p>
+      <w:pPr>
+        <w:spacing w:line="336" w:lineRule="auto" w:after="180"/>
+        <w:shd w:fill="F5F1FB"/>
+      </w:pPr>
+      <w:r>
+        <w:rPr>
+          <w:b w:val="0"/>
+        </w:rPr>
+        <w:t>Read the labels and values. Explain the relationship the model shows.</w:t>
+      </w:r>
+    </w:p>
+    <w:p>
+      <w:pPr>
+        <w:pStyle w:val="Heading3"/>
+      </w:pPr>
+      <w:r>
+        <w:t>Discuss while showing the picture</w:t>
+      </w:r>
+    </w:p>
+    <w:p>
+      <w:pPr>
+        <w:spacing w:line="336" w:lineRule="auto" w:after="180"/>
+        <w:shd w:fill="F1F6F8"/>
+      </w:pPr>
+      <w:r>
+        <w:rPr>
+          <w:b w:val="0"/>
+        </w:rPr>
+        <w:t>Teacher prompt: Read the labels and values. Explain the relationship the model shows. Ask learners to describe one label or arrow in ordinary words. Use the adjacent transcript if the image is difficult to see.</w:t>
+      </w:r>
+    </w:p>
+    <w:p>
+      <w:pPr>
+        <w:pStyle w:val="Heading3"/>
+      </w:pPr>
+      <w:r>
+        <w:t>04. Change one thing. Trace what follows.</w:t>
+      </w:r>
+    </w:p>
+    <w:p>
+      <w:r>
+        <w:drawing>
+          <wp:inline xmlns:a="http://schemas.openxmlformats.org/drawingml/2006/main" xmlns:pic="http://schemas.openxmlformats.org/drawingml/2006/picture">
+            <wp:extent cx="5486400" cy="3026664"/>
+            <wp:docPr id="5" name="Picture 5" descr="Original case: Return K2 without replacing it with later K3. Changed condition: Increase scissors needed to 3. Expected result: K3 is selected. Reason: K1 lacks glue; K2 has only 2 scissors; K3 has glue and 4."/>
+            <wp:cNvGraphicFramePr>
+              <a:graphicFrameLocks noChangeAspect="1"/>
+            </wp:cNvGraphicFramePr>
+            <a:graphic>
+              <a:graphicData uri="http://schemas.openxmlformats.org/drawingml/2006/picture">
+                <pic:pic>
+                  <pic:nvPicPr>
+                    <pic:cNvPr id="0" name="academy-story-ai-1-31-04.png"/>
+                    <pic:cNvPicPr/>
+                  </pic:nvPicPr>
+                  <pic:blipFill>
+                    <a:blip r:embed="rId13"/>
+                    <a:stretch>
+                      <a:fillRect/>
+                    </a:stretch>
+                  </pic:blipFill>
+                  <pic:spPr>
+                    <a:xfrm>
+                      <a:off x="0" y="0"/>
+                      <a:ext cx="5486400" cy="3026664"/>
+                    </a:xfrm>
+                    <a:prstGeom prst="rect"/>
+                  </pic:spPr>
+                </pic:pic>
+              </a:graphicData>
+            </a:graphic>
+          </wp:inline>
+        </w:drawing>
+      </w:r>
+    </w:p>
+    <w:p>
+      <w:pPr>
+        <w:spacing w:line="336" w:lineRule="auto" w:after="180"/>
+      </w:pPr>
+      <w:r>
+        <w:rPr>
+          <w:b w:val="0"/>
+        </w:rPr>
+        <w:t>Original case: Return K2 without replacing it with later K3. Changed condition: Increase scissors needed to 3. Expected result: K3 is selected. Reason: K1 lacks glue; K2 has only 2 scissors; K3 has glue and 4.</w:t>
+      </w:r>
+    </w:p>
+    <w:p>
+      <w:pPr>
+        <w:spacing w:line="336" w:lineRule="auto" w:after="180"/>
+        <w:shd w:fill="F5F1FB"/>
+      </w:pPr>
+      <w:r>
+        <w:rPr>
+          <w:b w:val="0"/>
+        </w:rPr>
+        <w:t>Predict before checking the worked changed-case result. Name what changed and what the supplied facts allow you to conclude.</w:t>
+      </w:r>
+    </w:p>
+    <w:p>
+      <w:pPr>
+        <w:pStyle w:val="Heading3"/>
+      </w:pPr>
+      <w:r>
+        <w:t>Discuss while showing the picture</w:t>
+      </w:r>
+    </w:p>
+    <w:p>
+      <w:pPr>
+        <w:spacing w:line="336" w:lineRule="auto" w:after="180"/>
+        <w:shd w:fill="F1F6F8"/>
+      </w:pPr>
+      <w:r>
+        <w:rPr>
+          <w:b w:val="0"/>
+        </w:rPr>
+        <w:t>Teacher prompt: Predict before checking the worked changed-case result. Name what changed and what the supplied facts allow you to conclude. Ask learners to describe one label or arrow in ordinary words.</w:t>
+      </w:r>
+    </w:p>
+    <w:p>
+      <w:pPr>
+        <w:spacing w:line="336" w:lineRule="auto" w:after="180"/>
+        <w:shd w:fill="F1F6F8"/>
+      </w:pPr>
+      <w:r>
+        <w:rPr>
+          <w:b w:val="0"/>
+        </w:rPr>
+        <w:t>Use the adjacent transcript if the image is difficult to see. Changed-case reasoning: K1 lacks glue; K2 has only 2 scissors; K3 has glue and 4.</w:t>
+      </w:r>
+    </w:p>
+    <w:p>
+      <w:pPr>
+        <w:pStyle w:val="Heading3"/>
+      </w:pPr>
+      <w:r>
+        <w:t>05. Connect the explanation to its limit</w:t>
+      </w:r>
+    </w:p>
+    <w:p>
+      <w:r>
+        <w:drawing>
+          <wp:inline xmlns:a="http://schemas.openxmlformats.org/drawingml/2006/main" xmlns:pic="http://schemas.openxmlformats.org/drawingml/2006/picture">
+            <wp:extent cx="5486400" cy="2834640"/>
+            <wp:docPr id="6" name="Picture 6" descr="A complete decision process specifies what to do after each result. One passing requirement is insufficient. After a kit passes both, stopping preserves the first-match contract; automatically choosing the largest later kit would implement a different rule. A full scan with no accepted kit returns no match. Limit: A correct flow depends on accurate catalogue entries and the declared requirements; the picture does not verify inventory."/>
+            <wp:cNvGraphicFramePr>
+              <a:graphicFrameLocks noChangeAspect="1"/>
+            </wp:cNvGraphicFramePr>
+            <a:graphic>
+              <a:graphicData uri="http://schemas.openxmlformats.org/drawingml/2006/picture">
+                <pic:pic>
+                  <pic:nvPicPr>
+                    <pic:cNvPr id="0" name="academy-story-ai-1-31-05.png"/>
+                    <pic:cNvPicPr/>
+                  </pic:nvPicPr>
+                  <pic:blipFill>
+                    <a:blip r:embed="rId14"/>
+                    <a:stretch>
+                      <a:fillRect/>
+                    </a:stretch>
+                  </pic:blipFill>
+                  <pic:spPr>
+                    <a:xfrm>
+                      <a:off x="0" y="0"/>
+                      <a:ext cx="5486400" cy="2834640"/>
+                    </a:xfrm>
+                    <a:prstGeom prst="rect"/>
+                  </pic:spPr>
+                </pic:pic>
+              </a:graphicData>
+            </a:graphic>
+          </wp:inline>
+        </w:drawing>
+      </w:r>
+    </w:p>
+    <w:p>
+      <w:pPr>
+        <w:spacing w:line="336" w:lineRule="auto" w:after="180"/>
+      </w:pPr>
+      <w:r>
+        <w:rPr>
+          <w:b w:val="0"/>
+        </w:rPr>
+        <w:t xml:space="preserve">A complete decision </w:t>
+      </w:r>
+      <w:r>
+        <w:rPr>
+          <w:b/>
+        </w:rPr>
+        <w:t>process</w:t>
+      </w:r>
+      <w:r>
+        <w:rPr>
+          <w:b w:val="0"/>
+        </w:rPr>
+        <w:t xml:space="preserve"> specifies what to do after each result. One passing requirement is insufficient.</w:t>
+      </w:r>
+    </w:p>
+    <w:p>
+      <w:pPr>
+        <w:spacing w:line="336" w:lineRule="auto" w:after="180"/>
+      </w:pPr>
+      <w:r>
+        <w:rPr>
+          <w:b w:val="0"/>
+        </w:rPr>
+        <w:t>After a kit passes both, stopping preserves the first-match contract; automatically choosing the largest later kit would implement a different rule. A full scan with no accepted kit returns no match.</w:t>
+      </w:r>
+    </w:p>
+    <w:p>
+      <w:pPr>
+        <w:spacing w:line="336" w:lineRule="auto" w:after="180"/>
+      </w:pPr>
+      <w:r>
+        <w:rPr>
+          <w:b w:val="0"/>
+        </w:rPr>
+        <w:t>Limit: A correct flow depends on accurate catalogue entries and the declared requirements; the picture does not verify inventory.</w:t>
+      </w:r>
+    </w:p>
+    <w:p>
+      <w:pPr>
+        <w:spacing w:line="336" w:lineRule="auto" w:after="180"/>
+        <w:shd w:fill="F5F1FB"/>
+      </w:pPr>
+      <w:r>
+        <w:rPr>
+          <w:b w:val="0"/>
+        </w:rPr>
+        <w:t>Explain the case, then point to a limit on the claim.</w:t>
+      </w:r>
+    </w:p>
+    <w:p>
+      <w:pPr>
+        <w:pStyle w:val="Heading3"/>
+      </w:pPr>
+      <w:r>
+        <w:t>Discuss while showing the picture</w:t>
+      </w:r>
+    </w:p>
+    <w:p>
+      <w:pPr>
+        <w:spacing w:line="336" w:lineRule="auto" w:after="180"/>
+        <w:shd w:fill="F1F6F8"/>
+      </w:pPr>
+      <w:r>
+        <w:rPr>
+          <w:b w:val="0"/>
+        </w:rPr>
+        <w:t>Teacher prompt: Explain the case, then point to a limit on the claim. Ask learners to describe one label or arrow in ordinary words. Use the adjacent transcript if the image is difficult to see.</w:t>
+      </w:r>
+    </w:p>
+    <w:p>
+      <w:pPr>
+        <w:spacing w:line="336" w:lineRule="auto" w:after="180"/>
+        <w:shd w:fill="F1F6F8"/>
+      </w:pPr>
+      <w:r>
+        <w:rPr>
+          <w:b w:val="0"/>
+        </w:rPr>
+        <w:t xml:space="preserve">Keep the </w:t>
+      </w:r>
+      <w:r>
+        <w:rPr>
+          <w:b/>
+        </w:rPr>
+        <w:t>state</w:t>
+      </w:r>
+      <w:r>
+        <w:rPr>
+          <w:b w:val="0"/>
+        </w:rPr>
+        <w:t>d scope: A correct flow depends on accurate catalogue entries and the declared requirements; the picture does not verify inventory.</w:t>
+      </w:r>
+    </w:p>
+    <w:p>
+      <w:pPr>
+        <w:pStyle w:val="Heading3"/>
+      </w:pPr>
+      <w:r>
+        <w:t>06. Make the idea visible in your project</w:t>
+      </w:r>
+    </w:p>
+    <w:p>
+      <w:r>
+        <w:drawing>
+          <wp:inline xmlns:a="http://schemas.openxmlformats.org/drawingml/2006/main" xmlns:pic="http://schemas.openxmlformats.org/drawingml/2006/picture">
+            <wp:extent cx="5486400" cy="3380232"/>
+            <wp:docPr id="7" name="Picture 7" descr="Draw the sorter’s decision branches, loop-back arrows, final outputs and invalid-input path so every valid case can terminate. Draw your input, deciding step, result and limit. Supported question: Where does the first original rejection occur, and why is K3 not originally selected?"/>
+            <wp:cNvGraphicFramePr>
+              <a:graphicFrameLocks noChangeAspect="1"/>
+            </wp:cNvGraphicFramePr>
+            <a:graphic>
+              <a:graphicData uri="http://schemas.openxmlformats.org/drawingml/2006/picture">
+                <pic:pic>
+                  <pic:nvPicPr>
+                    <pic:cNvPr id="0" name="academy-story-ai-1-31-06.png"/>
+                    <pic:cNvPicPr/>
+                  </pic:nvPicPr>
+                  <pic:blipFill>
+                    <a:blip r:embed="rId15"/>
+                    <a:stretch>
+                      <a:fillRect/>
+                    </a:stretch>
+                  </pic:blipFill>
+                  <pic:spPr>
+                    <a:xfrm>
+                      <a:off x="0" y="0"/>
+                      <a:ext cx="5486400" cy="3380232"/>
+                    </a:xfrm>
+                    <a:prstGeom prst="rect"/>
+                  </pic:spPr>
+                </pic:pic>
+              </a:graphicData>
+            </a:graphic>
+          </wp:inline>
+        </w:drawing>
+      </w:r>
+    </w:p>
+    <w:p>
+      <w:pPr>
+        <w:spacing w:line="336" w:lineRule="auto" w:after="180"/>
+      </w:pPr>
+      <w:r>
+        <w:rPr>
+          <w:b w:val="0"/>
+        </w:rPr>
+        <w:t xml:space="preserve">Draw the sorter’s decision </w:t>
+      </w:r>
+      <w:r>
+        <w:rPr>
+          <w:b/>
+        </w:rPr>
+        <w:t>branch</w:t>
+      </w:r>
+      <w:r>
+        <w:rPr>
+          <w:b w:val="0"/>
+        </w:rPr>
+        <w:t xml:space="preserve">es, loop-back arrows, final </w:t>
+      </w:r>
+      <w:r>
+        <w:rPr>
+          <w:b/>
+        </w:rPr>
+        <w:t>output</w:t>
+      </w:r>
+      <w:r>
+        <w:rPr>
+          <w:b w:val="0"/>
+        </w:rPr>
+        <w:t>s and invalid-</w:t>
+      </w:r>
+      <w:r>
+        <w:rPr>
+          <w:b/>
+        </w:rPr>
+        <w:t>input</w:t>
+      </w:r>
+      <w:r>
+        <w:rPr>
+          <w:b w:val="0"/>
+        </w:rPr>
+        <w:t xml:space="preserve"> path so every valid case can terminate. Draw your </w:t>
+      </w:r>
+      <w:r>
+        <w:rPr>
+          <w:b/>
+        </w:rPr>
+        <w:t>input</w:t>
+      </w:r>
+      <w:r>
+        <w:rPr>
+          <w:b w:val="0"/>
+        </w:rPr>
+        <w:t>, deciding step, result and limit.</w:t>
+      </w:r>
+    </w:p>
+    <w:p>
+      <w:pPr>
+        <w:spacing w:line="336" w:lineRule="auto" w:after="180"/>
+      </w:pPr>
+      <w:r>
+        <w:rPr>
+          <w:b w:val="0"/>
+        </w:rPr>
+        <w:t>Supported question: Where does the first original rejection occur, and why is K3 not originally selected?</w:t>
+      </w:r>
+    </w:p>
+    <w:p>
+      <w:pPr>
+        <w:spacing w:line="336" w:lineRule="auto" w:after="180"/>
+        <w:shd w:fill="F5F1FB"/>
+      </w:pPr>
+      <w:r>
+        <w:rPr>
+          <w:b w:val="0"/>
+        </w:rPr>
+        <w:t xml:space="preserve">Draw your project trace and justify the deciding step using </w:t>
+      </w:r>
+      <w:r>
+        <w:rPr>
+          <w:b/>
+        </w:rPr>
+        <w:t>evidence</w:t>
+      </w:r>
+      <w:r>
+        <w:rPr>
+          <w:b w:val="0"/>
+        </w:rPr>
+        <w:t>.</w:t>
+      </w:r>
+    </w:p>
+    <w:p>
+      <w:pPr>
+        <w:pStyle w:val="Heading3"/>
+      </w:pPr>
+      <w:r>
+        <w:t>Discuss while showing the picture</w:t>
+      </w:r>
+    </w:p>
+    <w:p>
+      <w:pPr>
+        <w:spacing w:line="336" w:lineRule="auto" w:after="180"/>
+        <w:shd w:fill="F1F6F8"/>
+      </w:pPr>
+      <w:r>
+        <w:rPr>
+          <w:b w:val="0"/>
+        </w:rPr>
+        <w:t xml:space="preserve">Teacher prompt: Draw your project trace and justify the deciding step using </w:t>
+      </w:r>
+      <w:r>
+        <w:rPr>
+          <w:b/>
+        </w:rPr>
+        <w:t>evidence</w:t>
+      </w:r>
+      <w:r>
+        <w:rPr>
+          <w:b w:val="0"/>
+        </w:rPr>
+        <w:t>. Ask learners to describe one label or arrow in ordinary words. Use the adjacent transcript if the image is difficult to see.</w:t>
+      </w:r>
+    </w:p>
+    <w:p>
+      <w:pPr>
+        <w:spacing w:line="336" w:lineRule="auto" w:after="180"/>
+        <w:shd w:fill="F1F6F8"/>
+      </w:pPr>
+      <w:r>
+        <w:rPr>
+          <w:b w:val="0"/>
+        </w:rPr>
+        <w:t>Supported practice key: K1 fails glue. K2 meets both conditions, so the first-match flow stops before considering K3.</w:t>
       </w:r>
     </w:p>
     <w:sectPr>

--- a/downloads/teacher/ai-1-week-31.docx
+++ b/downloads/teacher/ai-1-week-31.docx
@@ -137,7 +137,7 @@
           </w:tcPr>
           <w:p>
             <w:r>
-              <w:t>Sections 1–6; record the brief recall in the workbook.</w:t>
+              <w:t>Use Your mission, Notice the evidence, See how it works, Compare the cases, Words that unlock the idea and Follow a worked example; record the brief recall in the workbook.</w:t>
             </w:r>
           </w:p>
         </w:tc>
@@ -169,7 +169,7 @@
           </w:tcPr>
           <w:p>
             <w:r>
-              <w:t>Sections 7–10; use the matching workbook W2 and misconception check.</w:t>
+              <w:t>Use Find and repair a mistake, Practise together, Run the investigation and Build your understanding; use the matching workbook W2 and misconception check.</w:t>
             </w:r>
           </w:p>
         </w:tc>
@@ -201,7 +201,7 @@
           </w:tcPr>
           <w:p>
             <w:r>
-              <w:t>Sections 9 and 11–14. Give extra time to finish the full task set; use Section 15 when the week includes a coding lab.</w:t>
+              <w:t>Use Run the investigation, Connect your project, Show what you know, Study a complete case and Try a new case independently. Allow extra time for the full task set. Use a coding lab only when this week actually provides one; Your lesson route is the planning section.</w:t>
             </w:r>
           </w:p>
         </w:tc>
@@ -6838,7 +6838,7 @@
           </w:tcPr>
           <w:p>
             <w:r>
-              <w:t>Sections 1–6; record the brief recall in the workbook.</w:t>
+              <w:t>Use Your mission, Notice the evidence, See how it works, Compare the cases, Words that unlock the idea and Follow a worked example; record the brief recall in the workbook.</w:t>
             </w:r>
           </w:p>
         </w:tc>
@@ -6870,7 +6870,7 @@
           </w:tcPr>
           <w:p>
             <w:r>
-              <w:t>Sections 7–10; use the matching workbook W2 and misconception check.</w:t>
+              <w:t>Use Find and repair a mistake, Practise together, Run the investigation and Build your understanding; use the matching workbook W2 and misconception check.</w:t>
             </w:r>
           </w:p>
         </w:tc>
@@ -6902,7 +6902,7 @@
           </w:tcPr>
           <w:p>
             <w:r>
-              <w:t>Sections 9 and 11–14. Give extra time to finish the full task set; use Section 15 when the week includes a coding lab.</w:t>
+              <w:t>Use Run the investigation, Connect your project, Show what you know, Study a complete case and Try a new case independently. Allow extra time for the full task set. Use a coding lab only when this week actually provides one; Your lesson route is the planning section.</w:t>
             </w:r>
           </w:p>
         </w:tc>

--- a/downloads/teacher/ai-1-week-31.docx
+++ b/downloads/teacher/ai-1-week-31.docx
@@ -25,20 +25,38 @@
         <w:pStyle w:val="Heading1"/>
       </w:pPr>
       <w:r>
-        <w:t>01. Design the Decision Process</w:t>
-      </w:r>
-    </w:p>
-    <w:p>
-      <w:r>
-        <w:t>Prepare Design the Decision Process: check the target, prerequisites, resources and adaptable teaching schedule.</w:t>
-      </w:r>
-    </w:p>
-    <w:p>
-      <w:pPr>
-        <w:pStyle w:val="Heading3"/>
-      </w:pPr>
-      <w:r>
-        <w:t>Teach the learning cycle</w:t>
+        <w:t>Teach decisions through state and evidence.</w:t>
+      </w:r>
+    </w:p>
+    <w:p>
+      <w:r>
+        <w:t>Model the full activity search, inspect premature stopping and distinguish the kit example before the independent room flow.</w:t>
+      </w:r>
+    </w:p>
+    <w:p>
+      <w:r>
+        <w:t>Look for every final path, unchanged inputs and finite forward progress.</w:t>
+      </w:r>
+    </w:p>
+    <w:p>
+      <w:pPr>
+        <w:pStyle w:val="Heading1"/>
+      </w:pPr>
+      <w:r>
+        <w:t>01. Prepare this connected week</w:t>
+      </w:r>
+    </w:p>
+    <w:p>
+      <w:r>
+        <w:t>Use one main plan and keep practice separate from the independent first attempt.</w:t>
+      </w:r>
+    </w:p>
+    <w:p>
+      <w:pPr>
+        <w:pStyle w:val="Heading2"/>
+      </w:pPr>
+      <w:r>
+        <w:t>Learning goal and precision</w:t>
       </w:r>
     </w:p>
     <w:p>
@@ -62,6 +80,147 @@
           <w:b w:val="0"/>
         </w:rPr>
         <w:t xml:space="preserve"> that covers valid, invalid and no-match requests</w:t>
+      </w:r>
+    </w:p>
+    <w:p>
+      <w:pPr>
+        <w:spacing w:line="336" w:lineRule="auto" w:after="180"/>
+      </w:pPr>
+      <w:r>
+        <w:rPr>
+          <w:b w:val="0"/>
+        </w:rPr>
+        <w:t xml:space="preserve">Keep Week 30’s requirements separate from the algorithm that implements them. The manual </w:t>
+      </w:r>
+      <w:r>
+        <w:rPr>
+          <w:b/>
+        </w:rPr>
+        <w:t>baseline</w:t>
+      </w:r>
+      <w:r>
+        <w:rPr>
+          <w:b w:val="0"/>
+        </w:rPr>
+        <w:t xml:space="preserve"> marked all rows; this design may stop at the first fit while preserving the required </w:t>
+      </w:r>
+      <w:r>
+        <w:rPr>
+          <w:b/>
+        </w:rPr>
+        <w:t>output</w:t>
+      </w:r>
+      <w:r>
+        <w:rPr>
+          <w:b w:val="0"/>
+        </w:rPr>
+        <w:t>.</w:t>
+      </w:r>
+    </w:p>
+    <w:p>
+      <w:pPr>
+        <w:spacing w:line="336" w:lineRule="auto" w:after="180"/>
+      </w:pPr>
+      <w:r>
+        <w:rPr>
+          <w:b w:val="0"/>
+        </w:rPr>
+        <w:t xml:space="preserve">Check more than final labels: pupils must explain both conditions, </w:t>
+      </w:r>
+      <w:r>
+        <w:rPr>
+          <w:b/>
+        </w:rPr>
+        <w:t>validation</w:t>
+      </w:r>
+      <w:r>
+        <w:rPr>
+          <w:b w:val="0"/>
+        </w:rPr>
+        <w:t xml:space="preserve"> and progress through the finite catalogue. This is an explicit-rule recommender, not a model fitted from examples.</w:t>
+      </w:r>
+    </w:p>
+    <w:p>
+      <w:pPr>
+        <w:spacing w:line="336" w:lineRule="auto" w:after="180"/>
+      </w:pPr>
+      <w:r>
+        <w:rPr>
+          <w:b w:val="0"/>
+        </w:rPr>
+        <w:t xml:space="preserve">By the end, I can design a complete </w:t>
+      </w:r>
+      <w:r>
+        <w:rPr>
+          <w:b/>
+        </w:rPr>
+        <w:t>decision flow</w:t>
+      </w:r>
+      <w:r>
+        <w:rPr>
+          <w:b w:val="0"/>
+        </w:rPr>
+        <w:t xml:space="preserve"> with </w:t>
+      </w:r>
+      <w:r>
+        <w:rPr>
+          <w:b/>
+        </w:rPr>
+        <w:t>validation</w:t>
+      </w:r>
+      <w:r>
+        <w:rPr>
+          <w:b w:val="0"/>
+        </w:rPr>
+        <w:t>, search and stopping.</w:t>
+      </w:r>
+    </w:p>
+    <w:p>
+      <w:pPr>
+        <w:pStyle w:val="Heading2"/>
+      </w:pPr>
+      <w:r>
+        <w:t>What to prepare</w:t>
+      </w:r>
+    </w:p>
+    <w:p>
+      <w:pPr>
+        <w:pStyle w:val="ListBullet"/>
+      </w:pPr>
+      <w:r>
+        <w:t>Use the supplied scenario, student illustrations and blank paper. For numeric work, offer counters or a calculator after learners show the setup. Fictional records are supplied; personal data and paid accounts are unnecessary.</w:t>
+      </w:r>
+    </w:p>
+    <w:p>
+      <w:pPr>
+        <w:pStyle w:val="ListBullet"/>
+      </w:pPr>
+      <w:r>
+        <w:t>The unchanged B1 to B4 catalogue and Week 30 requirements</w:t>
+      </w:r>
+    </w:p>
+    <w:p>
+      <w:pPr>
+        <w:pStyle w:val="ListBullet"/>
+      </w:pPr>
+      <w:r>
+        <w:t>Four candidate cards and a marker for the current row</w:t>
+      </w:r>
+    </w:p>
+    <w:p>
+      <w:pPr>
+        <w:pStyle w:val="ListBullet"/>
+      </w:pPr>
+      <w:r>
+        <w:t>Paper for a process drawing and a trace with candidate, checks and next step</w:t>
+      </w:r>
+    </w:p>
+    <w:p>
+      <w:pPr>
+        <w:pStyle w:val="Heading2"/>
+      </w:pPr>
+      <w:r>
+        <w:t>Main teaching plan</w:t>
       </w:r>
     </w:p>
     <w:tbl>
@@ -243,9 +402,272 @@
     </w:p>
     <w:p>
       <w:pPr>
+        <w:pStyle w:val="Heading2"/>
+      </w:pPr>
+      <w:r>
+        <w:t>Opening retrieval and readiness</w:t>
+      </w:r>
+    </w:p>
+    <w:p>
+      <w:pPr>
+        <w:spacing w:line="336" w:lineRule="auto" w:after="180"/>
+      </w:pPr>
+      <w:r>
+        <w:rPr>
+          <w:b w:val="0"/>
+        </w:rPr>
+        <w:t xml:space="preserve">Without opening the old lesson, explain one key idea from Choose </w:t>
+      </w:r>
+      <w:r>
+        <w:rPr>
+          <w:b/>
+        </w:rPr>
+        <w:t>Input</w:t>
+      </w:r>
+      <w:r>
+        <w:rPr>
+          <w:b w:val="0"/>
+        </w:rPr>
+        <w:t xml:space="preserve">s and </w:t>
+      </w:r>
+      <w:r>
+        <w:rPr>
+          <w:b/>
+        </w:rPr>
+        <w:t>Output</w:t>
+      </w:r>
+      <w:r>
+        <w:rPr>
+          <w:b w:val="0"/>
+        </w:rPr>
+        <w:t>s. Give an example and a mistake that the idea helps you avoid.</w:t>
+      </w:r>
+    </w:p>
+    <w:p>
+      <w:pPr>
+        <w:spacing w:line="336" w:lineRule="auto" w:after="180"/>
+      </w:pPr>
+      <w:r>
+        <w:rPr>
+          <w:b w:val="0"/>
+        </w:rPr>
+        <w:t xml:space="preserve">Look for: Turn the project outcome into precise </w:t>
+      </w:r>
+      <w:r>
+        <w:rPr>
+          <w:b/>
+        </w:rPr>
+        <w:t>input</w:t>
+      </w:r>
+      <w:r>
+        <w:rPr>
+          <w:b w:val="0"/>
+        </w:rPr>
+        <w:t xml:space="preserve"> and </w:t>
+      </w:r>
+      <w:r>
+        <w:rPr>
+          <w:b/>
+        </w:rPr>
+        <w:t>output</w:t>
+      </w:r>
+      <w:r>
+        <w:rPr>
+          <w:b w:val="0"/>
+        </w:rPr>
+        <w:t xml:space="preserve"> requirements</w:t>
+      </w:r>
+    </w:p>
+    <w:p>
+      <w:pPr>
+        <w:spacing w:line="336" w:lineRule="auto" w:after="180"/>
+      </w:pPr>
+      <w:r>
+        <w:rPr>
+          <w:b w:val="0"/>
+        </w:rPr>
+        <w:t>Reference example, not the only acceptable wording: Time required must be no more than available time; when quiet is required the activity must be quiet. Choose the first compatible activity in B1 to B4 order.</w:t>
+      </w:r>
+    </w:p>
+    <w:p>
+      <w:pPr>
+        <w:spacing w:line="336" w:lineRule="auto" w:after="180"/>
+      </w:pPr>
+      <w:r>
+        <w:rPr>
+          <w:b w:val="0"/>
+        </w:rPr>
+        <w:t>No means quiet is not required, not forbidden, so quiet B1 is permitted if 10 minutes fits.</w:t>
+      </w:r>
+    </w:p>
+    <w:p>
+      <w:pPr>
+        <w:spacing w:line="336" w:lineRule="auto" w:after="180"/>
+      </w:pPr>
+      <w:r>
+        <w:rPr>
+          <w:b w:val="0"/>
+        </w:rPr>
+        <w:t>Without opening the old lesson, explain one key idea from Humans Set Boundaries. Give an example and a mistake that the idea helps you avoid.</w:t>
+      </w:r>
+    </w:p>
+    <w:p>
+      <w:pPr>
+        <w:spacing w:line="336" w:lineRule="auto" w:after="180"/>
+      </w:pPr>
+      <w:r>
+        <w:rPr>
+          <w:b w:val="0"/>
+        </w:rPr>
+        <w:t xml:space="preserve">Look for: Distinguish a system’s capability, the correctness of its </w:t>
+      </w:r>
+      <w:r>
+        <w:rPr>
+          <w:b/>
+        </w:rPr>
+        <w:t>output</w:t>
+      </w:r>
+      <w:r>
+        <w:rPr>
+          <w:b w:val="0"/>
+        </w:rPr>
+        <w:t xml:space="preserve"> and permission to take an action</w:t>
+      </w:r>
+    </w:p>
+    <w:p>
+      <w:pPr>
+        <w:spacing w:line="336" w:lineRule="auto" w:after="180"/>
+      </w:pPr>
+      <w:r>
+        <w:rPr>
+          <w:b w:val="0"/>
+        </w:rPr>
+        <w:t>Reference example, not the only acceptable wording: The button establishes a capability. The fact check establishes factual support for A at that time.</w:t>
+      </w:r>
+    </w:p>
+    <w:p>
+      <w:pPr>
+        <w:spacing w:line="336" w:lineRule="auto" w:after="180"/>
+      </w:pPr>
+      <w:r>
+        <w:rPr>
+          <w:b w:val="0"/>
+        </w:rPr>
+        <w:t>The approval permits the specified classroom-board action within its limits. Public posting is outside that permission even though the button exists and A is factually checked.</w:t>
+      </w:r>
+    </w:p>
+    <w:p>
+      <w:pPr>
+        <w:spacing w:line="336" w:lineRule="auto" w:after="180"/>
+      </w:pPr>
+      <w:r>
+        <w:rPr>
+          <w:b w:val="0"/>
+        </w:rPr>
+        <w:t>Without opening the old lesson, explain one key idea from Generate, Retrieve, or Calculate?. Give an example and a mistake that the idea helps you avoid.</w:t>
+      </w:r>
+    </w:p>
+    <w:p>
+      <w:pPr>
+        <w:spacing w:line="336" w:lineRule="auto" w:after="180"/>
+      </w:pPr>
+      <w:r>
+        <w:rPr>
+          <w:b w:val="0"/>
+        </w:rPr>
+        <w:t xml:space="preserve">Look for: Distinguish retrieving a record, calculating from </w:t>
+      </w:r>
+      <w:r>
+        <w:rPr>
+          <w:b/>
+        </w:rPr>
+        <w:t>input</w:t>
+      </w:r>
+      <w:r>
+        <w:rPr>
+          <w:b w:val="0"/>
+        </w:rPr>
+        <w:t>s and generating wording</w:t>
+      </w:r>
+    </w:p>
+    <w:p>
+      <w:pPr>
+        <w:spacing w:line="336" w:lineRule="auto" w:after="180"/>
+      </w:pPr>
+      <w:r>
+        <w:rPr>
+          <w:b w:val="0"/>
+        </w:rPr>
+        <w:t xml:space="preserve">Reference example, not the only acceptable wording: Room: retrieval, checked against the right source N2 and event. Remaining places: calculation, checked as 6 × 4 − 3 = 21 with correct </w:t>
+      </w:r>
+      <w:r>
+        <w:rPr>
+          <w:b/>
+        </w:rPr>
+        <w:t>input</w:t>
+      </w:r>
+      <w:r>
+        <w:rPr>
+          <w:b w:val="0"/>
+        </w:rPr>
+        <w:t>s.</w:t>
+      </w:r>
+    </w:p>
+    <w:p>
+      <w:pPr>
+        <w:spacing w:line="336" w:lineRule="auto" w:after="180"/>
+      </w:pPr>
+      <w:r>
+        <w:rPr>
+          <w:b w:val="0"/>
+        </w:rPr>
+        <w:t>Title: generation, checked for the requested style and unsupported factual details. An application can combine them; the labels describe operations rather than exclusive types of application.</w:t>
+      </w:r>
+    </w:p>
+    <w:p>
+      <w:pPr>
+        <w:spacing w:line="336" w:lineRule="auto" w:after="180"/>
+      </w:pPr>
+      <w:r>
+        <w:rPr>
+          <w:b w:val="0"/>
+        </w:rPr>
+        <w:t xml:space="preserve">Blank time requires clarification because an </w:t>
+      </w:r>
+      <w:r>
+        <w:rPr>
+          <w:b/>
+        </w:rPr>
+        <w:t>input</w:t>
+      </w:r>
+      <w:r>
+        <w:rPr>
+          <w:b w:val="0"/>
+        </w:rPr>
+        <w:t xml:space="preserve"> is missing. Zero is valid within 0 to 30, but no activity in the catalogue fits it, so the correct result is no match.</w:t>
+      </w:r>
+    </w:p>
+    <w:p>
+      <w:pPr>
+        <w:pStyle w:val="Heading2"/>
+      </w:pPr>
+      <w:r>
+        <w:t>Earlier wording, alternatives and picture transcripts · reference / check after trying</w:t>
+      </w:r>
+    </w:p>
+    <w:p>
+      <w:pPr>
         <w:pStyle w:val="Heading3"/>
       </w:pPr>
       <w:r>
+        <w:t>Teach the learning cycle</w:t>
+      </w:r>
+    </w:p>
+    <w:p>
+      <w:pPr>
+        <w:pStyle w:val="Heading3"/>
+      </w:pPr>
+      <w:r>
         <w:t>Retrieval answer guidance</w:t>
       </w:r>
     </w:p>
@@ -259,98 +681,6 @@
     </w:p>
     <w:p>
       <w:pPr>
-        <w:spacing w:line="336" w:lineRule="auto" w:after="180"/>
-      </w:pPr>
-      <w:r>
-        <w:rPr>
-          <w:b w:val="0"/>
-        </w:rPr>
-        <w:t xml:space="preserve">Without opening the old lesson, explain one key idea from Choose </w:t>
-      </w:r>
-      <w:r>
-        <w:rPr>
-          <w:b/>
-        </w:rPr>
-        <w:t>Input</w:t>
-      </w:r>
-      <w:r>
-        <w:rPr>
-          <w:b w:val="0"/>
-        </w:rPr>
-        <w:t xml:space="preserve">s and </w:t>
-      </w:r>
-      <w:r>
-        <w:rPr>
-          <w:b/>
-        </w:rPr>
-        <w:t>Output</w:t>
-      </w:r>
-      <w:r>
-        <w:rPr>
-          <w:b w:val="0"/>
-        </w:rPr>
-        <w:t>s. Give an example and a mistake that the idea helps you avoid.</w:t>
-      </w:r>
-    </w:p>
-    <w:p>
-      <w:pPr>
-        <w:spacing w:line="336" w:lineRule="auto" w:after="180"/>
-      </w:pPr>
-      <w:r>
-        <w:rPr>
-          <w:b w:val="0"/>
-        </w:rPr>
-        <w:t xml:space="preserve">Look for: Turn the project outcome into precise </w:t>
-      </w:r>
-      <w:r>
-        <w:rPr>
-          <w:b/>
-        </w:rPr>
-        <w:t>input</w:t>
-      </w:r>
-      <w:r>
-        <w:rPr>
-          <w:b w:val="0"/>
-        </w:rPr>
-        <w:t xml:space="preserve"> and </w:t>
-      </w:r>
-      <w:r>
-        <w:rPr>
-          <w:b/>
-        </w:rPr>
-        <w:t>output</w:t>
-      </w:r>
-      <w:r>
-        <w:rPr>
-          <w:b w:val="0"/>
-        </w:rPr>
-        <w:t xml:space="preserve"> requirements</w:t>
-      </w:r>
-    </w:p>
-    <w:p>
-      <w:pPr>
-        <w:spacing w:line="336" w:lineRule="auto" w:after="180"/>
-      </w:pPr>
-      <w:r>
-        <w:rPr>
-          <w:b w:val="0"/>
-        </w:rPr>
-        <w:t>Reference example, not the only acceptable wording: Time required must be no more than available time; when quiet is required the activity must be quiet. Choose the first compatible activity in B1 to B4 order.</w:t>
-      </w:r>
-    </w:p>
-    <w:p>
-      <w:pPr>
-        <w:spacing w:line="336" w:lineRule="auto" w:after="180"/>
-      </w:pPr>
-      <w:r>
-        <w:rPr>
-          <w:b w:val="0"/>
-        </w:rPr>
-        <w:t>No means quiet is not required, not forbidden, so quiet B1 is permitted if 10 minutes fits.</w:t>
-      </w:r>
-    </w:p>
-    <w:p>
-      <w:pPr>
         <w:pStyle w:val="Heading3"/>
       </w:pPr>
       <w:r>
@@ -359,134 +689,10 @@
     </w:p>
     <w:p>
       <w:pPr>
-        <w:spacing w:line="336" w:lineRule="auto" w:after="180"/>
-      </w:pPr>
-      <w:r>
-        <w:rPr>
-          <w:b w:val="0"/>
-        </w:rPr>
-        <w:t>Without opening the old lesson, explain one key idea from Humans Set Boundaries. Give an example and a mistake that the idea helps you avoid.</w:t>
-      </w:r>
-    </w:p>
-    <w:p>
-      <w:pPr>
-        <w:spacing w:line="336" w:lineRule="auto" w:after="180"/>
-      </w:pPr>
-      <w:r>
-        <w:rPr>
-          <w:b w:val="0"/>
-        </w:rPr>
-        <w:t xml:space="preserve">Look for: Distinguish a system’s capability, the correctness of its </w:t>
-      </w:r>
-      <w:r>
-        <w:rPr>
-          <w:b/>
-        </w:rPr>
-        <w:t>output</w:t>
-      </w:r>
-      <w:r>
-        <w:rPr>
-          <w:b w:val="0"/>
-        </w:rPr>
-        <w:t xml:space="preserve"> and permission to take an action</w:t>
-      </w:r>
-    </w:p>
-    <w:p>
-      <w:pPr>
-        <w:spacing w:line="336" w:lineRule="auto" w:after="180"/>
-      </w:pPr>
-      <w:r>
-        <w:rPr>
-          <w:b w:val="0"/>
-        </w:rPr>
-        <w:t>Reference example, not the only acceptable wording: The button establishes a capability. The fact check establishes factual support for A at that time.</w:t>
-      </w:r>
-    </w:p>
-    <w:p>
-      <w:pPr>
-        <w:spacing w:line="336" w:lineRule="auto" w:after="180"/>
-      </w:pPr>
-      <w:r>
-        <w:rPr>
-          <w:b w:val="0"/>
-        </w:rPr>
-        <w:t>The approval permits the specified classroom-board action within its limits. Public posting is outside that permission even though the button exists and A is factually checked.</w:t>
-      </w:r>
-    </w:p>
-    <w:p>
-      <w:pPr>
         <w:pStyle w:val="Heading3"/>
       </w:pPr>
       <w:r>
         <w:t>Generate, Retrieve, or Calculate?</w:t>
-      </w:r>
-    </w:p>
-    <w:p>
-      <w:pPr>
-        <w:spacing w:line="336" w:lineRule="auto" w:after="180"/>
-      </w:pPr>
-      <w:r>
-        <w:rPr>
-          <w:b w:val="0"/>
-        </w:rPr>
-        <w:t>Without opening the old lesson, explain one key idea from Generate, Retrieve, or Calculate?. Give an example and a mistake that the idea helps you avoid.</w:t>
-      </w:r>
-    </w:p>
-    <w:p>
-      <w:pPr>
-        <w:spacing w:line="336" w:lineRule="auto" w:after="180"/>
-      </w:pPr>
-      <w:r>
-        <w:rPr>
-          <w:b w:val="0"/>
-        </w:rPr>
-        <w:t xml:space="preserve">Look for: Distinguish retrieving a record, calculating from </w:t>
-      </w:r>
-      <w:r>
-        <w:rPr>
-          <w:b/>
-        </w:rPr>
-        <w:t>input</w:t>
-      </w:r>
-      <w:r>
-        <w:rPr>
-          <w:b w:val="0"/>
-        </w:rPr>
-        <w:t>s and generating wording</w:t>
-      </w:r>
-    </w:p>
-    <w:p>
-      <w:pPr>
-        <w:spacing w:line="336" w:lineRule="auto" w:after="180"/>
-      </w:pPr>
-      <w:r>
-        <w:rPr>
-          <w:b w:val="0"/>
-        </w:rPr>
-        <w:t xml:space="preserve">Reference example, not the only acceptable wording: Room: retrieval, checked against the right source N2 and event. Remaining places: calculation, checked as 6 × 4 − 3 = 21 with correct </w:t>
-      </w:r>
-      <w:r>
-        <w:rPr>
-          <w:b/>
-        </w:rPr>
-        <w:t>input</w:t>
-      </w:r>
-      <w:r>
-        <w:rPr>
-          <w:b w:val="0"/>
-        </w:rPr>
-        <w:t>s.</w:t>
-      </w:r>
-    </w:p>
-    <w:p>
-      <w:pPr>
-        <w:spacing w:line="336" w:lineRule="auto" w:after="180"/>
-      </w:pPr>
-      <w:r>
-        <w:rPr>
-          <w:b w:val="0"/>
-        </w:rPr>
-        <w:t>Title: generation, checked for the requested style and unsupported factual details. An application can combine them; the labels describe operations rather than exclusive types of application.</w:t>
       </w:r>
     </w:p>
     <w:p>
@@ -719,6 +925,11 @@
       </w:r>
     </w:p>
     <w:p>
+      <w:r>
+        <w:t>This compact option is not the full-week schedule. Use the main teaching cycle and allow extra sessions for the investigation, independent work and project.</w:t>
+      </w:r>
+    </w:p>
+    <w:p>
       <w:pPr>
         <w:spacing w:line="336" w:lineRule="auto" w:after="180"/>
       </w:pPr>
@@ -726,7 +937,19 @@
         <w:rPr>
           <w:b w:val="0"/>
         </w:rPr>
-        <w:t>Use the supplied scenario, student illustrations and blank paper. For numeric work, offer counters or a calculator after learners show the setup. Fictional records are supplied; personal data and paid accounts are unnecessary.</w:t>
+        <w:t xml:space="preserve">Allow 80 minutes: recall 8; </w:t>
+      </w:r>
+      <w:r>
+        <w:rPr>
+          <w:b/>
+        </w:rPr>
+        <w:t>explanation</w:t>
+      </w:r>
+      <w:r>
+        <w:rPr>
+          <w:b w:val="0"/>
+        </w:rPr>
+        <w:t xml:space="preserve"> 12; worked demonstration 15; guided practice 20; independent assessment 15; project and reflection 10. Extend the lab into a second session when needed.</w:t>
       </w:r>
     </w:p>
     <w:p>
@@ -734,44 +957,1065 @@
         <w:pStyle w:val="Heading3"/>
       </w:pPr>
       <w:r>
-        <w:t>Alternative compact allocation</w:t>
-      </w:r>
-    </w:p>
-    <w:p>
-      <w:r>
-        <w:t>This compact option is not the full-week schedule. Use the main teaching cycle and allow extra sessions for the investigation, independent work and project.</w:t>
+        <w:t>Preparation for the connected explanation</w:t>
+      </w:r>
+    </w:p>
+    <w:p>
+      <w:pPr>
+        <w:pStyle w:val="Heading3"/>
+      </w:pPr>
+      <w:r>
+        <w:t>Readiness answer</w:t>
+      </w:r>
+    </w:p>
+    <w:p>
+      <w:pPr>
+        <w:pStyle w:val="Heading3"/>
+      </w:pPr>
+      <w:r>
+        <w:t>End goal for the pictorial case</w:t>
       </w:r>
     </w:p>
     <w:p>
       <w:pPr>
         <w:spacing w:line="336" w:lineRule="auto" w:after="180"/>
-        <w:shd w:fill="F1F6F8"/>
-      </w:pPr>
-      <w:r>
-        <w:rPr>
-          <w:b w:val="0"/>
-        </w:rPr>
-        <w:t xml:space="preserve">Allow 80 minutes: recall 8; </w:t>
+      </w:pPr>
+      <w:r>
+        <w:rPr>
+          <w:b w:val="0"/>
+        </w:rPr>
+        <w:t>This added worked case illustrates the week’s main idea. Retain all original and connected topics; schedule its practice within the teaching cycle.</w:t>
+      </w:r>
+    </w:p>
+    <w:p>
+      <w:pPr>
+        <w:pStyle w:val="Heading1"/>
+      </w:pPr>
+      <w:r>
+        <w:t>02. Teach complete branches and termination with visible state</w:t>
+      </w:r>
+    </w:p>
+    <w:p>
+      <w:r>
+        <w:t>Preserve the activity contract, then distinguish the kit and independent room examples.</w:t>
+      </w:r>
+    </w:p>
+    <w:p>
+      <w:pPr>
+        <w:pStyle w:val="Heading2"/>
+      </w:pPr>
+      <w:r>
+        <w:t>Read the unchanged activity contract</w:t>
+      </w:r>
+    </w:p>
+    <w:p>
+      <w:pPr>
+        <w:spacing w:line="336" w:lineRule="auto" w:after="180"/>
+      </w:pPr>
+      <w:r>
+        <w:rPr>
+          <w:b w:val="0"/>
+        </w:rPr>
+        <w:t xml:space="preserve">A complete </w:t>
       </w:r>
       <w:r>
         <w:rPr>
           <w:b/>
         </w:rPr>
+        <w:t>process</w:t>
+      </w:r>
+      <w:r>
+        <w:rPr>
+          <w:b w:val="0"/>
+        </w:rPr>
+        <w:t xml:space="preserve"> says what happens for every kind of request in the task. It must handle a </w:t>
+      </w:r>
+      <w:r>
+        <w:rPr>
+          <w:b/>
+        </w:rPr>
+        <w:t>fitting</w:t>
+      </w:r>
+      <w:r>
+        <w:rPr>
+          <w:b w:val="0"/>
+        </w:rPr>
+        <w:t xml:space="preserve"> activity, no </w:t>
+      </w:r>
+      <w:r>
+        <w:rPr>
+          <w:b/>
+        </w:rPr>
+        <w:t>fitting</w:t>
+      </w:r>
+      <w:r>
+        <w:rPr>
+          <w:b w:val="0"/>
+        </w:rPr>
+        <w:t xml:space="preserve"> activity and unusable </w:t>
+      </w:r>
+      <w:r>
+        <w:rPr>
+          <w:b/>
+        </w:rPr>
+        <w:t>input</w:t>
+      </w:r>
+      <w:r>
+        <w:rPr>
+          <w:b w:val="0"/>
+        </w:rPr>
+        <w:t>. We will design a paper algorithm before building the prototype.</w:t>
+      </w:r>
+    </w:p>
+    <w:p>
+      <w:pPr>
+        <w:spacing w:line="336" w:lineRule="auto" w:after="180"/>
+      </w:pPr>
+      <w:r>
+        <w:rPr>
+          <w:b w:val="0"/>
+        </w:rPr>
+        <w:t>Its decisions use the requirements from Week 30, so a different drawing should not silently change what counts as correct.</w:t>
+      </w:r>
+    </w:p>
+    <w:p>
+      <w:pPr>
+        <w:spacing w:line="336" w:lineRule="auto" w:after="180"/>
+      </w:pPr>
+      <w:r>
+        <w:rPr>
+          <w:b w:val="0"/>
+        </w:rPr>
+        <w:t xml:space="preserve">Keep the same catalogue order: B1 Bookmark drawing, 10 minutes, quiet Yes; B2 Story circle, 8 minutes, quiet No; B3 Pattern puzzle, </w:t>
+      </w:r>
+      <w:r>
+        <w:rPr>
+          <w:b/>
+        </w:rPr>
+        <w:t>12 minutes</w:t>
+      </w:r>
+      <w:r>
+        <w:rPr>
+          <w:b w:val="0"/>
+        </w:rPr>
+        <w:t>, quiet Yes; B4 Tower challenge, 15 minutes, quiet No.</w:t>
+      </w:r>
+    </w:p>
+    <w:p>
+      <w:pPr>
+        <w:spacing w:line="336" w:lineRule="auto" w:after="180"/>
+      </w:pPr>
+      <w:r>
+        <w:rPr>
+          <w:b w:val="0"/>
+        </w:rPr>
+        <w:t xml:space="preserve">These are fixed paper-model values with materials assumed available. Valid </w:t>
+      </w:r>
+      <w:r>
+        <w:rPr>
+          <w:b/>
+        </w:rPr>
+        <w:t>input</w:t>
+      </w:r>
+      <w:r>
+        <w:rPr>
+          <w:b w:val="0"/>
+        </w:rPr>
+        <w:t xml:space="preserve"> is a whole number of minutes from 0 to 30 and Quiet required Yes or No.</w:t>
+      </w:r>
+    </w:p>
+    <w:p>
+      <w:pPr>
+        <w:spacing w:line="336" w:lineRule="auto" w:after="180"/>
+      </w:pPr>
+      <w:r>
+        <w:rPr>
+          <w:b w:val="0"/>
+        </w:rPr>
+        <w:t xml:space="preserve">A </w:t>
+      </w:r>
+      <w:r>
+        <w:rPr>
+          <w:b/>
+        </w:rPr>
+        <w:t>candidate</w:t>
+      </w:r>
+      <w:r>
+        <w:rPr>
+          <w:b w:val="0"/>
+        </w:rPr>
+        <w:t xml:space="preserve"> fits when its required minutes are no more than the available minutes and either quiet is not required or the activity is quiet. Both parts must hold.</w:t>
+      </w:r>
+    </w:p>
+    <w:p>
+      <w:pPr>
+        <w:spacing w:line="336" w:lineRule="auto" w:after="180"/>
+      </w:pPr>
+      <w:r>
+        <w:rPr>
+          <w:b w:val="0"/>
+        </w:rPr>
+        <w:t xml:space="preserve">The </w:t>
+      </w:r>
+      <w:r>
+        <w:rPr>
+          <w:b/>
+        </w:rPr>
+        <w:t>output</w:t>
+      </w:r>
+      <w:r>
+        <w:rPr>
+          <w:b w:val="0"/>
+        </w:rPr>
+        <w:t xml:space="preserve"> is the first </w:t>
+      </w:r>
+      <w:r>
+        <w:rPr>
+          <w:b/>
+        </w:rPr>
+        <w:t>fitting</w:t>
+      </w:r>
+      <w:r>
+        <w:rPr>
+          <w:b w:val="0"/>
+        </w:rPr>
+        <w:t xml:space="preserve"> activity in catalogue order, with a reason, or a clear no-match result. Invalid or missing </w:t>
+      </w:r>
+      <w:r>
+        <w:rPr>
+          <w:b/>
+        </w:rPr>
+        <w:t>input</w:t>
+      </w:r>
+      <w:r>
+        <w:rPr>
+          <w:b w:val="0"/>
+        </w:rPr>
+        <w:t xml:space="preserve"> produces a clarification request. None of these </w:t>
+      </w:r>
+      <w:r>
+        <w:rPr>
+          <w:b/>
+        </w:rPr>
+        <w:t>output</w:t>
+      </w:r>
+      <w:r>
+        <w:rPr>
+          <w:b w:val="0"/>
+        </w:rPr>
+        <w:t>s books materials or publishes a message.</w:t>
+      </w:r>
+    </w:p>
+    <w:p>
+      <w:pPr>
+        <w:pStyle w:val="Heading2"/>
+      </w:pPr>
+      <w:r>
+        <w:t>Model validation and ordered search</w:t>
+      </w:r>
+    </w:p>
+    <w:p>
+      <w:pPr>
+        <w:spacing w:line="336" w:lineRule="auto" w:after="180"/>
+      </w:pPr>
+      <w:r>
+        <w:rPr>
+          <w:b w:val="0"/>
+        </w:rPr>
+        <w:t>Begin by checking the request. If minutes are missing, outside 0 to 30 or not a whole number, ask for a whole number in that range. If the quiet field is not Yes or No, ask for one of those values.</w:t>
+      </w:r>
+    </w:p>
+    <w:p>
+      <w:pPr>
+        <w:spacing w:line="336" w:lineRule="auto" w:after="180"/>
+      </w:pPr>
+      <w:r>
+        <w:rPr>
+          <w:b/>
+        </w:rPr>
+        <w:t>State</w:t>
+      </w:r>
+      <w:r>
+        <w:rPr>
+          <w:b w:val="0"/>
+        </w:rPr>
+        <w:t xml:space="preserve"> the fields needing correction and stop this run. When a corrected request arrives, validate it as a new run rather than continuing with old </w:t>
+      </w:r>
+      <w:r>
+        <w:rPr>
+          <w:b/>
+        </w:rPr>
+        <w:t>candidate</w:t>
+      </w:r>
+      <w:r>
+        <w:rPr>
+          <w:b w:val="0"/>
+        </w:rPr>
+        <w:t xml:space="preserve"> </w:t>
+      </w:r>
+      <w:r>
+        <w:rPr>
+          <w:b/>
+        </w:rPr>
+        <w:t>state</w:t>
+      </w:r>
+      <w:r>
+        <w:rPr>
+          <w:b w:val="0"/>
+        </w:rPr>
+        <w:t>.</w:t>
+      </w:r>
+    </w:p>
+    <w:p>
+      <w:pPr>
+        <w:spacing w:line="336" w:lineRule="auto" w:after="180"/>
+      </w:pPr>
+      <w:r>
+        <w:rPr>
+          <w:b w:val="0"/>
+        </w:rPr>
+        <w:t xml:space="preserve">For a valid request, start at B1. Check time and the quiet condition for the current </w:t>
+      </w:r>
+      <w:r>
+        <w:rPr>
+          <w:b/>
+        </w:rPr>
+        <w:t>candidate</w:t>
+      </w:r>
+      <w:r>
+        <w:rPr>
+          <w:b w:val="0"/>
+        </w:rPr>
+        <w:t xml:space="preserve">. If both pass, </w:t>
+      </w:r>
+      <w:r>
+        <w:rPr>
+          <w:b/>
+        </w:rPr>
+        <w:t>output</w:t>
+      </w:r>
+      <w:r>
+        <w:rPr>
+          <w:b w:val="0"/>
+        </w:rPr>
+        <w:t xml:space="preserve"> that </w:t>
+      </w:r>
+      <w:r>
+        <w:rPr>
+          <w:b/>
+        </w:rPr>
+        <w:t>candidate</w:t>
+      </w:r>
+      <w:r>
+        <w:rPr>
+          <w:b w:val="0"/>
+        </w:rPr>
+        <w:t xml:space="preserve"> and stop. If either fails, move forward exactly one row.</w:t>
+      </w:r>
+    </w:p>
+    <w:p>
+      <w:pPr>
+        <w:spacing w:line="336" w:lineRule="auto" w:after="180"/>
+      </w:pPr>
+      <w:r>
+        <w:rPr>
+          <w:b w:val="0"/>
+        </w:rPr>
+        <w:t xml:space="preserve">After B4 fails, there is no next row, so </w:t>
+      </w:r>
+      <w:r>
+        <w:rPr>
+          <w:b/>
+        </w:rPr>
+        <w:t>output</w:t>
+      </w:r>
+      <w:r>
+        <w:rPr>
+          <w:b w:val="0"/>
+        </w:rPr>
+        <w:t xml:space="preserve"> no match and stop. Never jump back to B1 within the same search.</w:t>
+      </w:r>
+    </w:p>
+    <w:p>
+      <w:pPr>
+        <w:pStyle w:val="Heading2"/>
+      </w:pPr>
+      <w:r>
+        <w:t>Trace candidate changes and a finite stopping argument</w:t>
+      </w:r>
+    </w:p>
+    <w:tbl>
+      <w:tblPr>
+        <w:tblStyle w:val="LightShading-Accent1"/>
+        <w:tblW w:type="auto" w:w="0"/>
+        <w:tblLook w:firstColumn="1" w:firstRow="1" w:lastColumn="0" w:lastRow="0" w:noHBand="0" w:noVBand="1" w:val="04A0"/>
+      </w:tblPr>
+      <w:tblGrid>
+        <w:gridCol w:w="3408"/>
+        <w:gridCol w:w="3408"/>
+        <w:gridCol w:w="3408"/>
+      </w:tblGrid>
+      <w:tr>
+        <w:trPr>
+          <w:tblHeader/>
+        </w:trPr>
+        <w:tc>
+          <w:tcPr>
+            <w:tcW w:type="dxa" w:w="3408"/>
+          </w:tcPr>
+          <w:p>
+            <w:r>
+              <w:t>Stage for 9 minutes and Quiet required No</w:t>
+            </w:r>
+          </w:p>
+        </w:tc>
+        <w:tc>
+          <w:tcPr>
+            <w:tcW w:type="dxa" w:w="3408"/>
+          </w:tcPr>
+          <w:p>
+            <w:r>
+              <w:t>Evidence</w:t>
+            </w:r>
+          </w:p>
+        </w:tc>
+        <w:tc>
+          <w:tcPr>
+            <w:tcW w:type="dxa" w:w="3408"/>
+          </w:tcPr>
+          <w:p>
+            <w:r>
+              <w:t>Next state or output</w:t>
+            </w:r>
+          </w:p>
+        </w:tc>
+      </w:tr>
+      <w:tr>
+        <w:tc>
+          <w:tcPr>
+            <w:tcW w:type="dxa" w:w="3408"/>
+          </w:tcPr>
+          <w:p>
+            <w:r>
+              <w:t>Validate</w:t>
+            </w:r>
+          </w:p>
+        </w:tc>
+        <w:tc>
+          <w:tcPr>
+            <w:tcW w:type="dxa" w:w="3408"/>
+          </w:tcPr>
+          <w:p>
+            <w:r>
+              <w:t>9 is a whole number in range; No is valid</w:t>
+            </w:r>
+          </w:p>
+        </w:tc>
+        <w:tc>
+          <w:tcPr>
+            <w:tcW w:type="dxa" w:w="3408"/>
+          </w:tcPr>
+          <w:p>
+            <w:r>
+              <w:t>Current candidate B1</w:t>
+            </w:r>
+          </w:p>
+        </w:tc>
+      </w:tr>
+      <w:tr>
+        <w:tc>
+          <w:tcPr>
+            <w:tcW w:type="dxa" w:w="3408"/>
+          </w:tcPr>
+          <w:p>
+            <w:r>
+              <w:t>Check B1</w:t>
+            </w:r>
+          </w:p>
+        </w:tc>
+        <w:tc>
+          <w:tcPr>
+            <w:tcW w:type="dxa" w:w="3408"/>
+          </w:tcPr>
+          <w:p>
+            <w:r>
+              <w:t>10 minutes is more than 9</w:t>
+            </w:r>
+          </w:p>
+        </w:tc>
+        <w:tc>
+          <w:tcPr>
+            <w:tcW w:type="dxa" w:w="3408"/>
+          </w:tcPr>
+          <w:p>
+            <w:r>
+              <w:t>Move to B2</w:t>
+            </w:r>
+          </w:p>
+        </w:tc>
+      </w:tr>
+      <w:tr>
+        <w:tc>
+          <w:tcPr>
+            <w:tcW w:type="dxa" w:w="3408"/>
+          </w:tcPr>
+          <w:p>
+            <w:r>
+              <w:t>Check B2</w:t>
+            </w:r>
+          </w:p>
+        </w:tc>
+        <w:tc>
+          <w:tcPr>
+            <w:tcW w:type="dxa" w:w="3408"/>
+          </w:tcPr>
+          <w:p>
+            <w:r>
+              <w:t>8 is no more than 9; quiet is not required</w:t>
+            </w:r>
+          </w:p>
+        </w:tc>
+        <w:tc>
+          <w:tcPr>
+            <w:tcW w:type="dxa" w:w="3408"/>
+          </w:tcPr>
+          <w:p>
+            <w:r>
+              <w:t>Suggest B2 and stop</w:t>
+            </w:r>
+          </w:p>
+        </w:tc>
+      </w:tr>
+    </w:tbl>
+    <w:p>
+      <w:pPr>
+        <w:spacing w:line="336" w:lineRule="auto" w:after="180"/>
+      </w:pPr>
+      <w:r>
+        <w:rPr>
+          <w:b w:val="0"/>
+        </w:rPr>
+        <w:t xml:space="preserve">The current </w:t>
+      </w:r>
+      <w:r>
+        <w:rPr>
+          <w:b/>
+        </w:rPr>
+        <w:t>candidate</w:t>
+      </w:r>
+      <w:r>
+        <w:rPr>
+          <w:b w:val="0"/>
+        </w:rPr>
+        <w:t xml:space="preserve"> changes from B1 to B2. The request values stay the same. After B2 passes, the </w:t>
+      </w:r>
+      <w:r>
+        <w:rPr>
+          <w:b/>
+        </w:rPr>
+        <w:t>process</w:t>
+      </w:r>
+      <w:r>
+        <w:rPr>
+          <w:b w:val="0"/>
+        </w:rPr>
+        <w:t xml:space="preserve"> stops: it does not replace B2 with a later </w:t>
+      </w:r>
+      <w:r>
+        <w:rPr>
+          <w:b/>
+        </w:rPr>
+        <w:t>fitting</w:t>
+      </w:r>
+      <w:r>
+        <w:rPr>
+          <w:b w:val="0"/>
+        </w:rPr>
+        <w:t xml:space="preserve"> row.</w:t>
+      </w:r>
+    </w:p>
+    <w:p>
+      <w:pPr>
+        <w:spacing w:line="336" w:lineRule="auto" w:after="180"/>
+      </w:pPr>
+      <w:r>
+        <w:rPr>
+          <w:b w:val="0"/>
+        </w:rPr>
+        <w:t xml:space="preserve">This early stop preserves the first-match rule and gives the same required suggestion as the manual </w:t>
+      </w:r>
+      <w:r>
+        <w:rPr>
+          <w:b/>
+        </w:rPr>
+        <w:t>baseline</w:t>
+      </w:r>
+      <w:r>
+        <w:rPr>
+          <w:b w:val="0"/>
+        </w:rPr>
+        <w:t>, which marked every row before selecting the first fit.</w:t>
+      </w:r>
+    </w:p>
+    <w:p>
+      <w:pPr>
+        <w:spacing w:line="336" w:lineRule="auto" w:after="180"/>
+      </w:pPr>
+      <w:r>
+        <w:rPr>
+          <w:b/>
+        </w:rPr>
+        <w:t>Termination</w:t>
+      </w:r>
+      <w:r>
+        <w:rPr>
+          <w:b w:val="0"/>
+        </w:rPr>
+        <w:t xml:space="preserve"> needs a reason. There are only four rows, each failed check moves to the next row, and no row is revisited. A valid request therefore examines at most four </w:t>
+      </w:r>
+      <w:r>
+        <w:rPr>
+          <w:b/>
+        </w:rPr>
+        <w:t>candidate</w:t>
+      </w:r>
+      <w:r>
+        <w:rPr>
+          <w:b w:val="0"/>
+        </w:rPr>
+        <w:t>s. A success can stop sooner.</w:t>
+      </w:r>
+    </w:p>
+    <w:p>
+      <w:pPr>
+        <w:spacing w:line="336" w:lineRule="auto" w:after="180"/>
+      </w:pPr>
+      <w:r>
+        <w:rPr>
+          <w:b w:val="0"/>
+        </w:rPr>
+        <w:t xml:space="preserve">Invalid </w:t>
+      </w:r>
+      <w:r>
+        <w:rPr>
+          <w:b/>
+        </w:rPr>
+        <w:t>input</w:t>
+      </w:r>
+      <w:r>
+        <w:rPr>
+          <w:b w:val="0"/>
+        </w:rPr>
+        <w:t xml:space="preserve"> stops before the search. Merely drawing an arrow around a loop is not enough; the </w:t>
+      </w:r>
+      <w:r>
+        <w:rPr>
+          <w:b/>
+        </w:rPr>
+        <w:t>state</w:t>
+      </w:r>
+      <w:r>
+        <w:rPr>
+          <w:b w:val="0"/>
+        </w:rPr>
+        <w:t xml:space="preserve"> must make progress toward an end.</w:t>
+      </w:r>
+    </w:p>
+    <w:p>
+      <w:pPr>
+        <w:pStyle w:val="Heading2"/>
+      </w:pPr>
+      <w:r>
+        <w:t>Introduce the separate kit records</w:t>
+      </w:r>
+    </w:p>
+    <w:p>
+      <w:pPr>
+        <w:spacing w:line="336" w:lineRule="auto" w:after="180"/>
+      </w:pPr>
+      <w:r>
+        <w:rPr>
+          <w:b w:val="0"/>
+        </w:rPr>
+        <w:t>A fictional worksheet routes craft kits by required glue and number of scissors.</w:t>
+      </w:r>
+    </w:p>
+    <w:p>
+      <w:pPr>
+        <w:spacing w:line="336" w:lineRule="auto" w:after="180"/>
+      </w:pPr>
+      <w:r>
+        <w:rPr>
+          <w:b w:val="0"/>
+        </w:rPr>
+        <w:t>K1: glue No, scissors 2. K2: glue Yes, scissors 2. K3: glue Yes, scissors 4.</w:t>
+      </w:r>
+    </w:p>
+    <w:p>
+      <w:pPr>
+        <w:spacing w:line="336" w:lineRule="auto" w:after="180"/>
+      </w:pPr>
+      <w:r>
+        <w:rPr>
+          <w:b w:val="0"/>
+        </w:rPr>
+        <w:t>Request: glue required Yes, scissors needed 2. Return first kit meeting both requirements.</w:t>
+      </w:r>
+    </w:p>
+    <w:p>
+      <w:pPr>
+        <w:pStyle w:val="Heading2"/>
+      </w:pPr>
+      <w:r>
+        <w:t>Compare with the activity recommender’s four paths</w:t>
+      </w:r>
+    </w:p>
+    <w:p>
+      <w:r>
+        <w:drawing>
+          <wp:inline xmlns:a="http://schemas.openxmlformats.org/drawingml/2006/main" xmlns:pic="http://schemas.openxmlformats.org/drawingml/2006/picture">
+            <wp:extent cx="5486400" cy="2923032"/>
+            <wp:docPr id="1" name="Picture 1" descr="Four paths through the recommender. Input missing or invalid | Ask for corrected input | Stop this run. Candidate fails a check | Move to the next row | Continue search. Candidate passes both | Suggest it with a reason | Stop this run. All rows checked and failed | Report no match | Stop this run"/>
+            <wp:cNvGraphicFramePr>
+              <a:graphicFrameLocks noChangeAspect="1"/>
+            </wp:cNvGraphicFramePr>
+            <a:graphic>
+              <a:graphicData uri="http://schemas.openxmlformats.org/drawingml/2006/picture">
+                <pic:pic>
+                  <pic:nvPicPr>
+                    <pic:cNvPr id="0" name="academy-story-ai-1-31-03.png"/>
+                    <pic:cNvPicPr/>
+                  </pic:nvPicPr>
+                  <pic:blipFill>
+                    <a:blip r:embed="rId9"/>
+                    <a:stretch>
+                      <a:fillRect/>
+                    </a:stretch>
+                  </pic:blipFill>
+                  <pic:spPr>
+                    <a:xfrm>
+                      <a:off x="0" y="0"/>
+                      <a:ext cx="5486400" cy="2923032"/>
+                    </a:xfrm>
+                    <a:prstGeom prst="rect"/>
+                  </pic:spPr>
+                </pic:pic>
+              </a:graphicData>
+            </a:graphic>
+          </wp:inline>
+        </w:drawing>
+      </w:r>
+    </w:p>
+    <w:p>
+      <w:pPr>
+        <w:pStyle w:val="Heading2"/>
+      </w:pPr>
+      <w:r>
+        <w:t>Trace the first passing kit and stop</w:t>
+      </w:r>
+    </w:p>
+    <w:p>
+      <w:r>
+        <w:drawing>
+          <wp:inline xmlns:a="http://schemas.openxmlformats.org/drawingml/2006/main" xmlns:pic="http://schemas.openxmlformats.org/drawingml/2006/picture">
+            <wp:extent cx="5486400" cy="4005072"/>
+            <wp:docPr id="2" name="Picture 2" descr="Validate fields: Require Yes/No glue input and whole scissors count 0–4. → Evaluate K1: Scissors fit, but required glue is absent: continue. → Evaluate K2: Glue is present and 2 scissors meet the request: accept. → Stop: Return K2 without replacing it with later K3."/>
+            <wp:cNvGraphicFramePr>
+              <a:graphicFrameLocks noChangeAspect="1"/>
+            </wp:cNvGraphicFramePr>
+            <a:graphic>
+              <a:graphicData uri="http://schemas.openxmlformats.org/drawingml/2006/picture">
+                <pic:pic>
+                  <pic:nvPicPr>
+                    <pic:cNvPr id="0" name="academy-story-ai-1-31-02.png"/>
+                    <pic:cNvPicPr/>
+                  </pic:nvPicPr>
+                  <pic:blipFill>
+                    <a:blip r:embed="rId10"/>
+                    <a:stretch>
+                      <a:fillRect/>
+                    </a:stretch>
+                  </pic:blipFill>
+                  <pic:spPr>
+                    <a:xfrm>
+                      <a:off x="0" y="0"/>
+                      <a:ext cx="5486400" cy="4005072"/>
+                    </a:xfrm>
+                    <a:prstGeom prst="rect"/>
+                  </pic:spPr>
+                </pic:pic>
+              </a:graphicData>
+            </a:graphic>
+          </wp:inline>
+        </w:drawing>
+      </w:r>
+    </w:p>
+    <w:p>
+      <w:pPr>
+        <w:pStyle w:val="Heading3"/>
+      </w:pPr>
+      <w:r>
+        <w:t>Read the picture one step at a time</w:t>
+      </w:r>
+    </w:p>
+    <w:tbl>
+      <w:tblPr>
+        <w:tblStyle w:val="LightShading-Accent1"/>
+        <w:tblW w:type="auto" w:w="0"/>
+        <w:tblLook w:firstColumn="1" w:firstRow="1" w:lastColumn="0" w:lastRow="0" w:noHBand="0" w:noVBand="1" w:val="04A0"/>
+      </w:tblPr>
+      <w:tblGrid>
+        <w:gridCol w:w="5112"/>
+        <w:gridCol w:w="5112"/>
+      </w:tblGrid>
+      <w:tr>
+        <w:trPr>
+          <w:tblHeader/>
+        </w:trPr>
+        <w:tc>
+          <w:tcPr>
+            <w:tcW w:type="dxa" w:w="5112"/>
+          </w:tcPr>
+          <w:p>
+            <w:r>
+              <w:t>Step</w:t>
+            </w:r>
+          </w:p>
+        </w:tc>
+        <w:tc>
+          <w:tcPr>
+            <w:tcW w:type="dxa" w:w="5112"/>
+          </w:tcPr>
+          <w:p>
+            <w:r>
+              <w:t>What happens and why</w:t>
+            </w:r>
+          </w:p>
+        </w:tc>
+      </w:tr>
+      <w:tr>
+        <w:tc>
+          <w:tcPr>
+            <w:tcW w:type="dxa" w:w="5112"/>
+          </w:tcPr>
+          <w:p>
+            <w:r>
+              <w:t>1. Validate fields</w:t>
+            </w:r>
+          </w:p>
+        </w:tc>
+        <w:tc>
+          <w:tcPr>
+            <w:tcW w:type="dxa" w:w="5112"/>
+          </w:tcPr>
+          <w:p>
+            <w:r>
+              <w:t>Require Yes/No glue input and whole scissors count 0–4.</w:t>
+            </w:r>
+          </w:p>
+        </w:tc>
+      </w:tr>
+      <w:tr>
+        <w:tc>
+          <w:tcPr>
+            <w:tcW w:type="dxa" w:w="5112"/>
+          </w:tcPr>
+          <w:p>
+            <w:r>
+              <w:t>2. Evaluate K1</w:t>
+            </w:r>
+          </w:p>
+        </w:tc>
+        <w:tc>
+          <w:tcPr>
+            <w:tcW w:type="dxa" w:w="5112"/>
+          </w:tcPr>
+          <w:p>
+            <w:r>
+              <w:t>Scissors fit, but required glue is absent: continue.</w:t>
+            </w:r>
+          </w:p>
+        </w:tc>
+      </w:tr>
+      <w:tr>
+        <w:tc>
+          <w:tcPr>
+            <w:tcW w:type="dxa" w:w="5112"/>
+          </w:tcPr>
+          <w:p>
+            <w:r>
+              <w:t>3. Evaluate K2</w:t>
+            </w:r>
+          </w:p>
+        </w:tc>
+        <w:tc>
+          <w:tcPr>
+            <w:tcW w:type="dxa" w:w="5112"/>
+          </w:tcPr>
+          <w:p>
+            <w:r>
+              <w:t>Glue is present and 2 scissors meet the request: accept.</w:t>
+            </w:r>
+          </w:p>
+        </w:tc>
+      </w:tr>
+      <w:tr>
+        <w:tc>
+          <w:tcPr>
+            <w:tcW w:type="dxa" w:w="5112"/>
+          </w:tcPr>
+          <w:p>
+            <w:r>
+              <w:t>4. Stop</w:t>
+            </w:r>
+          </w:p>
+        </w:tc>
+        <w:tc>
+          <w:tcPr>
+            <w:tcW w:type="dxa" w:w="5112"/>
+          </w:tcPr>
+          <w:p>
+            <w:r>
+              <w:t>Return K2 without replacing it with later K3.</w:t>
+            </w:r>
+          </w:p>
+        </w:tc>
+      </w:tr>
+    </w:tbl>
+    <w:p>
+      <w:r>
+        <w:t>Match each pictured step to the supplied facts. This is a worked teaching case, not an independent assessment.</w:t>
+      </w:r>
+    </w:p>
+    <w:p>
+      <w:pPr>
+        <w:spacing w:line="336" w:lineRule="auto" w:after="180"/>
+      </w:pPr>
+      <w:r>
+        <w:rPr>
+          <w:b w:val="0"/>
+        </w:rPr>
+        <w:t xml:space="preserve">A complete decision </w:t>
+      </w:r>
+      <w:r>
+        <w:rPr>
+          <w:b/>
+        </w:rPr>
+        <w:t>process</w:t>
+      </w:r>
+      <w:r>
+        <w:rPr>
+          <w:b w:val="0"/>
+        </w:rPr>
+        <w:t xml:space="preserve"> specifies what to do after each result. One passing requirement is insufficient.</w:t>
+      </w:r>
+    </w:p>
+    <w:p>
+      <w:pPr>
+        <w:spacing w:line="336" w:lineRule="auto" w:after="180"/>
+      </w:pPr>
+      <w:r>
+        <w:rPr>
+          <w:b w:val="0"/>
+        </w:rPr>
+        <w:t>After a kit passes both, stopping preserves the first-match contract; automatically choosing the largest later kit would implement a different rule. A full scan with no accepted kit returns no match.</w:t>
+      </w:r>
+    </w:p>
+    <w:p>
+      <w:pPr>
+        <w:pStyle w:val="Heading2"/>
+      </w:pPr>
+      <w:r>
+        <w:t>Separate flow correctness from inventory truth</w:t>
+      </w:r>
+    </w:p>
+    <w:p>
+      <w:pPr>
+        <w:spacing w:line="336" w:lineRule="auto" w:after="180"/>
+      </w:pPr>
+      <w:r>
+        <w:rPr>
+          <w:b w:val="0"/>
+        </w:rPr>
+        <w:t>A correct flow depends on accurate catalogue entries and the declared requirements; the picture does not verify inventory.</w:t>
+      </w:r>
+    </w:p>
+    <w:p>
+      <w:pPr>
+        <w:pStyle w:val="Heading2"/>
+      </w:pPr>
+      <w:r>
+        <w:t>Increase the scissors requirement</w:t>
+      </w:r>
+    </w:p>
+    <w:p>
+      <w:pPr>
+        <w:spacing w:line="336" w:lineRule="auto" w:after="180"/>
+      </w:pPr>
+      <w:r>
+        <w:rPr>
+          <w:b w:val="0"/>
+        </w:rPr>
+        <w:t>Change: Increase scissors needed to 3.</w:t>
+      </w:r>
+    </w:p>
+    <w:p>
+      <w:pPr>
+        <w:spacing w:line="336" w:lineRule="auto" w:after="180"/>
+      </w:pPr>
+      <w:r>
+        <w:rPr>
+          <w:b/>
+        </w:rPr>
+        <w:t>Prediction</w:t>
+      </w:r>
+      <w:r>
+        <w:rPr>
+          <w:b w:val="0"/>
+        </w:rPr>
+        <w:t>: K3 is selected.</w:t>
+      </w:r>
+    </w:p>
+    <w:p>
+      <w:pPr>
+        <w:spacing w:line="336" w:lineRule="auto" w:after="180"/>
+      </w:pPr>
+      <w:r>
+        <w:rPr>
+          <w:b w:val="0"/>
+        </w:rPr>
+        <w:t>Reason: K1 lacks glue; K2 has only 2 scissors; K3 has glue and 4.</w:t>
+      </w:r>
+    </w:p>
+    <w:p>
+      <w:pPr>
+        <w:pStyle w:val="Heading2"/>
+      </w:pPr>
+      <w:r>
+        <w:t>Elicit each next state from the picture</w:t>
+      </w:r>
+    </w:p>
+    <w:p>
+      <w:pPr>
+        <w:spacing w:line="336" w:lineRule="auto" w:after="180"/>
+      </w:pPr>
+      <w:r>
+        <w:rPr>
+          <w:b w:val="0"/>
+        </w:rPr>
+        <w:t xml:space="preserve">Use the diagram and verbal </w:t>
+      </w:r>
+      <w:r>
+        <w:rPr>
+          <w:b/>
+        </w:rPr>
         <w:t>explanation</w:t>
       </w:r>
       <w:r>
         <w:rPr>
           <w:b w:val="0"/>
         </w:rPr>
-        <w:t xml:space="preserve"> 12; worked demonstration 15; guided practice 20; independent assessment 15; project and reflection 10. Extend the lab into a second session when needed.</w:t>
-      </w:r>
-    </w:p>
-    <w:p>
-      <w:pPr>
-        <w:pStyle w:val="Heading3"/>
-      </w:pPr>
-      <w:r>
-        <w:t>Preparation for the connected explanation</w:t>
+        <w:t xml:space="preserve"> together. Ask learners to match a sentence to a specific visual step; do not assign learners fixed visual or auditory learning styles.</w:t>
       </w:r>
     </w:p>
     <w:p>
@@ -782,31 +2026,31 @@
         <w:rPr>
           <w:b w:val="0"/>
         </w:rPr>
-        <w:t xml:space="preserve">Keep Week 30’s requirements separate from the algorithm that implements them. The manual </w:t>
+        <w:t xml:space="preserve">Cover the result. Ask learners to name the </w:t>
       </w:r>
       <w:r>
         <w:rPr>
           <w:b/>
         </w:rPr>
-        <w:t>baseline</w:t>
-      </w:r>
-      <w:r>
-        <w:rPr>
-          <w:b w:val="0"/>
-        </w:rPr>
-        <w:t xml:space="preserve"> marked all rows; this design may stop at the first fit while preserving the required </w:t>
+        <w:t>input</w:t>
+      </w:r>
+      <w:r>
+        <w:rPr>
+          <w:b w:val="0"/>
+        </w:rPr>
+        <w:t xml:space="preserve">s and predict the next step. Uncover one step, connect the icon to the actual procedure, and explain its </w:t>
       </w:r>
       <w:r>
         <w:rPr>
           <w:b/>
         </w:rPr>
-        <w:t>output</w:t>
-      </w:r>
-      <w:r>
-        <w:rPr>
-          <w:b w:val="0"/>
-        </w:rPr>
-        <w:t>.</w:t>
+        <w:t>evidence</w:t>
+      </w:r>
+      <w:r>
+        <w:rPr>
+          <w:b w:val="0"/>
+        </w:rPr>
+        <w:t>. Then change the supplied condition and compare.</w:t>
       </w:r>
     </w:p>
     <w:p>
@@ -817,27 +2061,15 @@
         <w:rPr>
           <w:b w:val="0"/>
         </w:rPr>
-        <w:t xml:space="preserve">Check more than final labels: pupils must explain both conditions, </w:t>
-      </w:r>
-      <w:r>
-        <w:rPr>
-          <w:b/>
-        </w:rPr>
-        <w:t>validation</w:t>
-      </w:r>
-      <w:r>
-        <w:rPr>
-          <w:b w:val="0"/>
-        </w:rPr>
-        <w:t xml:space="preserve"> and progress through the finite catalogue. This is an explicit-rule recommender, not a model fitted from examples.</w:t>
-      </w:r>
-    </w:p>
-    <w:p>
-      <w:pPr>
-        <w:pStyle w:val="Heading3"/>
-      </w:pPr>
-      <w:r>
-        <w:t>Readiness answer</w:t>
+        <w:t>The picture is a representation; it does not document execution of a real AI model.</w:t>
+      </w:r>
+    </w:p>
+    <w:p>
+      <w:pPr>
+        <w:pStyle w:val="Heading2"/>
+      </w:pPr>
+      <w:r>
+        <w:t>Earlier wording, alternatives and picture transcripts · reference / check after trying</w:t>
       </w:r>
     </w:p>
     <w:p>
@@ -848,155 +2080,7 @@
         <w:rPr>
           <w:b w:val="0"/>
         </w:rPr>
-        <w:t xml:space="preserve">Blank time requires clarification because an </w:t>
-      </w:r>
-      <w:r>
-        <w:rPr>
-          <w:b/>
-        </w:rPr>
-        <w:t>input</w:t>
-      </w:r>
-      <w:r>
-        <w:rPr>
-          <w:b w:val="0"/>
-        </w:rPr>
-        <w:t xml:space="preserve"> is missing. Zero is valid within 0 to 30, but no activity in the catalogue fits it, so the correct result is no match.</w:t>
-      </w:r>
-    </w:p>
-    <w:p>
-      <w:pPr>
-        <w:spacing w:line="336" w:lineRule="auto" w:after="180"/>
-      </w:pPr>
-      <w:r>
-        <w:rPr>
-          <w:b w:val="0"/>
-        </w:rPr>
-        <w:t>The unchanged B1 to B4 catalogue and Week 30 requirements</w:t>
-      </w:r>
-    </w:p>
-    <w:p>
-      <w:pPr>
-        <w:spacing w:line="336" w:lineRule="auto" w:after="180"/>
-      </w:pPr>
-      <w:r>
-        <w:rPr>
-          <w:b w:val="0"/>
-        </w:rPr>
-        <w:t xml:space="preserve">Four </w:t>
-      </w:r>
-      <w:r>
-        <w:rPr>
-          <w:b/>
-        </w:rPr>
-        <w:t>candidate</w:t>
-      </w:r>
-      <w:r>
-        <w:rPr>
-          <w:b w:val="0"/>
-        </w:rPr>
-        <w:t xml:space="preserve"> cards and a marker for the current row</w:t>
-      </w:r>
-    </w:p>
-    <w:p>
-      <w:pPr>
-        <w:spacing w:line="336" w:lineRule="auto" w:after="180"/>
-      </w:pPr>
-      <w:r>
-        <w:rPr>
-          <w:b w:val="0"/>
-        </w:rPr>
-        <w:t xml:space="preserve">Paper for a </w:t>
-      </w:r>
-      <w:r>
-        <w:rPr>
-          <w:b/>
-        </w:rPr>
-        <w:t>process</w:t>
-      </w:r>
-      <w:r>
-        <w:rPr>
-          <w:b w:val="0"/>
-        </w:rPr>
-        <w:t xml:space="preserve"> drawing and a trace with </w:t>
-      </w:r>
-      <w:r>
-        <w:rPr>
-          <w:b/>
-        </w:rPr>
-        <w:t>candidate</w:t>
-      </w:r>
-      <w:r>
-        <w:rPr>
-          <w:b w:val="0"/>
-        </w:rPr>
-        <w:t>, checks and next step</w:t>
-      </w:r>
-    </w:p>
-    <w:p>
-      <w:pPr>
-        <w:pStyle w:val="Heading3"/>
-      </w:pPr>
-      <w:r>
-        <w:t>End goal for the pictorial case</w:t>
-      </w:r>
-    </w:p>
-    <w:p>
-      <w:pPr>
-        <w:spacing w:line="336" w:lineRule="auto" w:after="180"/>
-      </w:pPr>
-      <w:r>
-        <w:rPr>
-          <w:b w:val="0"/>
-        </w:rPr>
-        <w:t xml:space="preserve">By the end, I can design a complete </w:t>
-      </w:r>
-      <w:r>
-        <w:rPr>
-          <w:b/>
-        </w:rPr>
-        <w:t>decision flow</w:t>
-      </w:r>
-      <w:r>
-        <w:rPr>
-          <w:b w:val="0"/>
-        </w:rPr>
-        <w:t xml:space="preserve"> with </w:t>
-      </w:r>
-      <w:r>
-        <w:rPr>
-          <w:b/>
-        </w:rPr>
-        <w:t>validation</w:t>
-      </w:r>
-      <w:r>
-        <w:rPr>
-          <w:b w:val="0"/>
-        </w:rPr>
-        <w:t>, search and stopping.</w:t>
-      </w:r>
-    </w:p>
-    <w:p>
-      <w:pPr>
-        <w:spacing w:line="336" w:lineRule="auto" w:after="180"/>
-      </w:pPr>
-      <w:r>
-        <w:rPr>
-          <w:b w:val="0"/>
-        </w:rPr>
-        <w:t>This added worked case illustrates the week’s main idea. Retain all original and connected topics; schedule its practice within the teaching cycle.</w:t>
-      </w:r>
-    </w:p>
-    <w:p>
-      <w:pPr>
-        <w:pStyle w:val="Heading1"/>
-      </w:pPr>
-      <w:r>
-        <w:t>02. Explain the mechanism</w:t>
-      </w:r>
-    </w:p>
-    <w:p>
-      <w:r>
-        <w:t>Model Design the Decision Process using the supplied case, labelled mechanism and reasoning. Make the scope of each conclusion explicit.</w:t>
+        <w:t>Explain the mechanism</w:t>
       </w:r>
     </w:p>
     <w:p>
@@ -1126,46 +2210,351 @@
     </w:p>
     <w:p>
       <w:pPr>
+        <w:spacing w:line="336" w:lineRule="auto" w:after="180"/>
+      </w:pPr>
+      <w:r>
+        <w:rPr>
+          <w:b w:val="0"/>
+        </w:rPr>
+        <w:t xml:space="preserve">CORE IDEA Rules or learned patterns must connect </w:t>
+      </w:r>
+      <w:r>
+        <w:rPr>
+          <w:b/>
+        </w:rPr>
+        <w:t>input</w:t>
+      </w:r>
+      <w:r>
+        <w:rPr>
+          <w:b w:val="0"/>
+        </w:rPr>
+        <w:t xml:space="preserve">s to </w:t>
+      </w:r>
+      <w:r>
+        <w:rPr>
+          <w:b/>
+        </w:rPr>
+        <w:t>output</w:t>
+      </w:r>
+      <w:r>
+        <w:rPr>
+          <w:b w:val="0"/>
+        </w:rPr>
+        <w:t>s transparently.</w:t>
+      </w:r>
+    </w:p>
+    <w:p>
+      <w:pPr>
+        <w:spacing w:line="336" w:lineRule="auto" w:after="180"/>
+      </w:pPr>
+      <w:r>
+        <w:rPr>
+          <w:b w:val="0"/>
+        </w:rPr>
+        <w:t xml:space="preserve">UNDER THE HOOD A decision </w:t>
+      </w:r>
+      <w:r>
+        <w:rPr>
+          <w:b/>
+        </w:rPr>
+        <w:t>process</w:t>
+      </w:r>
+      <w:r>
+        <w:rPr>
+          <w:b w:val="0"/>
+        </w:rPr>
+        <w:t xml:space="preserve"> operationalizes the interface contract. Simplicity improves testability and </w:t>
+      </w:r>
+      <w:r>
+        <w:rPr>
+          <w:b/>
+        </w:rPr>
+        <w:t>explanation</w:t>
+      </w:r>
+      <w:r>
+        <w:rPr>
+          <w:b w:val="0"/>
+        </w:rPr>
+        <w:t>, but oversimplification can erase relevant distinctions.</w:t>
+      </w:r>
+    </w:p>
+    <w:p>
+      <w:pPr>
+        <w:spacing w:line="336" w:lineRule="auto" w:after="180"/>
+      </w:pPr>
+      <w:r>
+        <w:rPr>
+          <w:b w:val="0"/>
+        </w:rPr>
+        <w:t>Learned components need explicit data, threshold, and fallback documentation.</w:t>
+      </w:r>
+    </w:p>
+    <w:p>
+      <w:pPr>
+        <w:spacing w:line="336" w:lineRule="auto" w:after="180"/>
+      </w:pPr>
+      <w:r>
+        <w:rPr>
+          <w:b w:val="0"/>
+        </w:rPr>
+        <w:t>Draw a fresh example with all three stages:</w:t>
+      </w:r>
+    </w:p>
+    <w:p>
+      <w:pPr>
+        <w:spacing w:line="336" w:lineRule="auto" w:after="180"/>
+      </w:pPr>
+      <w:r>
+        <w:rPr>
+          <w:b w:val="0"/>
+        </w:rPr>
+        <w:t xml:space="preserve">Every step connects a claim to observable </w:t>
+      </w:r>
+      <w:r>
+        <w:rPr>
+          <w:b/>
+        </w:rPr>
+        <w:t>evidence</w:t>
+      </w:r>
+      <w:r>
+        <w:rPr>
+          <w:b w:val="0"/>
+        </w:rPr>
+        <w:t>.</w:t>
+      </w:r>
+    </w:p>
+    <w:p>
+      <w:pPr>
+        <w:spacing w:line="336" w:lineRule="auto" w:after="180"/>
+      </w:pPr>
+      <w:r>
+        <w:rPr>
+          <w:b w:val="0"/>
+        </w:rPr>
+        <w:t>CASE A transparent sorter first checks item type, then one disambiguating feature, then sends unclear items to review.</w:t>
+      </w:r>
+    </w:p>
+    <w:p>
+      <w:pPr>
+        <w:spacing w:line="336" w:lineRule="auto" w:after="180"/>
+      </w:pPr>
+      <w:r>
+        <w:rPr>
+          <w:b w:val="0"/>
+        </w:rPr>
+        <w:t xml:space="preserve">STEP 1 — OBSERVE approved </w:t>
+      </w:r>
+      <w:r>
+        <w:rPr>
+          <w:b/>
+        </w:rPr>
+        <w:t>input</w:t>
+      </w:r>
+      <w:r>
+        <w:rPr>
+          <w:b w:val="0"/>
+        </w:rPr>
+        <w:t xml:space="preserve"> fields</w:t>
+      </w:r>
+    </w:p>
+    <w:p>
+      <w:pPr>
+        <w:spacing w:line="336" w:lineRule="auto" w:after="180"/>
+      </w:pPr>
+      <w:r>
+        <w:rPr>
+          <w:b w:val="0"/>
+        </w:rPr>
+        <w:t xml:space="preserve">STEP 2 — TRACE smallest rule or learned </w:t>
+      </w:r>
+      <w:r>
+        <w:rPr>
+          <w:b/>
+        </w:rPr>
+        <w:t>decision flow</w:t>
+      </w:r>
+      <w:r>
+        <w:rPr>
+          <w:b w:val="0"/>
+        </w:rPr>
+        <w:t xml:space="preserve"> with visible </w:t>
+      </w:r>
+      <w:r>
+        <w:rPr>
+          <w:b/>
+        </w:rPr>
+        <w:t>branch</w:t>
+      </w:r>
+      <w:r>
+        <w:rPr>
+          <w:b w:val="0"/>
+        </w:rPr>
+        <w:t>es</w:t>
+      </w:r>
+    </w:p>
+    <w:p>
+      <w:pPr>
+        <w:spacing w:line="336" w:lineRule="auto" w:after="180"/>
+      </w:pPr>
+      <w:r>
+        <w:rPr>
+          <w:b w:val="0"/>
+        </w:rPr>
+        <w:t>STEP 3 — CONCLUDE suggested bin, not sure, and reason</w:t>
+      </w:r>
+    </w:p>
+    <w:p>
+      <w:pPr>
+        <w:spacing w:line="336" w:lineRule="auto" w:after="180"/>
+      </w:pPr>
+      <w:r>
+        <w:rPr>
+          <w:b w:val="0"/>
+        </w:rPr>
+        <w:t xml:space="preserve">MODEL REASONING Start with a </w:t>
+      </w:r>
+      <w:r>
+        <w:rPr>
+          <w:b/>
+        </w:rPr>
+        <w:t>baseline</w:t>
+      </w:r>
+      <w:r>
+        <w:rPr>
+          <w:b w:val="0"/>
+        </w:rPr>
+        <w:t xml:space="preserve"> whose </w:t>
+      </w:r>
+      <w:r>
+        <w:rPr>
+          <w:b/>
+        </w:rPr>
+        <w:t>branch</w:t>
+      </w:r>
+      <w:r>
+        <w:rPr>
+          <w:b w:val="0"/>
+        </w:rPr>
+        <w:t xml:space="preserve">es can be read aloud. Each </w:t>
+      </w:r>
+      <w:r>
+        <w:rPr>
+          <w:b/>
+        </w:rPr>
+        <w:t>input</w:t>
+      </w:r>
+      <w:r>
+        <w:rPr>
+          <w:b w:val="0"/>
+        </w:rPr>
+        <w:t xml:space="preserve"> must affect a decision or be removed. Add not-sure and review paths, then explain when a learned component would earn its added complexity.</w:t>
+      </w:r>
+    </w:p>
+    <w:p>
+      <w:pPr>
+        <w:spacing w:line="336" w:lineRule="auto" w:after="180"/>
+      </w:pPr>
+      <w:r>
+        <w:rPr>
+          <w:b w:val="0"/>
+        </w:rPr>
+        <w:t>DO NOT OVERCLAIM Transparent does not mean correct; the flow still needs testing.</w:t>
+      </w:r>
+    </w:p>
+    <w:p>
+      <w:pPr>
+        <w:spacing w:line="336" w:lineRule="auto" w:after="180"/>
+      </w:pPr>
+      <w:r>
+        <w:rPr>
+          <w:b w:val="0"/>
+        </w:rPr>
+        <w:t xml:space="preserve">What new </w:t>
+      </w:r>
+      <w:r>
+        <w:rPr>
+          <w:b/>
+        </w:rPr>
+        <w:t>evidence</w:t>
+      </w:r>
+      <w:r>
+        <w:rPr>
+          <w:b w:val="0"/>
+        </w:rPr>
+        <w:t xml:space="preserve"> could change this answer?</w:t>
+      </w:r>
+    </w:p>
+    <w:p>
+      <w:pPr>
         <w:pStyle w:val="Heading3"/>
       </w:pPr>
       <w:r>
-        <w:t>Key idea</w:t>
+        <w:t>Concrete teaching case</w:t>
       </w:r>
     </w:p>
     <w:p>
       <w:pPr>
         <w:spacing w:line="336" w:lineRule="auto" w:after="180"/>
-        <w:shd w:fill="EDF7F3"/>
-      </w:pPr>
-      <w:r>
-        <w:rPr>
-          <w:b w:val="0"/>
-        </w:rPr>
-        <w:t xml:space="preserve">CORE IDEA Rules or learned patterns must connect </w:t>
+      </w:pPr>
+      <w:r>
+        <w:rPr>
+          <w:b w:val="0"/>
+        </w:rPr>
+        <w:t xml:space="preserve">A rule sends paper to P and everything else to M. </w:t>
       </w:r>
       <w:r>
         <w:rPr>
           <w:b/>
         </w:rPr>
-        <w:t>input</w:t>
-      </w:r>
-      <w:r>
-        <w:rPr>
-          <w:b w:val="0"/>
-        </w:rPr>
-        <w:t xml:space="preserve">s to </w:t>
+        <w:t>Input</w:t>
+      </w:r>
+      <w:r>
+        <w:rPr>
+          <w:b w:val="0"/>
+        </w:rPr>
+        <w:t>s include paper, metal and glass.</w:t>
+      </w:r>
+    </w:p>
+    <w:p>
+      <w:pPr>
+        <w:spacing w:line="336" w:lineRule="auto" w:after="180"/>
+      </w:pPr>
+      <w:r>
+        <w:rPr>
+          <w:b w:val="0"/>
+        </w:rPr>
+        <w:t>Trace glass and repair the rule.</w:t>
+      </w:r>
+    </w:p>
+    <w:p>
+      <w:pPr>
+        <w:pStyle w:val="Heading3"/>
+      </w:pPr>
+      <w:r>
+        <w:t>Exact explanation to model</w:t>
+      </w:r>
+    </w:p>
+    <w:p>
+      <w:pPr>
+        <w:spacing w:line="336" w:lineRule="auto" w:after="180"/>
+      </w:pPr>
+      <w:r>
+        <w:rPr>
+          <w:b w:val="0"/>
+        </w:rPr>
+        <w:t xml:space="preserve">Glass incorrectly goes to M. Add an explicit metal check and a glass or review </w:t>
       </w:r>
       <w:r>
         <w:rPr>
           <w:b/>
         </w:rPr>
-        <w:t>output</w:t>
-      </w:r>
-      <w:r>
-        <w:rPr>
-          <w:b w:val="0"/>
-        </w:rPr>
-        <w:t>s transparently.</w:t>
+        <w:t>branch</w:t>
+      </w:r>
+      <w:r>
+        <w:rPr>
+          <w:b w:val="0"/>
+        </w:rPr>
+        <w:t>. Otherwise includes all remaining cases.</w:t>
       </w:r>
     </w:p>
     <w:p>
@@ -1173,773 +2562,7 @@
         <w:pStyle w:val="Heading3"/>
       </w:pPr>
       <w:r>
-        <w:t>How the mechanism works</w:t>
-      </w:r>
-    </w:p>
-    <w:p>
-      <w:pPr>
-        <w:spacing w:line="336" w:lineRule="auto" w:after="180"/>
-        <w:shd w:fill="F1F6F8"/>
-      </w:pPr>
-      <w:r>
-        <w:rPr>
-          <w:b w:val="0"/>
-        </w:rPr>
-        <w:t xml:space="preserve">UNDER THE HOOD A decision </w:t>
-      </w:r>
-      <w:r>
-        <w:rPr>
-          <w:b/>
-        </w:rPr>
-        <w:t>process</w:t>
-      </w:r>
-      <w:r>
-        <w:rPr>
-          <w:b w:val="0"/>
-        </w:rPr>
-        <w:t xml:space="preserve"> operationalizes the interface contract. Simplicity improves testability and </w:t>
-      </w:r>
-      <w:r>
-        <w:rPr>
-          <w:b/>
-        </w:rPr>
-        <w:t>explanation</w:t>
-      </w:r>
-      <w:r>
-        <w:rPr>
-          <w:b w:val="0"/>
-        </w:rPr>
-        <w:t>, but oversimplification can erase relevant distinctions.</w:t>
-      </w:r>
-    </w:p>
-    <w:p>
-      <w:pPr>
-        <w:spacing w:line="336" w:lineRule="auto" w:after="180"/>
-        <w:shd w:fill="F1F6F8"/>
-      </w:pPr>
-      <w:r>
-        <w:rPr>
-          <w:b w:val="0"/>
-        </w:rPr>
-        <w:t>Learned components need explicit data, threshold, and fallback documentation.</w:t>
-      </w:r>
-    </w:p>
-    <w:p>
-      <w:pPr>
-        <w:spacing w:line="336" w:lineRule="auto" w:after="180"/>
-      </w:pPr>
-      <w:r>
-        <w:rPr>
-          <w:b w:val="0"/>
-        </w:rPr>
-        <w:t>Draw a fresh example with all three stages:</w:t>
-      </w:r>
-    </w:p>
-    <w:p>
-      <w:pPr>
-        <w:spacing w:line="336" w:lineRule="auto" w:after="180"/>
-      </w:pPr>
-      <w:r>
-        <w:rPr>
-          <w:b w:val="0"/>
-        </w:rPr>
-        <w:t xml:space="preserve">Every step connects a claim to observable </w:t>
-      </w:r>
-      <w:r>
-        <w:rPr>
-          <w:b/>
-        </w:rPr>
-        <w:t>evidence</w:t>
-      </w:r>
-      <w:r>
-        <w:rPr>
-          <w:b w:val="0"/>
-        </w:rPr>
-        <w:t>.</w:t>
-      </w:r>
-    </w:p>
-    <w:p>
-      <w:pPr>
-        <w:pStyle w:val="Heading3"/>
-      </w:pPr>
-      <w:r>
-        <w:t>The case to investigate</w:t>
-      </w:r>
-    </w:p>
-    <w:p>
-      <w:pPr>
-        <w:spacing w:line="336" w:lineRule="auto" w:after="180"/>
-        <w:shd w:fill="F1F6FC"/>
-      </w:pPr>
-      <w:r>
-        <w:rPr>
-          <w:b w:val="0"/>
-        </w:rPr>
-        <w:t>CASE A transparent sorter first checks item type, then one disambiguating feature, then sends unclear items to review.</w:t>
-      </w:r>
-    </w:p>
-    <w:p>
-      <w:pPr>
-        <w:pStyle w:val="Heading3"/>
-      </w:pPr>
-      <w:r>
-        <w:t>Step 1</w:t>
-      </w:r>
-    </w:p>
-    <w:p>
-      <w:pPr>
-        <w:spacing w:line="336" w:lineRule="auto" w:after="180"/>
-        <w:shd w:fill="F4F9FC"/>
-      </w:pPr>
-      <w:r>
-        <w:rPr>
-          <w:b w:val="0"/>
-        </w:rPr>
-        <w:t xml:space="preserve">STEP 1 — OBSERVE approved </w:t>
-      </w:r>
-      <w:r>
-        <w:rPr>
-          <w:b/>
-        </w:rPr>
-        <w:t>input</w:t>
-      </w:r>
-      <w:r>
-        <w:rPr>
-          <w:b w:val="0"/>
-        </w:rPr>
-        <w:t xml:space="preserve"> fields</w:t>
-      </w:r>
-    </w:p>
-    <w:p>
-      <w:pPr>
-        <w:pStyle w:val="Heading3"/>
-      </w:pPr>
-      <w:r>
-        <w:t>Step 2</w:t>
-      </w:r>
-    </w:p>
-    <w:p>
-      <w:pPr>
-        <w:spacing w:line="336" w:lineRule="auto" w:after="180"/>
-        <w:shd w:fill="F4F9FC"/>
-      </w:pPr>
-      <w:r>
-        <w:rPr>
-          <w:b w:val="0"/>
-        </w:rPr>
-        <w:t xml:space="preserve">STEP 2 — TRACE smallest rule or learned </w:t>
-      </w:r>
-      <w:r>
-        <w:rPr>
-          <w:b/>
-        </w:rPr>
-        <w:t>decision flow</w:t>
-      </w:r>
-      <w:r>
-        <w:rPr>
-          <w:b w:val="0"/>
-        </w:rPr>
-        <w:t xml:space="preserve"> with visible </w:t>
-      </w:r>
-      <w:r>
-        <w:rPr>
-          <w:b/>
-        </w:rPr>
-        <w:t>branch</w:t>
-      </w:r>
-      <w:r>
-        <w:rPr>
-          <w:b w:val="0"/>
-        </w:rPr>
-        <w:t>es</w:t>
-      </w:r>
-    </w:p>
-    <w:p>
-      <w:pPr>
-        <w:pStyle w:val="Heading3"/>
-      </w:pPr>
-      <w:r>
-        <w:t>Step 3</w:t>
-      </w:r>
-    </w:p>
-    <w:p>
-      <w:pPr>
-        <w:spacing w:line="336" w:lineRule="auto" w:after="180"/>
-        <w:shd w:fill="F4F9FC"/>
-      </w:pPr>
-      <w:r>
-        <w:rPr>
-          <w:b w:val="0"/>
-        </w:rPr>
-        <w:t>STEP 3 — CONCLUDE suggested bin, not sure, and reason</w:t>
-      </w:r>
-    </w:p>
-    <w:p>
-      <w:pPr>
-        <w:pStyle w:val="Heading3"/>
-      </w:pPr>
-      <w:r>
-        <w:t>Model answer</w:t>
-      </w:r>
-    </w:p>
-    <w:p>
-      <w:pPr>
-        <w:spacing w:line="336" w:lineRule="auto" w:after="180"/>
-        <w:shd w:fill="F1F6FC"/>
-      </w:pPr>
-      <w:r>
-        <w:rPr>
-          <w:b w:val="0"/>
-        </w:rPr>
-        <w:t xml:space="preserve">MODEL REASONING Start with a </w:t>
-      </w:r>
-      <w:r>
-        <w:rPr>
-          <w:b/>
-        </w:rPr>
-        <w:t>baseline</w:t>
-      </w:r>
-      <w:r>
-        <w:rPr>
-          <w:b w:val="0"/>
-        </w:rPr>
-        <w:t xml:space="preserve"> whose </w:t>
-      </w:r>
-      <w:r>
-        <w:rPr>
-          <w:b/>
-        </w:rPr>
-        <w:t>branch</w:t>
-      </w:r>
-      <w:r>
-        <w:rPr>
-          <w:b w:val="0"/>
-        </w:rPr>
-        <w:t xml:space="preserve">es can be read aloud. Each </w:t>
-      </w:r>
-      <w:r>
-        <w:rPr>
-          <w:b/>
-        </w:rPr>
-        <w:t>input</w:t>
-      </w:r>
-      <w:r>
-        <w:rPr>
-          <w:b w:val="0"/>
-        </w:rPr>
-        <w:t xml:space="preserve"> must affect a decision or be removed. Add not-sure and review paths, then explain when a learned component would earn its added complexity.</w:t>
-      </w:r>
-    </w:p>
-    <w:p>
-      <w:pPr>
-        <w:pStyle w:val="Heading3"/>
-      </w:pPr>
-      <w:r>
-        <w:t>A claim to avoid</w:t>
-      </w:r>
-    </w:p>
-    <w:p>
-      <w:pPr>
-        <w:spacing w:line="336" w:lineRule="auto" w:after="180"/>
-        <w:shd w:fill="FFF5E6"/>
-      </w:pPr>
-      <w:r>
-        <w:rPr>
-          <w:b w:val="0"/>
-        </w:rPr>
-        <w:t>DO NOT OVERCLAIM Transparent does not mean correct; the flow still needs testing.</w:t>
-      </w:r>
-    </w:p>
-    <w:p>
-      <w:pPr>
-        <w:spacing w:line="336" w:lineRule="auto" w:after="180"/>
-        <w:shd w:fill="F5F1FB"/>
-      </w:pPr>
-      <w:r>
-        <w:rPr>
-          <w:b w:val="0"/>
-        </w:rPr>
-        <w:t xml:space="preserve">What new </w:t>
-      </w:r>
-      <w:r>
-        <w:rPr>
-          <w:b/>
-        </w:rPr>
-        <w:t>evidence</w:t>
-      </w:r>
-      <w:r>
-        <w:rPr>
-          <w:b w:val="0"/>
-        </w:rPr>
-        <w:t xml:space="preserve"> could change this answer?</w:t>
-      </w:r>
-    </w:p>
-    <w:p>
-      <w:pPr>
-        <w:pStyle w:val="Heading3"/>
-      </w:pPr>
-      <w:r>
-        <w:t>Concrete teaching case</w:t>
-      </w:r>
-    </w:p>
-    <w:p>
-      <w:pPr>
-        <w:pStyle w:val="Heading3"/>
-      </w:pPr>
-      <w:r>
-        <w:t>The teaching case</w:t>
-      </w:r>
-    </w:p>
-    <w:p>
-      <w:pPr>
-        <w:spacing w:line="336" w:lineRule="auto" w:after="180"/>
-        <w:shd w:fill="F1F6FC"/>
-      </w:pPr>
-      <w:r>
-        <w:rPr>
-          <w:b w:val="0"/>
-        </w:rPr>
-        <w:t xml:space="preserve">A rule sends paper to P and everything else to M. </w:t>
-      </w:r>
-      <w:r>
-        <w:rPr>
-          <w:b/>
-        </w:rPr>
-        <w:t>Input</w:t>
-      </w:r>
-      <w:r>
-        <w:rPr>
-          <w:b w:val="0"/>
-        </w:rPr>
-        <w:t>s include paper, metal and glass.</w:t>
-      </w:r>
-    </w:p>
-    <w:p>
-      <w:pPr>
-        <w:pStyle w:val="Heading3"/>
-      </w:pPr>
-      <w:r>
-        <w:t>The teaching case</w:t>
-      </w:r>
-    </w:p>
-    <w:p>
-      <w:pPr>
-        <w:spacing w:line="336" w:lineRule="auto" w:after="180"/>
-        <w:shd w:fill="F1F6FC"/>
-      </w:pPr>
-      <w:r>
-        <w:rPr>
-          <w:b w:val="0"/>
-        </w:rPr>
-        <w:t>Trace glass and repair the rule.</w:t>
-      </w:r>
-    </w:p>
-    <w:p>
-      <w:pPr>
-        <w:pStyle w:val="Heading3"/>
-      </w:pPr>
-      <w:r>
-        <w:t>Exact explanation to model</w:t>
-      </w:r>
-    </w:p>
-    <w:p>
-      <w:pPr>
-        <w:pStyle w:val="Heading3"/>
-      </w:pPr>
-      <w:r>
-        <w:t>Why the result follows</w:t>
-      </w:r>
-    </w:p>
-    <w:p>
-      <w:pPr>
-        <w:spacing w:line="336" w:lineRule="auto" w:after="180"/>
-        <w:shd w:fill="F1F6FC"/>
-      </w:pPr>
-      <w:r>
-        <w:rPr>
-          <w:b w:val="0"/>
-        </w:rPr>
-        <w:t xml:space="preserve">Glass incorrectly goes to M. Add an explicit metal check and a glass or review </w:t>
-      </w:r>
-      <w:r>
-        <w:rPr>
-          <w:b/>
-        </w:rPr>
-        <w:t>branch</w:t>
-      </w:r>
-      <w:r>
-        <w:rPr>
-          <w:b w:val="0"/>
-        </w:rPr>
-        <w:t>. Otherwise includes all remaining cases.</w:t>
-      </w:r>
-    </w:p>
-    <w:p>
-      <w:pPr>
-        <w:pStyle w:val="Heading3"/>
-      </w:pPr>
-      <w:r>
         <w:t>Explain the added worked example</w:t>
-      </w:r>
-    </w:p>
-    <w:p>
-      <w:pPr>
-        <w:pStyle w:val="Heading3"/>
-      </w:pPr>
-      <w:r>
-        <w:t>Explain the added worked example · 1</w:t>
-      </w:r>
-    </w:p>
-    <w:p>
-      <w:pPr>
-        <w:spacing w:line="336" w:lineRule="auto" w:after="180"/>
-      </w:pPr>
-      <w:r>
-        <w:rPr>
-          <w:b w:val="0"/>
-        </w:rPr>
-        <w:t xml:space="preserve">A complete </w:t>
-      </w:r>
-      <w:r>
-        <w:rPr>
-          <w:b/>
-        </w:rPr>
-        <w:t>process</w:t>
-      </w:r>
-      <w:r>
-        <w:rPr>
-          <w:b w:val="0"/>
-        </w:rPr>
-        <w:t xml:space="preserve"> says what happens for every kind of request in the task. It must handle a </w:t>
-      </w:r>
-      <w:r>
-        <w:rPr>
-          <w:b/>
-        </w:rPr>
-        <w:t>fitting</w:t>
-      </w:r>
-      <w:r>
-        <w:rPr>
-          <w:b w:val="0"/>
-        </w:rPr>
-        <w:t xml:space="preserve"> activity, no </w:t>
-      </w:r>
-      <w:r>
-        <w:rPr>
-          <w:b/>
-        </w:rPr>
-        <w:t>fitting</w:t>
-      </w:r>
-      <w:r>
-        <w:rPr>
-          <w:b w:val="0"/>
-        </w:rPr>
-        <w:t xml:space="preserve"> activity and unusable </w:t>
-      </w:r>
-      <w:r>
-        <w:rPr>
-          <w:b/>
-        </w:rPr>
-        <w:t>input</w:t>
-      </w:r>
-      <w:r>
-        <w:rPr>
-          <w:b w:val="0"/>
-        </w:rPr>
-        <w:t>. We will design a paper algorithm before building the prototype.</w:t>
-      </w:r>
-    </w:p>
-    <w:p>
-      <w:pPr>
-        <w:spacing w:line="336" w:lineRule="auto" w:after="180"/>
-      </w:pPr>
-      <w:r>
-        <w:rPr>
-          <w:b w:val="0"/>
-        </w:rPr>
-        <w:t>Its decisions use the requirements from Week 30, so a different drawing should not silently change what counts as correct.</w:t>
-      </w:r>
-    </w:p>
-    <w:p>
-      <w:pPr>
-        <w:pStyle w:val="Heading3"/>
-      </w:pPr>
-      <w:r>
-        <w:t>Explain the added worked example · 2</w:t>
-      </w:r>
-    </w:p>
-    <w:p>
-      <w:pPr>
-        <w:spacing w:line="336" w:lineRule="auto" w:after="180"/>
-      </w:pPr>
-      <w:r>
-        <w:rPr>
-          <w:b w:val="0"/>
-        </w:rPr>
-        <w:t xml:space="preserve">Keep the same catalogue order: B1 Bookmark drawing, 10 minutes, quiet Yes; B2 Story circle, 8 minutes, quiet No; B3 Pattern puzzle, </w:t>
-      </w:r>
-      <w:r>
-        <w:rPr>
-          <w:b/>
-        </w:rPr>
-        <w:t>12 minutes</w:t>
-      </w:r>
-      <w:r>
-        <w:rPr>
-          <w:b w:val="0"/>
-        </w:rPr>
-        <w:t>, quiet Yes; B4 Tower challenge, 15 minutes, quiet No.</w:t>
-      </w:r>
-    </w:p>
-    <w:p>
-      <w:pPr>
-        <w:spacing w:line="336" w:lineRule="auto" w:after="180"/>
-      </w:pPr>
-      <w:r>
-        <w:rPr>
-          <w:b w:val="0"/>
-        </w:rPr>
-        <w:t xml:space="preserve">These are fixed paper-model values with materials assumed available. Valid </w:t>
-      </w:r>
-      <w:r>
-        <w:rPr>
-          <w:b/>
-        </w:rPr>
-        <w:t>input</w:t>
-      </w:r>
-      <w:r>
-        <w:rPr>
-          <w:b w:val="0"/>
-        </w:rPr>
-        <w:t xml:space="preserve"> is a whole number of minutes from 0 to 30 and Quiet required Yes or No.</w:t>
-      </w:r>
-    </w:p>
-    <w:p>
-      <w:pPr>
-        <w:pStyle w:val="Heading3"/>
-      </w:pPr>
-      <w:r>
-        <w:t>Explain the added worked example · 3</w:t>
-      </w:r>
-    </w:p>
-    <w:p>
-      <w:pPr>
-        <w:spacing w:line="336" w:lineRule="auto" w:after="180"/>
-      </w:pPr>
-      <w:r>
-        <w:rPr>
-          <w:b w:val="0"/>
-        </w:rPr>
-        <w:t xml:space="preserve">A </w:t>
-      </w:r>
-      <w:r>
-        <w:rPr>
-          <w:b/>
-        </w:rPr>
-        <w:t>candidate</w:t>
-      </w:r>
-      <w:r>
-        <w:rPr>
-          <w:b w:val="0"/>
-        </w:rPr>
-        <w:t xml:space="preserve"> fits when its required minutes are no more than the available minutes and either quiet is not required or the activity is quiet. Both parts must hold.</w:t>
-      </w:r>
-    </w:p>
-    <w:p>
-      <w:pPr>
-        <w:spacing w:line="336" w:lineRule="auto" w:after="180"/>
-      </w:pPr>
-      <w:r>
-        <w:rPr>
-          <w:b w:val="0"/>
-        </w:rPr>
-        <w:t xml:space="preserve">The </w:t>
-      </w:r>
-      <w:r>
-        <w:rPr>
-          <w:b/>
-        </w:rPr>
-        <w:t>output</w:t>
-      </w:r>
-      <w:r>
-        <w:rPr>
-          <w:b w:val="0"/>
-        </w:rPr>
-        <w:t xml:space="preserve"> is the first </w:t>
-      </w:r>
-      <w:r>
-        <w:rPr>
-          <w:b/>
-        </w:rPr>
-        <w:t>fitting</w:t>
-      </w:r>
-      <w:r>
-        <w:rPr>
-          <w:b w:val="0"/>
-        </w:rPr>
-        <w:t xml:space="preserve"> activity in catalogue order, with a reason, or a clear no-match result. Invalid or missing </w:t>
-      </w:r>
-      <w:r>
-        <w:rPr>
-          <w:b/>
-        </w:rPr>
-        <w:t>input</w:t>
-      </w:r>
-      <w:r>
-        <w:rPr>
-          <w:b w:val="0"/>
-        </w:rPr>
-        <w:t xml:space="preserve"> produces a clarification request. None of these </w:t>
-      </w:r>
-      <w:r>
-        <w:rPr>
-          <w:b/>
-        </w:rPr>
-        <w:t>output</w:t>
-      </w:r>
-      <w:r>
-        <w:rPr>
-          <w:b w:val="0"/>
-        </w:rPr>
-        <w:t>s books materials or publishes a message.</w:t>
-      </w:r>
-    </w:p>
-    <w:p>
-      <w:pPr>
-        <w:pStyle w:val="Heading3"/>
-      </w:pPr>
-      <w:r>
-        <w:t>Explain the added worked example · 4</w:t>
-      </w:r>
-    </w:p>
-    <w:p>
-      <w:pPr>
-        <w:spacing w:line="336" w:lineRule="auto" w:after="180"/>
-      </w:pPr>
-      <w:r>
-        <w:rPr>
-          <w:b w:val="0"/>
-        </w:rPr>
-        <w:t>Begin by checking the request. If minutes are missing, outside 0 to 30 or not a whole number, ask for a whole number in that range. If the quiet field is not Yes or No, ask for one of those values.</w:t>
-      </w:r>
-    </w:p>
-    <w:p>
-      <w:pPr>
-        <w:spacing w:line="336" w:lineRule="auto" w:after="180"/>
-      </w:pPr>
-      <w:r>
-        <w:rPr>
-          <w:b/>
-        </w:rPr>
-        <w:t>State</w:t>
-      </w:r>
-      <w:r>
-        <w:rPr>
-          <w:b w:val="0"/>
-        </w:rPr>
-        <w:t xml:space="preserve"> the fields needing correction and stop this run. When a corrected request arrives, validate it as a new run rather than continuing with old </w:t>
-      </w:r>
-      <w:r>
-        <w:rPr>
-          <w:b/>
-        </w:rPr>
-        <w:t>candidate</w:t>
-      </w:r>
-      <w:r>
-        <w:rPr>
-          <w:b w:val="0"/>
-        </w:rPr>
-        <w:t xml:space="preserve"> </w:t>
-      </w:r>
-      <w:r>
-        <w:rPr>
-          <w:b/>
-        </w:rPr>
-        <w:t>state</w:t>
-      </w:r>
-      <w:r>
-        <w:rPr>
-          <w:b w:val="0"/>
-        </w:rPr>
-        <w:t>.</w:t>
-      </w:r>
-    </w:p>
-    <w:p>
-      <w:pPr>
-        <w:pStyle w:val="Heading3"/>
-      </w:pPr>
-      <w:r>
-        <w:t>Explain the added worked example · 5</w:t>
-      </w:r>
-    </w:p>
-    <w:p>
-      <w:pPr>
-        <w:spacing w:line="336" w:lineRule="auto" w:after="180"/>
-      </w:pPr>
-      <w:r>
-        <w:rPr>
-          <w:b w:val="0"/>
-        </w:rPr>
-        <w:t xml:space="preserve">For a valid request, start at B1. Check time and the quiet condition for the current </w:t>
-      </w:r>
-      <w:r>
-        <w:rPr>
-          <w:b/>
-        </w:rPr>
-        <w:t>candidate</w:t>
-      </w:r>
-      <w:r>
-        <w:rPr>
-          <w:b w:val="0"/>
-        </w:rPr>
-        <w:t xml:space="preserve">. If both pass, </w:t>
-      </w:r>
-      <w:r>
-        <w:rPr>
-          <w:b/>
-        </w:rPr>
-        <w:t>output</w:t>
-      </w:r>
-      <w:r>
-        <w:rPr>
-          <w:b w:val="0"/>
-        </w:rPr>
-        <w:t xml:space="preserve"> that </w:t>
-      </w:r>
-      <w:r>
-        <w:rPr>
-          <w:b/>
-        </w:rPr>
-        <w:t>candidate</w:t>
-      </w:r>
-      <w:r>
-        <w:rPr>
-          <w:b w:val="0"/>
-        </w:rPr>
-        <w:t xml:space="preserve"> and stop. If either fails, move forward exactly one row.</w:t>
-      </w:r>
-    </w:p>
-    <w:p>
-      <w:pPr>
-        <w:spacing w:line="336" w:lineRule="auto" w:after="180"/>
-      </w:pPr>
-      <w:r>
-        <w:rPr>
-          <w:b w:val="0"/>
-        </w:rPr>
-        <w:t xml:space="preserve">After B4 fails, there is no next row, so </w:t>
-      </w:r>
-      <w:r>
-        <w:rPr>
-          <w:b/>
-        </w:rPr>
-        <w:t>output</w:t>
-      </w:r>
-      <w:r>
-        <w:rPr>
-          <w:b w:val="0"/>
-        </w:rPr>
-        <w:t xml:space="preserve"> no match and stop. Never jump back to B1 within the same search.</w:t>
       </w:r>
     </w:p>
     <w:p>
@@ -2145,299 +2768,6 @@
         <w:tblLook w:firstColumn="1" w:firstRow="1" w:lastColumn="0" w:lastRow="0" w:noHBand="0" w:noVBand="1" w:val="04A0"/>
       </w:tblPr>
       <w:tblGrid>
-        <w:gridCol w:w="3408"/>
-        <w:gridCol w:w="3408"/>
-        <w:gridCol w:w="3408"/>
-      </w:tblGrid>
-      <w:tr>
-        <w:trPr>
-          <w:tblHeader/>
-        </w:trPr>
-        <w:tc>
-          <w:tcPr>
-            <w:tcW w:type="dxa" w:w="3408"/>
-          </w:tcPr>
-          <w:p>
-            <w:r>
-              <w:t>Stage for 9 minutes and Quiet required No</w:t>
-            </w:r>
-          </w:p>
-        </w:tc>
-        <w:tc>
-          <w:tcPr>
-            <w:tcW w:type="dxa" w:w="3408"/>
-          </w:tcPr>
-          <w:p>
-            <w:r>
-              <w:t>Evidence</w:t>
-            </w:r>
-          </w:p>
-        </w:tc>
-        <w:tc>
-          <w:tcPr>
-            <w:tcW w:type="dxa" w:w="3408"/>
-          </w:tcPr>
-          <w:p>
-            <w:r>
-              <w:t>Next state or output</w:t>
-            </w:r>
-          </w:p>
-        </w:tc>
-      </w:tr>
-      <w:tr>
-        <w:tc>
-          <w:tcPr>
-            <w:tcW w:type="dxa" w:w="3408"/>
-          </w:tcPr>
-          <w:p>
-            <w:r>
-              <w:t>Validate</w:t>
-            </w:r>
-          </w:p>
-        </w:tc>
-        <w:tc>
-          <w:tcPr>
-            <w:tcW w:type="dxa" w:w="3408"/>
-          </w:tcPr>
-          <w:p>
-            <w:r>
-              <w:t>9 is a whole number in range; No is valid</w:t>
-            </w:r>
-          </w:p>
-        </w:tc>
-        <w:tc>
-          <w:tcPr>
-            <w:tcW w:type="dxa" w:w="3408"/>
-          </w:tcPr>
-          <w:p>
-            <w:r>
-              <w:t>Current candidate B1</w:t>
-            </w:r>
-          </w:p>
-        </w:tc>
-      </w:tr>
-      <w:tr>
-        <w:tc>
-          <w:tcPr>
-            <w:tcW w:type="dxa" w:w="3408"/>
-          </w:tcPr>
-          <w:p>
-            <w:r>
-              <w:t>Check B1</w:t>
-            </w:r>
-          </w:p>
-        </w:tc>
-        <w:tc>
-          <w:tcPr>
-            <w:tcW w:type="dxa" w:w="3408"/>
-          </w:tcPr>
-          <w:p>
-            <w:r>
-              <w:t>10 minutes is more than 9</w:t>
-            </w:r>
-          </w:p>
-        </w:tc>
-        <w:tc>
-          <w:tcPr>
-            <w:tcW w:type="dxa" w:w="3408"/>
-          </w:tcPr>
-          <w:p>
-            <w:r>
-              <w:t>Move to B2</w:t>
-            </w:r>
-          </w:p>
-        </w:tc>
-      </w:tr>
-      <w:tr>
-        <w:tc>
-          <w:tcPr>
-            <w:tcW w:type="dxa" w:w="3408"/>
-          </w:tcPr>
-          <w:p>
-            <w:r>
-              <w:t>Check B2</w:t>
-            </w:r>
-          </w:p>
-        </w:tc>
-        <w:tc>
-          <w:tcPr>
-            <w:tcW w:type="dxa" w:w="3408"/>
-          </w:tcPr>
-          <w:p>
-            <w:r>
-              <w:t>8 is no more than 9; quiet is not required</w:t>
-            </w:r>
-          </w:p>
-        </w:tc>
-        <w:tc>
-          <w:tcPr>
-            <w:tcW w:type="dxa" w:w="3408"/>
-          </w:tcPr>
-          <w:p>
-            <w:r>
-              <w:t>Suggest B2 and stop</w:t>
-            </w:r>
-          </w:p>
-        </w:tc>
-      </w:tr>
-    </w:tbl>
-    <w:p>
-      <w:pPr>
-        <w:pStyle w:val="Heading3"/>
-      </w:pPr>
-      <w:r>
-        <w:t>Model the reasoning aloud · 6</w:t>
-      </w:r>
-    </w:p>
-    <w:p>
-      <w:pPr>
-        <w:spacing w:line="336" w:lineRule="auto" w:after="180"/>
-      </w:pPr>
-      <w:r>
-        <w:rPr>
-          <w:b w:val="0"/>
-        </w:rPr>
-        <w:t xml:space="preserve">The current </w:t>
-      </w:r>
-      <w:r>
-        <w:rPr>
-          <w:b/>
-        </w:rPr>
-        <w:t>candidate</w:t>
-      </w:r>
-      <w:r>
-        <w:rPr>
-          <w:b w:val="0"/>
-        </w:rPr>
-        <w:t xml:space="preserve"> changes from B1 to B2. The request values stay the same. After B2 passes, the </w:t>
-      </w:r>
-      <w:r>
-        <w:rPr>
-          <w:b/>
-        </w:rPr>
-        <w:t>process</w:t>
-      </w:r>
-      <w:r>
-        <w:rPr>
-          <w:b w:val="0"/>
-        </w:rPr>
-        <w:t xml:space="preserve"> stops: it does not replace B2 with a later </w:t>
-      </w:r>
-      <w:r>
-        <w:rPr>
-          <w:b/>
-        </w:rPr>
-        <w:t>fitting</w:t>
-      </w:r>
-      <w:r>
-        <w:rPr>
-          <w:b w:val="0"/>
-        </w:rPr>
-        <w:t xml:space="preserve"> row.</w:t>
-      </w:r>
-    </w:p>
-    <w:p>
-      <w:pPr>
-        <w:spacing w:line="336" w:lineRule="auto" w:after="180"/>
-      </w:pPr>
-      <w:r>
-        <w:rPr>
-          <w:b w:val="0"/>
-        </w:rPr>
-        <w:t xml:space="preserve">This early stop preserves the first-match rule and gives the same required suggestion as the manual </w:t>
-      </w:r>
-      <w:r>
-        <w:rPr>
-          <w:b/>
-        </w:rPr>
-        <w:t>baseline</w:t>
-      </w:r>
-      <w:r>
-        <w:rPr>
-          <w:b w:val="0"/>
-        </w:rPr>
-        <w:t>, which marked every row before selecting the first fit.</w:t>
-      </w:r>
-    </w:p>
-    <w:p>
-      <w:pPr>
-        <w:pStyle w:val="Heading3"/>
-      </w:pPr>
-      <w:r>
-        <w:t>Model the reasoning aloud · 7</w:t>
-      </w:r>
-    </w:p>
-    <w:p>
-      <w:pPr>
-        <w:spacing w:line="336" w:lineRule="auto" w:after="180"/>
-      </w:pPr>
-      <w:r>
-        <w:rPr>
-          <w:b/>
-        </w:rPr>
-        <w:t>Termination</w:t>
-      </w:r>
-      <w:r>
-        <w:rPr>
-          <w:b w:val="0"/>
-        </w:rPr>
-        <w:t xml:space="preserve"> needs a reason. There are only four rows, each failed check moves to the next row, and no row is revisited. A valid request therefore examines at most four </w:t>
-      </w:r>
-      <w:r>
-        <w:rPr>
-          <w:b/>
-        </w:rPr>
-        <w:t>candidate</w:t>
-      </w:r>
-      <w:r>
-        <w:rPr>
-          <w:b w:val="0"/>
-        </w:rPr>
-        <w:t>s. A success can stop sooner.</w:t>
-      </w:r>
-    </w:p>
-    <w:p>
-      <w:pPr>
-        <w:spacing w:line="336" w:lineRule="auto" w:after="180"/>
-      </w:pPr>
-      <w:r>
-        <w:rPr>
-          <w:b w:val="0"/>
-        </w:rPr>
-        <w:t xml:space="preserve">Invalid </w:t>
-      </w:r>
-      <w:r>
-        <w:rPr>
-          <w:b/>
-        </w:rPr>
-        <w:t>input</w:t>
-      </w:r>
-      <w:r>
-        <w:rPr>
-          <w:b w:val="0"/>
-        </w:rPr>
-        <w:t xml:space="preserve"> stops before the search. Merely drawing an arrow around a loop is not enough; the </w:t>
-      </w:r>
-      <w:r>
-        <w:rPr>
-          <w:b/>
-        </w:rPr>
-        <w:t>state</w:t>
-      </w:r>
-      <w:r>
-        <w:rPr>
-          <w:b w:val="0"/>
-        </w:rPr>
-        <w:t xml:space="preserve"> must make progress toward an end.</w:t>
-      </w:r>
-    </w:p>
-    <w:tbl>
-      <w:tblPr>
-        <w:tblStyle w:val="LightShading-Accent1"/>
-        <w:tblW w:type="auto" w:w="0"/>
-        <w:tblLook w:firstColumn="1" w:firstRow="1" w:lastColumn="0" w:lastRow="0" w:noHBand="0" w:noVBand="1" w:val="04A0"/>
-      </w:tblPr>
-      <w:tblGrid>
         <w:gridCol w:w="5112"/>
         <w:gridCol w:w="5112"/>
       </w:tblGrid>
@@ -2535,29 +2865,6 @@
     </w:tbl>
     <w:p>
       <w:pPr>
-        <w:spacing w:line="336" w:lineRule="auto" w:after="180"/>
-      </w:pPr>
-      <w:r>
-        <w:rPr>
-          <w:b w:val="0"/>
-        </w:rPr>
-        <w:t xml:space="preserve">Use the diagram and verbal </w:t>
-      </w:r>
-      <w:r>
-        <w:rPr>
-          <w:b/>
-        </w:rPr>
-        <w:t>explanation</w:t>
-      </w:r>
-      <w:r>
-        <w:rPr>
-          <w:b w:val="0"/>
-        </w:rPr>
-        <w:t xml:space="preserve"> together. Ask learners to match a sentence to a specific visual step; do not assign learners fixed visual or auditory learning styles.</w:t>
-      </w:r>
-    </w:p>
-    <w:p>
-      <w:pPr>
         <w:pStyle w:val="Heading3"/>
       </w:pPr>
       <w:r>
@@ -2566,61 +2873,10 @@
     </w:p>
     <w:p>
       <w:pPr>
-        <w:spacing w:line="336" w:lineRule="auto" w:after="180"/>
-      </w:pPr>
-      <w:r>
-        <w:rPr>
-          <w:b w:val="0"/>
-        </w:rPr>
-        <w:t>A fictional worksheet routes craft kits by required glue and number of scissors.</w:t>
-      </w:r>
-    </w:p>
-    <w:p>
-      <w:pPr>
         <w:pStyle w:val="Heading3"/>
       </w:pPr>
       <w:r>
         <w:t>The facts we will use</w:t>
-      </w:r>
-    </w:p>
-    <w:p>
-      <w:pPr>
-        <w:pStyle w:val="Heading3"/>
-      </w:pPr>
-      <w:r>
-        <w:t>Supplied facts</w:t>
-      </w:r>
-    </w:p>
-    <w:p>
-      <w:pPr>
-        <w:spacing w:line="336" w:lineRule="auto" w:after="180"/>
-        <w:shd w:fill="F1F6FC"/>
-      </w:pPr>
-      <w:r>
-        <w:rPr>
-          <w:b w:val="0"/>
-        </w:rPr>
-        <w:t>K1: glue No, scissors 2. K2: glue Yes, scissors 2. K3: glue Yes, scissors 4.</w:t>
-      </w:r>
-    </w:p>
-    <w:p>
-      <w:pPr>
-        <w:pStyle w:val="Heading3"/>
-      </w:pPr>
-      <w:r>
-        <w:t>Supplied facts</w:t>
-      </w:r>
-    </w:p>
-    <w:p>
-      <w:pPr>
-        <w:spacing w:line="336" w:lineRule="auto" w:after="180"/>
-        <w:shd w:fill="F1F6FC"/>
-      </w:pPr>
-      <w:r>
-        <w:rPr>
-          <w:b w:val="0"/>
-        </w:rPr>
-        <w:t>Request: glue required Yes, scissors needed 2. Return first kit meeting both requirements.</w:t>
       </w:r>
     </w:p>
     <w:p>
@@ -2628,7 +2884,7 @@
         <w:drawing>
           <wp:inline xmlns:a="http://schemas.openxmlformats.org/drawingml/2006/main" xmlns:pic="http://schemas.openxmlformats.org/drawingml/2006/picture">
             <wp:extent cx="5381271" cy="5943599"/>
-            <wp:docPr id="1" name="Picture 1" descr="Design the Decision Process. Validate fields: Require Yes/No glue input and whole scissors count 0–4.. Evaluate K1: Scissors fit, but required glue is absent: continue.. Evaluate K2: Glue is present and 2 scissors meet the request: accept.. Stop: Return K2 without replacing it with later K3."/>
+            <wp:docPr id="3" name="Picture 3" descr="Design the Decision Process. Validate fields: Require Yes/No glue input and whole scissors count 0–4.. Evaluate K1: Scissors fit, but required glue is absent: continue.. Evaluate K2: Glue is present and 2 scissors meet the request: accept.. Stop: Return K2 without replacing it with later K3."/>
             <wp:cNvGraphicFramePr>
               <a:graphicFrameLocks noChangeAspect="1"/>
             </wp:cNvGraphicFramePr>
@@ -2640,7 +2896,7 @@
                     <pic:cNvPicPr/>
                   </pic:nvPicPr>
                   <pic:blipFill>
-                    <a:blip r:embed="rId9"/>
+                    <a:blip r:embed="rId11"/>
                     <a:stretch>
                       <a:fillRect/>
                     </a:stretch>
@@ -2664,136 +2920,7 @@
         <w:pStyle w:val="Heading3"/>
       </w:pPr>
       <w:r>
-        <w:t>Read the picture one step at a time</w:t>
-      </w:r>
-    </w:p>
-    <w:tbl>
-      <w:tblPr>
-        <w:tblStyle w:val="LightShading-Accent1"/>
-        <w:tblW w:type="auto" w:w="0"/>
-        <w:tblLook w:firstColumn="1" w:firstRow="1" w:lastColumn="0" w:lastRow="0" w:noHBand="0" w:noVBand="1" w:val="04A0"/>
-      </w:tblPr>
-      <w:tblGrid>
-        <w:gridCol w:w="5112"/>
-        <w:gridCol w:w="5112"/>
-      </w:tblGrid>
-      <w:tr>
-        <w:trPr>
-          <w:tblHeader/>
-        </w:trPr>
-        <w:tc>
-          <w:tcPr>
-            <w:tcW w:type="dxa" w:w="5112"/>
-          </w:tcPr>
-          <w:p>
-            <w:r>
-              <w:t>Step</w:t>
-            </w:r>
-          </w:p>
-        </w:tc>
-        <w:tc>
-          <w:tcPr>
-            <w:tcW w:type="dxa" w:w="5112"/>
-          </w:tcPr>
-          <w:p>
-            <w:r>
-              <w:t>What happens and why</w:t>
-            </w:r>
-          </w:p>
-        </w:tc>
-      </w:tr>
-      <w:tr>
-        <w:tc>
-          <w:tcPr>
-            <w:tcW w:type="dxa" w:w="5112"/>
-          </w:tcPr>
-          <w:p>
-            <w:r>
-              <w:t>1. Validate fields</w:t>
-            </w:r>
-          </w:p>
-        </w:tc>
-        <w:tc>
-          <w:tcPr>
-            <w:tcW w:type="dxa" w:w="5112"/>
-          </w:tcPr>
-          <w:p>
-            <w:r>
-              <w:t>Require Yes/No glue input and whole scissors count 0–4.</w:t>
-            </w:r>
-          </w:p>
-        </w:tc>
-      </w:tr>
-      <w:tr>
-        <w:tc>
-          <w:tcPr>
-            <w:tcW w:type="dxa" w:w="5112"/>
-          </w:tcPr>
-          <w:p>
-            <w:r>
-              <w:t>2. Evaluate K1</w:t>
-            </w:r>
-          </w:p>
-        </w:tc>
-        <w:tc>
-          <w:tcPr>
-            <w:tcW w:type="dxa" w:w="5112"/>
-          </w:tcPr>
-          <w:p>
-            <w:r>
-              <w:t>Scissors fit, but required glue is absent: continue.</w:t>
-            </w:r>
-          </w:p>
-        </w:tc>
-      </w:tr>
-      <w:tr>
-        <w:tc>
-          <w:tcPr>
-            <w:tcW w:type="dxa" w:w="5112"/>
-          </w:tcPr>
-          <w:p>
-            <w:r>
-              <w:t>3. Evaluate K2</w:t>
-            </w:r>
-          </w:p>
-        </w:tc>
-        <w:tc>
-          <w:tcPr>
-            <w:tcW w:type="dxa" w:w="5112"/>
-          </w:tcPr>
-          <w:p>
-            <w:r>
-              <w:t>Glue is present and 2 scissors meet the request: accept.</w:t>
-            </w:r>
-          </w:p>
-        </w:tc>
-      </w:tr>
-      <w:tr>
-        <w:tc>
-          <w:tcPr>
-            <w:tcW w:type="dxa" w:w="5112"/>
-          </w:tcPr>
-          <w:p>
-            <w:r>
-              <w:t>4. Stop</w:t>
-            </w:r>
-          </w:p>
-        </w:tc>
-        <w:tc>
-          <w:tcPr>
-            <w:tcW w:type="dxa" w:w="5112"/>
-          </w:tcPr>
-          <w:p>
-            <w:r>
-              <w:t>Return K2 without replacing it with later K3.</w:t>
-            </w:r>
-          </w:p>
-        </w:tc>
-      </w:tr>
-    </w:tbl>
-    <w:p>
-      <w:r>
-        <w:t>Match each pictured step to the supplied facts. This is a worked teaching case, not an independent assessment.</w:t>
+        <w:t>Why this result follows</w:t>
       </w:r>
     </w:p>
     <w:p>
@@ -2801,7 +2928,7 @@
         <w:pStyle w:val="Heading3"/>
       </w:pPr>
       <w:r>
-        <w:t>Why this result follows</w:t>
+        <w:t>What this example does not establish</w:t>
       </w:r>
     </w:p>
     <w:p>
@@ -2809,43 +2936,438 @@
         <w:pStyle w:val="Heading3"/>
       </w:pPr>
       <w:r>
-        <w:t>Why the result follows</w:t>
+        <w:t>Change one thing in the pictured case</w:t>
+      </w:r>
+    </w:p>
+    <w:p>
+      <w:pPr>
+        <w:pStyle w:val="Heading3"/>
+      </w:pPr>
+      <w:r>
+        <w:t>Ask while showing the picture</w:t>
+      </w:r>
+    </w:p>
+    <w:p>
+      <w:pPr>
+        <w:pStyle w:val="Heading1"/>
+      </w:pPr>
+      <w:r>
+        <w:t>03. Guide the reasoning, then remove help</w:t>
+      </w:r>
+    </w:p>
+    <w:p>
+      <w:r>
+        <w:t>Collect a response from each learner before discussing the worked key.</w:t>
+      </w:r>
+    </w:p>
+    <w:p>
+      <w:pPr>
+        <w:pStyle w:val="Heading2"/>
+      </w:pPr>
+      <w:r>
+        <w:t>Prompt before revealing</w:t>
       </w:r>
     </w:p>
     <w:p>
       <w:pPr>
         <w:spacing w:line="336" w:lineRule="auto" w:after="180"/>
-        <w:shd w:fill="F1F6FC"/>
-      </w:pPr>
-      <w:r>
-        <w:rPr>
-          <w:b w:val="0"/>
-        </w:rPr>
-        <w:t xml:space="preserve">A complete decision </w:t>
+      </w:pPr>
+      <w:r>
+        <w:rPr>
+          <w:b w:val="0"/>
+        </w:rPr>
+        <w:t xml:space="preserve">Completion task: Trace 9 minutes with Quiet required No. Record the current </w:t>
       </w:r>
       <w:r>
         <w:rPr>
           <w:b/>
         </w:rPr>
+        <w:t>candidate</w:t>
+      </w:r>
+      <w:r>
+        <w:rPr>
+          <w:b w:val="0"/>
+        </w:rPr>
+        <w:t xml:space="preserve">, time result, quiet condition and next step until the </w:t>
+      </w:r>
+      <w:r>
+        <w:rPr>
+          <w:b/>
+        </w:rPr>
         <w:t>process</w:t>
       </w:r>
       <w:r>
         <w:rPr>
           <w:b w:val="0"/>
         </w:rPr>
-        <w:t xml:space="preserve"> specifies what to do after each result. One passing requirement is insufficient.</w:t>
+        <w:t xml:space="preserve"> stops.</w:t>
       </w:r>
     </w:p>
     <w:p>
       <w:pPr>
         <w:spacing w:line="336" w:lineRule="auto" w:after="180"/>
-        <w:shd w:fill="F1F6FC"/>
-      </w:pPr>
-      <w:r>
-        <w:rPr>
-          <w:b w:val="0"/>
-        </w:rPr>
-        <w:t>After a kit passes both, stopping preserves the first-match contract; automatically choosing the largest later kit would implement a different rule. A full scan with no accepted kit returns no match.</w:t>
+      </w:pPr>
+      <w:r>
+        <w:rPr>
+          <w:b w:val="0"/>
+        </w:rPr>
+        <w:t xml:space="preserve">Explain why the request values should not change as the </w:t>
+      </w:r>
+      <w:r>
+        <w:rPr>
+          <w:b/>
+        </w:rPr>
+        <w:t>candidate</w:t>
+      </w:r>
+      <w:r>
+        <w:rPr>
+          <w:b w:val="0"/>
+        </w:rPr>
+        <w:t xml:space="preserve"> advances.</w:t>
+      </w:r>
+    </w:p>
+    <w:p>
+      <w:pPr>
+        <w:pStyle w:val="Heading2"/>
+      </w:pPr>
+      <w:r>
+        <w:t>Expected reasoning and fading help</w:t>
+      </w:r>
+    </w:p>
+    <w:p>
+      <w:pPr>
+        <w:spacing w:line="336" w:lineRule="auto" w:after="180"/>
+      </w:pPr>
+      <w:r>
+        <w:rPr>
+          <w:b w:val="0"/>
+        </w:rPr>
+        <w:t>Teacher check: B1 fails time because 10 is greater than 9; quiet is unrestricted. Advance to B2. B2 passes time because 8 is no more than 9 and quiet is not required, so suggest B2 and stop.</w:t>
+      </w:r>
+    </w:p>
+    <w:p>
+      <w:pPr>
+        <w:spacing w:line="336" w:lineRule="auto" w:after="180"/>
+      </w:pPr>
+      <w:r>
+        <w:rPr>
+          <w:b/>
+        </w:rPr>
+        <w:t>Candidate</w:t>
+      </w:r>
+      <w:r>
+        <w:rPr>
+          <w:b w:val="0"/>
+        </w:rPr>
+        <w:t xml:space="preserve"> </w:t>
+      </w:r>
+      <w:r>
+        <w:rPr>
+          <w:b/>
+        </w:rPr>
+        <w:t>state</w:t>
+      </w:r>
+      <w:r>
+        <w:rPr>
+          <w:b w:val="0"/>
+        </w:rPr>
+        <w:t xml:space="preserve"> changes to search the catalogue; changing the request values would solve a different task.</w:t>
+      </w:r>
+    </w:p>
+    <w:p>
+      <w:pPr>
+        <w:spacing w:line="336" w:lineRule="auto" w:after="180"/>
+      </w:pPr>
+      <w:r>
+        <w:rPr>
+          <w:b w:val="0"/>
+        </w:rPr>
+        <w:t xml:space="preserve">Start by identifying the given </w:t>
+      </w:r>
+      <w:r>
+        <w:rPr>
+          <w:b/>
+        </w:rPr>
+        <w:t>input</w:t>
+      </w:r>
+      <w:r>
+        <w:rPr>
+          <w:b w:val="0"/>
+        </w:rPr>
+        <w:t>s together. Leave the intermediate steps blank. If needed, model one step, then withdraw that help on the next step. Move to a full trace only when the partial trace is understood.</w:t>
+      </w:r>
+    </w:p>
+    <w:p>
+      <w:pPr>
+        <w:spacing w:line="336" w:lineRule="auto" w:after="180"/>
+      </w:pPr>
+      <w:r>
+        <w:rPr>
+          <w:b w:val="0"/>
+        </w:rPr>
+        <w:t>For partners, alternate explainer and checker; collect a response from every learner before discussion.</w:t>
+      </w:r>
+    </w:p>
+    <w:p>
+      <w:pPr>
+        <w:pStyle w:val="Heading2"/>
+      </w:pPr>
+      <w:r>
+        <w:t>Check the misconception before discussion</w:t>
+      </w:r>
+    </w:p>
+    <w:p>
+      <w:pPr>
+        <w:spacing w:line="336" w:lineRule="auto" w:after="180"/>
+      </w:pPr>
+      <w:r>
+        <w:rPr>
+          <w:b w:val="0"/>
+        </w:rPr>
+        <w:t xml:space="preserve">Use the worked case for Designing a complete decision </w:t>
+      </w:r>
+      <w:r>
+        <w:rPr>
+          <w:b/>
+        </w:rPr>
+        <w:t>process</w:t>
+      </w:r>
+      <w:r>
+        <w:rPr>
+          <w:b w:val="0"/>
+        </w:rPr>
+        <w:t xml:space="preserve">. Proposed </w:t>
+      </w:r>
+      <w:r>
+        <w:rPr>
+          <w:b/>
+        </w:rPr>
+        <w:t>explanation</w:t>
+      </w:r>
+      <w:r>
+        <w:rPr>
+          <w:b w:val="0"/>
+        </w:rPr>
+        <w:t xml:space="preserve">: “One failed row proves no match”. Decide whether this </w:t>
+      </w:r>
+      <w:r>
+        <w:rPr>
+          <w:b/>
+        </w:rPr>
+        <w:t>explanation</w:t>
+      </w:r>
+      <w:r>
+        <w:rPr>
+          <w:b w:val="0"/>
+        </w:rPr>
+        <w:t xml:space="preserve"> is supported.</w:t>
+      </w:r>
+    </w:p>
+    <w:p>
+      <w:pPr>
+        <w:spacing w:line="336" w:lineRule="auto" w:after="180"/>
+      </w:pPr>
+      <w:r>
+        <w:rPr>
+          <w:b w:val="0"/>
+        </w:rPr>
+        <w:t>Point to the step or supplied fact that decides; explain your repair if needed.</w:t>
+      </w:r>
+    </w:p>
+    <w:p>
+      <w:pPr>
+        <w:spacing w:line="336" w:lineRule="auto" w:after="180"/>
+      </w:pPr>
+      <w:r>
+        <w:rPr>
+          <w:b w:val="0"/>
+        </w:rPr>
+        <w:t>Expected correction: Later rows may fit; continue until a fit or catalogue exhaustion.</w:t>
+      </w:r>
+    </w:p>
+    <w:p>
+      <w:pPr>
+        <w:spacing w:line="336" w:lineRule="auto" w:after="180"/>
+      </w:pPr>
+      <w:r>
+        <w:rPr>
+          <w:b w:val="0"/>
+        </w:rPr>
+        <w:t xml:space="preserve">Collect </w:t>
+      </w:r>
+      <w:r>
+        <w:rPr>
+          <w:b/>
+        </w:rPr>
+        <w:t>explanation</w:t>
+      </w:r>
+      <w:r>
+        <w:rPr>
+          <w:b w:val="0"/>
+        </w:rPr>
+        <w:t>s, not only yes/no votes. If a misunderstanding is common, re-model the relevant step for the class.</w:t>
+      </w:r>
+    </w:p>
+    <w:p>
+      <w:pPr>
+        <w:spacing w:line="336" w:lineRule="auto" w:after="180"/>
+      </w:pPr>
+      <w:r>
+        <w:rPr>
+          <w:b w:val="0"/>
+        </w:rPr>
+        <w:t xml:space="preserve">If it affects a few learners, give a short targeted group </w:t>
+      </w:r>
+      <w:r>
+        <w:rPr>
+          <w:b/>
+        </w:rPr>
+        <w:t>explanation</w:t>
+      </w:r>
+      <w:r>
+        <w:rPr>
+          <w:b w:val="0"/>
+        </w:rPr>
+        <w:t xml:space="preserve"> while others solve a more demanding variation.</w:t>
+      </w:r>
+    </w:p>
+    <w:p>
+      <w:pPr>
+        <w:pStyle w:val="Heading2"/>
+      </w:pPr>
+      <w:r>
+        <w:t>Use the pictorial check</w:t>
+      </w:r>
+    </w:p>
+    <w:p>
+      <w:pPr>
+        <w:spacing w:line="336" w:lineRule="auto" w:after="180"/>
+      </w:pPr>
+      <w:r>
+        <w:rPr>
+          <w:b w:val="0"/>
+        </w:rPr>
+        <w:t>Where does the first original rejection occur, and why is K3 not originally selected?</w:t>
+      </w:r>
+    </w:p>
+    <w:p>
+      <w:pPr>
+        <w:spacing w:line="336" w:lineRule="auto" w:after="180"/>
+      </w:pPr>
+      <w:r>
+        <w:rPr>
+          <w:b w:val="0"/>
+        </w:rPr>
+        <w:t>K1 fails glue. K2 meets both conditions, so the first-match flow stops before considering K3.</w:t>
+      </w:r>
+    </w:p>
+    <w:p>
+      <w:pPr>
+        <w:spacing w:line="336" w:lineRule="auto" w:after="180"/>
+      </w:pPr>
+      <w:r>
+        <w:rPr>
+          <w:b w:val="0"/>
+        </w:rPr>
+        <w:t>Changed-case reasoning: K3 is selected. K1 lacks glue; K2 has only 2 scissors; K3 has glue and 4.</w:t>
+      </w:r>
+    </w:p>
+    <w:p>
+      <w:pPr>
+        <w:spacing w:line="336" w:lineRule="auto" w:after="180"/>
+      </w:pPr>
+      <w:r>
+        <w:rPr>
+          <w:b w:val="0"/>
+        </w:rPr>
+        <w:t xml:space="preserve">Collect each learner’s </w:t>
+      </w:r>
+      <w:r>
+        <w:rPr>
+          <w:b/>
+        </w:rPr>
+        <w:t>explanation</w:t>
+      </w:r>
+      <w:r>
+        <w:rPr>
+          <w:b w:val="0"/>
+        </w:rPr>
+        <w:t xml:space="preserve"> before discussion. Use the first missing connection between </w:t>
+      </w:r>
+      <w:r>
+        <w:rPr>
+          <w:b/>
+        </w:rPr>
+        <w:t>input</w:t>
+      </w:r>
+      <w:r>
+        <w:rPr>
+          <w:b w:val="0"/>
+        </w:rPr>
+        <w:t xml:space="preserve">, deciding step and result to choose support. This question is worked-case practice, not fresh mastery </w:t>
+      </w:r>
+      <w:r>
+        <w:rPr>
+          <w:b/>
+        </w:rPr>
+        <w:t>evidence</w:t>
+      </w:r>
+      <w:r>
+        <w:rPr>
+          <w:b w:val="0"/>
+        </w:rPr>
+        <w:t>.</w:t>
+      </w:r>
+    </w:p>
+    <w:p>
+      <w:pPr>
+        <w:pStyle w:val="Heading2"/>
+      </w:pPr>
+      <w:r>
+        <w:t>Keep each learner explaining</w:t>
+      </w:r>
+    </w:p>
+    <w:p>
+      <w:pPr>
+        <w:pStyle w:val="ListBullet"/>
+      </w:pPr>
+      <w:r>
+        <w:t>Ask: Which facts are given, and which would we have to assume? Learners mark relevant details before discussing answers.</w:t>
+      </w:r>
+    </w:p>
+    <w:p>
+      <w:pPr>
+        <w:pStyle w:val="ListBullet"/>
+      </w:pPr>
+      <w:r>
+        <w:t>Say: Predict first. Show the rule, information path or calculation that would produce the result. A correct guess is not yet an explanation.</w:t>
+      </w:r>
+    </w:p>
+    <w:p>
+      <w:pPr>
+        <w:pStyle w:val="ListBullet"/>
+      </w:pPr>
+      <w:r>
+        <w:t>In pairs, one learner solves while the other checks evidence; exchange roles. Remove the worked answer before independent assessment.</w:t>
+      </w:r>
+    </w:p>
+    <w:p>
+      <w:pPr>
+        <w:pStyle w:val="Heading2"/>
+      </w:pPr>
+      <w:r>
+        <w:t>Earlier wording, alternatives and picture transcripts · reference / check after trying</w:t>
+      </w:r>
+    </w:p>
+    <w:p>
+      <w:pPr>
+        <w:spacing w:line="336" w:lineRule="auto" w:after="180"/>
+      </w:pPr>
+      <w:r>
+        <w:rPr>
+          <w:b w:val="0"/>
+        </w:rPr>
+        <w:t>Demonstrate and guide practice</w:t>
       </w:r>
     </w:p>
     <w:p>
@@ -2853,7 +3375,99 @@
         <w:pStyle w:val="Heading3"/>
       </w:pPr>
       <w:r>
-        <w:t>What this example does not establish</w:t>
+        <w:t>Board sequence</w:t>
+      </w:r>
+    </w:p>
+    <w:p>
+      <w:pPr>
+        <w:spacing w:line="336" w:lineRule="auto" w:after="180"/>
+      </w:pPr>
+      <w:r>
+        <w:rPr>
+          <w:b w:val="0"/>
+        </w:rPr>
+        <w:t xml:space="preserve">Write the given facts: A rule sends paper to P and everything else to M. </w:t>
+      </w:r>
+      <w:r>
+        <w:rPr>
+          <w:b/>
+        </w:rPr>
+        <w:t>Input</w:t>
+      </w:r>
+      <w:r>
+        <w:rPr>
+          <w:b w:val="0"/>
+        </w:rPr>
+        <w:t>s include paper, metal and glass.</w:t>
+      </w:r>
+    </w:p>
+    <w:p>
+      <w:pPr>
+        <w:spacing w:line="336" w:lineRule="auto" w:after="180"/>
+      </w:pPr>
+      <w:r>
+        <w:rPr>
+          <w:b w:val="0"/>
+        </w:rPr>
+        <w:t>Write the question to explain: Trace glass and repair the rule.</w:t>
+      </w:r>
+    </w:p>
+    <w:p>
+      <w:pPr>
+        <w:spacing w:line="336" w:lineRule="auto" w:after="180"/>
+      </w:pPr>
+      <w:r>
+        <w:rPr>
+          <w:b w:val="0"/>
+        </w:rPr>
+        <w:t xml:space="preserve">Reveal after </w:t>
+      </w:r>
+      <w:r>
+        <w:rPr>
+          <w:b/>
+        </w:rPr>
+        <w:t>prediction</w:t>
+      </w:r>
+      <w:r>
+        <w:rPr>
+          <w:b w:val="0"/>
+        </w:rPr>
+        <w:t xml:space="preserve">s: Glass incorrectly goes to M. Add an explicit metal check and a glass or review </w:t>
+      </w:r>
+      <w:r>
+        <w:rPr>
+          <w:b/>
+        </w:rPr>
+        <w:t>branch</w:t>
+      </w:r>
+      <w:r>
+        <w:rPr>
+          <w:b w:val="0"/>
+        </w:rPr>
+        <w:t>. Otherwise includes all remaining cases.</w:t>
+      </w:r>
+    </w:p>
+    <w:p>
+      <w:pPr>
+        <w:spacing w:line="336" w:lineRule="auto" w:after="180"/>
+      </w:pPr>
+      <w:r>
+        <w:rPr>
+          <w:b w:val="0"/>
+        </w:rPr>
+        <w:t xml:space="preserve">Use the earlier changed question as optional later practice. Reserve Design a complete room decision </w:t>
+      </w:r>
+      <w:r>
+        <w:rPr>
+          <w:b/>
+        </w:rPr>
+        <w:t>process</w:t>
+      </w:r>
+      <w:r>
+        <w:rPr>
+          <w:b w:val="0"/>
+        </w:rPr>
+        <w:t xml:space="preserve"> for the first independent attempt before hints or feedback.</w:t>
       </w:r>
     </w:p>
     <w:p>
@@ -2861,398 +3475,18 @@
         <w:pStyle w:val="Heading3"/>
       </w:pPr>
       <w:r>
-        <w:t>Keep the stated limit</w:t>
+        <w:t>Classroom dialogue</w:t>
       </w:r>
     </w:p>
     <w:p>
       <w:pPr>
         <w:spacing w:line="336" w:lineRule="auto" w:after="180"/>
-        <w:shd w:fill="FFF5E6"/>
-      </w:pPr>
-      <w:r>
-        <w:rPr>
-          <w:b w:val="0"/>
-        </w:rPr>
-        <w:t>A correct flow depends on accurate catalogue entries and the declared requirements; the picture does not verify inventory.</w:t>
-      </w:r>
-    </w:p>
-    <w:p>
-      <w:pPr>
-        <w:pStyle w:val="Heading3"/>
-      </w:pPr>
-      <w:r>
-        <w:t>Change one thing in the pictured case</w:t>
-      </w:r>
-    </w:p>
-    <w:p>
-      <w:pPr>
-        <w:pStyle w:val="Heading3"/>
-      </w:pPr>
-      <w:r>
-        <w:t>Change one thing</w:t>
-      </w:r>
-    </w:p>
-    <w:p>
-      <w:pPr>
-        <w:spacing w:line="336" w:lineRule="auto" w:after="180"/>
-        <w:shd w:fill="F5F1FB"/>
-      </w:pPr>
-      <w:r>
-        <w:rPr>
-          <w:b w:val="0"/>
-        </w:rPr>
-        <w:t>Change: Increase scissors needed to 3.</w:t>
-      </w:r>
-    </w:p>
-    <w:p>
-      <w:pPr>
-        <w:pStyle w:val="Heading3"/>
-      </w:pPr>
-      <w:r>
-        <w:t>Predicted result</w:t>
-      </w:r>
-    </w:p>
-    <w:p>
-      <w:pPr>
-        <w:spacing w:line="336" w:lineRule="auto" w:after="180"/>
-        <w:shd w:fill="F1F6FC"/>
-      </w:pPr>
-      <w:r>
-        <w:rPr>
-          <w:b/>
-        </w:rPr>
-        <w:t>Prediction</w:t>
-      </w:r>
-      <w:r>
-        <w:rPr>
-          <w:b w:val="0"/>
-        </w:rPr>
-        <w:t>: K3 is selected.</w:t>
-      </w:r>
-    </w:p>
-    <w:p>
-      <w:pPr>
-        <w:pStyle w:val="Heading3"/>
-      </w:pPr>
-      <w:r>
-        <w:t>Why the result follows</w:t>
-      </w:r>
-    </w:p>
-    <w:p>
-      <w:pPr>
-        <w:spacing w:line="336" w:lineRule="auto" w:after="180"/>
-        <w:shd w:fill="F1F6FC"/>
-      </w:pPr>
-      <w:r>
-        <w:rPr>
-          <w:b w:val="0"/>
-        </w:rPr>
-        <w:t>Reason: K1 lacks glue; K2 has only 2 scissors; K3 has glue and 4.</w:t>
-      </w:r>
-    </w:p>
-    <w:p>
-      <w:pPr>
-        <w:pStyle w:val="Heading3"/>
-      </w:pPr>
-      <w:r>
-        <w:t>Ask while showing the picture</w:t>
-      </w:r>
-    </w:p>
-    <w:p>
-      <w:pPr>
-        <w:pStyle w:val="Heading3"/>
-      </w:pPr>
-      <w:r>
-        <w:t>Ask while showing the picture · 8</w:t>
-      </w:r>
-    </w:p>
-    <w:p>
-      <w:pPr>
-        <w:spacing w:line="336" w:lineRule="auto" w:after="180"/>
-      </w:pPr>
-      <w:r>
-        <w:rPr>
-          <w:b w:val="0"/>
-        </w:rPr>
-        <w:t xml:space="preserve">Cover the result. Ask learners to name the </w:t>
-      </w:r>
-      <w:r>
-        <w:rPr>
-          <w:b/>
-        </w:rPr>
-        <w:t>input</w:t>
-      </w:r>
-      <w:r>
-        <w:rPr>
-          <w:b w:val="0"/>
-        </w:rPr>
-        <w:t xml:space="preserve">s and predict the next step. Uncover one step, connect the icon to the actual procedure, and explain its </w:t>
-      </w:r>
-      <w:r>
-        <w:rPr>
-          <w:b/>
-        </w:rPr>
-        <w:t>evidence</w:t>
-      </w:r>
-      <w:r>
-        <w:rPr>
-          <w:b w:val="0"/>
-        </w:rPr>
-        <w:t>. Then change the supplied condition and compare.</w:t>
-      </w:r>
-    </w:p>
-    <w:p>
-      <w:pPr>
-        <w:spacing w:line="336" w:lineRule="auto" w:after="180"/>
-      </w:pPr>
-      <w:r>
-        <w:rPr>
-          <w:b w:val="0"/>
-        </w:rPr>
-        <w:t>The picture is a representation; it does not document execution of a real AI model.</w:t>
-      </w:r>
-    </w:p>
-    <w:p>
-      <w:pPr>
-        <w:pStyle w:val="Heading1"/>
-      </w:pPr>
-      <w:r>
-        <w:t>03. Demonstrate and guide practice</w:t>
-      </w:r>
-    </w:p>
-    <w:p>
-      <w:r>
-        <w:t>Demonstrate Design the Decision Process, reduce support deliberately and check individual reasoning before discussing answers.</w:t>
-      </w:r>
-    </w:p>
-    <w:p>
-      <w:pPr>
-        <w:pStyle w:val="Heading3"/>
-      </w:pPr>
-      <w:r>
-        <w:t>Board sequence</w:t>
-      </w:r>
-    </w:p>
-    <w:p>
-      <w:pPr>
-        <w:pStyle w:val="Heading3"/>
-      </w:pPr>
-      <w:r>
-        <w:t>1. Put the facts on the board</w:t>
-      </w:r>
-    </w:p>
-    <w:p>
-      <w:pPr>
-        <w:spacing w:line="336" w:lineRule="auto" w:after="180"/>
-        <w:shd w:fill="F4F9FC"/>
-      </w:pPr>
-      <w:r>
-        <w:rPr>
-          <w:b w:val="0"/>
-        </w:rPr>
-        <w:t xml:space="preserve">Write the given facts: A rule sends paper to P and everything else to M. </w:t>
-      </w:r>
-      <w:r>
-        <w:rPr>
-          <w:b/>
-        </w:rPr>
-        <w:t>Input</w:t>
-      </w:r>
-      <w:r>
-        <w:rPr>
-          <w:b w:val="0"/>
-        </w:rPr>
-        <w:t>s include paper, metal and glass.</w:t>
-      </w:r>
-    </w:p>
-    <w:p>
-      <w:pPr>
-        <w:pStyle w:val="Heading3"/>
-      </w:pPr>
-      <w:r>
-        <w:t>2. State the decision to explain</w:t>
-      </w:r>
-    </w:p>
-    <w:p>
-      <w:pPr>
-        <w:spacing w:line="336" w:lineRule="auto" w:after="180"/>
-        <w:shd w:fill="F4F9FC"/>
-      </w:pPr>
-      <w:r>
-        <w:rPr>
-          <w:b w:val="0"/>
-        </w:rPr>
-        <w:t>Write the question to explain: Trace glass and repair the rule.</w:t>
-      </w:r>
-    </w:p>
-    <w:p>
-      <w:pPr>
-        <w:pStyle w:val="Heading3"/>
-      </w:pPr>
-      <w:r>
-        <w:t>3. Reveal the worked reasoning</w:t>
-      </w:r>
-    </w:p>
-    <w:p>
-      <w:pPr>
-        <w:spacing w:line="336" w:lineRule="auto" w:after="180"/>
-        <w:shd w:fill="F1F6FC"/>
-      </w:pPr>
-      <w:r>
-        <w:rPr>
-          <w:b w:val="0"/>
-        </w:rPr>
-        <w:t xml:space="preserve">Reveal after </w:t>
-      </w:r>
-      <w:r>
-        <w:rPr>
-          <w:b/>
-        </w:rPr>
-        <w:t>prediction</w:t>
-      </w:r>
-      <w:r>
-        <w:rPr>
-          <w:b w:val="0"/>
-        </w:rPr>
-        <w:t xml:space="preserve">s: Glass incorrectly goes to M. Add an explicit metal check and a glass or review </w:t>
-      </w:r>
-      <w:r>
-        <w:rPr>
-          <w:b/>
-        </w:rPr>
-        <w:t>branch</w:t>
-      </w:r>
-      <w:r>
-        <w:rPr>
-          <w:b w:val="0"/>
-        </w:rPr>
-        <w:t>. Otherwise includes all remaining cases.</w:t>
-      </w:r>
-    </w:p>
-    <w:p>
-      <w:pPr>
-        <w:pStyle w:val="Heading3"/>
-      </w:pPr>
-      <w:r>
-        <w:t>Hold back the independent task</w:t>
-      </w:r>
-    </w:p>
-    <w:p>
-      <w:pPr>
-        <w:spacing w:line="336" w:lineRule="auto" w:after="180"/>
-        <w:shd w:fill="FFF5E6"/>
-      </w:pPr>
-      <w:r>
-        <w:rPr>
-          <w:b w:val="0"/>
-        </w:rPr>
-        <w:t xml:space="preserve">Keep for an independent attempt: Write a decision </w:t>
-      </w:r>
-      <w:r>
-        <w:rPr>
-          <w:b/>
-        </w:rPr>
-        <w:t>process</w:t>
-      </w:r>
-      <w:r>
-        <w:rPr>
-          <w:b w:val="0"/>
-        </w:rPr>
-        <w:t>: a clear pencil goes to the pencil tray, a clear book to the shelf, and an unknown object to review. Trace a lunch box.</w:t>
-      </w:r>
-    </w:p>
-    <w:p>
-      <w:pPr>
-        <w:pStyle w:val="Heading3"/>
-      </w:pPr>
-      <w:r>
-        <w:t>Classroom dialogue</w:t>
-      </w:r>
-    </w:p>
-    <w:p>
-      <w:pPr>
-        <w:pStyle w:val="Heading3"/>
-      </w:pPr>
-      <w:r>
-        <w:t>Ask the class</w:t>
-      </w:r>
-    </w:p>
-    <w:p>
-      <w:pPr>
-        <w:spacing w:line="336" w:lineRule="auto" w:after="180"/>
-        <w:shd w:fill="F5F1FB"/>
-      </w:pPr>
-      <w:r>
-        <w:rPr>
-          <w:b w:val="0"/>
-        </w:rPr>
-        <w:t>Ask: Which facts are given, and which would we have to assume? Learners mark relevant details before discussing answers.</w:t>
-      </w:r>
-    </w:p>
-    <w:p>
-      <w:pPr>
-        <w:pStyle w:val="Heading3"/>
-      </w:pPr>
-      <w:r>
-        <w:t>Language to model</w:t>
-      </w:r>
-    </w:p>
-    <w:p>
-      <w:pPr>
-        <w:spacing w:line="336" w:lineRule="auto" w:after="180"/>
-        <w:shd w:fill="F1F6F8"/>
-      </w:pPr>
-      <w:r>
-        <w:rPr>
-          <w:b w:val="0"/>
-        </w:rPr>
-        <w:t xml:space="preserve">Say: Predict first. Show the rule, information path or calculation that would produce the result. A correct guess is not yet an </w:t>
-      </w:r>
-      <w:r>
-        <w:rPr>
-          <w:b/>
-        </w:rPr>
-        <w:t>explanation</w:t>
-      </w:r>
-      <w:r>
-        <w:rPr>
-          <w:b w:val="0"/>
-        </w:rPr>
-        <w:t>.</w:t>
-      </w:r>
-    </w:p>
-    <w:p>
-      <w:pPr>
-        <w:spacing w:line="336" w:lineRule="auto" w:after="180"/>
       </w:pPr>
       <w:r>
         <w:rPr>
           <w:b w:val="0"/>
         </w:rPr>
         <w:t>Reveal reasoning one step at a time. Explain why a tempting alternative fails. Write units and denominators for arithmetic, trace conditions for decisions, and identify supporting sources for claims.</w:t>
-      </w:r>
-    </w:p>
-    <w:p>
-      <w:pPr>
-        <w:spacing w:line="336" w:lineRule="auto" w:after="180"/>
-      </w:pPr>
-      <w:r>
-        <w:rPr>
-          <w:b w:val="0"/>
-        </w:rPr>
-        <w:t xml:space="preserve">In pairs, one learner solves while the other checks </w:t>
-      </w:r>
-      <w:r>
-        <w:rPr>
-          <w:b/>
-        </w:rPr>
-        <w:t>evidence</w:t>
-      </w:r>
-      <w:r>
-        <w:rPr>
-          <w:b w:val="0"/>
-        </w:rPr>
-        <w:t>; exchange roles. Remove the worked answer before independent assessment.</w:t>
       </w:r>
     </w:p>
     <w:p>
@@ -3565,608 +3799,103 @@
         <w:pStyle w:val="Heading3"/>
       </w:pPr>
       <w:r>
-        <w:t>Completion practice</w:t>
+        <w:t>Individual reasoning check</w:t>
+      </w:r>
+    </w:p>
+    <w:p>
+      <w:pPr>
+        <w:pStyle w:val="Heading3"/>
+      </w:pPr>
+      <w:r>
+        <w:t>Pictorial practice question</w:t>
+      </w:r>
+    </w:p>
+    <w:p>
+      <w:pPr>
+        <w:pStyle w:val="Heading3"/>
+      </w:pPr>
+      <w:r>
+        <w:t>Reasoned teacher answer</w:t>
+      </w:r>
+    </w:p>
+    <w:p>
+      <w:pPr>
+        <w:pStyle w:val="Heading1"/>
+      </w:pPr>
+      <w:r>
+        <w:t>04. Run the supplied investigation</w:t>
+      </w:r>
+    </w:p>
+    <w:p>
+      <w:r>
+        <w:t>Keep expected results, observed paper traces and remaining limits distinguishable.</w:t>
+      </w:r>
+    </w:p>
+    <w:p>
+      <w:pPr>
+        <w:pStyle w:val="Heading2"/>
+      </w:pPr>
+      <w:r>
+        <w:t>Supplied materials and answer guidance</w:t>
       </w:r>
     </w:p>
     <w:p>
       <w:pPr>
         <w:spacing w:line="336" w:lineRule="auto" w:after="180"/>
-        <w:shd w:fill="F5F1FB"/>
-      </w:pPr>
-      <w:r>
-        <w:rPr>
-          <w:b w:val="0"/>
-        </w:rPr>
-        <w:t xml:space="preserve">Completion task: Trace 9 minutes with Quiet required No. Record the current </w:t>
-      </w:r>
-      <w:r>
-        <w:rPr>
-          <w:b/>
-        </w:rPr>
-        <w:t>candidate</w:t>
-      </w:r>
-      <w:r>
-        <w:rPr>
-          <w:b w:val="0"/>
-        </w:rPr>
-        <w:t xml:space="preserve">, time result, quiet condition and next step until the </w:t>
-      </w:r>
-      <w:r>
-        <w:rPr>
-          <w:b/>
-        </w:rPr>
-        <w:t>process</w:t>
-      </w:r>
-      <w:r>
-        <w:rPr>
-          <w:b w:val="0"/>
-        </w:rPr>
-        <w:t xml:space="preserve"> stops.</w:t>
-      </w:r>
-    </w:p>
-    <w:p>
-      <w:pPr>
-        <w:spacing w:line="336" w:lineRule="auto" w:after="180"/>
-        <w:shd w:fill="F5F1FB"/>
-      </w:pPr>
-      <w:r>
-        <w:rPr>
-          <w:b w:val="0"/>
-        </w:rPr>
-        <w:t xml:space="preserve">Explain why the request values should not change as the </w:t>
-      </w:r>
-      <w:r>
-        <w:rPr>
-          <w:b/>
-        </w:rPr>
-        <w:t>candidate</w:t>
-      </w:r>
-      <w:r>
-        <w:rPr>
-          <w:b w:val="0"/>
-        </w:rPr>
-        <w:t xml:space="preserve"> advances.</w:t>
-      </w:r>
-    </w:p>
-    <w:p>
-      <w:pPr>
-        <w:pStyle w:val="Heading3"/>
-      </w:pPr>
-      <w:r>
-        <w:t>Reasoning to listen for</w:t>
-      </w:r>
-    </w:p>
-    <w:p>
-      <w:pPr>
-        <w:spacing w:line="336" w:lineRule="auto" w:after="180"/>
-        <w:shd w:fill="F1F6FC"/>
-      </w:pPr>
-      <w:r>
-        <w:rPr>
-          <w:b w:val="0"/>
-        </w:rPr>
-        <w:t>Teacher check: B1 fails time because 10 is greater than 9; quiet is unrestricted. Advance to B2. B2 passes time because 8 is no more than 9 and quiet is not required, so suggest B2 and stop.</w:t>
-      </w:r>
-    </w:p>
-    <w:p>
-      <w:pPr>
-        <w:spacing w:line="336" w:lineRule="auto" w:after="180"/>
-        <w:shd w:fill="F1F6FC"/>
-      </w:pPr>
-      <w:r>
-        <w:rPr>
-          <w:b/>
-        </w:rPr>
-        <w:t>Candidate</w:t>
-      </w:r>
-      <w:r>
-        <w:rPr>
-          <w:b w:val="0"/>
-        </w:rPr>
-        <w:t xml:space="preserve"> </w:t>
-      </w:r>
-      <w:r>
-        <w:rPr>
-          <w:b/>
-        </w:rPr>
-        <w:t>state</w:t>
-      </w:r>
-      <w:r>
-        <w:rPr>
-          <w:b w:val="0"/>
-        </w:rPr>
-        <w:t xml:space="preserve"> changes to search the catalogue; changing the request values would solve a different task.</w:t>
-      </w:r>
-    </w:p>
-    <w:p>
-      <w:pPr>
-        <w:spacing w:line="336" w:lineRule="auto" w:after="180"/>
-      </w:pPr>
-      <w:r>
-        <w:rPr>
-          <w:b w:val="0"/>
-        </w:rPr>
-        <w:t xml:space="preserve">Start by identifying the given </w:t>
-      </w:r>
-      <w:r>
-        <w:rPr>
-          <w:b/>
-        </w:rPr>
-        <w:t>input</w:t>
-      </w:r>
-      <w:r>
-        <w:rPr>
-          <w:b w:val="0"/>
-        </w:rPr>
-        <w:t>s together. Leave the intermediate steps blank. If needed, model one step, then withdraw that help on the next step. Move to a full trace only when the partial trace is understood.</w:t>
-      </w:r>
-    </w:p>
-    <w:p>
-      <w:pPr>
-        <w:spacing w:line="336" w:lineRule="auto" w:after="180"/>
-      </w:pPr>
-      <w:r>
-        <w:rPr>
-          <w:b w:val="0"/>
-        </w:rPr>
-        <w:t>For partners, alternate explainer and checker; collect a response from every learner before discussion.</w:t>
-      </w:r>
-    </w:p>
-    <w:p>
-      <w:pPr>
-        <w:pStyle w:val="Heading3"/>
-      </w:pPr>
-      <w:r>
-        <w:t>Individual reasoning check</w:t>
-      </w:r>
-    </w:p>
-    <w:p>
-      <w:pPr>
-        <w:spacing w:line="336" w:lineRule="auto" w:after="180"/>
-      </w:pPr>
-      <w:r>
-        <w:rPr>
-          <w:b w:val="0"/>
-        </w:rPr>
-        <w:t xml:space="preserve">Use the worked case for Designing a complete decision </w:t>
-      </w:r>
-      <w:r>
-        <w:rPr>
-          <w:b/>
-        </w:rPr>
-        <w:t>process</w:t>
-      </w:r>
-      <w:r>
-        <w:rPr>
-          <w:b w:val="0"/>
-        </w:rPr>
-        <w:t xml:space="preserve">. Proposed </w:t>
-      </w:r>
-      <w:r>
-        <w:rPr>
-          <w:b/>
-        </w:rPr>
-        <w:t>explanation</w:t>
-      </w:r>
-      <w:r>
-        <w:rPr>
-          <w:b w:val="0"/>
-        </w:rPr>
-        <w:t xml:space="preserve">: “One failed row proves no match”. Decide whether this </w:t>
-      </w:r>
-      <w:r>
-        <w:rPr>
-          <w:b/>
-        </w:rPr>
-        <w:t>explanation</w:t>
-      </w:r>
-      <w:r>
-        <w:rPr>
-          <w:b w:val="0"/>
-        </w:rPr>
-        <w:t xml:space="preserve"> is supported.</w:t>
-      </w:r>
-    </w:p>
-    <w:p>
-      <w:pPr>
-        <w:spacing w:line="336" w:lineRule="auto" w:after="180"/>
-      </w:pPr>
-      <w:r>
-        <w:rPr>
-          <w:b w:val="0"/>
-        </w:rPr>
-        <w:t>Point to the step or supplied fact that decides; explain your repair if needed.</w:t>
-      </w:r>
-    </w:p>
-    <w:p>
-      <w:pPr>
-        <w:pStyle w:val="Heading3"/>
-      </w:pPr>
-      <w:r>
-        <w:t>Expected repair</w:t>
-      </w:r>
-    </w:p>
-    <w:p>
-      <w:pPr>
-        <w:spacing w:line="336" w:lineRule="auto" w:after="180"/>
-        <w:shd w:fill="F1F6FC"/>
-      </w:pPr>
-      <w:r>
-        <w:rPr>
-          <w:b w:val="0"/>
-        </w:rPr>
-        <w:t>Expected correction: Later rows may fit; continue until a fit or catalogue exhaustion.</w:t>
-      </w:r>
-    </w:p>
-    <w:p>
-      <w:pPr>
-        <w:spacing w:line="336" w:lineRule="auto" w:after="180"/>
-      </w:pPr>
-      <w:r>
-        <w:rPr>
-          <w:b w:val="0"/>
-        </w:rPr>
-        <w:t xml:space="preserve">Collect </w:t>
-      </w:r>
-      <w:r>
-        <w:rPr>
-          <w:b/>
-        </w:rPr>
-        <w:t>explanation</w:t>
-      </w:r>
-      <w:r>
-        <w:rPr>
-          <w:b w:val="0"/>
-        </w:rPr>
-        <w:t>s, not only yes/no votes. If a misunderstanding is common, re-model the relevant step for the class.</w:t>
-      </w:r>
-    </w:p>
-    <w:p>
-      <w:pPr>
-        <w:spacing w:line="336" w:lineRule="auto" w:after="180"/>
-      </w:pPr>
-      <w:r>
-        <w:rPr>
-          <w:b w:val="0"/>
-        </w:rPr>
-        <w:t xml:space="preserve">If it affects a few learners, give a short targeted group </w:t>
-      </w:r>
-      <w:r>
-        <w:rPr>
-          <w:b/>
-        </w:rPr>
-        <w:t>explanation</w:t>
-      </w:r>
-      <w:r>
-        <w:rPr>
-          <w:b w:val="0"/>
-        </w:rPr>
-        <w:t xml:space="preserve"> while others solve a more demanding variation.</w:t>
-      </w:r>
-    </w:p>
-    <w:p>
-      <w:pPr>
-        <w:pStyle w:val="Heading3"/>
-      </w:pPr>
-      <w:r>
-        <w:t>Pictorial practice question</w:t>
-      </w:r>
-    </w:p>
-    <w:p>
-      <w:pPr>
-        <w:spacing w:line="336" w:lineRule="auto" w:after="180"/>
-        <w:shd w:fill="F5F1FB"/>
-      </w:pPr>
-      <w:r>
-        <w:rPr>
-          <w:b w:val="0"/>
-        </w:rPr>
-        <w:t>Where does the first original rejection occur, and why is K3 not originally selected?</w:t>
-      </w:r>
-    </w:p>
-    <w:p>
-      <w:pPr>
-        <w:pStyle w:val="Heading3"/>
-      </w:pPr>
-      <w:r>
-        <w:t>Reasoned teacher answer</w:t>
-      </w:r>
-    </w:p>
-    <w:p>
-      <w:pPr>
-        <w:spacing w:line="336" w:lineRule="auto" w:after="180"/>
-      </w:pPr>
-      <w:r>
-        <w:rPr>
-          <w:b w:val="0"/>
-        </w:rPr>
-        <w:t>K1 fails glue. K2 meets both conditions, so the first-match flow stops before considering K3.</w:t>
-      </w:r>
-    </w:p>
-    <w:p>
-      <w:pPr>
-        <w:spacing w:line="336" w:lineRule="auto" w:after="180"/>
-      </w:pPr>
-      <w:r>
-        <w:rPr>
-          <w:b w:val="0"/>
-        </w:rPr>
-        <w:t>Changed-case reasoning: K3 is selected. K1 lacks glue; K2 has only 2 scissors; K3 has glue and 4.</w:t>
-      </w:r>
-    </w:p>
-    <w:p>
-      <w:pPr>
-        <w:spacing w:line="336" w:lineRule="auto" w:after="180"/>
-      </w:pPr>
-      <w:r>
-        <w:rPr>
-          <w:b w:val="0"/>
-        </w:rPr>
-        <w:t xml:space="preserve">Collect each learner’s </w:t>
-      </w:r>
-      <w:r>
-        <w:rPr>
-          <w:b/>
-        </w:rPr>
-        <w:t>explanation</w:t>
-      </w:r>
-      <w:r>
-        <w:rPr>
-          <w:b w:val="0"/>
-        </w:rPr>
-        <w:t xml:space="preserve"> before discussion. Use the first missing connection between </w:t>
-      </w:r>
-      <w:r>
-        <w:rPr>
-          <w:b/>
-        </w:rPr>
-        <w:t>input</w:t>
-      </w:r>
-      <w:r>
-        <w:rPr>
-          <w:b w:val="0"/>
-        </w:rPr>
-        <w:t xml:space="preserve">, deciding step and result to choose support. This question is worked-case practice, not fresh mastery </w:t>
-      </w:r>
-      <w:r>
-        <w:rPr>
-          <w:b/>
-        </w:rPr>
-        <w:t>evidence</w:t>
-      </w:r>
-      <w:r>
-        <w:rPr>
-          <w:b w:val="0"/>
-        </w:rPr>
-        <w:t>.</w:t>
-      </w:r>
-    </w:p>
-    <w:p>
-      <w:pPr>
-        <w:pStyle w:val="Heading1"/>
-      </w:pPr>
-      <w:r>
-        <w:t>04. Run the weekly evidence lab</w:t>
-      </w:r>
-    </w:p>
-    <w:p>
-      <w:r>
-        <w:t>Run the Design the Decision Process investigation and use the first unsupported step to choose a teaching response.</w:t>
-      </w:r>
-    </w:p>
-    <w:p>
-      <w:pPr>
-        <w:spacing w:line="336" w:lineRule="auto" w:after="180"/>
-      </w:pPr>
-      <w:r>
-        <w:rPr>
-          <w:b w:val="0"/>
-        </w:rPr>
-        <w:t xml:space="preserve">Predict first, test honestly, and explain what the </w:t>
-      </w:r>
-      <w:r>
-        <w:rPr>
-          <w:b/>
-        </w:rPr>
-        <w:t>evidence</w:t>
-      </w:r>
-      <w:r>
-        <w:rPr>
-          <w:b w:val="0"/>
-        </w:rPr>
-        <w:t xml:space="preserve"> means.</w:t>
-      </w:r>
-    </w:p>
-    <w:p>
-      <w:pPr>
-        <w:pStyle w:val="Heading3"/>
-      </w:pPr>
-      <w:r>
-        <w:t>1. Predict</w:t>
-      </w:r>
-    </w:p>
-    <w:p>
-      <w:pPr>
-        <w:spacing w:line="336" w:lineRule="auto" w:after="180"/>
-        <w:shd w:fill="F4F9FC"/>
-      </w:pPr>
-      <w:r>
-        <w:rPr>
-          <w:b/>
-        </w:rPr>
-        <w:t>State</w:t>
-      </w:r>
-      <w:r>
-        <w:rPr>
-          <w:b w:val="0"/>
-        </w:rPr>
-        <w:t xml:space="preserve"> your </w:t>
-      </w:r>
-      <w:r>
-        <w:rPr>
-          <w:b/>
-        </w:rPr>
-        <w:t>prediction</w:t>
-      </w:r>
-      <w:r>
-        <w:rPr>
-          <w:b w:val="0"/>
-        </w:rPr>
-        <w:t xml:space="preserve"> before the result is known.</w:t>
-      </w:r>
-    </w:p>
-    <w:p>
-      <w:pPr>
-        <w:pStyle w:val="Heading3"/>
-      </w:pPr>
-      <w:r>
-        <w:t>2. Investigate</w:t>
-      </w:r>
-    </w:p>
-    <w:p>
-      <w:pPr>
-        <w:spacing w:line="336" w:lineRule="auto" w:after="180"/>
-        <w:shd w:fill="F4F9FC"/>
-      </w:pPr>
-      <w:r>
-        <w:rPr>
-          <w:b w:val="0"/>
-        </w:rPr>
-        <w:t xml:space="preserve">Complete the task: Create and trace the smallest useful </w:t>
-      </w:r>
-      <w:r>
-        <w:rPr>
-          <w:b/>
-        </w:rPr>
-        <w:t>decision flow</w:t>
-      </w:r>
-      <w:r>
-        <w:rPr>
-          <w:b w:val="0"/>
-        </w:rPr>
-        <w:t>.</w:t>
-      </w:r>
-    </w:p>
-    <w:p>
-      <w:pPr>
-        <w:pStyle w:val="Heading3"/>
-      </w:pPr>
-      <w:r>
-        <w:t>3. Compare cases</w:t>
-      </w:r>
-    </w:p>
-    <w:p>
-      <w:pPr>
-        <w:spacing w:line="336" w:lineRule="auto" w:after="180"/>
-        <w:shd w:fill="F4F9FC"/>
-      </w:pPr>
-      <w:r>
-        <w:rPr>
-          <w:b w:val="0"/>
-        </w:rPr>
+      </w:pPr>
+      <w:r>
+        <w:rPr>
+          <w:b w:val="0"/>
+        </w:rPr>
+        <w:t>For the supplied flow audit, F returns B2 for (9,No), no match for (5,Yes), B1 for (11,No), and clarification for (blank,Yes). G wrongly reports no match on (9,No) after rejecting B1; it agrees on the other supplied outputs but that does not repair its incomplete search. Revise failure to advance one row, preserving both checks and first-match stopping. There are four candidates; each rejection advances and no row is revisited. Invalid input stops before search. Keep the original G trace and revised trace distinct. Reserve Design a complete room decision process for an independent first attempt.</w:t>
+      </w:r>
+    </w:p>
+    <w:p>
+      <w:pPr>
+        <w:pStyle w:val="Heading2"/>
+      </w:pPr>
+      <w:r>
+        <w:t>Run and record</w:t>
+      </w:r>
+    </w:p>
+    <w:p>
+      <w:pPr>
+        <w:pStyle w:val="ListNumber"/>
+      </w:pPr>
+      <w:r>
+        <w:t>Complete the task: Create and trace the smallest useful decision flow.</w:t>
+      </w:r>
+    </w:p>
+    <w:p>
+      <w:pPr>
+        <w:pStyle w:val="ListNumber"/>
+      </w:pPr>
+      <w:r>
         <w:t>Keep a normal case and an edge case clearly separated.</w:t>
       </w:r>
     </w:p>
     <w:p>
       <w:pPr>
-        <w:pStyle w:val="Heading3"/>
-      </w:pPr>
-      <w:r>
-        <w:t>4. Record honestly</w:t>
-      </w:r>
-    </w:p>
-    <w:p>
-      <w:pPr>
-        <w:spacing w:line="336" w:lineRule="auto" w:after="180"/>
-        <w:shd w:fill="F4F9FC"/>
-      </w:pPr>
-      <w:r>
-        <w:rPr>
-          <w:b w:val="0"/>
-        </w:rPr>
-        <w:t xml:space="preserve">Record what happened—even when it does not match your </w:t>
-      </w:r>
-      <w:r>
-        <w:rPr>
-          <w:b/>
-        </w:rPr>
-        <w:t>prediction</w:t>
-      </w:r>
-      <w:r>
-        <w:rPr>
-          <w:b w:val="0"/>
-        </w:rPr>
-        <w:t>.</w:t>
-      </w:r>
-    </w:p>
-    <w:p>
-      <w:pPr>
-        <w:pStyle w:val="Heading3"/>
-      </w:pPr>
-      <w:r>
-        <w:t>5. Explain and plan the next test</w:t>
-      </w:r>
-    </w:p>
-    <w:p>
-      <w:pPr>
-        <w:spacing w:line="336" w:lineRule="auto" w:after="180"/>
-        <w:shd w:fill="F4F9FC"/>
-      </w:pPr>
-      <w:r>
-        <w:rPr>
-          <w:b w:val="0"/>
-        </w:rPr>
+        <w:pStyle w:val="ListNumber"/>
+      </w:pPr>
+      <w:r>
+        <w:t>Record what happened—even when it does not match your prediction.</w:t>
+      </w:r>
+    </w:p>
+    <w:p>
+      <w:pPr>
+        <w:pStyle w:val="ListNumber"/>
+      </w:pPr>
+      <w:r>
         <w:t>Explain the result, one limitation, and the next useful test.</w:t>
       </w:r>
     </w:p>
     <w:p>
       <w:pPr>
-        <w:pStyle w:val="Heading3"/>
-      </w:pPr>
-      <w:r>
-        <w:t>Use a fresh case after support</w:t>
-      </w:r>
-    </w:p>
-    <w:p>
-      <w:pPr>
-        <w:spacing w:line="336" w:lineRule="auto" w:after="180"/>
-        <w:shd w:fill="FFF5E6"/>
-      </w:pPr>
-      <w:r>
-        <w:rPr>
-          <w:b w:val="0"/>
-        </w:rPr>
-        <w:t>INDEPENDENCE After support is removed, repeat the proof with a fresh case.</w:t>
-      </w:r>
-    </w:p>
-    <w:p>
-      <w:pPr>
-        <w:pStyle w:val="Heading3"/>
-      </w:pPr>
-      <w:r>
-        <w:t>Make the lab runnable</w:t>
-      </w:r>
-    </w:p>
-    <w:p>
-      <w:pPr>
-        <w:spacing w:line="336" w:lineRule="auto" w:after="180"/>
-      </w:pPr>
-      <w:r>
-        <w:rPr>
-          <w:b w:val="0"/>
-        </w:rPr>
-        <w:t>Use the concrete case as the shared normal case and the independent question as a second case. Each pair creates a boundary or missing-information case and predicts its result before testing.</w:t>
-      </w:r>
-    </w:p>
-    <w:p>
-      <w:pPr>
-        <w:spacing w:line="336" w:lineRule="auto" w:after="180"/>
-      </w:pPr>
-      <w:r>
-        <w:rPr>
-          <w:b w:val="0"/>
-        </w:rPr>
-        <w:t>Keep the expected result separate from an observed mistake.</w:t>
+        <w:pStyle w:val="Heading2"/>
+      </w:pPr>
+      <w:r>
+        <w:t>Keep an inspectable record</w:t>
       </w:r>
     </w:p>
     <w:tbl>
@@ -4317,42 +4046,21 @@
     </w:tbl>
     <w:p>
       <w:pPr>
-        <w:pStyle w:val="Heading3"/>
-      </w:pPr>
-      <w:r>
-        <w:t>Diagnose and reteach</w:t>
-      </w:r>
-    </w:p>
-    <w:p>
-      <w:pPr>
-        <w:pStyle w:val="Heading3"/>
-      </w:pPr>
-      <w:r>
-        <w:t>Find the unsupported claim</w:t>
+        <w:pStyle w:val="Heading2"/>
+      </w:pPr>
+      <w:r>
+        <w:t>Diagnose the first misunderstanding</w:t>
       </w:r>
     </w:p>
     <w:p>
       <w:pPr>
         <w:spacing w:line="336" w:lineRule="auto" w:after="180"/>
-        <w:shd w:fill="F5F1FB"/>
-      </w:pPr>
-      <w:r>
-        <w:rPr>
-          <w:b w:val="0"/>
-        </w:rPr>
-        <w:t xml:space="preserve">CLAIM TO REPAIR Only successful labels need a </w:t>
-      </w:r>
-      <w:r>
-        <w:rPr>
-          <w:b/>
-        </w:rPr>
-        <w:t>branch</w:t>
-      </w:r>
-      <w:r>
-        <w:rPr>
-          <w:b w:val="0"/>
-        </w:rPr>
-        <w:t>.</w:t>
+      </w:pPr>
+      <w:r>
+        <w:rPr>
+          <w:b w:val="0"/>
+        </w:rPr>
+        <w:t>One failed row proves no match: Later rows may fit; continue until a fit or catalogue exhaustion.</w:t>
       </w:r>
     </w:p>
     <w:p>
@@ -4363,7 +4071,7 @@
         <w:rPr>
           <w:b w:val="0"/>
         </w:rPr>
-        <w:t>For guessing, return to given facts and request a trace. For vocabulary without application, use one example and one non-example. For arithmetic errors, check the setup before the calculation.</w:t>
+        <w:t>Passing either condition is sufficient: The time and quiet conditions must both hold.</w:t>
       </w:r>
     </w:p>
     <w:p>
@@ -4374,71 +4082,15 @@
         <w:rPr>
           <w:b w:val="0"/>
         </w:rPr>
-        <w:t>Finish with a different uncoached case before recording mastery.</w:t>
-      </w:r>
-    </w:p>
-    <w:p>
-      <w:pPr>
-        <w:pStyle w:val="Heading3"/>
-      </w:pPr>
-      <w:r>
-        <w:t>Address these additional misconceptions</w:t>
-      </w:r>
-    </w:p>
-    <w:p>
-      <w:pPr>
-        <w:spacing w:line="336" w:lineRule="auto" w:after="180"/>
-      </w:pPr>
-      <w:r>
-        <w:rPr>
-          <w:b w:val="0"/>
-        </w:rPr>
-        <w:t>One failed row proves no match: Later rows may fit; continue until a fit or catalogue exhaustion.</w:t>
-      </w:r>
-    </w:p>
-    <w:p>
-      <w:pPr>
-        <w:spacing w:line="336" w:lineRule="auto" w:after="180"/>
-      </w:pPr>
-      <w:r>
-        <w:rPr>
-          <w:b w:val="0"/>
-        </w:rPr>
-        <w:t>Passing either condition is sufficient: The time and quiet conditions must both hold.</w:t>
-      </w:r>
-    </w:p>
-    <w:p>
-      <w:pPr>
-        <w:spacing w:line="336" w:lineRule="auto" w:after="180"/>
-      </w:pPr>
-      <w:r>
-        <w:rPr>
-          <w:b w:val="0"/>
-        </w:rPr>
         <w:t>Any compatible answer satisfies the task: The first-in-catalogue tie rule is also a requirement.</w:t>
       </w:r>
     </w:p>
     <w:p>
       <w:pPr>
-        <w:spacing w:line="336" w:lineRule="auto" w:after="180"/>
-      </w:pPr>
-      <w:r>
-        <w:rPr>
-          <w:b w:val="0"/>
-        </w:rPr>
-        <w:t xml:space="preserve">A loop stops because it should: Show a </w:t>
-      </w:r>
-      <w:r>
-        <w:rPr>
-          <w:b/>
-        </w:rPr>
-        <w:t>state</w:t>
-      </w:r>
-      <w:r>
-        <w:rPr>
-          <w:b w:val="0"/>
-        </w:rPr>
-        <w:t xml:space="preserve"> change that advances toward a finite end.</w:t>
+        <w:pStyle w:val="Heading2"/>
+      </w:pPr>
+      <w:r>
+        <w:t>Choose support from the response</w:t>
       </w:r>
     </w:p>
     <w:p>
@@ -4597,12 +4249,197 @@
     </w:tbl>
     <w:p>
       <w:pPr>
+        <w:pStyle w:val="Heading2"/>
+      </w:pPr>
+      <w:r>
+        <w:t>Earlier wording, alternatives and picture transcripts · reference / check after trying</w:t>
+      </w:r>
+    </w:p>
+    <w:p>
+      <w:pPr>
         <w:spacing w:line="336" w:lineRule="auto" w:after="180"/>
       </w:pPr>
       <w:r>
         <w:rPr>
           <w:b w:val="0"/>
         </w:rPr>
+        <w:t>Run the weekly evidence lab</w:t>
+      </w:r>
+    </w:p>
+    <w:p>
+      <w:pPr>
+        <w:spacing w:line="336" w:lineRule="auto" w:after="180"/>
+      </w:pPr>
+      <w:r>
+        <w:rPr>
+          <w:b w:val="0"/>
+        </w:rPr>
+        <w:t xml:space="preserve">Predict first, test honestly, and explain what the </w:t>
+      </w:r>
+      <w:r>
+        <w:rPr>
+          <w:b/>
+        </w:rPr>
+        <w:t>evidence</w:t>
+      </w:r>
+      <w:r>
+        <w:rPr>
+          <w:b w:val="0"/>
+        </w:rPr>
+        <w:t xml:space="preserve"> means.</w:t>
+      </w:r>
+    </w:p>
+    <w:p>
+      <w:pPr>
+        <w:spacing w:line="336" w:lineRule="auto" w:after="180"/>
+      </w:pPr>
+      <w:r>
+        <w:rPr>
+          <w:b/>
+        </w:rPr>
+        <w:t>State</w:t>
+      </w:r>
+      <w:r>
+        <w:rPr>
+          <w:b w:val="0"/>
+        </w:rPr>
+        <w:t xml:space="preserve"> your </w:t>
+      </w:r>
+      <w:r>
+        <w:rPr>
+          <w:b/>
+        </w:rPr>
+        <w:t>prediction</w:t>
+      </w:r>
+      <w:r>
+        <w:rPr>
+          <w:b w:val="0"/>
+        </w:rPr>
+        <w:t xml:space="preserve"> before the result is known.</w:t>
+      </w:r>
+    </w:p>
+    <w:p>
+      <w:pPr>
+        <w:spacing w:line="336" w:lineRule="auto" w:after="180"/>
+      </w:pPr>
+      <w:r>
+        <w:rPr>
+          <w:b w:val="0"/>
+        </w:rPr>
+        <w:t>INDEPENDENCE After support is removed, repeat the proof with a fresh case.</w:t>
+      </w:r>
+    </w:p>
+    <w:p>
+      <w:pPr>
+        <w:pStyle w:val="Heading3"/>
+      </w:pPr>
+      <w:r>
+        <w:t>Make the lab runnable</w:t>
+      </w:r>
+    </w:p>
+    <w:p>
+      <w:pPr>
+        <w:spacing w:line="336" w:lineRule="auto" w:after="180"/>
+      </w:pPr>
+      <w:r>
+        <w:rPr>
+          <w:b w:val="0"/>
+        </w:rPr>
+        <w:t>Use the supplied investigation for shared practice. Keep predictions and observed paper-trace results separate. Reserve Design a complete room decision process for the individual first attempt before feedback; do not use the reserved case as a paired lab task.</w:t>
+      </w:r>
+    </w:p>
+    <w:p>
+      <w:pPr>
+        <w:pStyle w:val="Heading3"/>
+      </w:pPr>
+      <w:r>
+        <w:t>Diagnose and reteach</w:t>
+      </w:r>
+    </w:p>
+    <w:p>
+      <w:pPr>
+        <w:spacing w:line="336" w:lineRule="auto" w:after="180"/>
+      </w:pPr>
+      <w:r>
+        <w:rPr>
+          <w:b w:val="0"/>
+        </w:rPr>
+        <w:t xml:space="preserve">CLAIM TO REPAIR Only successful labels need a </w:t>
+      </w:r>
+      <w:r>
+        <w:rPr>
+          <w:b/>
+        </w:rPr>
+        <w:t>branch</w:t>
+      </w:r>
+      <w:r>
+        <w:rPr>
+          <w:b w:val="0"/>
+        </w:rPr>
+        <w:t>.</w:t>
+      </w:r>
+    </w:p>
+    <w:p>
+      <w:pPr>
+        <w:spacing w:line="336" w:lineRule="auto" w:after="180"/>
+      </w:pPr>
+      <w:r>
+        <w:rPr>
+          <w:b w:val="0"/>
+        </w:rPr>
+        <w:t>For guessing, return to given facts and request a trace. For vocabulary without application, use one example and one non-example. For arithmetic errors, check the setup before the calculation.</w:t>
+      </w:r>
+    </w:p>
+    <w:p>
+      <w:pPr>
+        <w:spacing w:line="336" w:lineRule="auto" w:after="180"/>
+      </w:pPr>
+      <w:r>
+        <w:rPr>
+          <w:b w:val="0"/>
+        </w:rPr>
+        <w:t>Finish with a different uncoached case before recording mastery.</w:t>
+      </w:r>
+    </w:p>
+    <w:p>
+      <w:pPr>
+        <w:pStyle w:val="Heading3"/>
+      </w:pPr>
+      <w:r>
+        <w:t>Address these additional misconceptions</w:t>
+      </w:r>
+    </w:p>
+    <w:p>
+      <w:pPr>
+        <w:spacing w:line="336" w:lineRule="auto" w:after="180"/>
+      </w:pPr>
+      <w:r>
+        <w:rPr>
+          <w:b w:val="0"/>
+        </w:rPr>
+        <w:t xml:space="preserve">A loop stops because it should: Show a </w:t>
+      </w:r>
+      <w:r>
+        <w:rPr>
+          <w:b/>
+        </w:rPr>
+        <w:t>state</w:t>
+      </w:r>
+      <w:r>
+        <w:rPr>
+          <w:b w:val="0"/>
+        </w:rPr>
+        <w:t xml:space="preserve"> change that advances toward a finite end.</w:t>
+      </w:r>
+    </w:p>
+    <w:p>
+      <w:pPr>
+        <w:spacing w:line="336" w:lineRule="auto" w:after="180"/>
+      </w:pPr>
+      <w:r>
+        <w:rPr>
+          <w:b w:val="0"/>
+        </w:rPr>
         <w:t xml:space="preserve">Offer an oral </w:t>
       </w:r>
       <w:r>
@@ -4634,12 +4471,700 @@
         <w:pStyle w:val="Heading1"/>
       </w:pPr>
       <w:r>
-        <w:t>05. Assess and explain the answers</w:t>
-      </w:r>
-    </w:p>
-    <w:p>
-      <w:r>
-        <w:t>Use the Design the Decision Process questions, teacher keys and criteria after the relevant attempts. Previously discussed cases are practice; protect the separately selected independent task.</w:t>
+        <w:t>05. Assess the selected new case</w:t>
+      </w:r>
+    </w:p>
+    <w:p>
+      <w:r>
+        <w:t>Keep this key until after the first attempt; accept valid alternatives with defensible reasoning.</w:t>
+      </w:r>
+    </w:p>
+    <w:p>
+      <w:pPr>
+        <w:pStyle w:val="Heading2"/>
+      </w:pPr>
+      <w:r>
+        <w:t>Selected independent question and key</w:t>
+      </w:r>
+    </w:p>
+    <w:p>
+      <w:pPr>
+        <w:spacing w:line="336" w:lineRule="auto" w:after="180"/>
+      </w:pPr>
+      <w:r>
+        <w:rPr>
+          <w:b w:val="0"/>
+        </w:rPr>
+        <w:t>Selected case: A new paper catalogue lists C1 first, capacity 4, quiet Yes; C2 second, capacity 8, quiet No. Valid requests give a whole group size from 1 to 10 and Quiet required Yes or No.</w:t>
+      </w:r>
+    </w:p>
+    <w:p>
+      <w:pPr>
+        <w:spacing w:line="336" w:lineRule="auto" w:after="180"/>
+      </w:pPr>
+      <w:r>
+        <w:rPr>
+          <w:b w:val="0"/>
+        </w:rPr>
+        <w:t xml:space="preserve">A room fits if capacity is at least group size and the quiet condition is met; choose the first fit. Write a complete </w:t>
+      </w:r>
+      <w:r>
+        <w:rPr>
+          <w:b/>
+        </w:rPr>
+        <w:t>process</w:t>
+      </w:r>
+      <w:r>
+        <w:rPr>
+          <w:b w:val="0"/>
+        </w:rPr>
+        <w:t xml:space="preserve"> with </w:t>
+      </w:r>
+      <w:r>
+        <w:rPr>
+          <w:b/>
+        </w:rPr>
+        <w:t>validation</w:t>
+      </w:r>
+      <w:r>
+        <w:rPr>
+          <w:b w:val="0"/>
+        </w:rPr>
+        <w:t xml:space="preserve">, search, </w:t>
+      </w:r>
+      <w:r>
+        <w:rPr>
+          <w:b/>
+        </w:rPr>
+        <w:t>state</w:t>
+      </w:r>
+      <w:r>
+        <w:rPr>
+          <w:b w:val="0"/>
+        </w:rPr>
+        <w:t xml:space="preserve"> change and stopping rules.</w:t>
+      </w:r>
+    </w:p>
+    <w:p>
+      <w:pPr>
+        <w:spacing w:line="336" w:lineRule="auto" w:after="180"/>
+      </w:pPr>
+      <w:r>
+        <w:rPr>
+          <w:b w:val="0"/>
+        </w:rPr>
+        <w:t>Trace 6 people No and explain the outcome for a blank quiet field. No booking takes place.</w:t>
+      </w:r>
+    </w:p>
+    <w:p>
+      <w:pPr>
+        <w:spacing w:line="336" w:lineRule="auto" w:after="180"/>
+      </w:pPr>
+      <w:r>
+        <w:rPr>
+          <w:b w:val="0"/>
+        </w:rPr>
+        <w:t>Validate group size and Yes or No; request clarification and stop if invalid. Start C1; check capacity and quiet. If both pass, suggest and stop; otherwise advance to C2. If C2 also fails, report no match and stop.</w:t>
+      </w:r>
+    </w:p>
+    <w:p>
+      <w:pPr>
+        <w:spacing w:line="336" w:lineRule="auto" w:after="180"/>
+      </w:pPr>
+      <w:r>
+        <w:rPr>
+          <w:b w:val="0"/>
+        </w:rPr>
+        <w:t xml:space="preserve">For 6 No, C1 fails capacity, C2 passes capacity with quiet unrestricted, so suggest C2. Blank quiet requires clarification before searching. Each failed row advances, so at most two </w:t>
+      </w:r>
+      <w:r>
+        <w:rPr>
+          <w:b/>
+        </w:rPr>
+        <w:t>candidate</w:t>
+      </w:r>
+      <w:r>
+        <w:rPr>
+          <w:b w:val="0"/>
+        </w:rPr>
+        <w:t>s are checked.</w:t>
+      </w:r>
+    </w:p>
+    <w:p>
+      <w:pPr>
+        <w:pStyle w:val="Heading2"/>
+      </w:pPr>
+      <w:r>
+        <w:t>Judge explanation, trace and limits</w:t>
+      </w:r>
+    </w:p>
+    <w:tbl>
+      <w:tblPr>
+        <w:tblStyle w:val="LightShading-Accent1"/>
+        <w:tblW w:type="auto" w:w="0"/>
+        <w:tblLook w:firstColumn="1" w:firstRow="1" w:lastColumn="0" w:lastRow="0" w:noHBand="0" w:noVBand="1" w:val="04A0"/>
+      </w:tblPr>
+      <w:tblGrid>
+        <w:gridCol w:w="5112"/>
+        <w:gridCol w:w="5112"/>
+      </w:tblGrid>
+      <w:tr>
+        <w:trPr>
+          <w:tblHeader/>
+        </w:trPr>
+        <w:tc>
+          <w:tcPr>
+            <w:tcW w:type="dxa" w:w="5112"/>
+          </w:tcPr>
+          <w:p>
+            <w:r>
+              <w:t>Dimension</w:t>
+            </w:r>
+          </w:p>
+        </w:tc>
+        <w:tc>
+          <w:tcPr>
+            <w:tcW w:type="dxa" w:w="5112"/>
+          </w:tcPr>
+          <w:p>
+            <w:r>
+              <w:t>Evidence required</w:t>
+            </w:r>
+          </w:p>
+        </w:tc>
+      </w:tr>
+      <w:tr>
+        <w:tc>
+          <w:tcPr>
+            <w:tcW w:type="dxa" w:w="5112"/>
+          </w:tcPr>
+          <w:p>
+            <w:r>
+              <w:t>Explanation</w:t>
+            </w:r>
+          </w:p>
+        </w:tc>
+        <w:tc>
+          <w:tcPr>
+            <w:tcW w:type="dxa" w:w="5112"/>
+          </w:tcPr>
+          <w:p>
+            <w:r>
+              <w:t>Names the applicable idea or procedure and ties it to the supplied facts.</w:t>
+            </w:r>
+          </w:p>
+        </w:tc>
+      </w:tr>
+      <w:tr>
+        <w:tc>
+          <w:tcPr>
+            <w:tcW w:type="dxa" w:w="5112"/>
+          </w:tcPr>
+          <w:p>
+            <w:r>
+              <w:t>Trace and result</w:t>
+            </w:r>
+          </w:p>
+        </w:tc>
+        <w:tc>
+          <w:tcPr>
+            <w:tcW w:type="dxa" w:w="5112"/>
+          </w:tcPr>
+          <w:p>
+            <w:r>
+              <w:t>Preserves the given inputs and shows the relevant intermediate steps; distinguishes a prediction from an observed execution.</w:t>
+            </w:r>
+          </w:p>
+        </w:tc>
+      </w:tr>
+      <w:tr>
+        <w:tc>
+          <w:tcPr>
+            <w:tcW w:type="dxa" w:w="5112"/>
+          </w:tcPr>
+          <w:p>
+            <w:r>
+              <w:t>Limits</w:t>
+            </w:r>
+          </w:p>
+        </w:tc>
+        <w:tc>
+          <w:tcPr>
+            <w:tcW w:type="dxa" w:w="5112"/>
+          </w:tcPr>
+          <w:p>
+            <w:r>
+              <w:t>States the assumptions, missing evidence or conditions under which the result would change.</w:t>
+            </w:r>
+          </w:p>
+        </w:tc>
+      </w:tr>
+    </w:tbl>
+    <w:p>
+      <w:pPr>
+        <w:spacing w:line="336" w:lineRule="auto" w:after="180"/>
+      </w:pPr>
+      <w:r>
+        <w:rPr>
+          <w:b w:val="0"/>
+        </w:rPr>
+        <w:t>Record each dimension as not yet, with support, or independent. Accept a valid alternative procedure with a defensible trace.</w:t>
+      </w:r>
+    </w:p>
+    <w:p>
+      <w:pPr>
+        <w:spacing w:line="336" w:lineRule="auto" w:after="180"/>
+      </w:pPr>
+      <w:r>
+        <w:rPr>
+          <w:b w:val="0"/>
+        </w:rPr>
+        <w:t xml:space="preserve">Do not penalise an honestly recorded model failure if the learner correctly explains its </w:t>
+      </w:r>
+      <w:r>
+        <w:rPr>
+          <w:b/>
+        </w:rPr>
+        <w:t>evidence</w:t>
+      </w:r>
+      <w:r>
+        <w:rPr>
+          <w:b w:val="0"/>
+        </w:rPr>
+        <w:t xml:space="preserve"> and limits.</w:t>
+      </w:r>
+    </w:p>
+    <w:p>
+      <w:pPr>
+        <w:pStyle w:val="Heading2"/>
+      </w:pPr>
+      <w:r>
+        <w:t>Give one usable repair action</w:t>
+      </w:r>
+    </w:p>
+    <w:p>
+      <w:pPr>
+        <w:spacing w:line="336" w:lineRule="auto" w:after="180"/>
+      </w:pPr>
+      <w:r>
+        <w:rPr>
+          <w:b w:val="0"/>
+        </w:rPr>
+        <w:t>Name the earliest unsupported step and give one action to repair it. Have the learner make that repair now and explain why. Then assess the relevant skill on a fresh, fully specified case.</w:t>
+      </w:r>
+    </w:p>
+    <w:p>
+      <w:pPr>
+        <w:spacing w:line="336" w:lineRule="auto" w:after="180"/>
+      </w:pPr>
+      <w:r>
+        <w:rPr>
+          <w:b w:val="0"/>
+        </w:rPr>
+        <w:t>Confirm it was not previously practised with feedback; solve and check the new case before assigning it. A follow-up design prompt is a starting brief, not automatically an equivalent test.</w:t>
+      </w:r>
+    </w:p>
+    <w:p>
+      <w:pPr>
+        <w:pStyle w:val="Heading2"/>
+      </w:pPr>
+      <w:r>
+        <w:t>W1 Describe all possible kinds of ending</w:t>
+      </w:r>
+    </w:p>
+    <w:p>
+      <w:pPr>
+        <w:spacing w:line="336" w:lineRule="auto" w:after="180"/>
+      </w:pPr>
+      <w:r>
+        <w:rPr>
+          <w:b w:val="0"/>
+        </w:rPr>
+        <w:t xml:space="preserve">Name the three kinds of final </w:t>
+      </w:r>
+      <w:r>
+        <w:rPr>
+          <w:b/>
+        </w:rPr>
+        <w:t>output</w:t>
+      </w:r>
+      <w:r>
+        <w:rPr>
+          <w:b w:val="0"/>
+        </w:rPr>
+        <w:t xml:space="preserve"> in the activity </w:t>
+      </w:r>
+      <w:r>
+        <w:rPr>
+          <w:b/>
+        </w:rPr>
+        <w:t>process</w:t>
+      </w:r>
+      <w:r>
+        <w:rPr>
+          <w:b w:val="0"/>
+        </w:rPr>
+        <w:t xml:space="preserve"> and the condition that leads to each. Explain why a </w:t>
+      </w:r>
+      <w:r>
+        <w:rPr>
+          <w:b/>
+        </w:rPr>
+        <w:t>candidate</w:t>
+      </w:r>
+      <w:r>
+        <w:rPr>
+          <w:b w:val="0"/>
+        </w:rPr>
+        <w:t xml:space="preserve"> failing its time check is not automatically a final no-match result.</w:t>
+      </w:r>
+    </w:p>
+    <w:p>
+      <w:pPr>
+        <w:spacing w:line="336" w:lineRule="auto" w:after="180"/>
+      </w:pPr>
+      <w:r>
+        <w:rPr>
+          <w:b w:val="0"/>
+        </w:rPr>
+        <w:t xml:space="preserve">Clarification follows invalid or missing </w:t>
+      </w:r>
+      <w:r>
+        <w:rPr>
+          <w:b/>
+        </w:rPr>
+        <w:t>input</w:t>
+      </w:r>
+      <w:r>
+        <w:rPr>
+          <w:b w:val="0"/>
+        </w:rPr>
+        <w:t xml:space="preserve">. A suggestion follows the first </w:t>
+      </w:r>
+      <w:r>
+        <w:rPr>
+          <w:b/>
+        </w:rPr>
+        <w:t>candidate</w:t>
+      </w:r>
+      <w:r>
+        <w:rPr>
+          <w:b w:val="0"/>
+        </w:rPr>
+        <w:t xml:space="preserve"> passing both compatibility conditions. No match follows a valid request after all </w:t>
+      </w:r>
+      <w:r>
+        <w:rPr>
+          <w:b/>
+        </w:rPr>
+        <w:t>candidate</w:t>
+      </w:r>
+      <w:r>
+        <w:rPr>
+          <w:b w:val="0"/>
+        </w:rPr>
+        <w:t>s fail.</w:t>
+      </w:r>
+    </w:p>
+    <w:p>
+      <w:pPr>
+        <w:spacing w:line="336" w:lineRule="auto" w:after="180"/>
+      </w:pPr>
+      <w:r>
+        <w:rPr>
+          <w:b w:val="0"/>
+        </w:rPr>
+        <w:t xml:space="preserve">A single failed </w:t>
+      </w:r>
+      <w:r>
+        <w:rPr>
+          <w:b/>
+        </w:rPr>
+        <w:t>candidate</w:t>
+      </w:r>
+      <w:r>
+        <w:rPr>
+          <w:b w:val="0"/>
+        </w:rPr>
+        <w:t xml:space="preserve"> does not settle whether later </w:t>
+      </w:r>
+      <w:r>
+        <w:rPr>
+          <w:b/>
+        </w:rPr>
+        <w:t>candidate</w:t>
+      </w:r>
+      <w:r>
+        <w:rPr>
+          <w:b w:val="0"/>
+        </w:rPr>
+        <w:t xml:space="preserve">s fit, so the </w:t>
+      </w:r>
+      <w:r>
+        <w:rPr>
+          <w:b/>
+        </w:rPr>
+        <w:t>process</w:t>
+      </w:r>
+      <w:r>
+        <w:rPr>
+          <w:b w:val="0"/>
+        </w:rPr>
+        <w:t xml:space="preserve"> must advance.</w:t>
+      </w:r>
+    </w:p>
+    <w:p>
+      <w:pPr>
+        <w:pStyle w:val="Heading2"/>
+      </w:pPr>
+      <w:r>
+        <w:t>W2 Track the current candidate</w:t>
+      </w:r>
+    </w:p>
+    <w:p>
+      <w:pPr>
+        <w:spacing w:line="336" w:lineRule="auto" w:after="180"/>
+      </w:pPr>
+      <w:r>
+        <w:rPr>
+          <w:b w:val="0"/>
+        </w:rPr>
+        <w:t xml:space="preserve">Trace 9 minutes with Quiet required No. Record the current </w:t>
+      </w:r>
+      <w:r>
+        <w:rPr>
+          <w:b/>
+        </w:rPr>
+        <w:t>candidate</w:t>
+      </w:r>
+      <w:r>
+        <w:rPr>
+          <w:b w:val="0"/>
+        </w:rPr>
+        <w:t xml:space="preserve">, time result, quiet condition and next step until the </w:t>
+      </w:r>
+      <w:r>
+        <w:rPr>
+          <w:b/>
+        </w:rPr>
+        <w:t>process</w:t>
+      </w:r>
+      <w:r>
+        <w:rPr>
+          <w:b w:val="0"/>
+        </w:rPr>
+        <w:t xml:space="preserve"> stops. Explain why the request values should not change as the </w:t>
+      </w:r>
+      <w:r>
+        <w:rPr>
+          <w:b/>
+        </w:rPr>
+        <w:t>candidate</w:t>
+      </w:r>
+      <w:r>
+        <w:rPr>
+          <w:b w:val="0"/>
+        </w:rPr>
+        <w:t xml:space="preserve"> advances.</w:t>
+      </w:r>
+    </w:p>
+    <w:p>
+      <w:pPr>
+        <w:spacing w:line="336" w:lineRule="auto" w:after="180"/>
+      </w:pPr>
+      <w:r>
+        <w:rPr>
+          <w:b w:val="0"/>
+        </w:rPr>
+        <w:t>B1 fails time because 10 is greater than 9; quiet is unrestricted. Advance to B2. B2 passes time because 8 is no more than 9 and quiet is not required, so suggest B2 and stop.</w:t>
+      </w:r>
+    </w:p>
+    <w:p>
+      <w:pPr>
+        <w:spacing w:line="336" w:lineRule="auto" w:after="180"/>
+      </w:pPr>
+      <w:r>
+        <w:rPr>
+          <w:b/>
+        </w:rPr>
+        <w:t>Candidate</w:t>
+      </w:r>
+      <w:r>
+        <w:rPr>
+          <w:b w:val="0"/>
+        </w:rPr>
+        <w:t xml:space="preserve"> </w:t>
+      </w:r>
+      <w:r>
+        <w:rPr>
+          <w:b/>
+        </w:rPr>
+        <w:t>state</w:t>
+      </w:r>
+      <w:r>
+        <w:rPr>
+          <w:b w:val="0"/>
+        </w:rPr>
+        <w:t xml:space="preserve"> changes to search the catalogue; changing the request values would solve a different task.</w:t>
+      </w:r>
+    </w:p>
+    <w:p>
+      <w:pPr>
+        <w:pStyle w:val="Heading2"/>
+      </w:pPr>
+      <w:r>
+        <w:t>W3 Repair an incorrect branch</w:t>
+      </w:r>
+    </w:p>
+    <w:p>
+      <w:pPr>
+        <w:spacing w:line="336" w:lineRule="auto" w:after="180"/>
+      </w:pPr>
+      <w:r>
+        <w:rPr>
+          <w:b w:val="0"/>
+        </w:rPr>
+        <w:t>A design says “If the activity is quiet OR its time fits, suggest it.” For 5 minutes with Quiet required Yes it selects B1. Identify the failed requirement and replace the condition with a correct one.</w:t>
+      </w:r>
+    </w:p>
+    <w:p>
+      <w:pPr>
+        <w:spacing w:line="336" w:lineRule="auto" w:after="180"/>
+      </w:pPr>
+      <w:r>
+        <w:rPr>
+          <w:b w:val="0"/>
+        </w:rPr>
+        <w:t>Give the correct result for this request.</w:t>
+      </w:r>
+    </w:p>
+    <w:p>
+      <w:pPr>
+        <w:spacing w:line="336" w:lineRule="auto" w:after="180"/>
+      </w:pPr>
+      <w:r>
+        <w:rPr>
+          <w:b w:val="0"/>
+        </w:rPr>
+        <w:t>B1 is quiet but requires 10 minutes, exceeding 5. Require time to fit AND the quiet condition to hold. The quiet condition is either quiet not required or a quiet activity.</w:t>
+      </w:r>
+    </w:p>
+    <w:p>
+      <w:pPr>
+        <w:spacing w:line="336" w:lineRule="auto" w:after="180"/>
+      </w:pPr>
+      <w:r>
+        <w:rPr>
+          <w:b w:val="0"/>
+        </w:rPr>
+        <w:t xml:space="preserve">No catalogue activity fits 5 minutes, so the correct </w:t>
+      </w:r>
+      <w:r>
+        <w:rPr>
+          <w:b/>
+        </w:rPr>
+        <w:t>output</w:t>
+      </w:r>
+      <w:r>
+        <w:rPr>
+          <w:b w:val="0"/>
+        </w:rPr>
+        <w:t xml:space="preserve"> is no match after checking all </w:t>
+      </w:r>
+      <w:r>
+        <w:rPr>
+          <w:b/>
+        </w:rPr>
+        <w:t>candidate</w:t>
+      </w:r>
+      <w:r>
+        <w:rPr>
+          <w:b w:val="0"/>
+        </w:rPr>
+        <w:t>s.</w:t>
+      </w:r>
+    </w:p>
+    <w:p>
+      <w:pPr>
+        <w:pStyle w:val="Heading2"/>
+      </w:pPr>
+      <w:r>
+        <w:t>W5 Preserve the first compatible option</w:t>
+      </w:r>
+    </w:p>
+    <w:p>
+      <w:pPr>
+        <w:spacing w:line="336" w:lineRule="auto" w:after="180"/>
+      </w:pPr>
+      <w:r>
+        <w:rPr>
+          <w:b w:val="0"/>
+        </w:rPr>
+        <w:t>For the activity catalogue, 15 minutes with Quiet required No allows several activities. Explain why returning the last compatible row breaks the agreed rule even though it fits.</w:t>
+      </w:r>
+    </w:p>
+    <w:p>
+      <w:pPr>
+        <w:spacing w:line="336" w:lineRule="auto" w:after="180"/>
+      </w:pPr>
+      <w:r>
+        <w:rPr>
+          <w:b w:val="0"/>
+        </w:rPr>
+        <w:t>Describe a stopping rule that preserves the first match, and one way to check that a loop cannot repeat forever.</w:t>
+      </w:r>
+    </w:p>
+    <w:p>
+      <w:pPr>
+        <w:spacing w:line="336" w:lineRule="auto" w:after="180"/>
+      </w:pPr>
+      <w:r>
+        <w:rPr>
+          <w:b w:val="0"/>
+        </w:rPr>
+        <w:t xml:space="preserve">All four activities fit, but the tie rule requires B1 first. Returning B4 meets compatibility but not the full specification. Stop immediately after the first passing </w:t>
+      </w:r>
+      <w:r>
+        <w:rPr>
+          <w:b/>
+        </w:rPr>
+        <w:t>candidate</w:t>
+      </w:r>
+      <w:r>
+        <w:rPr>
+          <w:b w:val="0"/>
+        </w:rPr>
+        <w:t>.</w:t>
+      </w:r>
+    </w:p>
+    <w:p>
+      <w:pPr>
+        <w:spacing w:line="336" w:lineRule="auto" w:after="180"/>
+      </w:pPr>
+      <w:r>
+        <w:rPr>
+          <w:b w:val="0"/>
+        </w:rPr>
+        <w:t>Check that every failure advances exactly one row, no row is revisited and exhaustion of B4 ends with no match.</w:t>
+      </w:r>
+    </w:p>
+    <w:p>
+      <w:pPr>
+        <w:pStyle w:val="Heading2"/>
+      </w:pPr>
+      <w:r>
+        <w:t>Earlier wording, alternatives and picture transcripts · reference / check after trying</w:t>
+      </w:r>
+    </w:p>
+    <w:p>
+      <w:pPr>
+        <w:spacing w:line="336" w:lineRule="auto" w:after="180"/>
+      </w:pPr>
+      <w:r>
+        <w:rPr>
+          <w:b w:val="0"/>
+        </w:rPr>
+        <w:t>Assess and explain the answers</w:t>
       </w:r>
     </w:p>
     <w:p>
@@ -4652,34 +5177,56 @@
     </w:p>
     <w:p>
       <w:pPr>
+        <w:spacing w:line="336" w:lineRule="auto" w:after="180"/>
+      </w:pPr>
+      <w:r>
+        <w:rPr>
+          <w:b w:val="0"/>
+        </w:rPr>
+        <w:t xml:space="preserve">Glass incorrectly goes to M. Add an explicit metal check and a glass or review </w:t>
+      </w:r>
+      <w:r>
+        <w:rPr>
+          <w:b/>
+        </w:rPr>
+        <w:t>branch</w:t>
+      </w:r>
+      <w:r>
+        <w:rPr>
+          <w:b w:val="0"/>
+        </w:rPr>
+        <w:t>. Otherwise includes all remaining cases.</w:t>
+      </w:r>
+    </w:p>
+    <w:p>
+      <w:pPr>
         <w:pStyle w:val="Heading3"/>
       </w:pPr>
       <w:r>
-        <w:t>Teacher key · Worked case answer</w:t>
+        <w:t>Additional transfer practice question</w:t>
       </w:r>
     </w:p>
     <w:p>
       <w:pPr>
         <w:spacing w:line="336" w:lineRule="auto" w:after="180"/>
-        <w:shd w:fill="F1F6FC"/>
-      </w:pPr>
-      <w:r>
-        <w:rPr>
-          <w:b w:val="0"/>
-        </w:rPr>
-        <w:t xml:space="preserve">Glass incorrectly goes to M. Add an explicit metal check and a glass or review </w:t>
+      </w:pPr>
+      <w:r>
+        <w:rPr>
+          <w:b w:val="0"/>
+        </w:rPr>
+        <w:t xml:space="preserve">Write a decision </w:t>
       </w:r>
       <w:r>
         <w:rPr>
           <w:b/>
         </w:rPr>
-        <w:t>branch</w:t>
-      </w:r>
-      <w:r>
-        <w:rPr>
-          <w:b w:val="0"/>
-        </w:rPr>
-        <w:t>. Otherwise includes all remaining cases.</w:t>
+        <w:t>process</w:t>
+      </w:r>
+      <w:r>
+        <w:rPr>
+          <w:b w:val="0"/>
+        </w:rPr>
+        <w:t>: a clear pencil goes to the pencil tray, a clear book to the shelf, and an unknown object to review. Trace a lunch box.</w:t>
       </w:r>
     </w:p>
     <w:p>
@@ -4687,61 +5234,12 @@
         <w:pStyle w:val="Heading3"/>
       </w:pPr>
       <w:r>
-        <w:t>Independent question</w:t>
-      </w:r>
-    </w:p>
-    <w:p>
-      <w:pPr>
-        <w:pStyle w:val="Heading3"/>
-      </w:pPr>
-      <w:r>
-        <w:t>Independent question · withhold the key</w:t>
+        <w:t>Reasoned practice answer</w:t>
       </w:r>
     </w:p>
     <w:p>
       <w:pPr>
         <w:spacing w:line="336" w:lineRule="auto" w:after="180"/>
-        <w:shd w:fill="F5F1FB"/>
-      </w:pPr>
-      <w:r>
-        <w:rPr>
-          <w:b w:val="0"/>
-        </w:rPr>
-        <w:t xml:space="preserve">Write a decision </w:t>
-      </w:r>
-      <w:r>
-        <w:rPr>
-          <w:b/>
-        </w:rPr>
-        <w:t>process</w:t>
-      </w:r>
-      <w:r>
-        <w:rPr>
-          <w:b w:val="0"/>
-        </w:rPr>
-        <w:t>: a clear pencil goes to the pencil tray, a clear book to the shelf, and an unknown object to review. Trace a lunch box.</w:t>
-      </w:r>
-    </w:p>
-    <w:p>
-      <w:pPr>
-        <w:pStyle w:val="Heading3"/>
-      </w:pPr>
-      <w:r>
-        <w:t>Expected independent answer</w:t>
-      </w:r>
-    </w:p>
-    <w:p>
-      <w:pPr>
-        <w:pStyle w:val="Heading3"/>
-      </w:pPr>
-      <w:r>
-        <w:t>Teacher key · Expected independent answer</w:t>
-      </w:r>
-    </w:p>
-    <w:p>
-      <w:pPr>
-        <w:spacing w:line="336" w:lineRule="auto" w:after="180"/>
-        <w:shd w:fill="F1F6FC"/>
       </w:pPr>
       <w:r>
         <w:rPr>
@@ -5083,22 +5581,156 @@
     </w:p>
     <w:p>
       <w:pPr>
+        <w:spacing w:line="336" w:lineRule="auto" w:after="180"/>
+      </w:pPr>
+      <w:r>
+        <w:rPr>
+          <w:b w:val="0"/>
+        </w:rPr>
+        <w:t>Use if paper then P; else if metal then M; else review. Results are P, M, review, review. The catch-all must match the available actions. Never label all non-paper objects as metal merely because there are two trays.</w:t>
+      </w:r>
+    </w:p>
+    <w:p>
+      <w:pPr>
         <w:pStyle w:val="Heading3"/>
       </w:pPr>
       <w:r>
-        <w:t>Teacher key · Original transfer answer</w:t>
+        <w:t>Explanations for the additional workbook examples</w:t>
+      </w:r>
+    </w:p>
+    <w:p>
+      <w:pPr>
+        <w:pStyle w:val="Heading3"/>
+      </w:pPr>
+      <w:r>
+        <w:t>W1 Describe all possible kinds of ending</w:t>
+      </w:r>
+    </w:p>
+    <w:p>
+      <w:pPr>
+        <w:pStyle w:val="Heading3"/>
+      </w:pPr>
+      <w:r>
+        <w:t>W2 Track the current candidate</w:t>
+      </w:r>
+    </w:p>
+    <w:p>
+      <w:pPr>
+        <w:pStyle w:val="Heading3"/>
+      </w:pPr>
+      <w:r>
+        <w:t>W3 Repair an incorrect branch</w:t>
+      </w:r>
+    </w:p>
+    <w:p>
+      <w:pPr>
+        <w:pStyle w:val="Heading3"/>
+      </w:pPr>
+      <w:r>
+        <w:t>W4 Design a complete room decision process</w:t>
       </w:r>
     </w:p>
     <w:p>
       <w:pPr>
         <w:spacing w:line="336" w:lineRule="auto" w:after="180"/>
-        <w:shd w:fill="F1F6FC"/>
-      </w:pPr>
-      <w:r>
-        <w:rPr>
-          <w:b w:val="0"/>
-        </w:rPr>
-        <w:t>Use if paper then P; else if metal then M; else review. Results are P, M, review, review. The catch-all must match the available actions. Never label all non-paper objects as metal merely because there are two trays.</w:t>
+      </w:pPr>
+      <w:r>
+        <w:rPr>
+          <w:b w:val="0"/>
+        </w:rPr>
+        <w:t>A new paper catalogue lists C1 first, capacity 4, quiet Yes; C2 second, capacity 8, quiet No. Valid requests give a whole group size from 1 to 10 and Quiet required Yes or No.</w:t>
+      </w:r>
+    </w:p>
+    <w:p>
+      <w:pPr>
+        <w:spacing w:line="336" w:lineRule="auto" w:after="180"/>
+      </w:pPr>
+      <w:r>
+        <w:rPr>
+          <w:b w:val="0"/>
+        </w:rPr>
+        <w:t xml:space="preserve">A room fits if capacity is at least group size and the quiet condition is met; choose the first fit. Write a complete </w:t>
+      </w:r>
+      <w:r>
+        <w:rPr>
+          <w:b/>
+        </w:rPr>
+        <w:t>process</w:t>
+      </w:r>
+      <w:r>
+        <w:rPr>
+          <w:b w:val="0"/>
+        </w:rPr>
+        <w:t xml:space="preserve"> with </w:t>
+      </w:r>
+      <w:r>
+        <w:rPr>
+          <w:b/>
+        </w:rPr>
+        <w:t>validation</w:t>
+      </w:r>
+      <w:r>
+        <w:rPr>
+          <w:b w:val="0"/>
+        </w:rPr>
+        <w:t xml:space="preserve">, search, </w:t>
+      </w:r>
+      <w:r>
+        <w:rPr>
+          <w:b/>
+        </w:rPr>
+        <w:t>state</w:t>
+      </w:r>
+      <w:r>
+        <w:rPr>
+          <w:b w:val="0"/>
+        </w:rPr>
+        <w:t xml:space="preserve"> change and stopping rules.</w:t>
+      </w:r>
+    </w:p>
+    <w:p>
+      <w:pPr>
+        <w:spacing w:line="336" w:lineRule="auto" w:after="180"/>
+      </w:pPr>
+      <w:r>
+        <w:rPr>
+          <w:b w:val="0"/>
+        </w:rPr>
+        <w:t>Trace 6 people No and explain the outcome for a blank quiet field. No booking takes place.</w:t>
+      </w:r>
+    </w:p>
+    <w:p>
+      <w:pPr>
+        <w:spacing w:line="336" w:lineRule="auto" w:after="180"/>
+      </w:pPr>
+      <w:r>
+        <w:rPr>
+          <w:b w:val="0"/>
+        </w:rPr>
+        <w:t>Validate group size and Yes or No; request clarification and stop if invalid. Start C1; check capacity and quiet. If both pass, suggest and stop; otherwise advance to C2. If C2 also fails, report no match and stop.</w:t>
+      </w:r>
+    </w:p>
+    <w:p>
+      <w:pPr>
+        <w:spacing w:line="336" w:lineRule="auto" w:after="180"/>
+      </w:pPr>
+      <w:r>
+        <w:rPr>
+          <w:b w:val="0"/>
+        </w:rPr>
+        <w:t xml:space="preserve">For 6 No, C1 fails capacity, C2 passes capacity with quiet unrestricted, so suggest C2. Blank quiet requires clarification before searching. Each failed row advances, so at most two </w:t>
+      </w:r>
+      <w:r>
+        <w:rPr>
+          <w:b/>
+        </w:rPr>
+        <w:t>candidate</w:t>
+      </w:r>
+      <w:r>
+        <w:rPr>
+          <w:b w:val="0"/>
+        </w:rPr>
+        <w:t>s are checked.</w:t>
       </w:r>
     </w:p>
     <w:p>
@@ -5106,7 +5738,7 @@
         <w:pStyle w:val="Heading3"/>
       </w:pPr>
       <w:r>
-        <w:t>Explanations for the additional workbook examples</w:t>
+        <w:t>W5 Preserve the first compatible option</w:t>
       </w:r>
     </w:p>
     <w:p>
@@ -5114,7 +5746,7 @@
         <w:pStyle w:val="Heading3"/>
       </w:pPr>
       <w:r>
-        <w:t>W1 Describe all possible kinds of ending</w:t>
+        <w:t>Assess independent transfer</w:t>
       </w:r>
     </w:p>
     <w:p>
@@ -5122,1312 +5754,380 @@
         <w:pStyle w:val="Heading3"/>
       </w:pPr>
       <w:r>
-        <w:t>Workbook question · W1</w:t>
+        <w:t>Selected case answer</w:t>
+      </w:r>
+    </w:p>
+    <w:p>
+      <w:pPr>
+        <w:pStyle w:val="Heading3"/>
+      </w:pPr>
+      <w:r>
+        <w:t>Feedback that the learner uses</w:t>
+      </w:r>
+    </w:p>
+    <w:p>
+      <w:pPr>
+        <w:pStyle w:val="Heading1"/>
+      </w:pPr>
+      <w:r>
+        <w:t>06. Connect, adapt and return</w:t>
+      </w:r>
+    </w:p>
+    <w:p>
+      <w:r>
+        <w:t>Retain the project evidence and revisit the reasoning on a changed case.</w:t>
+      </w:r>
+    </w:p>
+    <w:p>
+      <w:pPr>
+        <w:pStyle w:val="Heading2"/>
+      </w:pPr>
+      <w:r>
+        <w:t>Project evidence to keep</w:t>
       </w:r>
     </w:p>
     <w:p>
       <w:pPr>
         <w:spacing w:line="336" w:lineRule="auto" w:after="180"/>
-        <w:shd w:fill="F5F1FB"/>
-      </w:pPr>
-      <w:r>
-        <w:rPr>
-          <w:b w:val="0"/>
-        </w:rPr>
-        <w:t xml:space="preserve">Name the three kinds of final </w:t>
+      </w:pPr>
+      <w:r>
+        <w:rPr>
+          <w:b w:val="0"/>
+        </w:rPr>
+        <w:t xml:space="preserve">Complete the sorter v1 </w:t>
       </w:r>
       <w:r>
         <w:rPr>
           <w:b/>
         </w:rPr>
+        <w:t>decision flow</w:t>
+      </w:r>
+      <w:r>
+        <w:rPr>
+          <w:b w:val="0"/>
+        </w:rPr>
+        <w:t xml:space="preserve"> and annotate every </w:t>
+      </w:r>
+      <w:r>
+        <w:rPr>
+          <w:b/>
+        </w:rPr>
+        <w:t>branch</w:t>
+      </w:r>
+      <w:r>
+        <w:rPr>
+          <w:b w:val="0"/>
+        </w:rPr>
+        <w:t xml:space="preserve"> with the </w:t>
+      </w:r>
+      <w:r>
+        <w:rPr>
+          <w:b/>
+        </w:rPr>
+        <w:t>evidence</w:t>
+      </w:r>
+      <w:r>
+        <w:rPr>
+          <w:b w:val="0"/>
+        </w:rPr>
+        <w:t xml:space="preserve"> it uses.</w:t>
+      </w:r>
+    </w:p>
+    <w:p>
+      <w:pPr>
+        <w:spacing w:line="336" w:lineRule="auto" w:after="180"/>
+      </w:pPr>
+      <w:r>
+        <w:rPr>
+          <w:b w:val="0"/>
+        </w:rPr>
+        <w:t xml:space="preserve">Keep the decision, </w:t>
+      </w:r>
+      <w:r>
+        <w:rPr>
+          <w:b/>
+        </w:rPr>
+        <w:t>input</w:t>
+      </w:r>
+      <w:r>
+        <w:rPr>
+          <w:b w:val="0"/>
+        </w:rPr>
+        <w:t xml:space="preserve">, result, </w:t>
+      </w:r>
+      <w:r>
+        <w:rPr>
+          <w:b/>
+        </w:rPr>
+        <w:t>explanation</w:t>
+      </w:r>
+      <w:r>
+        <w:rPr>
+          <w:b w:val="0"/>
+        </w:rPr>
+        <w:t xml:space="preserve"> and remaining limitation in the project </w:t>
+      </w:r>
+      <w:r>
+        <w:rPr>
+          <w:b/>
+        </w:rPr>
+        <w:t>evidence</w:t>
+      </w:r>
+      <w:r>
+        <w:rPr>
+          <w:b w:val="0"/>
+        </w:rPr>
+        <w:t xml:space="preserve"> record. Retrieve this record next week rather than restarting the project.</w:t>
+      </w:r>
+    </w:p>
+    <w:p>
+      <w:pPr>
+        <w:spacing w:line="336" w:lineRule="auto" w:after="180"/>
+      </w:pPr>
+      <w:r>
+        <w:rPr>
+          <w:b w:val="0"/>
+        </w:rPr>
+        <w:t xml:space="preserve">Draw the sorter’s decision </w:t>
+      </w:r>
+      <w:r>
+        <w:rPr>
+          <w:b/>
+        </w:rPr>
+        <w:t>branch</w:t>
+      </w:r>
+      <w:r>
+        <w:rPr>
+          <w:b w:val="0"/>
+        </w:rPr>
+        <w:t xml:space="preserve">es, loop-back arrows, final </w:t>
+      </w:r>
+      <w:r>
+        <w:rPr>
+          <w:b/>
+        </w:rPr>
         <w:t>output</w:t>
       </w:r>
       <w:r>
         <w:rPr>
           <w:b w:val="0"/>
         </w:rPr>
-        <w:t xml:space="preserve"> in the activity </w:t>
+        <w:t>s and invalid-</w:t>
       </w:r>
       <w:r>
         <w:rPr>
           <w:b/>
         </w:rPr>
+        <w:t>input</w:t>
+      </w:r>
+      <w:r>
+        <w:rPr>
+          <w:b w:val="0"/>
+        </w:rPr>
+        <w:t xml:space="preserve"> path so every valid case can terminate.</w:t>
+      </w:r>
+    </w:p>
+    <w:p>
+      <w:pPr>
+        <w:pStyle w:val="Heading2"/>
+      </w:pPr>
+      <w:r>
+        <w:t>Support while preserving the reasoning goal</w:t>
+      </w:r>
+    </w:p>
+    <w:p>
+      <w:pPr>
+        <w:spacing w:line="336" w:lineRule="auto" w:after="180"/>
+      </w:pPr>
+      <w:r>
+        <w:rPr>
+          <w:b w:val="0"/>
+        </w:rPr>
+        <w:t xml:space="preserve">Use physical cards, spoken </w:t>
+      </w:r>
+      <w:r>
+        <w:rPr>
+          <w:b/>
+        </w:rPr>
+        <w:t>explanation</w:t>
+      </w:r>
+      <w:r>
+        <w:rPr>
+          <w:b w:val="0"/>
+        </w:rPr>
+        <w:t xml:space="preserve">s and a three-stage drawing. Read aloud without giving the answer. Stretch: compare two </w:t>
+      </w:r>
+      <w:r>
+        <w:rPr>
+          <w:b/>
+        </w:rPr>
+        <w:t>mechanism</w:t>
+      </w:r>
+      <w:r>
+        <w:rPr>
+          <w:b w:val="0"/>
+        </w:rPr>
+        <w:t xml:space="preserve">s with the same visible </w:t>
+      </w:r>
+      <w:r>
+        <w:rPr>
+          <w:b/>
+        </w:rPr>
+        <w:t>output</w:t>
+      </w:r>
+      <w:r>
+        <w:rPr>
+          <w:b w:val="0"/>
+        </w:rPr>
+        <w:t xml:space="preserve"> and explain what </w:t>
+      </w:r>
+      <w:r>
+        <w:rPr>
+          <w:b/>
+        </w:rPr>
+        <w:t>evidence</w:t>
+      </w:r>
+      <w:r>
+        <w:rPr>
+          <w:b w:val="0"/>
+        </w:rPr>
+        <w:t xml:space="preserve"> distinguishes them.</w:t>
+      </w:r>
+    </w:p>
+    <w:p>
+      <w:pPr>
+        <w:spacing w:line="336" w:lineRule="auto" w:after="180"/>
+      </w:pPr>
+      <w:r>
+        <w:rPr>
+          <w:b w:val="0"/>
+        </w:rPr>
+        <w:t xml:space="preserve">Move a marker down the </w:t>
+      </w:r>
+      <w:r>
+        <w:rPr>
+          <w:b/>
+        </w:rPr>
+        <w:t>candidate</w:t>
+      </w:r>
+      <w:r>
+        <w:rPr>
+          <w:b w:val="0"/>
+        </w:rPr>
+        <w:t xml:space="preserve"> cards while leaving the request card fixed. Use separate time and quiet ticks before combining them.</w:t>
+      </w:r>
+    </w:p>
+    <w:p>
+      <w:pPr>
+        <w:spacing w:line="336" w:lineRule="auto" w:after="180"/>
+      </w:pPr>
+      <w:r>
+        <w:rPr>
+          <w:b w:val="0"/>
+        </w:rPr>
+        <w:t xml:space="preserve">Extension: compare the number of </w:t>
+      </w:r>
+      <w:r>
+        <w:rPr>
+          <w:b/>
+        </w:rPr>
+        <w:t>candidate</w:t>
+      </w:r>
+      <w:r>
+        <w:rPr>
+          <w:b w:val="0"/>
+        </w:rPr>
+        <w:t xml:space="preserve">s examined by the early-stop </w:t>
+      </w:r>
+      <w:r>
+        <w:rPr>
+          <w:b/>
+        </w:rPr>
         <w:t>process</w:t>
       </w:r>
       <w:r>
         <w:rPr>
           <w:b w:val="0"/>
         </w:rPr>
-        <w:t xml:space="preserve"> and the condition that leads to each. Explain why a </w:t>
+        <w:t xml:space="preserve"> and the full manual checklist without claiming a measured time saving.</w:t>
+      </w:r>
+    </w:p>
+    <w:p>
+      <w:pPr>
+        <w:spacing w:line="336" w:lineRule="auto" w:after="180"/>
+      </w:pPr>
+      <w:r>
+        <w:rPr>
+          <w:b w:val="0"/>
+        </w:rPr>
+        <w:t xml:space="preserve">W4 must contain </w:t>
       </w:r>
       <w:r>
         <w:rPr>
           <w:b/>
         </w:rPr>
-        <w:t>candidate</w:t>
-      </w:r>
-      <w:r>
-        <w:rPr>
-          <w:b w:val="0"/>
-        </w:rPr>
-        <w:t xml:space="preserve"> failing its time check is not automatically a final no-match result.</w:t>
-      </w:r>
-    </w:p>
-    <w:p>
-      <w:pPr>
-        <w:pStyle w:val="Heading3"/>
-      </w:pPr>
-      <w:r>
-        <w:t>Teacher reasoning · W1</w:t>
+        <w:t>input</w:t>
+      </w:r>
+      <w:r>
+        <w:rPr>
+          <w:b w:val="0"/>
+        </w:rPr>
+        <w:t xml:space="preserve"> </w:t>
+      </w:r>
+      <w:r>
+        <w:rPr>
+          <w:b/>
+        </w:rPr>
+        <w:t>validation</w:t>
+      </w:r>
+      <w:r>
+        <w:rPr>
+          <w:b w:val="0"/>
+        </w:rPr>
+        <w:t>, both room checks, first-match stopping, advancement, exhaustion and the C2 trace for 6 No. Blank quiet must produce clarification.</w:t>
       </w:r>
     </w:p>
     <w:p>
       <w:pPr>
         <w:spacing w:line="336" w:lineRule="auto" w:after="180"/>
-        <w:shd w:fill="F1F6FC"/>
-      </w:pPr>
-      <w:r>
-        <w:rPr>
-          <w:b w:val="0"/>
-        </w:rPr>
-        <w:t xml:space="preserve">Clarification follows invalid or missing </w:t>
+      </w:pPr>
+      <w:r>
+        <w:rPr>
+          <w:b w:val="0"/>
+        </w:rPr>
+        <w:t xml:space="preserve">After support change the request to 6 Yes: both rooms fail different conditions, so no match after two checks. Require an </w:t>
       </w:r>
       <w:r>
         <w:rPr>
           <w:b/>
         </w:rPr>
+        <w:t>explanation</w:t>
+      </w:r>
+      <w:r>
+        <w:rPr>
+          <w:b w:val="0"/>
+        </w:rPr>
+        <w:t xml:space="preserve"> that this is different from invalid </w:t>
+      </w:r>
+      <w:r>
+        <w:rPr>
+          <w:b/>
+        </w:rPr>
         <w:t>input</w:t>
       </w:r>
       <w:r>
         <w:rPr>
           <w:b w:val="0"/>
         </w:rPr>
-        <w:t xml:space="preserve">. A suggestion follows the first </w:t>
-      </w:r>
-      <w:r>
-        <w:rPr>
-          <w:b/>
-        </w:rPr>
-        <w:t>candidate</w:t>
-      </w:r>
-      <w:r>
-        <w:rPr>
-          <w:b w:val="0"/>
-        </w:rPr>
-        <w:t xml:space="preserve"> passing both compatibility conditions. No match follows a valid request after all </w:t>
-      </w:r>
-      <w:r>
-        <w:rPr>
-          <w:b/>
-        </w:rPr>
-        <w:t>candidate</w:t>
-      </w:r>
-      <w:r>
-        <w:rPr>
-          <w:b w:val="0"/>
-        </w:rPr>
-        <w:t>s fail.</w:t>
-      </w:r>
-    </w:p>
-    <w:p>
-      <w:pPr>
-        <w:spacing w:line="336" w:lineRule="auto" w:after="180"/>
-        <w:shd w:fill="F1F6FC"/>
-      </w:pPr>
-      <w:r>
-        <w:rPr>
-          <w:b w:val="0"/>
-        </w:rPr>
-        <w:t xml:space="preserve">A single failed </w:t>
-      </w:r>
-      <w:r>
-        <w:rPr>
-          <w:b/>
-        </w:rPr>
-        <w:t>candidate</w:t>
-      </w:r>
-      <w:r>
-        <w:rPr>
-          <w:b w:val="0"/>
-        </w:rPr>
-        <w:t xml:space="preserve"> does not settle whether later </w:t>
-      </w:r>
-      <w:r>
-        <w:rPr>
-          <w:b/>
-        </w:rPr>
-        <w:t>candidate</w:t>
-      </w:r>
-      <w:r>
-        <w:rPr>
-          <w:b w:val="0"/>
-        </w:rPr>
-        <w:t xml:space="preserve">s fit, so the </w:t>
-      </w:r>
-      <w:r>
-        <w:rPr>
-          <w:b/>
-        </w:rPr>
-        <w:t>process</w:t>
-      </w:r>
-      <w:r>
-        <w:rPr>
-          <w:b w:val="0"/>
-        </w:rPr>
-        <w:t xml:space="preserve"> must advance.</w:t>
-      </w:r>
-    </w:p>
-    <w:p>
-      <w:pPr>
-        <w:pStyle w:val="Heading3"/>
-      </w:pPr>
-      <w:r>
-        <w:t>W2 Track the current candidate</w:t>
-      </w:r>
-    </w:p>
-    <w:p>
-      <w:pPr>
-        <w:pStyle w:val="Heading3"/>
-      </w:pPr>
-      <w:r>
-        <w:t>Workbook question · W2</w:t>
-      </w:r>
-    </w:p>
-    <w:p>
-      <w:pPr>
-        <w:spacing w:line="336" w:lineRule="auto" w:after="180"/>
-        <w:shd w:fill="F5F1FB"/>
-      </w:pPr>
-      <w:r>
-        <w:rPr>
-          <w:b w:val="0"/>
-        </w:rPr>
-        <w:t xml:space="preserve">Trace 9 minutes with Quiet required No. Record the current </w:t>
-      </w:r>
-      <w:r>
-        <w:rPr>
-          <w:b/>
-        </w:rPr>
-        <w:t>candidate</w:t>
-      </w:r>
-      <w:r>
-        <w:rPr>
-          <w:b w:val="0"/>
-        </w:rPr>
-        <w:t xml:space="preserve">, time result, quiet condition and next step until the </w:t>
-      </w:r>
-      <w:r>
-        <w:rPr>
-          <w:b/>
-        </w:rPr>
-        <w:t>process</w:t>
-      </w:r>
-      <w:r>
-        <w:rPr>
-          <w:b w:val="0"/>
-        </w:rPr>
-        <w:t xml:space="preserve"> stops. Explain why the request values should not change as the </w:t>
-      </w:r>
-      <w:r>
-        <w:rPr>
-          <w:b/>
-        </w:rPr>
-        <w:t>candidate</w:t>
-      </w:r>
-      <w:r>
-        <w:rPr>
-          <w:b w:val="0"/>
-        </w:rPr>
-        <w:t xml:space="preserve"> advances.</w:t>
-      </w:r>
-    </w:p>
-    <w:p>
-      <w:pPr>
-        <w:pStyle w:val="Heading3"/>
-      </w:pPr>
-      <w:r>
-        <w:t>Teacher reasoning · W2</w:t>
-      </w:r>
-    </w:p>
-    <w:p>
-      <w:pPr>
-        <w:spacing w:line="336" w:lineRule="auto" w:after="180"/>
-        <w:shd w:fill="F1F6FC"/>
-      </w:pPr>
-      <w:r>
-        <w:rPr>
-          <w:b w:val="0"/>
-        </w:rPr>
-        <w:t>B1 fails time because 10 is greater than 9; quiet is unrestricted. Advance to B2. B2 passes time because 8 is no more than 9 and quiet is not required, so suggest B2 and stop.</w:t>
-      </w:r>
-    </w:p>
-    <w:p>
-      <w:pPr>
-        <w:spacing w:line="336" w:lineRule="auto" w:after="180"/>
-        <w:shd w:fill="F1F6FC"/>
-      </w:pPr>
-      <w:r>
-        <w:rPr>
-          <w:b/>
-        </w:rPr>
-        <w:t>Candidate</w:t>
-      </w:r>
-      <w:r>
-        <w:rPr>
-          <w:b w:val="0"/>
-        </w:rPr>
-        <w:t xml:space="preserve"> </w:t>
-      </w:r>
-      <w:r>
-        <w:rPr>
-          <w:b/>
-        </w:rPr>
-        <w:t>state</w:t>
-      </w:r>
-      <w:r>
-        <w:rPr>
-          <w:b w:val="0"/>
-        </w:rPr>
-        <w:t xml:space="preserve"> changes to search the catalogue; changing the request values would solve a different task.</w:t>
-      </w:r>
-    </w:p>
-    <w:p>
-      <w:pPr>
-        <w:pStyle w:val="Heading3"/>
-      </w:pPr>
-      <w:r>
-        <w:t>W3 Repair an incorrect branch</w:t>
-      </w:r>
-    </w:p>
-    <w:p>
-      <w:pPr>
-        <w:pStyle w:val="Heading3"/>
-      </w:pPr>
-      <w:r>
-        <w:t>Workbook question · W3</w:t>
-      </w:r>
-    </w:p>
-    <w:p>
-      <w:pPr>
-        <w:spacing w:line="336" w:lineRule="auto" w:after="180"/>
-        <w:shd w:fill="F5F1FB"/>
-      </w:pPr>
-      <w:r>
-        <w:rPr>
-          <w:b w:val="0"/>
-        </w:rPr>
-        <w:t>A design says “If the activity is quiet OR its time fits, suggest it.” For 5 minutes with Quiet required Yes it selects B1. Identify the failed requirement and replace the condition with a correct one.</w:t>
-      </w:r>
-    </w:p>
-    <w:p>
-      <w:pPr>
-        <w:spacing w:line="336" w:lineRule="auto" w:after="180"/>
-        <w:shd w:fill="F5F1FB"/>
-      </w:pPr>
-      <w:r>
-        <w:rPr>
-          <w:b w:val="0"/>
-        </w:rPr>
-        <w:t>Give the correct result for this request.</w:t>
-      </w:r>
-    </w:p>
-    <w:p>
-      <w:pPr>
-        <w:pStyle w:val="Heading3"/>
-      </w:pPr>
-      <w:r>
-        <w:t>Teacher reasoning · W3</w:t>
-      </w:r>
-    </w:p>
-    <w:p>
-      <w:pPr>
-        <w:spacing w:line="336" w:lineRule="auto" w:after="180"/>
-        <w:shd w:fill="F1F6FC"/>
-      </w:pPr>
-      <w:r>
-        <w:rPr>
-          <w:b w:val="0"/>
-        </w:rPr>
-        <w:t>B1 is quiet but requires 10 minutes, exceeding 5. Require time to fit AND the quiet condition to hold. The quiet condition is either quiet not required or a quiet activity.</w:t>
-      </w:r>
-    </w:p>
-    <w:p>
-      <w:pPr>
-        <w:spacing w:line="336" w:lineRule="auto" w:after="180"/>
-        <w:shd w:fill="F1F6FC"/>
-      </w:pPr>
-      <w:r>
-        <w:rPr>
-          <w:b w:val="0"/>
-        </w:rPr>
-        <w:t xml:space="preserve">No catalogue activity fits 5 minutes, so the correct </w:t>
-      </w:r>
-      <w:r>
-        <w:rPr>
-          <w:b/>
-        </w:rPr>
-        <w:t>output</w:t>
-      </w:r>
-      <w:r>
-        <w:rPr>
-          <w:b w:val="0"/>
-        </w:rPr>
-        <w:t xml:space="preserve"> is no match after checking all </w:t>
-      </w:r>
-      <w:r>
-        <w:rPr>
-          <w:b/>
-        </w:rPr>
-        <w:t>candidate</w:t>
-      </w:r>
-      <w:r>
-        <w:rPr>
-          <w:b w:val="0"/>
-        </w:rPr>
-        <w:t>s.</w:t>
-      </w:r>
-    </w:p>
-    <w:p>
-      <w:pPr>
-        <w:pStyle w:val="Heading3"/>
-      </w:pPr>
-      <w:r>
-        <w:t>W4 Design a complete room decision process</w:t>
-      </w:r>
-    </w:p>
-    <w:p>
-      <w:pPr>
-        <w:pStyle w:val="Heading3"/>
-      </w:pPr>
-      <w:r>
-        <w:t>Workbook question · W4</w:t>
-      </w:r>
-    </w:p>
-    <w:p>
-      <w:pPr>
-        <w:spacing w:line="336" w:lineRule="auto" w:after="180"/>
-        <w:shd w:fill="F5F1FB"/>
-      </w:pPr>
-      <w:r>
-        <w:rPr>
-          <w:b w:val="0"/>
-        </w:rPr>
-        <w:t>A new paper catalogue lists C1 first, capacity 4, quiet Yes; C2 second, capacity 8, quiet No. Valid requests give a whole group size from 1 to 10 and Quiet required Yes or No.</w:t>
-      </w:r>
-    </w:p>
-    <w:p>
-      <w:pPr>
-        <w:spacing w:line="336" w:lineRule="auto" w:after="180"/>
-        <w:shd w:fill="F5F1FB"/>
-      </w:pPr>
-      <w:r>
-        <w:rPr>
-          <w:b w:val="0"/>
-        </w:rPr>
-        <w:t xml:space="preserve">A room fits if capacity is at least group size and the quiet condition is met; choose the first fit. Write a complete </w:t>
-      </w:r>
-      <w:r>
-        <w:rPr>
-          <w:b/>
-        </w:rPr>
-        <w:t>process</w:t>
-      </w:r>
-      <w:r>
-        <w:rPr>
-          <w:b w:val="0"/>
-        </w:rPr>
-        <w:t xml:space="preserve"> with </w:t>
-      </w:r>
-      <w:r>
-        <w:rPr>
-          <w:b/>
-        </w:rPr>
-        <w:t>validation</w:t>
-      </w:r>
-      <w:r>
-        <w:rPr>
-          <w:b w:val="0"/>
-        </w:rPr>
-        <w:t xml:space="preserve">, search, </w:t>
-      </w:r>
-      <w:r>
-        <w:rPr>
-          <w:b/>
-        </w:rPr>
-        <w:t>state</w:t>
-      </w:r>
-      <w:r>
-        <w:rPr>
-          <w:b w:val="0"/>
-        </w:rPr>
-        <w:t xml:space="preserve"> change and stopping rules.</w:t>
-      </w:r>
-    </w:p>
-    <w:p>
-      <w:pPr>
-        <w:spacing w:line="336" w:lineRule="auto" w:after="180"/>
-        <w:shd w:fill="F5F1FB"/>
-      </w:pPr>
-      <w:r>
-        <w:rPr>
-          <w:b w:val="0"/>
-        </w:rPr>
-        <w:t>Trace 6 people No and explain the outcome for a blank quiet field. No booking takes place.</w:t>
-      </w:r>
-    </w:p>
-    <w:p>
-      <w:pPr>
-        <w:pStyle w:val="Heading3"/>
-      </w:pPr>
-      <w:r>
-        <w:t>Teacher reasoning · W4</w:t>
-      </w:r>
-    </w:p>
-    <w:p>
-      <w:pPr>
-        <w:spacing w:line="336" w:lineRule="auto" w:after="180"/>
-        <w:shd w:fill="F1F6FC"/>
-      </w:pPr>
-      <w:r>
-        <w:rPr>
-          <w:b w:val="0"/>
-        </w:rPr>
-        <w:t>Validate group size and Yes or No; request clarification and stop if invalid. Start C1; check capacity and quiet. If both pass, suggest and stop; otherwise advance to C2. If C2 also fails, report no match and stop.</w:t>
-      </w:r>
-    </w:p>
-    <w:p>
-      <w:pPr>
-        <w:spacing w:line="336" w:lineRule="auto" w:after="180"/>
-        <w:shd w:fill="F1F6FC"/>
-      </w:pPr>
-      <w:r>
-        <w:rPr>
-          <w:b w:val="0"/>
-        </w:rPr>
-        <w:t xml:space="preserve">For 6 No, C1 fails capacity, C2 passes capacity with quiet unrestricted, so suggest C2. Blank quiet requires clarification before searching. Each failed row advances, so at most two </w:t>
-      </w:r>
-      <w:r>
-        <w:rPr>
-          <w:b/>
-        </w:rPr>
-        <w:t>candidate</w:t>
-      </w:r>
-      <w:r>
-        <w:rPr>
-          <w:b w:val="0"/>
-        </w:rPr>
-        <w:t>s are checked.</w:t>
-      </w:r>
-    </w:p>
-    <w:p>
-      <w:pPr>
-        <w:pStyle w:val="Heading3"/>
-      </w:pPr>
-      <w:r>
-        <w:t>W5 Preserve the first compatible option</w:t>
-      </w:r>
-    </w:p>
-    <w:p>
-      <w:pPr>
-        <w:pStyle w:val="Heading3"/>
-      </w:pPr>
-      <w:r>
-        <w:t>Workbook question · W5</w:t>
-      </w:r>
-    </w:p>
-    <w:p>
-      <w:pPr>
-        <w:spacing w:line="336" w:lineRule="auto" w:after="180"/>
-        <w:shd w:fill="F5F1FB"/>
-      </w:pPr>
-      <w:r>
-        <w:rPr>
-          <w:b w:val="0"/>
-        </w:rPr>
-        <w:t>For the activity catalogue, 15 minutes with Quiet required No allows several activities. Explain why returning the last compatible row breaks the agreed rule even though it fits.</w:t>
-      </w:r>
-    </w:p>
-    <w:p>
-      <w:pPr>
-        <w:spacing w:line="336" w:lineRule="auto" w:after="180"/>
-        <w:shd w:fill="F5F1FB"/>
-      </w:pPr>
-      <w:r>
-        <w:rPr>
-          <w:b w:val="0"/>
-        </w:rPr>
-        <w:t>Describe a stopping rule that preserves the first match, and one way to check that a loop cannot repeat forever.</w:t>
-      </w:r>
-    </w:p>
-    <w:p>
-      <w:pPr>
-        <w:pStyle w:val="Heading3"/>
-      </w:pPr>
-      <w:r>
-        <w:t>Teacher reasoning · W5</w:t>
-      </w:r>
-    </w:p>
-    <w:p>
-      <w:pPr>
-        <w:spacing w:line="336" w:lineRule="auto" w:after="180"/>
-        <w:shd w:fill="F1F6FC"/>
-      </w:pPr>
-      <w:r>
-        <w:rPr>
-          <w:b w:val="0"/>
-        </w:rPr>
-        <w:t xml:space="preserve">All four activities fit, but the tie rule requires B1 first. Returning B4 meets compatibility but not the full specification. Stop immediately after the first passing </w:t>
-      </w:r>
-      <w:r>
-        <w:rPr>
-          <w:b/>
-        </w:rPr>
-        <w:t>candidate</w:t>
-      </w:r>
-      <w:r>
-        <w:rPr>
-          <w:b w:val="0"/>
-        </w:rPr>
         <w:t>.</w:t>
       </w:r>
     </w:p>
     <w:p>
       <w:pPr>
-        <w:spacing w:line="336" w:lineRule="auto" w:after="180"/>
-        <w:shd w:fill="F1F6FC"/>
-      </w:pPr>
-      <w:r>
-        <w:rPr>
-          <w:b w:val="0"/>
-        </w:rPr>
-        <w:t>Check that every failure advances exactly one row, no row is revisited and exhaustion of B4 ends with no match.</w:t>
-      </w:r>
-    </w:p>
-    <w:p>
-      <w:pPr>
-        <w:pStyle w:val="Heading3"/>
-      </w:pPr>
-      <w:r>
-        <w:t>Assess independent transfer</w:t>
-      </w:r>
-    </w:p>
-    <w:p>
-      <w:pPr>
-        <w:pStyle w:val="Heading3"/>
-      </w:pPr>
-      <w:r>
-        <w:t>Independent question · withhold the key</w:t>
-      </w:r>
-    </w:p>
-    <w:p>
-      <w:pPr>
-        <w:spacing w:line="336" w:lineRule="auto" w:after="180"/>
-        <w:shd w:fill="F5F1FB"/>
-      </w:pPr>
-      <w:r>
-        <w:rPr>
-          <w:b w:val="0"/>
-        </w:rPr>
-        <w:t>Selected case: A new paper catalogue lists C1 first, capacity 4, quiet Yes; C2 second, capacity 8, quiet No. Valid requests give a whole group size from 1 to 10 and Quiet required Yes or No.</w:t>
-      </w:r>
-    </w:p>
-    <w:p>
-      <w:pPr>
-        <w:spacing w:line="336" w:lineRule="auto" w:after="180"/>
-        <w:shd w:fill="F5F1FB"/>
-      </w:pPr>
-      <w:r>
-        <w:rPr>
-          <w:b w:val="0"/>
-        </w:rPr>
-        <w:t xml:space="preserve">A room fits if capacity is at least group size and the quiet condition is met; choose the first fit. Write a complete </w:t>
-      </w:r>
-      <w:r>
-        <w:rPr>
-          <w:b/>
-        </w:rPr>
-        <w:t>process</w:t>
-      </w:r>
-      <w:r>
-        <w:rPr>
-          <w:b w:val="0"/>
-        </w:rPr>
-        <w:t xml:space="preserve"> with </w:t>
-      </w:r>
-      <w:r>
-        <w:rPr>
-          <w:b/>
-        </w:rPr>
-        <w:t>validation</w:t>
-      </w:r>
-      <w:r>
-        <w:rPr>
-          <w:b w:val="0"/>
-        </w:rPr>
-        <w:t xml:space="preserve">, search, </w:t>
-      </w:r>
-      <w:r>
-        <w:rPr>
-          <w:b/>
-        </w:rPr>
-        <w:t>state</w:t>
-      </w:r>
-      <w:r>
-        <w:rPr>
-          <w:b w:val="0"/>
-        </w:rPr>
-        <w:t xml:space="preserve"> change and stopping rules.</w:t>
-      </w:r>
-    </w:p>
-    <w:p>
-      <w:pPr>
-        <w:spacing w:line="336" w:lineRule="auto" w:after="180"/>
-        <w:shd w:fill="F5F1FB"/>
-      </w:pPr>
-      <w:r>
-        <w:rPr>
-          <w:b w:val="0"/>
-        </w:rPr>
-        <w:t>Trace 6 people No and explain the outcome for a blank quiet field. No booking takes place.</w:t>
-      </w:r>
-    </w:p>
-    <w:p>
-      <w:pPr>
-        <w:pStyle w:val="Heading3"/>
-      </w:pPr>
-      <w:r>
-        <w:t>Selected case answer</w:t>
-      </w:r>
-    </w:p>
-    <w:p>
-      <w:pPr>
-        <w:pStyle w:val="Heading3"/>
-      </w:pPr>
-      <w:r>
-        <w:t>Teacher key · Selected case answer</w:t>
-      </w:r>
-    </w:p>
-    <w:p>
-      <w:pPr>
-        <w:spacing w:line="336" w:lineRule="auto" w:after="180"/>
-        <w:shd w:fill="F1F6FC"/>
-      </w:pPr>
-      <w:r>
-        <w:rPr>
-          <w:b w:val="0"/>
-        </w:rPr>
-        <w:t>Validate group size and Yes or No; request clarification and stop if invalid. Start C1; check capacity and quiet. If both pass, suggest and stop; otherwise advance to C2. If C2 also fails, report no match and stop.</w:t>
-      </w:r>
-    </w:p>
-    <w:p>
-      <w:pPr>
-        <w:spacing w:line="336" w:lineRule="auto" w:after="180"/>
-        <w:shd w:fill="F1F6FC"/>
-      </w:pPr>
-      <w:r>
-        <w:rPr>
-          <w:b w:val="0"/>
-        </w:rPr>
-        <w:t xml:space="preserve">For 6 No, C1 fails capacity, C2 passes capacity with quiet unrestricted, so suggest C2. Blank quiet requires clarification before searching. Each failed row advances, so at most two </w:t>
-      </w:r>
-      <w:r>
-        <w:rPr>
-          <w:b/>
-        </w:rPr>
-        <w:t>candidate</w:t>
-      </w:r>
-      <w:r>
-        <w:rPr>
-          <w:b w:val="0"/>
-        </w:rPr>
-        <w:t>s are checked.</w:t>
-      </w:r>
-    </w:p>
-    <w:tbl>
-      <w:tblPr>
-        <w:tblStyle w:val="LightShading-Accent1"/>
-        <w:tblW w:type="auto" w:w="0"/>
-        <w:tblLook w:firstColumn="1" w:firstRow="1" w:lastColumn="0" w:lastRow="0" w:noHBand="0" w:noVBand="1" w:val="04A0"/>
-      </w:tblPr>
-      <w:tblGrid>
-        <w:gridCol w:w="5112"/>
-        <w:gridCol w:w="5112"/>
-      </w:tblGrid>
-      <w:tr>
-        <w:trPr>
-          <w:tblHeader/>
-        </w:trPr>
-        <w:tc>
-          <w:tcPr>
-            <w:tcW w:type="dxa" w:w="5112"/>
-          </w:tcPr>
-          <w:p>
-            <w:r>
-              <w:t>Dimension</w:t>
-            </w:r>
-          </w:p>
-        </w:tc>
-        <w:tc>
-          <w:tcPr>
-            <w:tcW w:type="dxa" w:w="5112"/>
-          </w:tcPr>
-          <w:p>
-            <w:r>
-              <w:t>Evidence required</w:t>
-            </w:r>
-          </w:p>
-        </w:tc>
-      </w:tr>
-      <w:tr>
-        <w:tc>
-          <w:tcPr>
-            <w:tcW w:type="dxa" w:w="5112"/>
-          </w:tcPr>
-          <w:p>
-            <w:r>
-              <w:t>Explanation</w:t>
-            </w:r>
-          </w:p>
-        </w:tc>
-        <w:tc>
-          <w:tcPr>
-            <w:tcW w:type="dxa" w:w="5112"/>
-          </w:tcPr>
-          <w:p>
-            <w:r>
-              <w:t>Names the applicable idea or procedure and ties it to the supplied facts.</w:t>
-            </w:r>
-          </w:p>
-        </w:tc>
-      </w:tr>
-      <w:tr>
-        <w:tc>
-          <w:tcPr>
-            <w:tcW w:type="dxa" w:w="5112"/>
-          </w:tcPr>
-          <w:p>
-            <w:r>
-              <w:t>Trace and result</w:t>
-            </w:r>
-          </w:p>
-        </w:tc>
-        <w:tc>
-          <w:tcPr>
-            <w:tcW w:type="dxa" w:w="5112"/>
-          </w:tcPr>
-          <w:p>
-            <w:r>
-              <w:t>Preserves the given inputs and shows the relevant intermediate steps; distinguishes a prediction from an observed execution.</w:t>
-            </w:r>
-          </w:p>
-        </w:tc>
-      </w:tr>
-      <w:tr>
-        <w:tc>
-          <w:tcPr>
-            <w:tcW w:type="dxa" w:w="5112"/>
-          </w:tcPr>
-          <w:p>
-            <w:r>
-              <w:t>Limits</w:t>
-            </w:r>
-          </w:p>
-        </w:tc>
-        <w:tc>
-          <w:tcPr>
-            <w:tcW w:type="dxa" w:w="5112"/>
-          </w:tcPr>
-          <w:p>
-            <w:r>
-              <w:t>States the assumptions, missing evidence or conditions under which the result would change.</w:t>
-            </w:r>
-          </w:p>
-        </w:tc>
-      </w:tr>
-    </w:tbl>
-    <w:p>
-      <w:pPr>
-        <w:pStyle w:val="Heading3"/>
-      </w:pPr>
-      <w:r>
-        <w:t>Teacher key · Selected case answer</w:t>
-      </w:r>
-    </w:p>
-    <w:p>
-      <w:pPr>
-        <w:spacing w:line="336" w:lineRule="auto" w:after="180"/>
-        <w:shd w:fill="F1F6FC"/>
-      </w:pPr>
-      <w:r>
-        <w:rPr>
-          <w:b w:val="0"/>
-        </w:rPr>
-        <w:t>Record each dimension as not yet, with support, or independent. Accept a valid alternative procedure with a defensible trace.</w:t>
-      </w:r>
-    </w:p>
-    <w:p>
-      <w:pPr>
-        <w:spacing w:line="336" w:lineRule="auto" w:after="180"/>
-        <w:shd w:fill="F1F6FC"/>
-      </w:pPr>
-      <w:r>
-        <w:rPr>
-          <w:b w:val="0"/>
-        </w:rPr>
-        <w:t xml:space="preserve">Do not penalise an honestly recorded model failure if the learner correctly explains its </w:t>
-      </w:r>
-      <w:r>
-        <w:rPr>
-          <w:b/>
-        </w:rPr>
-        <w:t>evidence</w:t>
-      </w:r>
-      <w:r>
-        <w:rPr>
-          <w:b w:val="0"/>
-        </w:rPr>
-        <w:t xml:space="preserve"> and limits.</w:t>
-      </w:r>
-    </w:p>
-    <w:p>
-      <w:pPr>
-        <w:pStyle w:val="Heading3"/>
-      </w:pPr>
-      <w:r>
-        <w:t>Feedback that the learner uses</w:t>
-      </w:r>
-    </w:p>
-    <w:p>
-      <w:pPr>
-        <w:spacing w:line="336" w:lineRule="auto" w:after="180"/>
-      </w:pPr>
-      <w:r>
-        <w:rPr>
-          <w:b w:val="0"/>
-        </w:rPr>
-        <w:t>Name the earliest unsupported step and give one action to repair it. Have the learner make that repair now and explain why. Then assess the relevant skill on a fresh, fully specified case.</w:t>
-      </w:r>
-    </w:p>
-    <w:p>
-      <w:pPr>
-        <w:spacing w:line="336" w:lineRule="auto" w:after="180"/>
-      </w:pPr>
-      <w:r>
-        <w:rPr>
-          <w:b w:val="0"/>
-        </w:rPr>
-        <w:t>Confirm it was not previously practised with feedback; solve and check the new case before assigning it. A follow-up design prompt is a starting brief, not automatically an equivalent test.</w:t>
-      </w:r>
-    </w:p>
-    <w:p>
-      <w:pPr>
-        <w:pStyle w:val="Heading1"/>
-      </w:pPr>
-      <w:r>
-        <w:t>06. Connect and extend learning</w:t>
-      </w:r>
-    </w:p>
-    <w:p>
-      <w:r>
-        <w:t>Connect Design the Decision Process to Helpful Classroom Sorter, adapt support and plan a later changed-case check.</w:t>
-      </w:r>
-    </w:p>
-    <w:p>
-      <w:pPr>
-        <w:pStyle w:val="Heading3"/>
-      </w:pPr>
-      <w:r>
-        <w:t>Helpful Classroom Sorter</w:t>
-      </w:r>
-    </w:p>
-    <w:p>
-      <w:pPr>
-        <w:spacing w:line="336" w:lineRule="auto" w:after="180"/>
-      </w:pPr>
-      <w:r>
-        <w:rPr>
-          <w:b w:val="0"/>
-        </w:rPr>
-        <w:t xml:space="preserve">Complete the sorter v1 </w:t>
-      </w:r>
-      <w:r>
-        <w:rPr>
-          <w:b/>
-        </w:rPr>
-        <w:t>decision flow</w:t>
-      </w:r>
-      <w:r>
-        <w:rPr>
-          <w:b w:val="0"/>
-        </w:rPr>
-        <w:t xml:space="preserve"> and annotate every </w:t>
-      </w:r>
-      <w:r>
-        <w:rPr>
-          <w:b/>
-        </w:rPr>
-        <w:t>branch</w:t>
-      </w:r>
-      <w:r>
-        <w:rPr>
-          <w:b w:val="0"/>
-        </w:rPr>
-        <w:t xml:space="preserve"> with the </w:t>
-      </w:r>
-      <w:r>
-        <w:rPr>
-          <w:b/>
-        </w:rPr>
-        <w:t>evidence</w:t>
-      </w:r>
-      <w:r>
-        <w:rPr>
-          <w:b w:val="0"/>
-        </w:rPr>
-        <w:t xml:space="preserve"> it uses.</w:t>
-      </w:r>
-    </w:p>
-    <w:p>
-      <w:pPr>
-        <w:spacing w:line="336" w:lineRule="auto" w:after="180"/>
-      </w:pPr>
-      <w:r>
-        <w:rPr>
-          <w:b w:val="0"/>
-        </w:rPr>
-        <w:t xml:space="preserve">Keep the decision, </w:t>
-      </w:r>
-      <w:r>
-        <w:rPr>
-          <w:b/>
-        </w:rPr>
-        <w:t>input</w:t>
-      </w:r>
-      <w:r>
-        <w:rPr>
-          <w:b w:val="0"/>
-        </w:rPr>
-        <w:t xml:space="preserve">, result, </w:t>
-      </w:r>
-      <w:r>
-        <w:rPr>
-          <w:b/>
-        </w:rPr>
-        <w:t>explanation</w:t>
-      </w:r>
-      <w:r>
-        <w:rPr>
-          <w:b w:val="0"/>
-        </w:rPr>
-        <w:t xml:space="preserve"> and remaining limitation in the project </w:t>
-      </w:r>
-      <w:r>
-        <w:rPr>
-          <w:b/>
-        </w:rPr>
-        <w:t>evidence</w:t>
-      </w:r>
-      <w:r>
-        <w:rPr>
-          <w:b w:val="0"/>
-        </w:rPr>
-        <w:t xml:space="preserve"> record. Retrieve this record next week rather than restarting the project.</w:t>
-      </w:r>
-    </w:p>
-    <w:p>
-      <w:pPr>
-        <w:pStyle w:val="Heading3"/>
-      </w:pPr>
-      <w:r>
-        <w:t>Support and stretch</w:t>
-      </w:r>
-    </w:p>
-    <w:p>
-      <w:pPr>
-        <w:spacing w:line="336" w:lineRule="auto" w:after="180"/>
-      </w:pPr>
-      <w:r>
-        <w:rPr>
-          <w:b w:val="0"/>
-        </w:rPr>
-        <w:t xml:space="preserve">Use physical cards, spoken </w:t>
-      </w:r>
-      <w:r>
-        <w:rPr>
-          <w:b/>
-        </w:rPr>
-        <w:t>explanation</w:t>
-      </w:r>
-      <w:r>
-        <w:rPr>
-          <w:b w:val="0"/>
-        </w:rPr>
-        <w:t xml:space="preserve">s and a three-stage drawing. Read aloud without giving the answer. Stretch: compare two </w:t>
-      </w:r>
-      <w:r>
-        <w:rPr>
-          <w:b/>
-        </w:rPr>
-        <w:t>mechanism</w:t>
-      </w:r>
-      <w:r>
-        <w:rPr>
-          <w:b w:val="0"/>
-        </w:rPr>
-        <w:t xml:space="preserve">s with the same visible </w:t>
-      </w:r>
-      <w:r>
-        <w:rPr>
-          <w:b/>
-        </w:rPr>
-        <w:t>output</w:t>
-      </w:r>
-      <w:r>
-        <w:rPr>
-          <w:b w:val="0"/>
-        </w:rPr>
-        <w:t xml:space="preserve"> and explain what </w:t>
-      </w:r>
-      <w:r>
-        <w:rPr>
-          <w:b/>
-        </w:rPr>
-        <w:t>evidence</w:t>
-      </w:r>
-      <w:r>
-        <w:rPr>
-          <w:b w:val="0"/>
-        </w:rPr>
-        <w:t xml:space="preserve"> distinguishes them.</w:t>
-      </w:r>
-    </w:p>
-    <w:p>
-      <w:pPr>
-        <w:pStyle w:val="Heading3"/>
-      </w:pPr>
-      <w:r>
-        <w:t>Exit reflection</w:t>
-      </w:r>
-    </w:p>
-    <w:p>
-      <w:pPr>
-        <w:spacing w:line="336" w:lineRule="auto" w:after="180"/>
-      </w:pPr>
-      <w:r>
-        <w:rPr>
-          <w:b w:val="0"/>
-        </w:rPr>
-        <w:t xml:space="preserve">Ask for one decision the learner can now justify and one situation requiring more </w:t>
-      </w:r>
-      <w:r>
-        <w:rPr>
-          <w:b/>
-        </w:rPr>
-        <w:t>evidence</w:t>
-      </w:r>
-      <w:r>
-        <w:rPr>
-          <w:b w:val="0"/>
-        </w:rPr>
-        <w:t xml:space="preserve"> or human review. Confidence ratings are separate from correct independent performance.</w:t>
-      </w:r>
-    </w:p>
-    <w:p>
-      <w:pPr>
-        <w:pStyle w:val="Heading3"/>
-      </w:pPr>
-      <w:r>
-        <w:t>Bridge to the next week</w:t>
-      </w:r>
-    </w:p>
-    <w:p>
-      <w:pPr>
-        <w:spacing w:line="336" w:lineRule="auto" w:after="180"/>
-      </w:pPr>
-      <w:r>
-        <w:rPr>
-          <w:b w:val="0"/>
-        </w:rPr>
-        <w:t xml:space="preserve">Next: Week 32: Build a Paper Prototype. Retrieve today’s </w:t>
-      </w:r>
-      <w:r>
-        <w:rPr>
-          <w:b/>
-        </w:rPr>
-        <w:t>evidence</w:t>
-      </w:r>
-      <w:r>
-        <w:rPr>
-          <w:b w:val="0"/>
-        </w:rPr>
-        <w:t xml:space="preserve"> and identify what carries forward and what is new.</w:t>
-      </w:r>
-    </w:p>
-    <w:p>
-      <w:pPr>
-        <w:pStyle w:val="Heading3"/>
-      </w:pPr>
-      <w:r>
-        <w:t>Support and fresh reassessment</w:t>
-      </w:r>
-    </w:p>
-    <w:p>
-      <w:pPr>
-        <w:spacing w:line="336" w:lineRule="auto" w:after="180"/>
-      </w:pPr>
-      <w:r>
-        <w:rPr>
-          <w:b w:val="0"/>
-        </w:rPr>
-        <w:t xml:space="preserve">Move a marker down the </w:t>
-      </w:r>
-      <w:r>
-        <w:rPr>
-          <w:b/>
-        </w:rPr>
-        <w:t>candidate</w:t>
-      </w:r>
-      <w:r>
-        <w:rPr>
-          <w:b w:val="0"/>
-        </w:rPr>
-        <w:t xml:space="preserve"> cards while leaving the request card fixed. Use separate time and quiet ticks before combining them.</w:t>
-      </w:r>
-    </w:p>
-    <w:p>
-      <w:pPr>
-        <w:spacing w:line="336" w:lineRule="auto" w:after="180"/>
-      </w:pPr>
-      <w:r>
-        <w:rPr>
-          <w:b w:val="0"/>
-        </w:rPr>
-        <w:t xml:space="preserve">Extension: compare the number of </w:t>
-      </w:r>
-      <w:r>
-        <w:rPr>
-          <w:b/>
-        </w:rPr>
-        <w:t>candidate</w:t>
-      </w:r>
-      <w:r>
-        <w:rPr>
-          <w:b w:val="0"/>
-        </w:rPr>
-        <w:t xml:space="preserve">s examined by the early-stop </w:t>
-      </w:r>
-      <w:r>
-        <w:rPr>
-          <w:b/>
-        </w:rPr>
-        <w:t>process</w:t>
-      </w:r>
-      <w:r>
-        <w:rPr>
-          <w:b w:val="0"/>
-        </w:rPr>
-        <w:t xml:space="preserve"> and the full manual checklist without claiming a measured time saving.</w:t>
-      </w:r>
-    </w:p>
-    <w:p>
-      <w:pPr>
-        <w:spacing w:line="336" w:lineRule="auto" w:after="180"/>
-      </w:pPr>
-      <w:r>
-        <w:rPr>
-          <w:b w:val="0"/>
-        </w:rPr>
-        <w:t xml:space="preserve">W4 must contain </w:t>
-      </w:r>
-      <w:r>
-        <w:rPr>
-          <w:b/>
-        </w:rPr>
-        <w:t>input</w:t>
-      </w:r>
-      <w:r>
-        <w:rPr>
-          <w:b w:val="0"/>
-        </w:rPr>
-        <w:t xml:space="preserve"> </w:t>
-      </w:r>
-      <w:r>
-        <w:rPr>
-          <w:b/>
-        </w:rPr>
-        <w:t>validation</w:t>
-      </w:r>
-      <w:r>
-        <w:rPr>
-          <w:b w:val="0"/>
-        </w:rPr>
-        <w:t>, both room checks, first-match stopping, advancement, exhaustion and the C2 trace for 6 No. Blank quiet must produce clarification.</w:t>
-      </w:r>
-    </w:p>
-    <w:p>
-      <w:pPr>
-        <w:spacing w:line="336" w:lineRule="auto" w:after="180"/>
-      </w:pPr>
-      <w:r>
-        <w:rPr>
-          <w:b w:val="0"/>
-        </w:rPr>
-        <w:t xml:space="preserve">After support change the request to 6 Yes: both rooms fail different conditions, so no match after two checks. Require an </w:t>
-      </w:r>
-      <w:r>
-        <w:rPr>
-          <w:b/>
-        </w:rPr>
-        <w:t>explanation</w:t>
-      </w:r>
-      <w:r>
-        <w:rPr>
-          <w:b w:val="0"/>
-        </w:rPr>
-        <w:t xml:space="preserve"> that this is different from invalid </w:t>
-      </w:r>
-      <w:r>
-        <w:rPr>
-          <w:b/>
-        </w:rPr>
-        <w:t>input</w:t>
-      </w:r>
-      <w:r>
-        <w:rPr>
-          <w:b w:val="0"/>
-        </w:rPr>
-        <w:t>.</w:t>
-      </w:r>
-    </w:p>
-    <w:p>
-      <w:pPr>
-        <w:spacing w:line="336" w:lineRule="auto" w:after="180"/>
-      </w:pPr>
-      <w:r>
-        <w:rPr>
-          <w:b w:val="0"/>
-        </w:rPr>
-        <w:t xml:space="preserve">Week 32 builds a paper prototype from the decision </w:t>
-      </w:r>
-      <w:r>
-        <w:rPr>
-          <w:b/>
-        </w:rPr>
-        <w:t>process</w:t>
-      </w:r>
-      <w:r>
-        <w:rPr>
-          <w:b w:val="0"/>
-        </w:rPr>
-        <w:t xml:space="preserve"> and records each step as a trace.</w:t>
-      </w:r>
-    </w:p>
-    <w:p>
-      <w:pPr>
-        <w:pStyle w:val="Heading3"/>
-      </w:pPr>
-      <w:r>
-        <w:t>Plan the delayed return</w:t>
+        <w:pStyle w:val="Heading2"/>
+      </w:pPr>
+      <w:r>
+        <w:t>Plan the delayed check</w:t>
       </w:r>
     </w:p>
     <w:p>
@@ -6644,84 +6344,188 @@
     </w:p>
     <w:p>
       <w:pPr>
+        <w:pStyle w:val="Heading2"/>
+      </w:pPr>
+      <w:r>
+        <w:t>Bridge to next week</w:t>
+      </w:r>
+    </w:p>
+    <w:p>
+      <w:pPr>
+        <w:spacing w:line="336" w:lineRule="auto" w:after="180"/>
+      </w:pPr>
+      <w:r>
+        <w:rPr>
+          <w:b w:val="0"/>
+        </w:rPr>
+        <w:t xml:space="preserve">Ask for one decision the learner can now justify and one situation requiring more </w:t>
+      </w:r>
+      <w:r>
+        <w:rPr>
+          <w:b/>
+        </w:rPr>
+        <w:t>evidence</w:t>
+      </w:r>
+      <w:r>
+        <w:rPr>
+          <w:b w:val="0"/>
+        </w:rPr>
+        <w:t xml:space="preserve"> or human review. Confidence ratings are separate from correct independent performance.</w:t>
+      </w:r>
+    </w:p>
+    <w:p>
+      <w:pPr>
+        <w:spacing w:line="336" w:lineRule="auto" w:after="180"/>
+      </w:pPr>
+      <w:r>
+        <w:rPr>
+          <w:b w:val="0"/>
+        </w:rPr>
+        <w:t xml:space="preserve">Next: Week 32: Build a Paper Prototype. Retrieve today’s </w:t>
+      </w:r>
+      <w:r>
+        <w:rPr>
+          <w:b/>
+        </w:rPr>
+        <w:t>evidence</w:t>
+      </w:r>
+      <w:r>
+        <w:rPr>
+          <w:b w:val="0"/>
+        </w:rPr>
+        <w:t xml:space="preserve"> and identify what carries forward and what is new.</w:t>
+      </w:r>
+    </w:p>
+    <w:p>
+      <w:pPr>
+        <w:spacing w:line="336" w:lineRule="auto" w:after="180"/>
+      </w:pPr>
+      <w:r>
+        <w:rPr>
+          <w:b w:val="0"/>
+        </w:rPr>
+        <w:t xml:space="preserve">Week 32 builds a paper prototype from the decision </w:t>
+      </w:r>
+      <w:r>
+        <w:rPr>
+          <w:b/>
+        </w:rPr>
+        <w:t>process</w:t>
+      </w:r>
+      <w:r>
+        <w:rPr>
+          <w:b w:val="0"/>
+        </w:rPr>
+        <w:t xml:space="preserve"> and records each step as a trace.</w:t>
+      </w:r>
+    </w:p>
+    <w:p>
+      <w:pPr>
+        <w:pStyle w:val="Heading2"/>
+      </w:pPr>
+      <w:r>
+        <w:t>Earlier wording, alternatives and picture transcripts · reference / check after trying</w:t>
+      </w:r>
+    </w:p>
+    <w:p>
+      <w:pPr>
+        <w:spacing w:line="336" w:lineRule="auto" w:after="180"/>
+      </w:pPr>
+      <w:r>
+        <w:rPr>
+          <w:b w:val="0"/>
+        </w:rPr>
+        <w:t>Connect and extend learning</w:t>
+      </w:r>
+    </w:p>
+    <w:p>
+      <w:pPr>
         <w:pStyle w:val="Heading3"/>
       </w:pPr>
       <w:r>
+        <w:t>Helpful Classroom Sorter</w:t>
+      </w:r>
+    </w:p>
+    <w:p>
+      <w:pPr>
+        <w:pStyle w:val="Heading3"/>
+      </w:pPr>
+      <w:r>
+        <w:t>Support and stretch</w:t>
+      </w:r>
+    </w:p>
+    <w:p>
+      <w:pPr>
+        <w:pStyle w:val="Heading3"/>
+      </w:pPr>
+      <w:r>
+        <w:t>Exit reflection</w:t>
+      </w:r>
+    </w:p>
+    <w:p>
+      <w:pPr>
+        <w:pStyle w:val="Heading3"/>
+      </w:pPr>
+      <w:r>
+        <w:t>Bridge to the next week</w:t>
+      </w:r>
+    </w:p>
+    <w:p>
+      <w:pPr>
+        <w:pStyle w:val="Heading3"/>
+      </w:pPr>
+      <w:r>
+        <w:t>Support and fresh reassessment</w:t>
+      </w:r>
+    </w:p>
+    <w:p>
+      <w:pPr>
+        <w:pStyle w:val="Heading3"/>
+      </w:pPr>
+      <w:r>
+        <w:t>Plan the delayed return</w:t>
+      </w:r>
+    </w:p>
+    <w:p>
+      <w:pPr>
+        <w:pStyle w:val="Heading3"/>
+      </w:pPr>
+      <w:r>
         <w:t>Project evidence from this case</w:t>
       </w:r>
     </w:p>
     <w:p>
       <w:pPr>
+        <w:pStyle w:val="Heading1"/>
+      </w:pPr>
+      <w:r>
+        <w:t>Reference bank and extra practice</w:t>
+      </w:r>
+    </w:p>
+    <w:p>
+      <w:pPr>
+        <w:pStyle w:val="Heading1"/>
+      </w:pPr>
+      <w:r>
+        <w:t>07. Reference: alternative planning checklist</w:t>
+      </w:r>
+    </w:p>
+    <w:p>
+      <w:r>
+        <w:t>Use as a reminder alongside the main route rather than teaching the cycle twice.</w:t>
+      </w:r>
+    </w:p>
+    <w:p>
+      <w:pPr>
+        <w:pStyle w:val="Heading2"/>
+      </w:pPr>
+      <w:r>
+        <w:t>Preparation and schedule</w:t>
+      </w:r>
+    </w:p>
+    <w:p>
+      <w:pPr>
         <w:spacing w:line="336" w:lineRule="auto" w:after="180"/>
-      </w:pPr>
-      <w:r>
-        <w:rPr>
-          <w:b w:val="0"/>
-        </w:rPr>
-        <w:t xml:space="preserve">Draw the sorter’s decision </w:t>
-      </w:r>
-      <w:r>
-        <w:rPr>
-          <w:b/>
-        </w:rPr>
-        <w:t>branch</w:t>
-      </w:r>
-      <w:r>
-        <w:rPr>
-          <w:b w:val="0"/>
-        </w:rPr>
-        <w:t xml:space="preserve">es, loop-back arrows, final </w:t>
-      </w:r>
-      <w:r>
-        <w:rPr>
-          <w:b/>
-        </w:rPr>
-        <w:t>output</w:t>
-      </w:r>
-      <w:r>
-        <w:rPr>
-          <w:b w:val="0"/>
-        </w:rPr>
-        <w:t>s and invalid-</w:t>
-      </w:r>
-      <w:r>
-        <w:rPr>
-          <w:b/>
-        </w:rPr>
-        <w:t>input</w:t>
-      </w:r>
-      <w:r>
-        <w:rPr>
-          <w:b w:val="0"/>
-        </w:rPr>
-        <w:t xml:space="preserve"> path so every valid case can terminate.</w:t>
-      </w:r>
-    </w:p>
-    <w:p>
-      <w:pPr>
-        <w:pStyle w:val="Heading1"/>
-      </w:pPr>
-      <w:r>
-        <w:t>07. Prepare, teach and assess</w:t>
-      </w:r>
-    </w:p>
-    <w:p>
-      <w:r>
-        <w:t>Use this preparation summary alongside the detailed Design the Decision Process lesson; it is a checklist rather than a replacement for the full sequence.</w:t>
-      </w:r>
-    </w:p>
-    <w:p>
-      <w:pPr>
-        <w:pStyle w:val="Heading3"/>
-      </w:pPr>
-      <w:r>
-        <w:t>Teaching target</w:t>
-      </w:r>
-    </w:p>
-    <w:p>
-      <w:pPr>
-        <w:spacing w:line="336" w:lineRule="auto" w:after="180"/>
-        <w:shd w:fill="EDF7F3"/>
       </w:pPr>
       <w:r>
         <w:rPr>
@@ -6910,6 +6714,14 @@
     </w:tbl>
     <w:p>
       <w:pPr>
+        <w:pStyle w:val="Heading2"/>
+      </w:pPr>
+      <w:r>
+        <w:t>Practice and assessment reminders</w:t>
+      </w:r>
+    </w:p>
+    <w:p>
+      <w:pPr>
         <w:spacing w:line="336" w:lineRule="auto" w:after="180"/>
       </w:pPr>
       <w:r>
@@ -6968,16 +6780,7 @@
     </w:p>
     <w:p>
       <w:pPr>
-        <w:pStyle w:val="Heading3"/>
-      </w:pPr>
-      <w:r>
-        <w:t>Supported practice answer</w:t>
-      </w:r>
-    </w:p>
-    <w:p>
-      <w:pPr>
         <w:spacing w:line="336" w:lineRule="auto" w:after="180"/>
-        <w:shd w:fill="F1F6FC"/>
       </w:pPr>
       <w:r>
         <w:rPr>
@@ -6989,7 +6792,6 @@
     <w:p>
       <w:pPr>
         <w:spacing w:line="336" w:lineRule="auto" w:after="180"/>
-        <w:shd w:fill="F1F6FC"/>
       </w:pPr>
       <w:r>
         <w:rPr>
@@ -7076,16 +6878,7 @@
     </w:p>
     <w:p>
       <w:pPr>
-        <w:pStyle w:val="Heading3"/>
-      </w:pPr>
-      <w:r>
-        <w:t>Repair the misconception</w:t>
-      </w:r>
-    </w:p>
-    <w:p>
-      <w:pPr>
         <w:spacing w:line="336" w:lineRule="auto" w:after="180"/>
-        <w:shd w:fill="FFF5E6"/>
       </w:pPr>
       <w:r>
         <w:rPr>
@@ -7096,16 +6889,7 @@
     </w:p>
     <w:p>
       <w:pPr>
-        <w:pStyle w:val="Heading3"/>
-      </w:pPr>
-      <w:r>
-        <w:t>Support without giving away the answer</w:t>
-      </w:r>
-    </w:p>
-    <w:p>
-      <w:pPr>
         <w:spacing w:line="336" w:lineRule="auto" w:after="180"/>
-        <w:shd w:fill="F1F6F8"/>
       </w:pPr>
       <w:r>
         <w:rPr>
@@ -7140,16 +6924,7 @@
     </w:p>
     <w:p>
       <w:pPr>
-        <w:pStyle w:val="Heading3"/>
-      </w:pPr>
-      <w:r>
-        <w:t>Extend the reasoning</w:t>
-      </w:r>
-    </w:p>
-    <w:p>
-      <w:pPr>
         <w:spacing w:line="336" w:lineRule="auto" w:after="180"/>
-        <w:shd w:fill="F5F1FB"/>
       </w:pPr>
       <w:r>
         <w:rPr>
@@ -7172,16 +6947,7 @@
     </w:p>
     <w:p>
       <w:pPr>
-        <w:pStyle w:val="Heading3"/>
-      </w:pPr>
-      <w:r>
-        <w:t>Protect the independent attempt</w:t>
-      </w:r>
-    </w:p>
-    <w:p>
-      <w:pPr>
         <w:spacing w:line="336" w:lineRule="auto" w:after="180"/>
-        <w:shd w:fill="FFF5E6"/>
       </w:pPr>
       <w:r>
         <w:rPr>
@@ -7376,16 +7142,7 @@
     </w:tbl>
     <w:p>
       <w:pPr>
-        <w:pStyle w:val="Heading3"/>
-      </w:pPr>
-      <w:r>
-        <w:t>Project checkpoint</w:t>
-      </w:r>
-    </w:p>
-    <w:p>
-      <w:pPr>
         <w:spacing w:line="336" w:lineRule="auto" w:after="180"/>
-        <w:shd w:fill="EDF7F3"/>
       </w:pPr>
       <w:r>
         <w:rPr>
@@ -7446,12 +7203,20 @@
         <w:pStyle w:val="Heading1"/>
       </w:pPr>
       <w:r>
-        <w:t>08. Use feedback, labs and repair paths</w:t>
-      </w:r>
-    </w:p>
-    <w:p>
-      <w:r>
-        <w:t>Use feedback, earlier review and portfolios purposefully. Apply the coding routine only when this lesson has an executable lab.</w:t>
+        <w:t>08. Reference: feedback and records</w:t>
+      </w:r>
+    </w:p>
+    <w:p>
+      <w:r>
+        <w:t>Use digital tools where they help retain an explanation and its evidence.</w:t>
+      </w:r>
+    </w:p>
+    <w:p>
+      <w:pPr>
+        <w:pStyle w:val="Heading2"/>
+      </w:pPr>
+      <w:r>
+        <w:t>Keep practice and independent evidence separate</w:t>
       </w:r>
     </w:p>
     <w:p>
@@ -7490,10 +7255,76 @@
     </w:p>
     <w:p>
       <w:pPr>
-        <w:pStyle w:val="Heading3"/>
-      </w:pPr>
-      <w:r>
-        <w:t>For later coding lessons</w:t>
+        <w:pStyle w:val="Heading2"/>
+      </w:pPr>
+      <w:r>
+        <w:t>Repair and portfolio records</w:t>
+      </w:r>
+    </w:p>
+    <w:p>
+      <w:pPr>
+        <w:spacing w:line="336" w:lineRule="auto" w:after="180"/>
+      </w:pPr>
+      <w:r>
+        <w:rPr>
+          <w:b w:val="0"/>
+        </w:rPr>
+        <w:t>Use the earlier worked-</w:t>
+      </w:r>
+      <w:r>
+        <w:rPr>
+          <w:b/>
+        </w:rPr>
+        <w:t>explanation</w:t>
+      </w:r>
+      <w:r>
+        <w:rPr>
+          <w:b w:val="0"/>
+        </w:rPr>
+        <w:t xml:space="preserve"> links to address a specific missing building block, then return to the current question. Adapt this suggestion after observing the learner; it is not an automatic diagnosis.</w:t>
+      </w:r>
+    </w:p>
+    <w:p>
+      <w:pPr>
+        <w:spacing w:line="336" w:lineRule="auto" w:after="180"/>
+      </w:pPr>
+      <w:r>
+        <w:rPr>
+          <w:b w:val="0"/>
+        </w:rPr>
+        <w:t xml:space="preserve">Collect the completed-work portfolio as </w:t>
+      </w:r>
+      <w:r>
+        <w:rPr>
+          <w:b/>
+        </w:rPr>
+        <w:t>evidence</w:t>
+      </w:r>
+      <w:r>
+        <w:rPr>
+          <w:b w:val="0"/>
+        </w:rPr>
+        <w:t xml:space="preserve">. Record support separately from correctness, and assess </w:t>
+      </w:r>
+      <w:r>
+        <w:rPr>
+          <w:b/>
+        </w:rPr>
+        <w:t>explanation</w:t>
+      </w:r>
+      <w:r>
+        <w:rPr>
+          <w:b w:val="0"/>
+        </w:rPr>
+        <w:t>, trace/test and limitations. Progress ticks and quiz selections alone do not establish mastery.</w:t>
+      </w:r>
+    </w:p>
+    <w:p>
+      <w:pPr>
+        <w:pStyle w:val="Heading2"/>
+      </w:pPr>
+      <w:r>
+        <w:t>Earlier wording, alternatives and picture transcripts · reference / check after trying</w:t>
       </w:r>
     </w:p>
     <w:p>
@@ -7504,7 +7335,6 @@
     <w:p>
       <w:pPr>
         <w:spacing w:line="336" w:lineRule="auto" w:after="180"/>
-        <w:shd w:fill="F1F6F8"/>
       </w:pPr>
       <w:r>
         <w:rPr>
@@ -7551,101 +7381,20 @@
     </w:p>
     <w:p>
       <w:pPr>
-        <w:spacing w:line="336" w:lineRule="auto" w:after="180"/>
-      </w:pPr>
-      <w:r>
-        <w:rPr>
-          <w:b w:val="0"/>
-        </w:rPr>
-        <w:t>Use the earlier worked-</w:t>
-      </w:r>
-      <w:r>
-        <w:rPr>
-          <w:b/>
-        </w:rPr>
-        <w:t>explanation</w:t>
-      </w:r>
-      <w:r>
-        <w:rPr>
-          <w:b w:val="0"/>
-        </w:rPr>
-        <w:t xml:space="preserve"> links to address a specific missing building block, then return to the current question. Adapt this suggestion after observing the learner; it is not an automatic diagnosis.</w:t>
-      </w:r>
-    </w:p>
-    <w:p>
-      <w:pPr>
-        <w:spacing w:line="336" w:lineRule="auto" w:after="180"/>
-      </w:pPr>
-      <w:r>
-        <w:rPr>
-          <w:b w:val="0"/>
-        </w:rPr>
-        <w:t xml:space="preserve">Collect the completed-work portfolio as </w:t>
-      </w:r>
-      <w:r>
-        <w:rPr>
-          <w:b/>
-        </w:rPr>
-        <w:t>evidence</w:t>
-      </w:r>
-      <w:r>
-        <w:rPr>
-          <w:b w:val="0"/>
-        </w:rPr>
-        <w:t xml:space="preserve">. Record support separately from correctness, and assess </w:t>
-      </w:r>
-      <w:r>
-        <w:rPr>
-          <w:b/>
-        </w:rPr>
-        <w:t>explanation</w:t>
-      </w:r>
-      <w:r>
-        <w:rPr>
-          <w:b w:val="0"/>
-        </w:rPr>
-        <w:t>, trace/test and limitations. Progress ticks and quiz selections alone do not establish mastery.</w:t>
-      </w:r>
-    </w:p>
-    <w:p>
-      <w:pPr>
         <w:pStyle w:val="Heading1"/>
       </w:pPr>
       <w:r>
-        <w:t>09. Visual concept journey</w:t>
-      </w:r>
-    </w:p>
-    <w:p>
-      <w:r>
-        <w:t>Show one Design the Decision Process graphic at a time, request a prediction and discuss its trace before the independent assessment.</w:t>
-      </w:r>
-    </w:p>
-    <w:p>
-      <w:pPr>
-        <w:spacing w:line="336" w:lineRule="auto" w:after="180"/>
-      </w:pPr>
-      <w:r>
-        <w:rPr>
-          <w:b w:val="0"/>
-        </w:rPr>
-        <w:t xml:space="preserve">Use one picture at a time. Hide a worked result before asking for a </w:t>
-      </w:r>
-      <w:r>
-        <w:rPr>
-          <w:b/>
-        </w:rPr>
-        <w:t>prediction</w:t>
-      </w:r>
-      <w:r>
-        <w:rPr>
-          <w:b w:val="0"/>
-        </w:rPr>
-        <w:t>, then reveal it for feedback. These are supported teaching cases; retain the separate independent assessment for a fresh first attempt.</w:t>
-      </w:r>
-    </w:p>
-    <w:p>
-      <w:pPr>
-        <w:pStyle w:val="Heading3"/>
+        <w:t>09. Reference: teach with the six pictures</w:t>
+      </w:r>
+    </w:p>
+    <w:p>
+      <w:r>
+        <w:t>Choose the picture for the teaching move and connect it to the explanation.</w:t>
+      </w:r>
+    </w:p>
+    <w:p>
+      <w:pPr>
+        <w:pStyle w:val="Heading2"/>
       </w:pPr>
       <w:r>
         <w:t>01. Design the Decision Process: the case</w:t>
@@ -7656,7 +7405,7 @@
         <w:drawing>
           <wp:inline xmlns:a="http://schemas.openxmlformats.org/drawingml/2006/main" xmlns:pic="http://schemas.openxmlformats.org/drawingml/2006/picture">
             <wp:extent cx="5486400" cy="2840736"/>
-            <wp:docPr id="2" name="Picture 2" descr="A fictional worksheet routes craft kits by required glue and number of scissors. Supplied facts: K1: glue No, scissors 2. K2: glue Yes, scissors 2. K3: glue Yes, scissors 4. Request: glue required Yes, scissors needed 2. Return first kit meeting both requirements."/>
+            <wp:docPr id="4" name="Picture 4" descr="A fictional worksheet routes craft kits by required glue and number of scissors. Supplied facts: K1: glue No, scissors 2. K2: glue Yes, scissors 2. K3: glue Yes, scissors 4. Request: glue required Yes, scissors needed 2. Return first kit meeting both requirements."/>
             <wp:cNvGraphicFramePr>
               <a:graphicFrameLocks noChangeAspect="1"/>
             </wp:cNvGraphicFramePr>
@@ -7668,7 +7417,7 @@
                     <pic:cNvPicPr/>
                   </pic:nvPicPr>
                   <pic:blipFill>
-                    <a:blip r:embed="rId10"/>
+                    <a:blip r:embed="rId12"/>
                     <a:stretch>
                       <a:fillRect/>
                     </a:stretch>
@@ -7712,7 +7461,6 @@
     <w:p>
       <w:pPr>
         <w:spacing w:line="336" w:lineRule="auto" w:after="180"/>
-        <w:shd w:fill="F5F1FB"/>
       </w:pPr>
       <w:r>
         <w:rPr>
@@ -7723,16 +7471,7 @@
     </w:p>
     <w:p>
       <w:pPr>
-        <w:pStyle w:val="Heading3"/>
-      </w:pPr>
-      <w:r>
-        <w:t>Discuss while showing the picture</w:t>
-      </w:r>
-    </w:p>
-    <w:p>
-      <w:pPr>
         <w:spacing w:line="336" w:lineRule="auto" w:after="180"/>
-        <w:shd w:fill="F1F6F8"/>
       </w:pPr>
       <w:r>
         <w:rPr>
@@ -7743,7 +7482,7 @@
     </w:p>
     <w:p>
       <w:pPr>
-        <w:pStyle w:val="Heading3"/>
+        <w:pStyle w:val="Heading2"/>
       </w:pPr>
       <w:r>
         <w:t>02. Follow the deciding steps</w:t>
@@ -7754,7 +7493,7 @@
         <w:drawing>
           <wp:inline xmlns:a="http://schemas.openxmlformats.org/drawingml/2006/main" xmlns:pic="http://schemas.openxmlformats.org/drawingml/2006/picture">
             <wp:extent cx="5486400" cy="4005072"/>
-            <wp:docPr id="3" name="Picture 3" descr="Validate fields: Require Yes/No glue input and whole scissors count 0–4. → Evaluate K1: Scissors fit, but required glue is absent: continue. → Evaluate K2: Glue is present and 2 scissors meet the request: accept. → Stop: Return K2 without replacing it with later K3."/>
+            <wp:docPr id="5" name="Picture 5" descr="Validate fields: Require Yes/No glue input and whole scissors count 0–4. → Evaluate K1: Scissors fit, but required glue is absent: continue. → Evaluate K2: Glue is present and 2 scissors meet the request: accept. → Stop: Return K2 without replacing it with later K3."/>
             <wp:cNvGraphicFramePr>
               <a:graphicFrameLocks noChangeAspect="1"/>
             </wp:cNvGraphicFramePr>
@@ -7766,7 +7505,7 @@
                     <pic:cNvPicPr/>
                   </pic:nvPicPr>
                   <pic:blipFill>
-                    <a:blip r:embed="rId11"/>
+                    <a:blip r:embed="rId10"/>
                     <a:stretch>
                       <a:fillRect/>
                     </a:stretch>
@@ -7811,7 +7550,6 @@
     <w:p>
       <w:pPr>
         <w:spacing w:line="336" w:lineRule="auto" w:after="180"/>
-        <w:shd w:fill="F5F1FB"/>
       </w:pPr>
       <w:r>
         <w:rPr>
@@ -7834,16 +7572,7 @@
     </w:p>
     <w:p>
       <w:pPr>
-        <w:pStyle w:val="Heading3"/>
-      </w:pPr>
-      <w:r>
-        <w:t>Discuss while showing the picture</w:t>
-      </w:r>
-    </w:p>
-    <w:p>
-      <w:pPr>
         <w:spacing w:line="336" w:lineRule="auto" w:after="180"/>
-        <w:shd w:fill="F1F6F8"/>
       </w:pPr>
       <w:r>
         <w:rPr>
@@ -7866,7 +7595,7 @@
     </w:p>
     <w:p>
       <w:pPr>
-        <w:pStyle w:val="Heading3"/>
+        <w:pStyle w:val="Heading2"/>
       </w:pPr>
       <w:r>
         <w:t>03. Four paths through the recommender</w:t>
@@ -7877,7 +7606,7 @@
         <w:drawing>
           <wp:inline xmlns:a="http://schemas.openxmlformats.org/drawingml/2006/main" xmlns:pic="http://schemas.openxmlformats.org/drawingml/2006/picture">
             <wp:extent cx="5486400" cy="2923032"/>
-            <wp:docPr id="4" name="Picture 4" descr="Four paths through the recommender. Input missing or invalid | Ask for corrected input | Stop this run. Candidate fails a check | Move to the next row | Continue search. Candidate passes both | Suggest it with a reason | Stop this run. All rows checked and failed | Report no match | Stop this run"/>
+            <wp:docPr id="6" name="Picture 6" descr="Four paths through the recommender. Input missing or invalid | Ask for corrected input | Stop this run. Candidate fails a check | Move to the next row | Continue search. Candidate passes both | Suggest it with a reason | Stop this run. All rows checked and failed | Report no match | Stop this run"/>
             <wp:cNvGraphicFramePr>
               <a:graphicFrameLocks noChangeAspect="1"/>
             </wp:cNvGraphicFramePr>
@@ -7889,7 +7618,7 @@
                     <pic:cNvPicPr/>
                   </pic:nvPicPr>
                   <pic:blipFill>
-                    <a:blip r:embed="rId12"/>
+                    <a:blip r:embed="rId9"/>
                     <a:stretch>
                       <a:fillRect/>
                     </a:stretch>
@@ -7975,7 +7704,6 @@
     <w:p>
       <w:pPr>
         <w:spacing w:line="336" w:lineRule="auto" w:after="180"/>
-        <w:shd w:fill="F5F1FB"/>
       </w:pPr>
       <w:r>
         <w:rPr>
@@ -7986,16 +7714,7 @@
     </w:p>
     <w:p>
       <w:pPr>
-        <w:pStyle w:val="Heading3"/>
-      </w:pPr>
-      <w:r>
-        <w:t>Discuss while showing the picture</w:t>
-      </w:r>
-    </w:p>
-    <w:p>
-      <w:pPr>
         <w:spacing w:line="336" w:lineRule="auto" w:after="180"/>
-        <w:shd w:fill="F1F6F8"/>
       </w:pPr>
       <w:r>
         <w:rPr>
@@ -8006,7 +7725,7 @@
     </w:p>
     <w:p>
       <w:pPr>
-        <w:pStyle w:val="Heading3"/>
+        <w:pStyle w:val="Heading2"/>
       </w:pPr>
       <w:r>
         <w:t>04. Change one thing. Trace what follows.</w:t>
@@ -8017,7 +7736,7 @@
         <w:drawing>
           <wp:inline xmlns:a="http://schemas.openxmlformats.org/drawingml/2006/main" xmlns:pic="http://schemas.openxmlformats.org/drawingml/2006/picture">
             <wp:extent cx="5486400" cy="3026664"/>
-            <wp:docPr id="5" name="Picture 5" descr="Original case: Return K2 without replacing it with later K3. Changed condition: Increase scissors needed to 3. Expected result: K3 is selected. Reason: K1 lacks glue; K2 has only 2 scissors; K3 has glue and 4."/>
+            <wp:docPr id="7" name="Picture 7" descr="Original case: Return K2 without replacing it with later K3. Changed condition: Increase scissors needed to 3. Expected result: K3 is selected. Reason: K1 lacks glue; K2 has only 2 scissors; K3 has glue and 4."/>
             <wp:cNvGraphicFramePr>
               <a:graphicFrameLocks noChangeAspect="1"/>
             </wp:cNvGraphicFramePr>
@@ -8062,7 +7781,6 @@
     <w:p>
       <w:pPr>
         <w:spacing w:line="336" w:lineRule="auto" w:after="180"/>
-        <w:shd w:fill="F5F1FB"/>
       </w:pPr>
       <w:r>
         <w:rPr>
@@ -8073,16 +7791,7 @@
     </w:p>
     <w:p>
       <w:pPr>
-        <w:pStyle w:val="Heading3"/>
-      </w:pPr>
-      <w:r>
-        <w:t>Discuss while showing the picture</w:t>
-      </w:r>
-    </w:p>
-    <w:p>
-      <w:pPr>
         <w:spacing w:line="336" w:lineRule="auto" w:after="180"/>
-        <w:shd w:fill="F1F6F8"/>
       </w:pPr>
       <w:r>
         <w:rPr>
@@ -8094,7 +7803,6 @@
     <w:p>
       <w:pPr>
         <w:spacing w:line="336" w:lineRule="auto" w:after="180"/>
-        <w:shd w:fill="F1F6F8"/>
       </w:pPr>
       <w:r>
         <w:rPr>
@@ -8105,7 +7813,7 @@
     </w:p>
     <w:p>
       <w:pPr>
-        <w:pStyle w:val="Heading3"/>
+        <w:pStyle w:val="Heading2"/>
       </w:pPr>
       <w:r>
         <w:t>05. Connect the explanation to its limit</w:t>
@@ -8116,7 +7824,7 @@
         <w:drawing>
           <wp:inline xmlns:a="http://schemas.openxmlformats.org/drawingml/2006/main" xmlns:pic="http://schemas.openxmlformats.org/drawingml/2006/picture">
             <wp:extent cx="5486400" cy="2834640"/>
-            <wp:docPr id="6" name="Picture 6" descr="A complete decision process specifies what to do after each result. One passing requirement is insufficient. After a kit passes both, stopping preserves the first-match contract; automatically choosing the largest later kit would implement a different rule. A full scan with no accepted kit returns no match. Limit: A correct flow depends on accurate catalogue entries and the declared requirements; the picture does not verify inventory."/>
+            <wp:docPr id="8" name="Picture 8" descr="A complete decision process specifies what to do after each result. One passing requirement is insufficient. After a kit passes both, stopping preserves the first-match contract; automatically choosing the largest later kit would implement a different rule. A full scan with no accepted kit returns no match. Limit: A correct flow depends on accurate catalogue entries and the declared requirements; the picture does not verify inventory."/>
             <wp:cNvGraphicFramePr>
               <a:graphicFrameLocks noChangeAspect="1"/>
             </wp:cNvGraphicFramePr>
@@ -8195,7 +7903,6 @@
     <w:p>
       <w:pPr>
         <w:spacing w:line="336" w:lineRule="auto" w:after="180"/>
-        <w:shd w:fill="F5F1FB"/>
       </w:pPr>
       <w:r>
         <w:rPr>
@@ -8206,16 +7913,7 @@
     </w:p>
     <w:p>
       <w:pPr>
-        <w:pStyle w:val="Heading3"/>
-      </w:pPr>
-      <w:r>
-        <w:t>Discuss while showing the picture</w:t>
-      </w:r>
-    </w:p>
-    <w:p>
-      <w:pPr>
         <w:spacing w:line="336" w:lineRule="auto" w:after="180"/>
-        <w:shd w:fill="F1F6F8"/>
       </w:pPr>
       <w:r>
         <w:rPr>
@@ -8227,7 +7925,6 @@
     <w:p>
       <w:pPr>
         <w:spacing w:line="336" w:lineRule="auto" w:after="180"/>
-        <w:shd w:fill="F1F6F8"/>
       </w:pPr>
       <w:r>
         <w:rPr>
@@ -8250,7 +7947,7 @@
     </w:p>
     <w:p>
       <w:pPr>
-        <w:pStyle w:val="Heading3"/>
+        <w:pStyle w:val="Heading2"/>
       </w:pPr>
       <w:r>
         <w:t>06. Make the idea visible in your project</w:t>
@@ -8261,7 +7958,7 @@
         <w:drawing>
           <wp:inline xmlns:a="http://schemas.openxmlformats.org/drawingml/2006/main" xmlns:pic="http://schemas.openxmlformats.org/drawingml/2006/picture">
             <wp:extent cx="5486400" cy="3380232"/>
-            <wp:docPr id="7" name="Picture 7" descr="Draw the sorter’s decision branches, loop-back arrows, final outputs and invalid-input path so every valid case can terminate. Draw your input, deciding step, result and limit. Supported question: Where does the first original rejection occur, and why is K3 not originally selected?"/>
+            <wp:docPr id="9" name="Picture 9" descr="Draw the sorter’s decision branches, loop-back arrows, final outputs and invalid-input path so every valid case can terminate. Draw your input, deciding step, result and limit. Supported question: Where does the first original rejection occur, and why is K3 not originally selected?"/>
             <wp:cNvGraphicFramePr>
               <a:graphicFrameLocks noChangeAspect="1"/>
             </wp:cNvGraphicFramePr>
@@ -8365,7 +8062,6 @@
     <w:p>
       <w:pPr>
         <w:spacing w:line="336" w:lineRule="auto" w:after="180"/>
-        <w:shd w:fill="F5F1FB"/>
       </w:pPr>
       <w:r>
         <w:rPr>
@@ -8388,46 +8084,115 @@
     </w:p>
     <w:p>
       <w:pPr>
+        <w:spacing w:line="336" w:lineRule="auto" w:after="180"/>
+      </w:pPr>
+      <w:r>
+        <w:rPr>
+          <w:b w:val="0"/>
+        </w:rPr>
+        <w:t xml:space="preserve">Teacher prompt: Draw your project trace and justify the deciding step using </w:t>
+      </w:r>
+      <w:r>
+        <w:rPr>
+          <w:b/>
+        </w:rPr>
+        <w:t>evidence</w:t>
+      </w:r>
+      <w:r>
+        <w:rPr>
+          <w:b w:val="0"/>
+        </w:rPr>
+        <w:t>. Ask learners to describe one label or arrow in ordinary words. Use the adjacent transcript if the image is difficult to see.</w:t>
+      </w:r>
+    </w:p>
+    <w:p>
+      <w:pPr>
+        <w:spacing w:line="336" w:lineRule="auto" w:after="180"/>
+      </w:pPr>
+      <w:r>
+        <w:rPr>
+          <w:b w:val="0"/>
+        </w:rPr>
+        <w:t>Supported practice key: K1 fails glue. K2 meets both conditions, so the first-match flow stops before considering K3.</w:t>
+      </w:r>
+    </w:p>
+    <w:p>
+      <w:pPr>
+        <w:pStyle w:val="Heading2"/>
+      </w:pPr>
+      <w:r>
+        <w:t>Earlier wording, alternatives and picture transcripts · reference / check after trying</w:t>
+      </w:r>
+    </w:p>
+    <w:p>
+      <w:pPr>
+        <w:spacing w:line="336" w:lineRule="auto" w:after="180"/>
+      </w:pPr>
+      <w:r>
+        <w:rPr>
+          <w:b w:val="0"/>
+        </w:rPr>
+        <w:t xml:space="preserve">Use one picture at a time. Hide a worked result before asking for a </w:t>
+      </w:r>
+      <w:r>
+        <w:rPr>
+          <w:b/>
+        </w:rPr>
+        <w:t>prediction</w:t>
+      </w:r>
+      <w:r>
+        <w:rPr>
+          <w:b w:val="0"/>
+        </w:rPr>
+        <w:t>, then reveal it for feedback. These are supported teaching cases; retain the separate independent assessment for a fresh first attempt.</w:t>
+      </w:r>
+    </w:p>
+    <w:p>
+      <w:pPr>
         <w:pStyle w:val="Heading3"/>
       </w:pPr>
       <w:r>
-        <w:t>Discuss while showing the picture</w:t>
-      </w:r>
-    </w:p>
-    <w:p>
-      <w:pPr>
-        <w:spacing w:line="336" w:lineRule="auto" w:after="180"/>
-        <w:shd w:fill="F1F6F8"/>
-      </w:pPr>
-      <w:r>
-        <w:rPr>
-          <w:b w:val="0"/>
-        </w:rPr>
-        <w:t xml:space="preserve">Teacher prompt: Draw your project trace and justify the deciding step using </w:t>
-      </w:r>
-      <w:r>
-        <w:rPr>
-          <w:b/>
-        </w:rPr>
-        <w:t>evidence</w:t>
-      </w:r>
-      <w:r>
-        <w:rPr>
-          <w:b w:val="0"/>
-        </w:rPr>
-        <w:t>. Ask learners to describe one label or arrow in ordinary words. Use the adjacent transcript if the image is difficult to see.</w:t>
-      </w:r>
-    </w:p>
-    <w:p>
-      <w:pPr>
-        <w:spacing w:line="336" w:lineRule="auto" w:after="180"/>
-        <w:shd w:fill="F1F6F8"/>
-      </w:pPr>
-      <w:r>
-        <w:rPr>
-          <w:b w:val="0"/>
-        </w:rPr>
-        <w:t>Supported practice key: K1 fails glue. K2 meets both conditions, so the first-match flow stops before considering K3.</w:t>
+        <w:t>01. Design the Decision Process: the case</w:t>
+      </w:r>
+    </w:p>
+    <w:p>
+      <w:pPr>
+        <w:pStyle w:val="Heading3"/>
+      </w:pPr>
+      <w:r>
+        <w:t>02. Follow the deciding steps</w:t>
+      </w:r>
+    </w:p>
+    <w:p>
+      <w:pPr>
+        <w:pStyle w:val="Heading3"/>
+      </w:pPr>
+      <w:r>
+        <w:t>03. Four paths through the recommender</w:t>
+      </w:r>
+    </w:p>
+    <w:p>
+      <w:pPr>
+        <w:pStyle w:val="Heading3"/>
+      </w:pPr>
+      <w:r>
+        <w:t>04. Change one thing. Trace what follows.</w:t>
+      </w:r>
+    </w:p>
+    <w:p>
+      <w:pPr>
+        <w:pStyle w:val="Heading3"/>
+      </w:pPr>
+      <w:r>
+        <w:t>05. Connect the explanation to its limit</w:t>
+      </w:r>
+    </w:p>
+    <w:p>
+      <w:pPr>
+        <w:pStyle w:val="Heading3"/>
+      </w:pPr>
+      <w:r>
+        <w:t>06. Make the idea visible in your project</w:t>
       </w:r>
     </w:p>
     <w:sectPr>
